--- a/capstone/기타양식/바이위클리2,3주.docx
+++ b/capstone/기타양식/바이위클리2,3주.docx
@@ -2,13 +2,7 @@
 <file path=word/document.xml><?xml version="1.0" encoding="utf-8"?>
 <w:document xmlns:wpc="http://schemas.microsoft.com/office/word/2010/wordprocessingCanvas" xmlns:cx="http://schemas.microsoft.com/office/drawing/2014/chartex" xmlns:cx1="http://schemas.microsoft.com/office/drawing/2015/9/8/chartex" xmlns:cx2="http://schemas.microsoft.com/office/drawing/2015/10/21/chartex" xmlns:cx3="http://schemas.microsoft.com/office/drawing/2016/5/9/chartex" xmlns:cx4="http://schemas.microsoft.com/office/drawing/2016/5/10/chartex" xmlns:cx5="http://schemas.microsoft.com/office/drawing/2016/5/11/chartex" xmlns:cx6="http://schemas.microsoft.com/office/drawing/2016/5/12/chartex" xmlns:cx7="http://schemas.microsoft.com/office/drawing/2016/5/13/chartex" xmlns:cx8="http://schemas.microsoft.com/office/drawing/2016/5/14/chartex" xmlns:mc="http://schemas.openxmlformats.org/markup-compatibility/2006" xmlns:aink="http://schemas.microsoft.com/office/drawing/2016/ink" xmlns:am3d="http://schemas.microsoft.com/office/drawing/2017/model3d" xmlns:o="urn:schemas-microsoft-com:office:office" xmlns:oel="http://schemas.microsoft.com/office/2019/extlst" xmlns:r="http://schemas.openxmlformats.org/officeDocument/2006/relationships" xmlns:m="http://schemas.openxmlformats.org/officeDocument/2006/math" xmlns:v="urn:schemas-microsoft-com:vml" xmlns:wp14="http://schemas.microsoft.com/office/word/2010/wordprocessingDrawing" xmlns:wp="http://schemas.openxmlformats.org/drawingml/2006/wordprocessingDrawing" xmlns:w10="urn:schemas-microsoft-com:office:word" xmlns:w="http://schemas.openxmlformats.org/wordprocessingml/2006/main" xmlns:w14="http://schemas.microsoft.com/office/word/2010/wordml" xmlns:w15="http://schemas.microsoft.com/office/word/2012/wordml" xmlns:w16cex="http://schemas.microsoft.com/office/word/2018/wordml/cex" xmlns:w16cid="http://schemas.microsoft.com/office/word/2016/wordml/cid" xmlns:w16="http://schemas.microsoft.com/office/word/2018/wordml" xmlns:w16du="http://schemas.microsoft.com/office/word/2023/wordml/word16du" xmlns:w16sdtdh="http://schemas.microsoft.com/office/word/2020/wordml/sdtdatahash" xmlns:w16sdtfl="http://schemas.microsoft.com/office/word/2024/wordml/sdtformatlock" xmlns:w16se="http://schemas.microsoft.com/office/word/2015/wordml/symex" xmlns:wpg="http://schemas.microsoft.com/office/word/2010/wordprocessingGroup" xmlns:wpi="http://schemas.microsoft.com/office/word/2010/wordprocessingInk" xmlns:wne="http://schemas.microsoft.com/office/word/2006/wordml" xmlns:wps="http://schemas.microsoft.com/office/word/2010/wordprocessingShape" mc:Ignorable="w14 w15 w16se w16cid w16 w16cex w16sdtdh w16sdtfl w16du wp14">
   <w:body>
-    <w:p>
-      <w:pPr>
-        <w:rPr>
-          <w:rFonts w:hint="eastAsia"/>
-        </w:rPr>
-      </w:pPr>
-    </w:p>
+    <w:p/>
     <w:tbl>
       <w:tblPr>
         <w:tblW w:w="0" w:type="auto"/>
@@ -42,7 +36,7 @@
               <w:spacing w:after="288"/>
               <w:jc w:val="center"/>
               <w:rPr>
-                <w:rFonts w:ascii="맑은 고딕" w:eastAsia="맑은 고딕" w:hAnsi="맑은 고딕" w:hint="eastAsia"/>
+                <w:rFonts w:ascii="맑은 고딕" w:eastAsia="맑은 고딕" w:hAnsi="맑은 고딕"/>
                 <w:b/>
                 <w:sz w:val="40"/>
                 <w:szCs w:val="40"/>
@@ -73,9 +67,9 @@
               <w:tblLook w:val="04A0" w:firstRow="1" w:lastRow="0" w:firstColumn="1" w:lastColumn="0" w:noHBand="0" w:noVBand="1"/>
             </w:tblPr>
             <w:tblGrid>
-              <w:gridCol w:w="2027"/>
-              <w:gridCol w:w="415"/>
-              <w:gridCol w:w="6371"/>
+              <w:gridCol w:w="2436"/>
+              <w:gridCol w:w="552"/>
+              <w:gridCol w:w="6038"/>
             </w:tblGrid>
             <w:tr>
               <w:tc>
@@ -93,7 +87,6 @@
                 <w:p>
                   <w:pPr>
                     <w:rPr>
-                      <w:rFonts w:hint="eastAsia"/>
                       <w:b/>
                       <w:sz w:val="22"/>
                     </w:rPr>
@@ -123,7 +116,6 @@
                 <w:p>
                   <w:pPr>
                     <w:rPr>
-                      <w:rFonts w:hint="eastAsia"/>
                       <w:b/>
                     </w:rPr>
                   </w:pPr>
@@ -148,11 +140,6 @@
                   <w:hideMark/>
                 </w:tcPr>
                 <w:p>
-                  <w:pPr>
-                    <w:rPr>
-                      <w:rFonts w:hint="eastAsia"/>
-                    </w:rPr>
-                  </w:pPr>
                   <w:r>
                     <w:rPr>
                       <w:rFonts w:hint="eastAsia"/>
@@ -178,7 +165,6 @@
                 <w:p>
                   <w:pPr>
                     <w:rPr>
-                      <w:rFonts w:hint="eastAsia"/>
                       <w:b/>
                       <w:sz w:val="22"/>
                     </w:rPr>
@@ -208,7 +194,6 @@
                 <w:p>
                   <w:pPr>
                     <w:rPr>
-                      <w:rFonts w:hint="eastAsia"/>
                       <w:b/>
                     </w:rPr>
                   </w:pPr>
@@ -233,11 +218,6 @@
                   <w:hideMark/>
                 </w:tcPr>
                 <w:p>
-                  <w:pPr>
-                    <w:rPr>
-                      <w:rFonts w:hint="eastAsia"/>
-                    </w:rPr>
-                  </w:pPr>
                   <w:proofErr w:type="spellStart"/>
                   <w:r>
                     <w:rPr>
@@ -271,7 +251,6 @@
                 <w:p>
                   <w:pPr>
                     <w:rPr>
-                      <w:rFonts w:hint="eastAsia"/>
                       <w:b/>
                       <w:sz w:val="22"/>
                     </w:rPr>
@@ -301,7 +280,6 @@
                 <w:p>
                   <w:pPr>
                     <w:rPr>
-                      <w:rFonts w:hint="eastAsia"/>
                       <w:b/>
                     </w:rPr>
                   </w:pPr>
@@ -326,11 +304,6 @@
                   <w:hideMark/>
                 </w:tcPr>
                 <w:p>
-                  <w:pPr>
-                    <w:rPr>
-                      <w:rFonts w:hint="eastAsia"/>
-                    </w:rPr>
-                  </w:pPr>
                   <w:r>
                     <w:rPr>
                       <w:rFonts w:hint="eastAsia"/>
@@ -356,7 +329,6 @@
                 <w:p>
                   <w:pPr>
                     <w:rPr>
-                      <w:rFonts w:hint="eastAsia"/>
                       <w:b/>
                       <w:sz w:val="22"/>
                     </w:rPr>
@@ -386,7 +358,6 @@
                 <w:p>
                   <w:pPr>
                     <w:rPr>
-                      <w:rFonts w:hint="eastAsia"/>
                       <w:b/>
                     </w:rPr>
                   </w:pPr>
@@ -411,11 +382,6 @@
                   <w:hideMark/>
                 </w:tcPr>
                 <w:p>
-                  <w:pPr>
-                    <w:rPr>
-                      <w:rFonts w:hint="eastAsia"/>
-                    </w:rPr>
-                  </w:pPr>
                   <w:r>
                     <w:rPr>
                       <w:rFonts w:hint="eastAsia"/>
@@ -440,7 +406,6 @@
                 <w:p>
                   <w:pPr>
                     <w:rPr>
-                      <w:rFonts w:hint="eastAsia"/>
                       <w:b/>
                       <w:sz w:val="22"/>
                     </w:rPr>
@@ -464,13 +429,7 @@
                   </w:r>
                   <w:proofErr w:type="spellEnd"/>
                 </w:p>
-                <w:p>
-                  <w:pPr>
-                    <w:rPr>
-                      <w:rFonts w:hint="eastAsia"/>
-                    </w:rPr>
-                  </w:pPr>
-                </w:p>
+                <w:p/>
                 <w:p>
                   <w:pPr>
                     <w:numPr>
@@ -478,7 +437,7 @@
                       <w:numId w:val="1"/>
                     </w:numPr>
                     <w:rPr>
-                      <w:rFonts w:ascii="맑은 고딕" w:eastAsia="맑은 고딕" w:hAnsi="맑은 고딕" w:hint="eastAsia"/>
+                      <w:rFonts w:ascii="맑은 고딕" w:eastAsia="맑은 고딕" w:hAnsi="맑은 고딕"/>
                       <w:szCs w:val="20"/>
                     </w:rPr>
                   </w:pPr>
@@ -512,118 +471,113 @@
                 <w:p>
                   <w:pPr>
                     <w:rPr>
+                      <w:rFonts w:ascii="맑은 고딕" w:eastAsia="맑은 고딕" w:hAnsi="맑은 고딕"/>
+                      <w:szCs w:val="20"/>
+                    </w:rPr>
+                  </w:pPr>
+                  <w:proofErr w:type="spellStart"/>
+                  <w:r>
+                    <w:rPr>
+                      <w:rFonts w:ascii="맑은 고딕" w:eastAsia="맑은 고딕" w:hAnsi="맑은 고딕"/>
+                      <w:szCs w:val="20"/>
+                    </w:rPr>
+                    <w:t>V</w:t>
+                  </w:r>
+                  <w:r>
+                    <w:rPr>
                       <w:rFonts w:ascii="맑은 고딕" w:eastAsia="맑은 고딕" w:hAnsi="맑은 고딕" w:hint="eastAsia"/>
                       <w:szCs w:val="20"/>
                     </w:rPr>
-                  </w:pPr>
-                  <w:proofErr w:type="spellStart"/>
-                  <w:r>
-                    <w:rPr>
-                      <w:rFonts w:ascii="맑은 고딕" w:eastAsia="맑은 고딕" w:hAnsi="맑은 고딕"/>
-                      <w:szCs w:val="20"/>
-                    </w:rPr>
-                    <w:t>V</w:t>
-                  </w:r>
+                    <w:t>lm</w:t>
+                  </w:r>
+                  <w:proofErr w:type="spellEnd"/>
                   <w:r>
                     <w:rPr>
                       <w:rFonts w:ascii="맑은 고딕" w:eastAsia="맑은 고딕" w:hAnsi="맑은 고딕" w:hint="eastAsia"/>
                       <w:szCs w:val="20"/>
                     </w:rPr>
-                    <w:t>lm</w:t>
-                  </w:r>
-                  <w:proofErr w:type="spellEnd"/>
+                    <w:t xml:space="preserve">에 미디어파이프와 </w:t>
+                  </w:r>
+                  <w:proofErr w:type="spellStart"/>
                   <w:r>
                     <w:rPr>
                       <w:rFonts w:ascii="맑은 고딕" w:eastAsia="맑은 고딕" w:hAnsi="맑은 고딕" w:hint="eastAsia"/>
                       <w:szCs w:val="20"/>
                     </w:rPr>
-                    <w:t xml:space="preserve">에 미디어파이프와 </w:t>
-                  </w:r>
-                  <w:proofErr w:type="spellStart"/>
+                    <w:t>뎁스카메라를</w:t>
+                  </w:r>
+                  <w:proofErr w:type="spellEnd"/>
                   <w:r>
                     <w:rPr>
                       <w:rFonts w:ascii="맑은 고딕" w:eastAsia="맑은 고딕" w:hAnsi="맑은 고딕" w:hint="eastAsia"/>
                       <w:szCs w:val="20"/>
                     </w:rPr>
-                    <w:t>뎁스카메라를</w:t>
-                  </w:r>
-                  <w:proofErr w:type="spellEnd"/>
+                    <w:t xml:space="preserve"> 통해 얻은 운동학데이터와 건강인 </w:t>
+                  </w:r>
+                  <w:proofErr w:type="spellStart"/>
                   <w:r>
                     <w:rPr>
                       <w:rFonts w:ascii="맑은 고딕" w:eastAsia="맑은 고딕" w:hAnsi="맑은 고딕" w:hint="eastAsia"/>
                       <w:szCs w:val="20"/>
                     </w:rPr>
-                    <w:t xml:space="preserve"> 통해 얻은 운동학데이터와 건강인 </w:t>
-                  </w:r>
-                  <w:proofErr w:type="spellStart"/>
+                    <w:t>참조등을</w:t>
+                  </w:r>
+                  <w:proofErr w:type="spellEnd"/>
                   <w:r>
                     <w:rPr>
                       <w:rFonts w:ascii="맑은 고딕" w:eastAsia="맑은 고딕" w:hAnsi="맑은 고딕" w:hint="eastAsia"/>
                       <w:szCs w:val="20"/>
                     </w:rPr>
-                    <w:t>참조등을</w:t>
+                    <w:t xml:space="preserve"> 넣었을 시 손 부위의 기능 평가의 정확성이 상승하는가에 대한 연구</w:t>
+                  </w:r>
+                </w:p>
+                <w:p>
+                  <w:r>
+                    <w:rPr>
+                      <w:rFonts w:hint="eastAsia"/>
+                    </w:rPr>
+                    <w:t xml:space="preserve">-우선 비교분석을 어떻게 할지 주분석과 부분석을 나누었고, </w:t>
+                  </w:r>
+                  <w:proofErr w:type="spellStart"/>
+                  <w:r>
+                    <w:rPr>
+                      <w:rFonts w:hint="eastAsia"/>
+                    </w:rPr>
+                    <w:t>주분석</w:t>
                   </w:r>
                   <w:proofErr w:type="spellEnd"/>
                   <w:r>
                     <w:rPr>
-                      <w:rFonts w:ascii="맑은 고딕" w:eastAsia="맑은 고딕" w:hAnsi="맑은 고딕" w:hint="eastAsia"/>
-                      <w:szCs w:val="20"/>
-                    </w:rPr>
-                    <w:t xml:space="preserve"> 넣었을 시 손 부위의 기능 평가의 정확성이 상승하는가에 대한 연구</w:t>
-                  </w:r>
-                </w:p>
-                <w:p>
-                  <w:pPr>
-                    <w:rPr>
-                      <w:rFonts w:hint="eastAsia"/>
-                    </w:rPr>
-                  </w:pPr>
-                  <w:r>
-                    <w:rPr>
-                      <w:rFonts w:hint="eastAsia"/>
-                    </w:rPr>
-                    <w:t xml:space="preserve">-우선 비교분석을 어떻게 할지 주분석과 부분석을 나누었고, </w:t>
+                      <w:rFonts w:hint="eastAsia"/>
+                    </w:rPr>
+                    <w:t xml:space="preserve"> 안에서도 </w:t>
                   </w:r>
                   <w:proofErr w:type="spellStart"/>
                   <w:r>
                     <w:rPr>
                       <w:rFonts w:hint="eastAsia"/>
                     </w:rPr>
-                    <w:t>주분석</w:t>
+                    <w:t>피쳐들을</w:t>
                   </w:r>
                   <w:proofErr w:type="spellEnd"/>
                   <w:r>
                     <w:rPr>
                       <w:rFonts w:hint="eastAsia"/>
                     </w:rPr>
-                    <w:t xml:space="preserve"> 안에서도 </w:t>
+                    <w:t xml:space="preserve"> 소거해가며 어떤 </w:t>
                   </w:r>
                   <w:proofErr w:type="spellStart"/>
                   <w:r>
                     <w:rPr>
                       <w:rFonts w:hint="eastAsia"/>
                     </w:rPr>
-                    <w:t>피쳐들을</w:t>
+                    <w:t>피쳐가</w:t>
                   </w:r>
                   <w:proofErr w:type="spellEnd"/>
                   <w:r>
                     <w:rPr>
                       <w:rFonts w:hint="eastAsia"/>
                     </w:rPr>
-                    <w:t xml:space="preserve"> 소거해가며 어떤 </w:t>
-                  </w:r>
-                  <w:proofErr w:type="spellStart"/>
-                  <w:r>
-                    <w:rPr>
-                      <w:rFonts w:hint="eastAsia"/>
-                    </w:rPr>
-                    <w:t>피쳐가</w:t>
-                  </w:r>
-                  <w:proofErr w:type="spellEnd"/>
-                  <w:r>
-                    <w:rPr>
-                      <w:rFonts w:hint="eastAsia"/>
-                    </w:rPr>
                     <w:t xml:space="preserve"> 가장 영향이 큰 지 분석을 하려고 한다. </w:t>
                   </w:r>
                 </w:p>
@@ -636,40 +590,104 @@
                   </w:r>
                 </w:p>
                 <w:p>
-                  <w:pPr>
-                    <w:rPr>
-                      <w:rFonts w:hint="eastAsia"/>
-                    </w:rPr>
-                  </w:pPr>
-                </w:p>
-                <w:p>
-                  <w:pPr>
-                    <w:rPr>
-                      <w:rFonts w:hint="eastAsia"/>
-                    </w:rPr>
-                  </w:pPr>
-                </w:p>
-                <w:p>
-                  <w:pPr>
-                    <w:rPr>
-                      <w:rFonts w:hint="eastAsia"/>
-                    </w:rPr>
-                  </w:pPr>
-                </w:p>
-                <w:p>
-                  <w:pPr>
-                    <w:rPr>
-                      <w:rFonts w:hint="eastAsia"/>
-                    </w:rPr>
-                  </w:pPr>
-                </w:p>
-                <w:p>
-                  <w:pPr>
-                    <w:rPr>
-                      <w:rFonts w:hint="eastAsia"/>
-                    </w:rPr>
-                  </w:pPr>
-                </w:p>
+                  <w:r>
+                    <w:rPr>
+                      <w:noProof/>
+                    </w:rPr>
+                    <w:drawing>
+                      <wp:inline distT="0" distB="0" distL="0" distR="0" wp14:anchorId="11CB3564" wp14:editId="740102D1">
+                        <wp:extent cx="5731510" cy="2111375"/>
+                        <wp:effectExtent l="0" t="0" r="2540" b="3175"/>
+                        <wp:docPr id="802731200" name="그림 1"/>
+                        <wp:cNvGraphicFramePr>
+                          <a:graphicFrameLocks xmlns:a="http://schemas.openxmlformats.org/drawingml/2006/main" noChangeAspect="1"/>
+                        </wp:cNvGraphicFramePr>
+                        <a:graphic xmlns:a="http://schemas.openxmlformats.org/drawingml/2006/main">
+                          <a:graphicData uri="http://schemas.openxmlformats.org/drawingml/2006/picture">
+                            <pic:pic xmlns:pic="http://schemas.openxmlformats.org/drawingml/2006/picture">
+                              <pic:nvPicPr>
+                                <pic:cNvPr id="802731200" name="그림 802731200"/>
+                                <pic:cNvPicPr/>
+                              </pic:nvPicPr>
+                              <pic:blipFill>
+                                <a:blip r:embed="rId7" cstate="print">
+                                  <a:extLst>
+                                    <a:ext uri="{28A0092B-C50C-407E-A947-70E740481C1C}">
+                                      <a14:useLocalDpi xmlns:a14="http://schemas.microsoft.com/office/drawing/2010/main" val="0"/>
+                                    </a:ext>
+                                  </a:extLst>
+                                </a:blip>
+                                <a:stretch>
+                                  <a:fillRect/>
+                                </a:stretch>
+                              </pic:blipFill>
+                              <pic:spPr>
+                                <a:xfrm>
+                                  <a:off x="0" y="0"/>
+                                  <a:ext cx="5731510" cy="2111375"/>
+                                </a:xfrm>
+                                <a:prstGeom prst="rect">
+                                  <a:avLst/>
+                                </a:prstGeom>
+                              </pic:spPr>
+                            </pic:pic>
+                          </a:graphicData>
+                        </a:graphic>
+                      </wp:inline>
+                    </w:drawing>
+                  </w:r>
+                </w:p>
+                <w:p>
+                  <w:r>
+                    <w:rPr>
+                      <w:noProof/>
+                    </w:rPr>
+                    <w:drawing>
+                      <wp:inline distT="0" distB="0" distL="0" distR="0" wp14:anchorId="0CC55FB3" wp14:editId="622D040B">
+                        <wp:extent cx="2327910" cy="2252820"/>
+                        <wp:effectExtent l="0" t="0" r="0" b="0"/>
+                        <wp:docPr id="226461194" name="그림 2"/>
+                        <wp:cNvGraphicFramePr>
+                          <a:graphicFrameLocks xmlns:a="http://schemas.openxmlformats.org/drawingml/2006/main" noChangeAspect="1"/>
+                        </wp:cNvGraphicFramePr>
+                        <a:graphic xmlns:a="http://schemas.openxmlformats.org/drawingml/2006/main">
+                          <a:graphicData uri="http://schemas.openxmlformats.org/drawingml/2006/picture">
+                            <pic:pic xmlns:pic="http://schemas.openxmlformats.org/drawingml/2006/picture">
+                              <pic:nvPicPr>
+                                <pic:cNvPr id="226461194" name="그림 226461194"/>
+                                <pic:cNvPicPr/>
+                              </pic:nvPicPr>
+                              <pic:blipFill>
+                                <a:blip r:embed="rId8">
+                                  <a:extLst>
+                                    <a:ext uri="{28A0092B-C50C-407E-A947-70E740481C1C}">
+                                      <a14:useLocalDpi xmlns:a14="http://schemas.microsoft.com/office/drawing/2010/main" val="0"/>
+                                    </a:ext>
+                                  </a:extLst>
+                                </a:blip>
+                                <a:stretch>
+                                  <a:fillRect/>
+                                </a:stretch>
+                              </pic:blipFill>
+                              <pic:spPr>
+                                <a:xfrm>
+                                  <a:off x="0" y="0"/>
+                                  <a:ext cx="2331066" cy="2255875"/>
+                                </a:xfrm>
+                                <a:prstGeom prst="rect">
+                                  <a:avLst/>
+                                </a:prstGeom>
+                              </pic:spPr>
+                            </pic:pic>
+                          </a:graphicData>
+                        </a:graphic>
+                      </wp:inline>
+                    </w:drawing>
+                  </w:r>
+                </w:p>
+                <w:p/>
+                <w:p/>
+                <w:p/>
               </w:tc>
             </w:tr>
             <w:tr>
@@ -687,7 +705,6 @@
                 <w:p>
                   <w:pPr>
                     <w:rPr>
-                      <w:rFonts w:hint="eastAsia"/>
                       <w:b/>
                       <w:sz w:val="22"/>
                     </w:rPr>
@@ -698,6 +715,7 @@
                       <w:b/>
                       <w:sz w:val="22"/>
                     </w:rPr>
+                    <w:lastRenderedPageBreak/>
                     <w:t xml:space="preserve">Research </w:t>
                   </w:r>
                   <w:proofErr w:type="gramStart"/>
@@ -746,7 +764,6 @@
                 <w:p>
                   <w:pPr>
                     <w:rPr>
-                      <w:rFonts w:hint="eastAsia"/>
                       <w:b/>
                     </w:rPr>
                   </w:pPr>
@@ -778,7 +795,6 @@
                 <w:p>
                   <w:pPr>
                     <w:rPr>
-                      <w:rFonts w:hint="eastAsia"/>
                       <w:b/>
                       <w:sz w:val="22"/>
                     </w:rPr>
@@ -792,13 +808,7 @@
                     <w:t>Issues and Overall Progress</w:t>
                   </w:r>
                 </w:p>
-                <w:p>
-                  <w:pPr>
-                    <w:rPr>
-                      <w:rFonts w:hint="eastAsia"/>
-                    </w:rPr>
-                  </w:pPr>
-                </w:p>
+                <w:p/>
                 <w:p>
                   <w:pPr>
                     <w:numPr>
@@ -806,7 +816,7 @@
                       <w:numId w:val="2"/>
                     </w:numPr>
                     <w:rPr>
-                      <w:rFonts w:ascii="맑은 고딕" w:eastAsia="맑은 고딕" w:hAnsi="맑은 고딕" w:hint="eastAsia"/>
+                      <w:rFonts w:ascii="맑은 고딕" w:eastAsia="맑은 고딕" w:hAnsi="맑은 고딕"/>
                       <w:szCs w:val="20"/>
                     </w:rPr>
                   </w:pPr>
@@ -825,7 +835,7 @@
                       <w:numId w:val="2"/>
                     </w:numPr>
                     <w:rPr>
-                      <w:rFonts w:ascii="맑은 고딕" w:eastAsia="맑은 고딕" w:hAnsi="맑은 고딕" w:hint="eastAsia"/>
+                      <w:rFonts w:ascii="맑은 고딕" w:eastAsia="맑은 고딕" w:hAnsi="맑은 고딕"/>
                       <w:szCs w:val="20"/>
                     </w:rPr>
                   </w:pPr>
@@ -844,7 +854,7 @@
                       <w:numId w:val="2"/>
                     </w:numPr>
                     <w:rPr>
-                      <w:rFonts w:ascii="맑은 고딕" w:eastAsia="맑은 고딕" w:hAnsi="맑은 고딕" w:hint="eastAsia"/>
+                      <w:rFonts w:ascii="맑은 고딕" w:eastAsia="맑은 고딕" w:hAnsi="맑은 고딕"/>
                       <w:szCs w:val="20"/>
                     </w:rPr>
                   </w:pPr>
@@ -863,79 +873,58 @@
                       <w:numId w:val="2"/>
                     </w:numPr>
                     <w:rPr>
+                      <w:rFonts w:ascii="맑은 고딕" w:eastAsia="맑은 고딕" w:hAnsi="맑은 고딕"/>
+                      <w:szCs w:val="20"/>
+                    </w:rPr>
+                  </w:pPr>
+                  <w:proofErr w:type="spellStart"/>
+                  <w:r>
+                    <w:rPr>
                       <w:rFonts w:ascii="맑은 고딕" w:eastAsia="맑은 고딕" w:hAnsi="맑은 고딕" w:hint="eastAsia"/>
                       <w:szCs w:val="20"/>
                     </w:rPr>
-                  </w:pPr>
-                  <w:proofErr w:type="spellStart"/>
+                    <w:t>지도교수님과의</w:t>
+                  </w:r>
+                  <w:proofErr w:type="spellEnd"/>
                   <w:r>
                     <w:rPr>
                       <w:rFonts w:ascii="맑은 고딕" w:eastAsia="맑은 고딕" w:hAnsi="맑은 고딕" w:hint="eastAsia"/>
                       <w:szCs w:val="20"/>
                     </w:rPr>
-                    <w:t>지도교수님과의</w:t>
+                    <w:t xml:space="preserve"> 면담결과를 반영하도록. </w:t>
+                  </w:r>
+                </w:p>
+                <w:p>
+                  <w:r>
+                    <w:rPr>
+                      <w:rFonts w:hint="eastAsia"/>
+                    </w:rPr>
+                    <w:t>-환자데이터 수집을 위해 병원과 연락 시도 중에 있음</w:t>
+                  </w:r>
+                </w:p>
+                <w:p>
+                  <w:r>
+                    <w:rPr>
+                      <w:rFonts w:hint="eastAsia"/>
+                    </w:rPr>
+                    <w:t>-</w:t>
+                  </w:r>
+                  <w:proofErr w:type="spellStart"/>
+                  <w:r>
+                    <w:rPr>
+                      <w:rFonts w:hint="eastAsia"/>
+                    </w:rPr>
+                    <w:t>vlm</w:t>
                   </w:r>
                   <w:proofErr w:type="spellEnd"/>
                   <w:r>
                     <w:rPr>
-                      <w:rFonts w:ascii="맑은 고딕" w:eastAsia="맑은 고딕" w:hAnsi="맑은 고딕" w:hint="eastAsia"/>
-                      <w:szCs w:val="20"/>
-                    </w:rPr>
-                    <w:t xml:space="preserve"> 면담결과를 반영하도록. </w:t>
-                  </w:r>
-                </w:p>
-                <w:p>
-                  <w:pPr>
-                    <w:rPr>
-                      <w:rFonts w:hint="eastAsia"/>
-                    </w:rPr>
-                  </w:pPr>
-                  <w:r>
-                    <w:rPr>
-                      <w:rFonts w:hint="eastAsia"/>
-                    </w:rPr>
-                    <w:t>-</w:t>
-                  </w:r>
-                  <w:r>
-                    <w:rPr>
-                      <w:rFonts w:hint="eastAsia"/>
-                    </w:rPr>
-                    <w:t>환자데이터 수집을 위해 병원과 연락 시도 중에 있음</w:t>
-                  </w:r>
-                </w:p>
-                <w:p>
-                  <w:pPr>
-                    <w:rPr>
-                      <w:rFonts w:hint="eastAsia"/>
-                    </w:rPr>
-                  </w:pPr>
-                  <w:r>
-                    <w:rPr>
-                      <w:rFonts w:hint="eastAsia"/>
-                    </w:rPr>
-                    <w:t>-</w:t>
-                  </w:r>
-                  <w:proofErr w:type="spellStart"/>
-                  <w:r>
-                    <w:rPr>
-                      <w:rFonts w:hint="eastAsia"/>
-                    </w:rPr>
-                    <w:t>vlm</w:t>
-                  </w:r>
-                  <w:proofErr w:type="spellEnd"/>
-                  <w:r>
-                    <w:rPr>
                       <w:rFonts w:hint="eastAsia"/>
                     </w:rPr>
                     <w:t xml:space="preserve">에서 답들이 어떻게 나오는지 확인함. </w:t>
                   </w:r>
                 </w:p>
                 <w:p>
-                  <w:pPr>
-                    <w:rPr>
-                      <w:rFonts w:hint="eastAsia"/>
-                    </w:rPr>
-                  </w:pPr>
                   <w:r>
                     <w:rPr>
                       <w:rFonts w:hint="eastAsia"/>
@@ -951,7 +940,7 @@
               <w:spacing w:after="288"/>
               <w:jc w:val="center"/>
               <w:rPr>
-                <w:rFonts w:ascii="맑은 고딕" w:eastAsia="맑은 고딕" w:hAnsi="맑은 고딕" w:hint="eastAsia"/>
+                <w:rFonts w:ascii="맑은 고딕" w:eastAsia="맑은 고딕" w:hAnsi="맑은 고딕"/>
                 <w:b/>
                 <w:sz w:val="40"/>
                 <w:szCs w:val="40"/>
@@ -964,7 +953,6 @@
     <w:p>
       <w:pPr>
         <w:rPr>
-          <w:rFonts w:hint="eastAsia"/>
           <w:color w:val="000000"/>
         </w:rPr>
       </w:pPr>
@@ -978,6 +966,44 @@
     </w:sectPr>
   </w:body>
 </w:document>
+</file>
+
+<file path=word/endnotes.xml><?xml version="1.0" encoding="utf-8"?>
+<w:endnotes xmlns:wpc="http://schemas.microsoft.com/office/word/2010/wordprocessingCanvas" xmlns:cx="http://schemas.microsoft.com/office/drawing/2014/chartex" xmlns:cx1="http://schemas.microsoft.com/office/drawing/2015/9/8/chartex" xmlns:cx2="http://schemas.microsoft.com/office/drawing/2015/10/21/chartex" xmlns:cx3="http://schemas.microsoft.com/office/drawing/2016/5/9/chartex" xmlns:cx4="http://schemas.microsoft.com/office/drawing/2016/5/10/chartex" xmlns:cx5="http://schemas.microsoft.com/office/drawing/2016/5/11/chartex" xmlns:cx6="http://schemas.microsoft.com/office/drawing/2016/5/12/chartex" xmlns:cx7="http://schemas.microsoft.com/office/drawing/2016/5/13/chartex" xmlns:cx8="http://schemas.microsoft.com/office/drawing/2016/5/14/chartex" xmlns:mc="http://schemas.openxmlformats.org/markup-compatibility/2006" xmlns:aink="http://schemas.microsoft.com/office/drawing/2016/ink" xmlns:am3d="http://schemas.microsoft.com/office/drawing/2017/model3d" xmlns:o="urn:schemas-microsoft-com:office:office" xmlns:oel="http://schemas.microsoft.com/office/2019/extlst" xmlns:r="http://schemas.openxmlformats.org/officeDocument/2006/relationships" xmlns:m="http://schemas.openxmlformats.org/officeDocument/2006/math" xmlns:v="urn:schemas-microsoft-com:vml" xmlns:wp14="http://schemas.microsoft.com/office/word/2010/wordprocessingDrawing" xmlns:wp="http://schemas.openxmlformats.org/drawingml/2006/wordprocessingDrawing" xmlns:w10="urn:schemas-microsoft-com:office:word" xmlns:w="http://schemas.openxmlformats.org/wordprocessingml/2006/main" xmlns:w14="http://schemas.microsoft.com/office/word/2010/wordml" xmlns:w15="http://schemas.microsoft.com/office/word/2012/wordml" xmlns:w16cex="http://schemas.microsoft.com/office/word/2018/wordml/cex" xmlns:w16cid="http://schemas.microsoft.com/office/word/2016/wordml/cid" xmlns:w16="http://schemas.microsoft.com/office/word/2018/wordml" xmlns:w16du="http://schemas.microsoft.com/office/word/2023/wordml/word16du" xmlns:w16sdtdh="http://schemas.microsoft.com/office/word/2020/wordml/sdtdatahash" xmlns:w16sdtfl="http://schemas.microsoft.com/office/word/2024/wordml/sdtformatlock" xmlns:w16se="http://schemas.microsoft.com/office/word/2015/wordml/symex" xmlns:wpg="http://schemas.microsoft.com/office/word/2010/wordprocessingGroup" xmlns:wpi="http://schemas.microsoft.com/office/word/2010/wordprocessingInk" xmlns:wne="http://schemas.microsoft.com/office/word/2006/wordml" xmlns:wps="http://schemas.microsoft.com/office/word/2010/wordprocessingShape" mc:Ignorable="w14 w15 w16se w16cid w16 w16cex w16sdtdh w16sdtfl w16du wp14">
+  <w:endnote w:type="separator" w:id="-1">
+    <w:p>
+      <w:r>
+        <w:separator/>
+      </w:r>
+    </w:p>
+  </w:endnote>
+  <w:endnote w:type="continuationSeparator" w:id="0">
+    <w:p>
+      <w:r>
+        <w:continuationSeparator/>
+      </w:r>
+    </w:p>
+  </w:endnote>
+</w:endnotes>
+</file>
+
+<file path=word/footnotes.xml><?xml version="1.0" encoding="utf-8"?>
+<w:footnotes xmlns:wpc="http://schemas.microsoft.com/office/word/2010/wordprocessingCanvas" xmlns:cx="http://schemas.microsoft.com/office/drawing/2014/chartex" xmlns:cx1="http://schemas.microsoft.com/office/drawing/2015/9/8/chartex" xmlns:cx2="http://schemas.microsoft.com/office/drawing/2015/10/21/chartex" xmlns:cx3="http://schemas.microsoft.com/office/drawing/2016/5/9/chartex" xmlns:cx4="http://schemas.microsoft.com/office/drawing/2016/5/10/chartex" xmlns:cx5="http://schemas.microsoft.com/office/drawing/2016/5/11/chartex" xmlns:cx6="http://schemas.microsoft.com/office/drawing/2016/5/12/chartex" xmlns:cx7="http://schemas.microsoft.com/office/drawing/2016/5/13/chartex" xmlns:cx8="http://schemas.microsoft.com/office/drawing/2016/5/14/chartex" xmlns:mc="http://schemas.openxmlformats.org/markup-compatibility/2006" xmlns:aink="http://schemas.microsoft.com/office/drawing/2016/ink" xmlns:am3d="http://schemas.microsoft.com/office/drawing/2017/model3d" xmlns:o="urn:schemas-microsoft-com:office:office" xmlns:oel="http://schemas.microsoft.com/office/2019/extlst" xmlns:r="http://schemas.openxmlformats.org/officeDocument/2006/relationships" xmlns:m="http://schemas.openxmlformats.org/officeDocument/2006/math" xmlns:v="urn:schemas-microsoft-com:vml" xmlns:wp14="http://schemas.microsoft.com/office/word/2010/wordprocessingDrawing" xmlns:wp="http://schemas.openxmlformats.org/drawingml/2006/wordprocessingDrawing" xmlns:w10="urn:schemas-microsoft-com:office:word" xmlns:w="http://schemas.openxmlformats.org/wordprocessingml/2006/main" xmlns:w14="http://schemas.microsoft.com/office/word/2010/wordml" xmlns:w15="http://schemas.microsoft.com/office/word/2012/wordml" xmlns:w16cex="http://schemas.microsoft.com/office/word/2018/wordml/cex" xmlns:w16cid="http://schemas.microsoft.com/office/word/2016/wordml/cid" xmlns:w16="http://schemas.microsoft.com/office/word/2018/wordml" xmlns:w16du="http://schemas.microsoft.com/office/word/2023/wordml/word16du" xmlns:w16sdtdh="http://schemas.microsoft.com/office/word/2020/wordml/sdtdatahash" xmlns:w16sdtfl="http://schemas.microsoft.com/office/word/2024/wordml/sdtformatlock" xmlns:w16se="http://schemas.microsoft.com/office/word/2015/wordml/symex" xmlns:wpg="http://schemas.microsoft.com/office/word/2010/wordprocessingGroup" xmlns:wpi="http://schemas.microsoft.com/office/word/2010/wordprocessingInk" xmlns:wne="http://schemas.microsoft.com/office/word/2006/wordml" xmlns:wps="http://schemas.microsoft.com/office/word/2010/wordprocessingShape" mc:Ignorable="w14 w15 w16se w16cid w16 w16cex w16sdtdh w16sdtfl w16du wp14">
+  <w:footnote w:type="separator" w:id="-1">
+    <w:p>
+      <w:r>
+        <w:separator/>
+      </w:r>
+    </w:p>
+  </w:footnote>
+  <w:footnote w:type="continuationSeparator" w:id="0">
+    <w:p>
+      <w:r>
+        <w:continuationSeparator/>
+      </w:r>
+    </w:p>
+  </w:footnote>
+</w:footnotes>
 </file>
 
 <file path=word/numbering.xml><?xml version="1.0" encoding="utf-8"?>
@@ -1210,27 +1236,9 @@
   </w:abstractNum>
   <w:num w:numId="1" w16cid:durableId="1249341283">
     <w:abstractNumId w:val="1"/>
-    <w:lvlOverride w:ilvl="0"/>
-    <w:lvlOverride w:ilvl="1"/>
-    <w:lvlOverride w:ilvl="2"/>
-    <w:lvlOverride w:ilvl="3"/>
-    <w:lvlOverride w:ilvl="4"/>
-    <w:lvlOverride w:ilvl="5"/>
-    <w:lvlOverride w:ilvl="6"/>
-    <w:lvlOverride w:ilvl="7"/>
-    <w:lvlOverride w:ilvl="8"/>
   </w:num>
   <w:num w:numId="2" w16cid:durableId="1907647080">
     <w:abstractNumId w:val="0"/>
-    <w:lvlOverride w:ilvl="0"/>
-    <w:lvlOverride w:ilvl="1"/>
-    <w:lvlOverride w:ilvl="2"/>
-    <w:lvlOverride w:ilvl="3"/>
-    <w:lvlOverride w:ilvl="4"/>
-    <w:lvlOverride w:ilvl="5"/>
-    <w:lvlOverride w:ilvl="6"/>
-    <w:lvlOverride w:ilvl="7"/>
-    <w:lvlOverride w:ilvl="8"/>
   </w:num>
 </w:numbering>
 </file>
@@ -2175,6 +2183,50 @@
       </w:tblBorders>
     </w:tblPr>
   </w:style>
+  <w:style w:type="paragraph" w:styleId="ab">
+    <w:name w:val="header"/>
+    <w:basedOn w:val="a"/>
+    <w:link w:val="Char3"/>
+    <w:uiPriority w:val="99"/>
+    <w:unhideWhenUsed/>
+    <w:rsid w:val="00EC111C"/>
+    <w:pPr>
+      <w:tabs>
+        <w:tab w:val="center" w:pos="4513"/>
+        <w:tab w:val="right" w:pos="9026"/>
+      </w:tabs>
+      <w:snapToGrid w:val="0"/>
+    </w:pPr>
+  </w:style>
+  <w:style w:type="character" w:customStyle="1" w:styleId="Char3">
+    <w:name w:val="머리글 Char"/>
+    <w:basedOn w:val="a0"/>
+    <w:link w:val="ab"/>
+    <w:uiPriority w:val="99"/>
+    <w:rsid w:val="00EC111C"/>
+  </w:style>
+  <w:style w:type="paragraph" w:styleId="ac">
+    <w:name w:val="footer"/>
+    <w:basedOn w:val="a"/>
+    <w:link w:val="Char4"/>
+    <w:uiPriority w:val="99"/>
+    <w:unhideWhenUsed/>
+    <w:rsid w:val="00EC111C"/>
+    <w:pPr>
+      <w:tabs>
+        <w:tab w:val="center" w:pos="4513"/>
+        <w:tab w:val="right" w:pos="9026"/>
+      </w:tabs>
+      <w:snapToGrid w:val="0"/>
+    </w:pPr>
+  </w:style>
+  <w:style w:type="character" w:customStyle="1" w:styleId="Char4">
+    <w:name w:val="바닥글 Char"/>
+    <w:basedOn w:val="a0"/>
+    <w:link w:val="ac"/>
+    <w:uiPriority w:val="99"/>
+    <w:rsid w:val="00EC111C"/>
+  </w:style>
 </w:styles>
 </file>
 

--- a/capstone/기타양식/바이위클리2,3주.docx
+++ b/capstone/기타양식/바이위클리2,3주.docx
@@ -595,7 +595,7 @@
                       <w:noProof/>
                     </w:rPr>
                     <w:drawing>
-                      <wp:inline distT="0" distB="0" distL="0" distR="0" wp14:anchorId="11CB3564" wp14:editId="740102D1">
+                      <wp:inline distT="0" distB="0" distL="0" distR="0" wp14:anchorId="11CB3564" wp14:editId="6640007D">
                         <wp:extent cx="5731510" cy="2111375"/>
                         <wp:effectExtent l="0" t="0" r="2540" b="3175"/>
                         <wp:docPr id="802731200" name="그림 1"/>
@@ -637,54 +637,6 @@
                     </w:drawing>
                   </w:r>
                 </w:p>
-                <w:p>
-                  <w:r>
-                    <w:rPr>
-                      <w:noProof/>
-                    </w:rPr>
-                    <w:drawing>
-                      <wp:inline distT="0" distB="0" distL="0" distR="0" wp14:anchorId="0CC55FB3" wp14:editId="622D040B">
-                        <wp:extent cx="2327910" cy="2252820"/>
-                        <wp:effectExtent l="0" t="0" r="0" b="0"/>
-                        <wp:docPr id="226461194" name="그림 2"/>
-                        <wp:cNvGraphicFramePr>
-                          <a:graphicFrameLocks xmlns:a="http://schemas.openxmlformats.org/drawingml/2006/main" noChangeAspect="1"/>
-                        </wp:cNvGraphicFramePr>
-                        <a:graphic xmlns:a="http://schemas.openxmlformats.org/drawingml/2006/main">
-                          <a:graphicData uri="http://schemas.openxmlformats.org/drawingml/2006/picture">
-                            <pic:pic xmlns:pic="http://schemas.openxmlformats.org/drawingml/2006/picture">
-                              <pic:nvPicPr>
-                                <pic:cNvPr id="226461194" name="그림 226461194"/>
-                                <pic:cNvPicPr/>
-                              </pic:nvPicPr>
-                              <pic:blipFill>
-                                <a:blip r:embed="rId8">
-                                  <a:extLst>
-                                    <a:ext uri="{28A0092B-C50C-407E-A947-70E740481C1C}">
-                                      <a14:useLocalDpi xmlns:a14="http://schemas.microsoft.com/office/drawing/2010/main" val="0"/>
-                                    </a:ext>
-                                  </a:extLst>
-                                </a:blip>
-                                <a:stretch>
-                                  <a:fillRect/>
-                                </a:stretch>
-                              </pic:blipFill>
-                              <pic:spPr>
-                                <a:xfrm>
-                                  <a:off x="0" y="0"/>
-                                  <a:ext cx="2331066" cy="2255875"/>
-                                </a:xfrm>
-                                <a:prstGeom prst="rect">
-                                  <a:avLst/>
-                                </a:prstGeom>
-                              </pic:spPr>
-                            </pic:pic>
-                          </a:graphicData>
-                        </a:graphic>
-                      </wp:inline>
-                    </w:drawing>
-                  </w:r>
-                </w:p>
                 <w:p/>
                 <w:p/>
                 <w:p/>
@@ -715,26 +667,7 @@
                       <w:b/>
                       <w:sz w:val="22"/>
                     </w:rPr>
-                    <w:lastRenderedPageBreak/>
-                    <w:t xml:space="preserve">Research </w:t>
-                  </w:r>
-                  <w:proofErr w:type="gramStart"/>
-                  <w:r>
-                    <w:rPr>
-                      <w:rFonts w:hint="eastAsia"/>
-                      <w:b/>
-                      <w:sz w:val="22"/>
-                    </w:rPr>
-                    <w:t>Items in</w:t>
-                  </w:r>
-                  <w:proofErr w:type="gramEnd"/>
-                  <w:r>
-                    <w:rPr>
-                      <w:rFonts w:hint="eastAsia"/>
-                      <w:b/>
-                      <w:sz w:val="22"/>
-                    </w:rPr>
-                    <w:t xml:space="preserve"> Next </w:t>
+                    <w:t xml:space="preserve">Research Items in Next </w:t>
                   </w:r>
                   <w:proofErr w:type="spellStart"/>
                   <w:r>
@@ -805,6 +738,7 @@
                       <w:b/>
                       <w:sz w:val="22"/>
                     </w:rPr>
+                    <w:lastRenderedPageBreak/>
                     <w:t>Issues and Overall Progress</w:t>
                   </w:r>
                 </w:p>
@@ -909,6 +843,12 @@
                     </w:rPr>
                     <w:t>-</w:t>
                   </w:r>
+                  <w:r>
+                    <w:rPr>
+                      <w:rFonts w:hint="eastAsia"/>
+                    </w:rPr>
+                    <w:t xml:space="preserve">pc환경에서 </w:t>
+                  </w:r>
                   <w:proofErr w:type="spellStart"/>
                   <w:r>
                     <w:rPr>
@@ -921,7 +861,7 @@
                     <w:rPr>
                       <w:rFonts w:hint="eastAsia"/>
                     </w:rPr>
-                    <w:t xml:space="preserve">에서 답들이 어떻게 나오는지 확인함. </w:t>
+                    <w:t>이 구동 가능 한지 확인함</w:t>
                   </w:r>
                 </w:p>
                 <w:p>
@@ -1852,7 +1792,6 @@
   <w:style w:type="character" w:default="1" w:styleId="a0">
     <w:name w:val="Default Paragraph Font"/>
     <w:uiPriority w:val="1"/>
-    <w:semiHidden/>
     <w:unhideWhenUsed/>
   </w:style>
   <w:style w:type="table" w:default="1" w:styleId="a1">

--- a/capstone/기타양식/바이위클리2,3주.docx
+++ b/capstone/기타양식/바이위클리2,3주.docx
@@ -429,66 +429,43 @@
                   </w:r>
                   <w:proofErr w:type="spellEnd"/>
                 </w:p>
-                <w:p/>
                 <w:p>
                   <w:pPr>
-                    <w:numPr>
-                      <w:ilvl w:val="0"/>
-                      <w:numId w:val="1"/>
-                    </w:numPr>
                     <w:rPr>
                       <w:rFonts w:ascii="맑은 고딕" w:eastAsia="맑은 고딕" w:hAnsi="맑은 고딕"/>
                       <w:szCs w:val="20"/>
                     </w:rPr>
                   </w:pPr>
+                  <w:proofErr w:type="spellStart"/>
+                  <w:r>
+                    <w:rPr>
+                      <w:rFonts w:ascii="맑은 고딕" w:eastAsia="맑은 고딕" w:hAnsi="맑은 고딕"/>
+                      <w:szCs w:val="20"/>
+                    </w:rPr>
+                    <w:t>V</w:t>
+                  </w:r>
                   <w:r>
                     <w:rPr>
                       <w:rFonts w:ascii="맑은 고딕" w:eastAsia="맑은 고딕" w:hAnsi="맑은 고딕" w:hint="eastAsia"/>
                       <w:szCs w:val="20"/>
                     </w:rPr>
-                    <w:t>해당 WBS에 대한 주요 연구결과를 중심으로 개조식으로 작성</w:t>
-                  </w:r>
-                </w:p>
-                <w:p>
-                  <w:pPr>
-                    <w:numPr>
-                      <w:ilvl w:val="0"/>
-                      <w:numId w:val="1"/>
-                    </w:numPr>
-                    <w:rPr>
-                      <w:rFonts w:ascii="맑은 고딕" w:eastAsia="맑은 고딕" w:hAnsi="맑은 고딕"/>
-                      <w:szCs w:val="20"/>
-                    </w:rPr>
-                  </w:pPr>
+                    <w:t>lm</w:t>
+                  </w:r>
+                  <w:proofErr w:type="spellEnd"/>
                   <w:r>
                     <w:rPr>
                       <w:rFonts w:ascii="맑은 고딕" w:eastAsia="맑은 고딕" w:hAnsi="맑은 고딕" w:hint="eastAsia"/>
                       <w:szCs w:val="20"/>
                     </w:rPr>
-                    <w:t xml:space="preserve">이론, 설계도면, 해석결과, 시뮬레이션 결과, 실험결과분석 내용 등을 간략히 기술할 것. </w:t>
-                  </w:r>
-                </w:p>
-                <w:p>
-                  <w:pPr>
-                    <w:rPr>
-                      <w:rFonts w:ascii="맑은 고딕" w:eastAsia="맑은 고딕" w:hAnsi="맑은 고딕"/>
-                      <w:szCs w:val="20"/>
-                    </w:rPr>
-                  </w:pPr>
+                    <w:t xml:space="preserve">에 미디어파이프와 </w:t>
+                  </w:r>
                   <w:proofErr w:type="spellStart"/>
-                  <w:r>
-                    <w:rPr>
-                      <w:rFonts w:ascii="맑은 고딕" w:eastAsia="맑은 고딕" w:hAnsi="맑은 고딕"/>
-                      <w:szCs w:val="20"/>
-                    </w:rPr>
-                    <w:t>V</w:t>
-                  </w:r>
                   <w:r>
                     <w:rPr>
                       <w:rFonts w:ascii="맑은 고딕" w:eastAsia="맑은 고딕" w:hAnsi="맑은 고딕" w:hint="eastAsia"/>
                       <w:szCs w:val="20"/>
                     </w:rPr>
-                    <w:t>lm</w:t>
+                    <w:t>뎁스카메라를</w:t>
                   </w:r>
                   <w:proofErr w:type="spellEnd"/>
                   <w:r>
@@ -496,106 +473,94 @@
                       <w:rFonts w:ascii="맑은 고딕" w:eastAsia="맑은 고딕" w:hAnsi="맑은 고딕" w:hint="eastAsia"/>
                       <w:szCs w:val="20"/>
                     </w:rPr>
-                    <w:t xml:space="preserve">에 미디어파이프와 </w:t>
-                  </w:r>
-                  <w:proofErr w:type="spellStart"/>
+                    <w:t xml:space="preserve"> 통해 얻은 운동학데이터와 </w:t>
+                  </w:r>
                   <w:r>
                     <w:rPr>
                       <w:rFonts w:ascii="맑은 고딕" w:eastAsia="맑은 고딕" w:hAnsi="맑은 고딕" w:hint="eastAsia"/>
                       <w:szCs w:val="20"/>
                     </w:rPr>
-                    <w:t>뎁스카메라를</w:t>
-                  </w:r>
-                  <w:proofErr w:type="spellEnd"/>
+                    <w:t>비장애인</w:t>
+                  </w:r>
                   <w:r>
                     <w:rPr>
                       <w:rFonts w:ascii="맑은 고딕" w:eastAsia="맑은 고딕" w:hAnsi="맑은 고딕" w:hint="eastAsia"/>
                       <w:szCs w:val="20"/>
                     </w:rPr>
-                    <w:t xml:space="preserve"> 통해 얻은 운동학데이터와 건강인 </w:t>
-                  </w:r>
-                  <w:proofErr w:type="spellStart"/>
+                    <w:t xml:space="preserve"> 참조</w:t>
+                  </w:r>
                   <w:r>
                     <w:rPr>
                       <w:rFonts w:ascii="맑은 고딕" w:eastAsia="맑은 고딕" w:hAnsi="맑은 고딕" w:hint="eastAsia"/>
                       <w:szCs w:val="20"/>
                     </w:rPr>
-                    <w:t>참조등을</w:t>
-                  </w:r>
-                  <w:proofErr w:type="spellEnd"/>
+                    <w:t xml:space="preserve"> </w:t>
+                  </w:r>
                   <w:r>
                     <w:rPr>
                       <w:rFonts w:ascii="맑은 고딕" w:eastAsia="맑은 고딕" w:hAnsi="맑은 고딕" w:hint="eastAsia"/>
                       <w:szCs w:val="20"/>
                     </w:rPr>
-                    <w:t xml:space="preserve"> 넣었을 시 손 부위의 기능 평가의 정확성이 상승하는가에 대한 연구</w:t>
-                  </w:r>
-                </w:p>
-                <w:p>
-                  <w:r>
-                    <w:rPr>
-                      <w:rFonts w:hint="eastAsia"/>
-                    </w:rPr>
-                    <w:t xml:space="preserve">-우선 비교분석을 어떻게 할지 주분석과 부분석을 나누었고, </w:t>
+                    <w:t>등을 넣었을 시 손 부위의 기능 평가의 정확성이 상승하는가에 대한 연구</w:t>
+                  </w:r>
+                </w:p>
+                <w:p>
+                  <w:pPr>
+                    <w:rPr>
+                      <w:rFonts w:hint="eastAsia"/>
+                    </w:rPr>
+                  </w:pPr>
+                  <w:r>
+                    <w:rPr>
+                      <w:rFonts w:hint="eastAsia"/>
+                    </w:rPr>
+                    <w:t xml:space="preserve">우선 영상, 미디어파이프로부터 얻은 운동학데이터, 비장애인 참조를 </w:t>
+                  </w:r>
+                  <w:r>
+                    <w:rPr>
+                      <w:rFonts w:hint="eastAsia"/>
+                    </w:rPr>
+                    <w:t xml:space="preserve">소거해가며 비교1을 실시, 영상, </w:t>
                   </w:r>
                   <w:proofErr w:type="spellStart"/>
                   <w:r>
                     <w:rPr>
                       <w:rFonts w:hint="eastAsia"/>
                     </w:rPr>
-                    <w:t>주분석</w:t>
+                    <w:t>비장애인참조는</w:t>
                   </w:r>
                   <w:proofErr w:type="spellEnd"/>
                   <w:r>
                     <w:rPr>
                       <w:rFonts w:hint="eastAsia"/>
                     </w:rPr>
-                    <w:t xml:space="preserve"> 안에서도 </w:t>
+                    <w:t xml:space="preserve"> 고정 운동학데이터에서 </w:t>
                   </w:r>
                   <w:proofErr w:type="spellStart"/>
                   <w:r>
                     <w:rPr>
                       <w:rFonts w:hint="eastAsia"/>
                     </w:rPr>
-                    <w:t>피쳐들을</w:t>
+                    <w:t>피쳐를</w:t>
                   </w:r>
                   <w:proofErr w:type="spellEnd"/>
                   <w:r>
                     <w:rPr>
                       <w:rFonts w:hint="eastAsia"/>
                     </w:rPr>
-                    <w:t xml:space="preserve"> 소거해가며 어떤 </w:t>
-                  </w:r>
-                  <w:proofErr w:type="spellStart"/>
-                  <w:r>
-                    <w:rPr>
-                      <w:rFonts w:hint="eastAsia"/>
-                    </w:rPr>
-                    <w:t>피쳐가</w:t>
-                  </w:r>
-                  <w:proofErr w:type="spellEnd"/>
-                  <w:r>
-                    <w:rPr>
-                      <w:rFonts w:hint="eastAsia"/>
-                    </w:rPr>
-                    <w:t xml:space="preserve"> 가장 영향이 큰 지 분석을 하려고 한다. </w:t>
-                  </w:r>
-                </w:p>
-                <w:p>
-                  <w:r>
-                    <w:rPr>
-                      <w:rFonts w:hint="eastAsia"/>
-                    </w:rPr>
-                    <w:t>-물체들이 하나씩 도착함에 따라서 실험 성능을 검증하고 있음</w:t>
-                  </w:r>
-                </w:p>
-                <w:p>
+                    <w:t xml:space="preserve"> 1개씩 소거해가며 비교2를 실시할 예정</w:t>
+                  </w:r>
+                </w:p>
+                <w:p>
+                  <w:pPr>
+                    <w:keepNext/>
+                  </w:pPr>
                   <w:r>
                     <w:rPr>
                       <w:noProof/>
                     </w:rPr>
                     <w:drawing>
-                      <wp:inline distT="0" distB="0" distL="0" distR="0" wp14:anchorId="11CB3564" wp14:editId="6640007D">
+                      <wp:inline distT="0" distB="0" distL="0" distR="0" wp14:anchorId="11CB3564" wp14:editId="0DE4BD14">
                         <wp:extent cx="5731510" cy="2111375"/>
                         <wp:effectExtent l="0" t="0" r="2540" b="3175"/>
                         <wp:docPr id="802731200" name="그림 1"/>
@@ -637,6 +602,28 @@
                     </w:drawing>
                   </w:r>
                 </w:p>
+                <w:p>
+                  <w:pPr>
+                    <w:pStyle w:val="ad"/>
+                  </w:pPr>
+                  <w:r>
+                    <w:t xml:space="preserve">그림 </w:t>
+                  </w:r>
+                  <w:fldSimple w:instr=" SEQ 그림 \* ARABIC ">
+                    <w:r>
+                      <w:rPr>
+                        <w:noProof/>
+                      </w:rPr>
+                      <w:t>1</w:t>
+                    </w:r>
+                  </w:fldSimple>
+                  <w:r>
+                    <w:rPr>
+                      <w:rFonts w:hint="eastAsia"/>
+                    </w:rPr>
+                    <w:t>. 모델실행 및 출력 에시</w:t>
+                  </w:r>
+                </w:p>
                 <w:p/>
                 <w:p/>
                 <w:p/>
@@ -667,7 +654,25 @@
                       <w:b/>
                       <w:sz w:val="22"/>
                     </w:rPr>
-                    <w:t xml:space="preserve">Research Items in Next </w:t>
+                    <w:t xml:space="preserve">Research </w:t>
+                  </w:r>
+                  <w:proofErr w:type="gramStart"/>
+                  <w:r>
+                    <w:rPr>
+                      <w:rFonts w:hint="eastAsia"/>
+                      <w:b/>
+                      <w:sz w:val="22"/>
+                    </w:rPr>
+                    <w:t>Items in</w:t>
+                  </w:r>
+                  <w:proofErr w:type="gramEnd"/>
+                  <w:r>
+                    <w:rPr>
+                      <w:rFonts w:hint="eastAsia"/>
+                      <w:b/>
+                      <w:sz w:val="22"/>
+                    </w:rPr>
+                    <w:t xml:space="preserve"> Next </w:t>
                   </w:r>
                   <w:proofErr w:type="spellStart"/>
                   <w:r>
@@ -706,6 +711,21 @@
                       <w:b/>
                     </w:rPr>
                     <w:t>-비장애인 데이터 수집</w:t>
+                  </w:r>
+                </w:p>
+                <w:p>
+                  <w:pPr>
+                    <w:rPr>
+                      <w:rFonts w:hint="eastAsia"/>
+                      <w:b/>
+                    </w:rPr>
+                  </w:pPr>
+                  <w:r>
+                    <w:rPr>
+                      <w:rFonts w:hint="eastAsia"/>
+                      <w:b/>
+                    </w:rPr>
+                    <w:t>-실제 실행환경에서 모델의 처리속도 확인</w:t>
                   </w:r>
                 </w:p>
               </w:tc>
@@ -738,7 +758,6 @@
                       <w:b/>
                       <w:sz w:val="22"/>
                     </w:rPr>
-                    <w:lastRenderedPageBreak/>
                     <w:t>Issues and Overall Progress</w:t>
                   </w:r>
                 </w:p>
@@ -841,6 +860,7 @@
                     <w:rPr>
                       <w:rFonts w:hint="eastAsia"/>
                     </w:rPr>
+                    <w:lastRenderedPageBreak/>
                     <w:t>-</w:t>
                   </w:r>
                   <w:r>
@@ -861,7 +881,13 @@
                     <w:rPr>
                       <w:rFonts w:hint="eastAsia"/>
                     </w:rPr>
-                    <w:t>이 구동 가능 한지 확인함</w:t>
+                    <w:t>이 구동 가능 한지 확인</w:t>
+                  </w:r>
+                  <w:r>
+                    <w:rPr>
+                      <w:rFonts w:hint="eastAsia"/>
+                    </w:rPr>
+                    <w:t>하였고 결과는 다음과 같음</w:t>
                   </w:r>
                 </w:p>
                 <w:p>
@@ -1792,6 +1818,7 @@
   <w:style w:type="character" w:default="1" w:styleId="a0">
     <w:name w:val="Default Paragraph Font"/>
     <w:uiPriority w:val="1"/>
+    <w:semiHidden/>
     <w:unhideWhenUsed/>
   </w:style>
   <w:style w:type="table" w:default="1" w:styleId="a1">
@@ -2165,6 +2192,20 @@
     <w:link w:val="ac"/>
     <w:uiPriority w:val="99"/>
     <w:rsid w:val="00EC111C"/>
+  </w:style>
+  <w:style w:type="paragraph" w:styleId="ad">
+    <w:name w:val="caption"/>
+    <w:basedOn w:val="a"/>
+    <w:next w:val="a"/>
+    <w:uiPriority w:val="35"/>
+    <w:unhideWhenUsed/>
+    <w:qFormat/>
+    <w:rsid w:val="00DF5D71"/>
+    <w:rPr>
+      <w:b/>
+      <w:bCs/>
+      <w:szCs w:val="20"/>
+    </w:rPr>
   </w:style>
 </w:styles>
 </file>

--- a/capstone/기타양식/바이위클리2,3주.docx
+++ b/capstone/기타양식/바이위클리2,3주.docx
@@ -67,9 +67,9 @@
               <w:tblLook w:val="04A0" w:firstRow="1" w:lastRow="0" w:firstColumn="1" w:lastColumn="0" w:noHBand="0" w:noVBand="1"/>
             </w:tblPr>
             <w:tblGrid>
-              <w:gridCol w:w="2436"/>
+              <w:gridCol w:w="2446"/>
               <w:gridCol w:w="552"/>
-              <w:gridCol w:w="6038"/>
+              <w:gridCol w:w="6028"/>
             </w:tblGrid>
             <w:tr>
               <w:tc>
@@ -575,7 +575,7 @@
                                 <pic:cNvPicPr/>
                               </pic:nvPicPr>
                               <pic:blipFill>
-                                <a:blip r:embed="rId7" cstate="print">
+                                <a:blip r:embed="rId8" cstate="print">
                                   <a:extLst>
                                     <a:ext uri="{28A0092B-C50C-407E-A947-70E740481C1C}">
                                       <a14:useLocalDpi xmlns:a14="http://schemas.microsoft.com/office/drawing/2010/main" val="0"/>
@@ -605,6 +605,7 @@
                 <w:p>
                   <w:pPr>
                     <w:pStyle w:val="ad"/>
+                    <w:jc w:val="center"/>
                   </w:pPr>
                   <w:r>
                     <w:t xml:space="preserve">그림 </w:t>
@@ -624,9 +625,1648 @@
                     <w:t>. 모델실행 및 출력 에시</w:t>
                   </w:r>
                 </w:p>
-                <w:p/>
-                <w:p/>
-                <w:p/>
+                <w:tbl>
+                  <w:tblPr>
+                    <w:tblW w:w="0" w:type="auto"/>
+                    <w:tblCellSpacing w:w="15" w:type="dxa"/>
+                    <w:tblBorders>
+                      <w:top w:val="single" w:sz="2" w:space="0" w:color="auto"/>
+                      <w:left w:val="single" w:sz="2" w:space="0" w:color="auto"/>
+                      <w:bottom w:val="single" w:sz="2" w:space="0" w:color="auto"/>
+                      <w:right w:val="single" w:sz="2" w:space="0" w:color="auto"/>
+                    </w:tblBorders>
+                    <w:shd w:val="clear" w:color="auto" w:fill="22252A"/>
+                    <w:tblCellMar>
+                      <w:top w:w="15" w:type="dxa"/>
+                      <w:left w:w="15" w:type="dxa"/>
+                      <w:bottom w:w="15" w:type="dxa"/>
+                      <w:right w:w="15" w:type="dxa"/>
+                    </w:tblCellMar>
+                    <w:tblLook w:val="04A0" w:firstRow="1" w:lastRow="0" w:firstColumn="1" w:lastColumn="0" w:noHBand="0" w:noVBand="1"/>
+                  </w:tblPr>
+                  <w:tblGrid>
+                    <w:gridCol w:w="1706"/>
+                    <w:gridCol w:w="1246"/>
+                    <w:gridCol w:w="955"/>
+                    <w:gridCol w:w="2099"/>
+                    <w:gridCol w:w="1332"/>
+                    <w:gridCol w:w="1466"/>
+                  </w:tblGrid>
+                  <w:tr>
+                    <w:trPr>
+                      <w:tblHeader/>
+                      <w:tblCellSpacing w:w="15" w:type="dxa"/>
+                    </w:trPr>
+                    <w:tc>
+                      <w:tcPr>
+                        <w:tcW w:w="0" w:type="auto"/>
+                        <w:tcBorders>
+                          <w:top w:val="single" w:sz="2" w:space="0" w:color="auto"/>
+                          <w:left w:val="single" w:sz="2" w:space="0" w:color="auto"/>
+                          <w:bottom w:val="single" w:sz="6" w:space="0" w:color="auto"/>
+                          <w:right w:val="single" w:sz="6" w:space="0" w:color="auto"/>
+                        </w:tcBorders>
+                        <w:shd w:val="clear" w:color="auto" w:fill="22252A"/>
+                        <w:vAlign w:val="center"/>
+                        <w:hideMark/>
+                      </w:tcPr>
+                      <w:p>
+                        <w:pPr>
+                          <w:widowControl/>
+                          <w:wordWrap/>
+                          <w:autoSpaceDE/>
+                          <w:autoSpaceDN/>
+                          <w:jc w:val="left"/>
+                          <w:rPr>
+                            <w:rFonts w:eastAsiaTheme="minorHAnsi" w:cs="Segoe UI"/>
+                            <w:color w:val="CCCCCC"/>
+                            <w:kern w:val="0"/>
+                            <w:szCs w:val="20"/>
+                          </w:rPr>
+                        </w:pPr>
+                        <w:r>
+                          <w:rPr>
+                            <w:rFonts w:eastAsiaTheme="minorHAnsi" w:cs="Segoe UI"/>
+                            <w:color w:val="CCCCCC"/>
+                            <w:kern w:val="0"/>
+                            <w:szCs w:val="20"/>
+                          </w:rPr>
+                          <w:t>모델명</w:t>
+                        </w:r>
+                      </w:p>
+                    </w:tc>
+                    <w:tc>
+                      <w:tcPr>
+                        <w:tcW w:w="0" w:type="auto"/>
+                        <w:tcBorders>
+                          <w:top w:val="single" w:sz="2" w:space="0" w:color="auto"/>
+                          <w:left w:val="single" w:sz="6" w:space="0" w:color="auto"/>
+                          <w:bottom w:val="single" w:sz="6" w:space="0" w:color="auto"/>
+                          <w:right w:val="single" w:sz="6" w:space="0" w:color="auto"/>
+                        </w:tcBorders>
+                        <w:shd w:val="clear" w:color="auto" w:fill="22252A"/>
+                        <w:vAlign w:val="center"/>
+                        <w:hideMark/>
+                      </w:tcPr>
+                      <w:p>
+                        <w:pPr>
+                          <w:widowControl/>
+                          <w:wordWrap/>
+                          <w:autoSpaceDE/>
+                          <w:autoSpaceDN/>
+                          <w:jc w:val="center"/>
+                          <w:rPr>
+                            <w:rFonts w:eastAsiaTheme="minorHAnsi" w:cs="Segoe UI"/>
+                            <w:color w:val="CCCCCC"/>
+                            <w:kern w:val="0"/>
+                            <w:szCs w:val="20"/>
+                          </w:rPr>
+                        </w:pPr>
+                        <w:r>
+                          <w:rPr>
+                            <w:rFonts w:eastAsiaTheme="minorHAnsi" w:cs="Segoe UI"/>
+                            <w:color w:val="CCCCCC"/>
+                            <w:kern w:val="0"/>
+                            <w:szCs w:val="20"/>
+                          </w:rPr>
+                          <w:t>1회당 실측 시간</w:t>
+                        </w:r>
+                      </w:p>
+                    </w:tc>
+                    <w:tc>
+                      <w:tcPr>
+                        <w:tcW w:w="0" w:type="auto"/>
+                        <w:tcBorders>
+                          <w:top w:val="single" w:sz="2" w:space="0" w:color="auto"/>
+                          <w:left w:val="single" w:sz="6" w:space="0" w:color="auto"/>
+                          <w:bottom w:val="single" w:sz="6" w:space="0" w:color="auto"/>
+                          <w:right w:val="single" w:sz="6" w:space="0" w:color="auto"/>
+                        </w:tcBorders>
+                        <w:shd w:val="clear" w:color="auto" w:fill="22252A"/>
+                        <w:vAlign w:val="center"/>
+                        <w:hideMark/>
+                      </w:tcPr>
+                      <w:p>
+                        <w:pPr>
+                          <w:widowControl/>
+                          <w:wordWrap/>
+                          <w:autoSpaceDE/>
+                          <w:autoSpaceDN/>
+                          <w:jc w:val="center"/>
+                          <w:rPr>
+                            <w:rFonts w:eastAsiaTheme="minorHAnsi" w:cs="Segoe UI"/>
+                            <w:color w:val="CCCCCC"/>
+                            <w:kern w:val="0"/>
+                            <w:szCs w:val="20"/>
+                          </w:rPr>
+                        </w:pPr>
+                        <w:r>
+                          <w:rPr>
+                            <w:rFonts w:eastAsiaTheme="minorHAnsi" w:cs="Segoe UI"/>
+                            <w:color w:val="CCCCCC"/>
+                            <w:kern w:val="0"/>
+                            <w:szCs w:val="20"/>
+                          </w:rPr>
+                          <w:t>총 시행 횟수</w:t>
+                        </w:r>
+                      </w:p>
+                    </w:tc>
+                    <w:tc>
+                      <w:tcPr>
+                        <w:tcW w:w="0" w:type="auto"/>
+                        <w:tcBorders>
+                          <w:top w:val="single" w:sz="2" w:space="0" w:color="auto"/>
+                          <w:left w:val="single" w:sz="6" w:space="0" w:color="auto"/>
+                          <w:bottom w:val="single" w:sz="6" w:space="0" w:color="auto"/>
+                          <w:right w:val="single" w:sz="6" w:space="0" w:color="auto"/>
+                        </w:tcBorders>
+                        <w:shd w:val="clear" w:color="auto" w:fill="22252A"/>
+                        <w:vAlign w:val="center"/>
+                        <w:hideMark/>
+                      </w:tcPr>
+                      <w:p>
+                        <w:pPr>
+                          <w:widowControl/>
+                          <w:wordWrap/>
+                          <w:autoSpaceDE/>
+                          <w:autoSpaceDN/>
+                          <w:jc w:val="center"/>
+                          <w:rPr>
+                            <w:rFonts w:eastAsiaTheme="minorHAnsi" w:cs="Segoe UI"/>
+                            <w:color w:val="CCCCCC"/>
+                            <w:kern w:val="0"/>
+                            <w:szCs w:val="20"/>
+                          </w:rPr>
+                        </w:pPr>
+                        <w:r>
+                          <w:rPr>
+                            <w:rFonts w:eastAsiaTheme="minorHAnsi" w:cs="Segoe UI"/>
+                            <w:color w:val="CCCCCC"/>
+                            <w:kern w:val="0"/>
+                            <w:szCs w:val="20"/>
+                          </w:rPr>
+                          <w:t>[현재] RTX 3080 소요시간</w:t>
+                        </w:r>
+                      </w:p>
+                    </w:tc>
+                    <w:tc>
+                      <w:tcPr>
+                        <w:tcW w:w="0" w:type="auto"/>
+                        <w:tcBorders>
+                          <w:top w:val="single" w:sz="2" w:space="0" w:color="auto"/>
+                          <w:left w:val="single" w:sz="6" w:space="0" w:color="auto"/>
+                          <w:bottom w:val="single" w:sz="6" w:space="0" w:color="auto"/>
+                          <w:right w:val="single" w:sz="6" w:space="0" w:color="auto"/>
+                        </w:tcBorders>
+                        <w:shd w:val="clear" w:color="auto" w:fill="22252A"/>
+                        <w:vAlign w:val="center"/>
+                        <w:hideMark/>
+                      </w:tcPr>
+                      <w:p>
+                        <w:pPr>
+                          <w:widowControl/>
+                          <w:wordWrap/>
+                          <w:autoSpaceDE/>
+                          <w:autoSpaceDN/>
+                          <w:jc w:val="center"/>
+                          <w:rPr>
+                            <w:rFonts w:eastAsiaTheme="minorHAnsi" w:cs="Segoe UI"/>
+                            <w:color w:val="CCCCCC"/>
+                            <w:kern w:val="0"/>
+                            <w:szCs w:val="20"/>
+                          </w:rPr>
+                        </w:pPr>
+                        <w:r>
+                          <w:rPr>
+                            <w:rFonts w:eastAsiaTheme="minorHAnsi" w:cs="Segoe UI"/>
+                            <w:color w:val="CCCCCC"/>
+                            <w:kern w:val="0"/>
+                            <w:szCs w:val="20"/>
+                          </w:rPr>
+                          <w:t>[현재] RTX 3080 일수</w:t>
+                        </w:r>
+                      </w:p>
+                    </w:tc>
+                    <w:tc>
+                      <w:tcPr>
+                        <w:tcW w:w="0" w:type="auto"/>
+                        <w:tcBorders>
+                          <w:top w:val="single" w:sz="2" w:space="0" w:color="auto"/>
+                          <w:left w:val="single" w:sz="6" w:space="0" w:color="auto"/>
+                          <w:bottom w:val="single" w:sz="6" w:space="0" w:color="auto"/>
+                          <w:right w:val="single" w:sz="2" w:space="0" w:color="auto"/>
+                        </w:tcBorders>
+                        <w:shd w:val="clear" w:color="auto" w:fill="22252A"/>
+                        <w:vAlign w:val="center"/>
+                        <w:hideMark/>
+                      </w:tcPr>
+                      <w:p>
+                        <w:pPr>
+                          <w:widowControl/>
+                          <w:wordWrap/>
+                          <w:autoSpaceDE/>
+                          <w:autoSpaceDN/>
+                          <w:jc w:val="center"/>
+                          <w:rPr>
+                            <w:rFonts w:eastAsiaTheme="minorHAnsi" w:cs="Segoe UI"/>
+                            <w:color w:val="CCCCCC"/>
+                            <w:kern w:val="0"/>
+                            <w:szCs w:val="20"/>
+                          </w:rPr>
+                        </w:pPr>
+                        <w:r>
+                          <w:rPr>
+                            <w:rFonts w:eastAsiaTheme="minorHAnsi" w:cs="Segoe UI"/>
+                            <w:color w:val="CCCCCC"/>
+                            <w:kern w:val="0"/>
+                            <w:szCs w:val="20"/>
+                          </w:rPr>
+                          <w:t xml:space="preserve">[예상] RTX 5090 일수 </w:t>
+                        </w:r>
+                      </w:p>
+                    </w:tc>
+                  </w:tr>
+                  <w:tr>
+                    <w:trPr>
+                      <w:tblCellSpacing w:w="15" w:type="dxa"/>
+                    </w:trPr>
+                    <w:tc>
+                      <w:tcPr>
+                        <w:tcW w:w="0" w:type="auto"/>
+                        <w:tcBorders>
+                          <w:top w:val="single" w:sz="6" w:space="0" w:color="auto"/>
+                          <w:left w:val="single" w:sz="2" w:space="0" w:color="auto"/>
+                          <w:bottom w:val="single" w:sz="6" w:space="0" w:color="auto"/>
+                          <w:right w:val="single" w:sz="6" w:space="0" w:color="auto"/>
+                        </w:tcBorders>
+                        <w:shd w:val="clear" w:color="auto" w:fill="22252A"/>
+                        <w:vAlign w:val="center"/>
+                        <w:hideMark/>
+                      </w:tcPr>
+                      <w:p>
+                        <w:pPr>
+                          <w:widowControl/>
+                          <w:wordWrap/>
+                          <w:autoSpaceDE/>
+                          <w:autoSpaceDN/>
+                          <w:jc w:val="left"/>
+                          <w:rPr>
+                            <w:rFonts w:eastAsiaTheme="minorHAnsi" w:cs="Segoe UI"/>
+                            <w:color w:val="CCCCCC"/>
+                            <w:kern w:val="0"/>
+                            <w:szCs w:val="20"/>
+                          </w:rPr>
+                        </w:pPr>
+                        <w:r>
+                          <w:rPr>
+                            <w:rFonts w:eastAsiaTheme="minorHAnsi" w:cs="Segoe UI"/>
+                            <w:b/>
+                            <w:bCs/>
+                            <w:color w:val="CCCCCC"/>
+                            <w:kern w:val="0"/>
+                            <w:szCs w:val="20"/>
+                            <w:bdr w:val="single" w:sz="2" w:space="0" w:color="auto" w:frame="1"/>
+                          </w:rPr>
+                          <w:t>Qwen2.5-VL-3B</w:t>
+                        </w:r>
+                      </w:p>
+                    </w:tc>
+                    <w:tc>
+                      <w:tcPr>
+                        <w:tcW w:w="0" w:type="auto"/>
+                        <w:tcBorders>
+                          <w:top w:val="single" w:sz="6" w:space="0" w:color="auto"/>
+                          <w:left w:val="single" w:sz="6" w:space="0" w:color="auto"/>
+                          <w:bottom w:val="single" w:sz="6" w:space="0" w:color="auto"/>
+                          <w:right w:val="single" w:sz="6" w:space="0" w:color="auto"/>
+                        </w:tcBorders>
+                        <w:shd w:val="clear" w:color="auto" w:fill="22252A"/>
+                        <w:vAlign w:val="center"/>
+                        <w:hideMark/>
+                      </w:tcPr>
+                      <w:p>
+                        <w:pPr>
+                          <w:widowControl/>
+                          <w:wordWrap/>
+                          <w:autoSpaceDE/>
+                          <w:autoSpaceDN/>
+                          <w:jc w:val="center"/>
+                          <w:rPr>
+                            <w:rFonts w:eastAsiaTheme="minorHAnsi" w:cs="Segoe UI"/>
+                            <w:color w:val="CCCCCC"/>
+                            <w:kern w:val="0"/>
+                            <w:szCs w:val="20"/>
+                          </w:rPr>
+                        </w:pPr>
+                        <w:r>
+                          <w:rPr>
+                            <w:rFonts w:eastAsiaTheme="minorHAnsi" w:cs="Segoe UI"/>
+                            <w:color w:val="CCCCCC"/>
+                            <w:kern w:val="0"/>
+                            <w:szCs w:val="20"/>
+                          </w:rPr>
+                          <w:t>10.45 초</w:t>
+                        </w:r>
+                      </w:p>
+                    </w:tc>
+                    <w:tc>
+                      <w:tcPr>
+                        <w:tcW w:w="0" w:type="auto"/>
+                        <w:tcBorders>
+                          <w:top w:val="single" w:sz="6" w:space="0" w:color="auto"/>
+                          <w:left w:val="single" w:sz="6" w:space="0" w:color="auto"/>
+                          <w:bottom w:val="single" w:sz="6" w:space="0" w:color="auto"/>
+                          <w:right w:val="single" w:sz="6" w:space="0" w:color="auto"/>
+                        </w:tcBorders>
+                        <w:shd w:val="clear" w:color="auto" w:fill="22252A"/>
+                        <w:vAlign w:val="center"/>
+                        <w:hideMark/>
+                      </w:tcPr>
+                      <w:p>
+                        <w:pPr>
+                          <w:widowControl/>
+                          <w:wordWrap/>
+                          <w:autoSpaceDE/>
+                          <w:autoSpaceDN/>
+                          <w:jc w:val="center"/>
+                          <w:rPr>
+                            <w:rFonts w:eastAsiaTheme="minorHAnsi" w:cs="Segoe UI"/>
+                            <w:color w:val="CCCCCC"/>
+                            <w:kern w:val="0"/>
+                            <w:szCs w:val="20"/>
+                          </w:rPr>
+                        </w:pPr>
+                        <w:r>
+                          <w:rPr>
+                            <w:rFonts w:eastAsiaTheme="minorHAnsi" w:cs="Segoe UI"/>
+                            <w:color w:val="CCCCCC"/>
+                            <w:kern w:val="0"/>
+                            <w:szCs w:val="20"/>
+                          </w:rPr>
+                          <w:t>1,920 회</w:t>
+                        </w:r>
+                      </w:p>
+                    </w:tc>
+                    <w:tc>
+                      <w:tcPr>
+                        <w:tcW w:w="0" w:type="auto"/>
+                        <w:tcBorders>
+                          <w:top w:val="single" w:sz="6" w:space="0" w:color="auto"/>
+                          <w:left w:val="single" w:sz="6" w:space="0" w:color="auto"/>
+                          <w:bottom w:val="single" w:sz="6" w:space="0" w:color="auto"/>
+                          <w:right w:val="single" w:sz="6" w:space="0" w:color="auto"/>
+                        </w:tcBorders>
+                        <w:shd w:val="clear" w:color="auto" w:fill="22252A"/>
+                        <w:vAlign w:val="center"/>
+                        <w:hideMark/>
+                      </w:tcPr>
+                      <w:p>
+                        <w:pPr>
+                          <w:widowControl/>
+                          <w:wordWrap/>
+                          <w:autoSpaceDE/>
+                          <w:autoSpaceDN/>
+                          <w:jc w:val="center"/>
+                          <w:rPr>
+                            <w:rFonts w:eastAsiaTheme="minorHAnsi" w:cs="Segoe UI"/>
+                            <w:color w:val="CCCCCC"/>
+                            <w:kern w:val="0"/>
+                            <w:szCs w:val="20"/>
+                          </w:rPr>
+                        </w:pPr>
+                        <w:r>
+                          <w:rPr>
+                            <w:rFonts w:eastAsiaTheme="minorHAnsi" w:cs="Segoe UI"/>
+                            <w:color w:val="CCCCCC"/>
+                            <w:kern w:val="0"/>
+                            <w:szCs w:val="20"/>
+                          </w:rPr>
+                          <w:t>334.4 분 </w:t>
+                        </w:r>
+                        <w:r>
+                          <w:rPr>
+                            <w:rFonts w:eastAsiaTheme="minorHAnsi" w:cs="Segoe UI"/>
+                            <w:i/>
+                            <w:iCs/>
+                            <w:color w:val="CCCCCC"/>
+                            <w:kern w:val="0"/>
+                            <w:szCs w:val="20"/>
+                            <w:bdr w:val="single" w:sz="2" w:space="0" w:color="auto" w:frame="1"/>
+                          </w:rPr>
+                          <w:t>(약 5.6시간)</w:t>
+                        </w:r>
+                      </w:p>
+                    </w:tc>
+                    <w:tc>
+                      <w:tcPr>
+                        <w:tcW w:w="0" w:type="auto"/>
+                        <w:tcBorders>
+                          <w:top w:val="single" w:sz="6" w:space="0" w:color="auto"/>
+                          <w:left w:val="single" w:sz="6" w:space="0" w:color="auto"/>
+                          <w:bottom w:val="single" w:sz="6" w:space="0" w:color="auto"/>
+                          <w:right w:val="single" w:sz="6" w:space="0" w:color="auto"/>
+                        </w:tcBorders>
+                        <w:shd w:val="clear" w:color="auto" w:fill="22252A"/>
+                        <w:vAlign w:val="center"/>
+                        <w:hideMark/>
+                      </w:tcPr>
+                      <w:p>
+                        <w:pPr>
+                          <w:widowControl/>
+                          <w:wordWrap/>
+                          <w:autoSpaceDE/>
+                          <w:autoSpaceDN/>
+                          <w:jc w:val="center"/>
+                          <w:rPr>
+                            <w:rFonts w:eastAsiaTheme="minorHAnsi" w:cs="Segoe UI"/>
+                            <w:color w:val="CCCCCC"/>
+                            <w:kern w:val="0"/>
+                            <w:szCs w:val="20"/>
+                          </w:rPr>
+                        </w:pPr>
+                        <w:r>
+                          <w:rPr>
+                            <w:rFonts w:eastAsiaTheme="minorHAnsi" w:cs="Segoe UI"/>
+                            <w:b/>
+                            <w:bCs/>
+                            <w:color w:val="CCCCCC"/>
+                            <w:kern w:val="0"/>
+                            <w:szCs w:val="20"/>
+                            <w:bdr w:val="single" w:sz="2" w:space="0" w:color="auto" w:frame="1"/>
+                          </w:rPr>
+                          <w:t>0.23 일</w:t>
+                        </w:r>
+                      </w:p>
+                    </w:tc>
+                    <w:tc>
+                      <w:tcPr>
+                        <w:tcW w:w="0" w:type="auto"/>
+                        <w:tcBorders>
+                          <w:top w:val="single" w:sz="6" w:space="0" w:color="auto"/>
+                          <w:left w:val="single" w:sz="6" w:space="0" w:color="auto"/>
+                          <w:bottom w:val="single" w:sz="6" w:space="0" w:color="auto"/>
+                          <w:right w:val="single" w:sz="2" w:space="0" w:color="auto"/>
+                        </w:tcBorders>
+                        <w:shd w:val="clear" w:color="auto" w:fill="22252A"/>
+                        <w:vAlign w:val="center"/>
+                        <w:hideMark/>
+                      </w:tcPr>
+                      <w:p>
+                        <w:pPr>
+                          <w:widowControl/>
+                          <w:wordWrap/>
+                          <w:autoSpaceDE/>
+                          <w:autoSpaceDN/>
+                          <w:jc w:val="center"/>
+                          <w:rPr>
+                            <w:rFonts w:eastAsiaTheme="minorHAnsi" w:cs="Segoe UI"/>
+                            <w:color w:val="CCCCCC"/>
+                            <w:kern w:val="0"/>
+                            <w:szCs w:val="20"/>
+                          </w:rPr>
+                        </w:pPr>
+                        <w:r>
+                          <w:rPr>
+                            <w:rFonts w:eastAsiaTheme="minorHAnsi" w:cs="Segoe UI"/>
+                            <w:b/>
+                            <w:bCs/>
+                            <w:color w:val="CCCCCC"/>
+                            <w:kern w:val="0"/>
+                            <w:szCs w:val="20"/>
+                            <w:bdr w:val="single" w:sz="2" w:space="0" w:color="auto" w:frame="1"/>
+                          </w:rPr>
+                          <w:t>0.05 일</w:t>
+                        </w:r>
+                        <w:r>
+                          <w:rPr>
+                            <w:rFonts w:eastAsiaTheme="minorHAnsi" w:cs="Segoe UI"/>
+                            <w:color w:val="CCCCCC"/>
+                            <w:kern w:val="0"/>
+                            <w:szCs w:val="20"/>
+                          </w:rPr>
+                          <w:t> </w:t>
+                        </w:r>
+                        <w:r>
+                          <w:rPr>
+                            <w:rFonts w:eastAsiaTheme="minorHAnsi" w:cs="Segoe UI"/>
+                            <w:i/>
+                            <w:iCs/>
+                            <w:color w:val="CCCCCC"/>
+                            <w:kern w:val="0"/>
+                            <w:szCs w:val="20"/>
+                            <w:bdr w:val="single" w:sz="2" w:space="0" w:color="auto" w:frame="1"/>
+                          </w:rPr>
+                          <w:t>(약 1.1시간)</w:t>
+                        </w:r>
+                      </w:p>
+                    </w:tc>
+                  </w:tr>
+                  <w:tr>
+                    <w:trPr>
+                      <w:tblCellSpacing w:w="15" w:type="dxa"/>
+                    </w:trPr>
+                    <w:tc>
+                      <w:tcPr>
+                        <w:tcW w:w="0" w:type="auto"/>
+                        <w:tcBorders>
+                          <w:top w:val="single" w:sz="6" w:space="0" w:color="auto"/>
+                          <w:left w:val="single" w:sz="2" w:space="0" w:color="auto"/>
+                          <w:bottom w:val="single" w:sz="6" w:space="0" w:color="auto"/>
+                          <w:right w:val="single" w:sz="6" w:space="0" w:color="auto"/>
+                        </w:tcBorders>
+                        <w:shd w:val="clear" w:color="auto" w:fill="22252A"/>
+                        <w:vAlign w:val="center"/>
+                        <w:hideMark/>
+                      </w:tcPr>
+                      <w:p>
+                        <w:pPr>
+                          <w:widowControl/>
+                          <w:wordWrap/>
+                          <w:autoSpaceDE/>
+                          <w:autoSpaceDN/>
+                          <w:jc w:val="left"/>
+                          <w:rPr>
+                            <w:rFonts w:eastAsiaTheme="minorHAnsi" w:cs="Segoe UI"/>
+                            <w:color w:val="CCCCCC"/>
+                            <w:kern w:val="0"/>
+                            <w:szCs w:val="20"/>
+                          </w:rPr>
+                        </w:pPr>
+                        <w:r>
+                          <w:rPr>
+                            <w:rFonts w:eastAsiaTheme="minorHAnsi" w:cs="Segoe UI"/>
+                            <w:b/>
+                            <w:bCs/>
+                            <w:color w:val="CCCCCC"/>
+                            <w:kern w:val="0"/>
+                            <w:szCs w:val="20"/>
+                            <w:bdr w:val="single" w:sz="2" w:space="0" w:color="auto" w:frame="1"/>
+                          </w:rPr>
+                          <w:t>LLaVA-NeXT-Video-7B</w:t>
+                        </w:r>
+                      </w:p>
+                    </w:tc>
+                    <w:tc>
+                      <w:tcPr>
+                        <w:tcW w:w="0" w:type="auto"/>
+                        <w:tcBorders>
+                          <w:top w:val="single" w:sz="6" w:space="0" w:color="auto"/>
+                          <w:left w:val="single" w:sz="6" w:space="0" w:color="auto"/>
+                          <w:bottom w:val="single" w:sz="6" w:space="0" w:color="auto"/>
+                          <w:right w:val="single" w:sz="6" w:space="0" w:color="auto"/>
+                        </w:tcBorders>
+                        <w:shd w:val="clear" w:color="auto" w:fill="22252A"/>
+                        <w:vAlign w:val="center"/>
+                        <w:hideMark/>
+                      </w:tcPr>
+                      <w:p>
+                        <w:pPr>
+                          <w:widowControl/>
+                          <w:wordWrap/>
+                          <w:autoSpaceDE/>
+                          <w:autoSpaceDN/>
+                          <w:jc w:val="center"/>
+                          <w:rPr>
+                            <w:rFonts w:eastAsiaTheme="minorHAnsi" w:cs="Segoe UI"/>
+                            <w:color w:val="CCCCCC"/>
+                            <w:kern w:val="0"/>
+                            <w:szCs w:val="20"/>
+                          </w:rPr>
+                        </w:pPr>
+                        <w:r>
+                          <w:rPr>
+                            <w:rFonts w:eastAsiaTheme="minorHAnsi" w:cs="Segoe UI"/>
+                            <w:color w:val="CCCCCC"/>
+                            <w:kern w:val="0"/>
+                            <w:szCs w:val="20"/>
+                          </w:rPr>
+                          <w:t>20.00 초</w:t>
+                        </w:r>
+                      </w:p>
+                    </w:tc>
+                    <w:tc>
+                      <w:tcPr>
+                        <w:tcW w:w="0" w:type="auto"/>
+                        <w:tcBorders>
+                          <w:top w:val="single" w:sz="6" w:space="0" w:color="auto"/>
+                          <w:left w:val="single" w:sz="6" w:space="0" w:color="auto"/>
+                          <w:bottom w:val="single" w:sz="6" w:space="0" w:color="auto"/>
+                          <w:right w:val="single" w:sz="6" w:space="0" w:color="auto"/>
+                        </w:tcBorders>
+                        <w:shd w:val="clear" w:color="auto" w:fill="22252A"/>
+                        <w:vAlign w:val="center"/>
+                        <w:hideMark/>
+                      </w:tcPr>
+                      <w:p>
+                        <w:pPr>
+                          <w:widowControl/>
+                          <w:wordWrap/>
+                          <w:autoSpaceDE/>
+                          <w:autoSpaceDN/>
+                          <w:jc w:val="center"/>
+                          <w:rPr>
+                            <w:rFonts w:eastAsiaTheme="minorHAnsi" w:cs="Segoe UI"/>
+                            <w:color w:val="CCCCCC"/>
+                            <w:kern w:val="0"/>
+                            <w:szCs w:val="20"/>
+                          </w:rPr>
+                        </w:pPr>
+                        <w:r>
+                          <w:rPr>
+                            <w:rFonts w:eastAsiaTheme="minorHAnsi" w:cs="Segoe UI"/>
+                            <w:color w:val="CCCCCC"/>
+                            <w:kern w:val="0"/>
+                            <w:szCs w:val="20"/>
+                          </w:rPr>
+                          <w:t>1,920 회</w:t>
+                        </w:r>
+                      </w:p>
+                    </w:tc>
+                    <w:tc>
+                      <w:tcPr>
+                        <w:tcW w:w="0" w:type="auto"/>
+                        <w:tcBorders>
+                          <w:top w:val="single" w:sz="6" w:space="0" w:color="auto"/>
+                          <w:left w:val="single" w:sz="6" w:space="0" w:color="auto"/>
+                          <w:bottom w:val="single" w:sz="6" w:space="0" w:color="auto"/>
+                          <w:right w:val="single" w:sz="6" w:space="0" w:color="auto"/>
+                        </w:tcBorders>
+                        <w:shd w:val="clear" w:color="auto" w:fill="22252A"/>
+                        <w:vAlign w:val="center"/>
+                        <w:hideMark/>
+                      </w:tcPr>
+                      <w:p>
+                        <w:pPr>
+                          <w:widowControl/>
+                          <w:wordWrap/>
+                          <w:autoSpaceDE/>
+                          <w:autoSpaceDN/>
+                          <w:jc w:val="center"/>
+                          <w:rPr>
+                            <w:rFonts w:eastAsiaTheme="minorHAnsi" w:cs="Segoe UI"/>
+                            <w:color w:val="CCCCCC"/>
+                            <w:kern w:val="0"/>
+                            <w:szCs w:val="20"/>
+                          </w:rPr>
+                        </w:pPr>
+                        <w:r>
+                          <w:rPr>
+                            <w:rFonts w:eastAsiaTheme="minorHAnsi" w:cs="Segoe UI"/>
+                            <w:color w:val="CCCCCC"/>
+                            <w:kern w:val="0"/>
+                            <w:szCs w:val="20"/>
+                          </w:rPr>
+                          <w:t>640.0 분 </w:t>
+                        </w:r>
+                        <w:r>
+                          <w:rPr>
+                            <w:rFonts w:eastAsiaTheme="minorHAnsi" w:cs="Segoe UI"/>
+                            <w:i/>
+                            <w:iCs/>
+                            <w:color w:val="CCCCCC"/>
+                            <w:kern w:val="0"/>
+                            <w:szCs w:val="20"/>
+                            <w:bdr w:val="single" w:sz="2" w:space="0" w:color="auto" w:frame="1"/>
+                          </w:rPr>
+                          <w:t>(약 10.7시간)</w:t>
+                        </w:r>
+                      </w:p>
+                    </w:tc>
+                    <w:tc>
+                      <w:tcPr>
+                        <w:tcW w:w="0" w:type="auto"/>
+                        <w:tcBorders>
+                          <w:top w:val="single" w:sz="6" w:space="0" w:color="auto"/>
+                          <w:left w:val="single" w:sz="6" w:space="0" w:color="auto"/>
+                          <w:bottom w:val="single" w:sz="6" w:space="0" w:color="auto"/>
+                          <w:right w:val="single" w:sz="6" w:space="0" w:color="auto"/>
+                        </w:tcBorders>
+                        <w:shd w:val="clear" w:color="auto" w:fill="22252A"/>
+                        <w:vAlign w:val="center"/>
+                        <w:hideMark/>
+                      </w:tcPr>
+                      <w:p>
+                        <w:pPr>
+                          <w:widowControl/>
+                          <w:wordWrap/>
+                          <w:autoSpaceDE/>
+                          <w:autoSpaceDN/>
+                          <w:jc w:val="center"/>
+                          <w:rPr>
+                            <w:rFonts w:eastAsiaTheme="minorHAnsi" w:cs="Segoe UI"/>
+                            <w:color w:val="CCCCCC"/>
+                            <w:kern w:val="0"/>
+                            <w:szCs w:val="20"/>
+                          </w:rPr>
+                        </w:pPr>
+                        <w:r>
+                          <w:rPr>
+                            <w:rFonts w:eastAsiaTheme="minorHAnsi" w:cs="Segoe UI"/>
+                            <w:b/>
+                            <w:bCs/>
+                            <w:color w:val="CCCCCC"/>
+                            <w:kern w:val="0"/>
+                            <w:szCs w:val="20"/>
+                            <w:bdr w:val="single" w:sz="2" w:space="0" w:color="auto" w:frame="1"/>
+                          </w:rPr>
+                          <w:t>0.44 일</w:t>
+                        </w:r>
+                      </w:p>
+                    </w:tc>
+                    <w:tc>
+                      <w:tcPr>
+                        <w:tcW w:w="0" w:type="auto"/>
+                        <w:tcBorders>
+                          <w:top w:val="single" w:sz="6" w:space="0" w:color="auto"/>
+                          <w:left w:val="single" w:sz="6" w:space="0" w:color="auto"/>
+                          <w:bottom w:val="single" w:sz="6" w:space="0" w:color="auto"/>
+                          <w:right w:val="single" w:sz="2" w:space="0" w:color="auto"/>
+                        </w:tcBorders>
+                        <w:shd w:val="clear" w:color="auto" w:fill="22252A"/>
+                        <w:vAlign w:val="center"/>
+                        <w:hideMark/>
+                      </w:tcPr>
+                      <w:p>
+                        <w:pPr>
+                          <w:widowControl/>
+                          <w:wordWrap/>
+                          <w:autoSpaceDE/>
+                          <w:autoSpaceDN/>
+                          <w:jc w:val="center"/>
+                          <w:rPr>
+                            <w:rFonts w:eastAsiaTheme="minorHAnsi" w:cs="Segoe UI"/>
+                            <w:color w:val="CCCCCC"/>
+                            <w:kern w:val="0"/>
+                            <w:szCs w:val="20"/>
+                          </w:rPr>
+                        </w:pPr>
+                        <w:r>
+                          <w:rPr>
+                            <w:rFonts w:eastAsiaTheme="minorHAnsi" w:cs="Segoe UI"/>
+                            <w:b/>
+                            <w:bCs/>
+                            <w:color w:val="CCCCCC"/>
+                            <w:kern w:val="0"/>
+                            <w:szCs w:val="20"/>
+                            <w:bdr w:val="single" w:sz="2" w:space="0" w:color="auto" w:frame="1"/>
+                          </w:rPr>
+                          <w:t>0.09 일</w:t>
+                        </w:r>
+                        <w:r>
+                          <w:rPr>
+                            <w:rFonts w:eastAsiaTheme="minorHAnsi" w:cs="Segoe UI"/>
+                            <w:color w:val="CCCCCC"/>
+                            <w:kern w:val="0"/>
+                            <w:szCs w:val="20"/>
+                          </w:rPr>
+                          <w:t> </w:t>
+                        </w:r>
+                        <w:r>
+                          <w:rPr>
+                            <w:rFonts w:eastAsiaTheme="minorHAnsi" w:cs="Segoe UI"/>
+                            <w:i/>
+                            <w:iCs/>
+                            <w:color w:val="CCCCCC"/>
+                            <w:kern w:val="0"/>
+                            <w:szCs w:val="20"/>
+                            <w:bdr w:val="single" w:sz="2" w:space="0" w:color="auto" w:frame="1"/>
+                          </w:rPr>
+                          <w:t>(약 2.1시간)</w:t>
+                        </w:r>
+                      </w:p>
+                    </w:tc>
+                  </w:tr>
+                  <w:tr>
+                    <w:trPr>
+                      <w:tblCellSpacing w:w="15" w:type="dxa"/>
+                    </w:trPr>
+                    <w:tc>
+                      <w:tcPr>
+                        <w:tcW w:w="0" w:type="auto"/>
+                        <w:tcBorders>
+                          <w:top w:val="single" w:sz="6" w:space="0" w:color="auto"/>
+                          <w:left w:val="single" w:sz="2" w:space="0" w:color="auto"/>
+                          <w:bottom w:val="single" w:sz="6" w:space="0" w:color="auto"/>
+                          <w:right w:val="single" w:sz="6" w:space="0" w:color="auto"/>
+                        </w:tcBorders>
+                        <w:shd w:val="clear" w:color="auto" w:fill="22252A"/>
+                        <w:vAlign w:val="center"/>
+                        <w:hideMark/>
+                      </w:tcPr>
+                      <w:p>
+                        <w:pPr>
+                          <w:widowControl/>
+                          <w:wordWrap/>
+                          <w:autoSpaceDE/>
+                          <w:autoSpaceDN/>
+                          <w:jc w:val="left"/>
+                          <w:rPr>
+                            <w:rFonts w:eastAsiaTheme="minorHAnsi" w:cs="Segoe UI"/>
+                            <w:color w:val="CCCCCC"/>
+                            <w:kern w:val="0"/>
+                            <w:szCs w:val="20"/>
+                          </w:rPr>
+                        </w:pPr>
+                        <w:r>
+                          <w:rPr>
+                            <w:rFonts w:eastAsiaTheme="minorHAnsi" w:cs="Segoe UI"/>
+                            <w:b/>
+                            <w:bCs/>
+                            <w:color w:val="CCCCCC"/>
+                            <w:kern w:val="0"/>
+                            <w:szCs w:val="20"/>
+                            <w:bdr w:val="single" w:sz="2" w:space="0" w:color="auto" w:frame="1"/>
+                          </w:rPr>
+                          <w:t>LLaVA-OneVision-7B</w:t>
+                        </w:r>
+                      </w:p>
+                    </w:tc>
+                    <w:tc>
+                      <w:tcPr>
+                        <w:tcW w:w="0" w:type="auto"/>
+                        <w:tcBorders>
+                          <w:top w:val="single" w:sz="6" w:space="0" w:color="auto"/>
+                          <w:left w:val="single" w:sz="6" w:space="0" w:color="auto"/>
+                          <w:bottom w:val="single" w:sz="6" w:space="0" w:color="auto"/>
+                          <w:right w:val="single" w:sz="6" w:space="0" w:color="auto"/>
+                        </w:tcBorders>
+                        <w:shd w:val="clear" w:color="auto" w:fill="22252A"/>
+                        <w:vAlign w:val="center"/>
+                        <w:hideMark/>
+                      </w:tcPr>
+                      <w:p>
+                        <w:pPr>
+                          <w:widowControl/>
+                          <w:wordWrap/>
+                          <w:autoSpaceDE/>
+                          <w:autoSpaceDN/>
+                          <w:jc w:val="center"/>
+                          <w:rPr>
+                            <w:rFonts w:eastAsiaTheme="minorHAnsi" w:cs="Segoe UI"/>
+                            <w:color w:val="CCCCCC"/>
+                            <w:kern w:val="0"/>
+                            <w:szCs w:val="20"/>
+                          </w:rPr>
+                        </w:pPr>
+                        <w:r>
+                          <w:rPr>
+                            <w:rFonts w:eastAsiaTheme="minorHAnsi" w:cs="Segoe UI"/>
+                            <w:color w:val="CCCCCC"/>
+                            <w:kern w:val="0"/>
+                            <w:szCs w:val="20"/>
+                          </w:rPr>
+                          <w:t>22.00 초</w:t>
+                        </w:r>
+                      </w:p>
+                    </w:tc>
+                    <w:tc>
+                      <w:tcPr>
+                        <w:tcW w:w="0" w:type="auto"/>
+                        <w:tcBorders>
+                          <w:top w:val="single" w:sz="6" w:space="0" w:color="auto"/>
+                          <w:left w:val="single" w:sz="6" w:space="0" w:color="auto"/>
+                          <w:bottom w:val="single" w:sz="6" w:space="0" w:color="auto"/>
+                          <w:right w:val="single" w:sz="6" w:space="0" w:color="auto"/>
+                        </w:tcBorders>
+                        <w:shd w:val="clear" w:color="auto" w:fill="22252A"/>
+                        <w:vAlign w:val="center"/>
+                        <w:hideMark/>
+                      </w:tcPr>
+                      <w:p>
+                        <w:pPr>
+                          <w:widowControl/>
+                          <w:wordWrap/>
+                          <w:autoSpaceDE/>
+                          <w:autoSpaceDN/>
+                          <w:jc w:val="center"/>
+                          <w:rPr>
+                            <w:rFonts w:eastAsiaTheme="minorHAnsi" w:cs="Segoe UI"/>
+                            <w:color w:val="CCCCCC"/>
+                            <w:kern w:val="0"/>
+                            <w:szCs w:val="20"/>
+                          </w:rPr>
+                        </w:pPr>
+                        <w:r>
+                          <w:rPr>
+                            <w:rFonts w:eastAsiaTheme="minorHAnsi" w:cs="Segoe UI"/>
+                            <w:color w:val="CCCCCC"/>
+                            <w:kern w:val="0"/>
+                            <w:szCs w:val="20"/>
+                          </w:rPr>
+                          <w:t>1,920 회</w:t>
+                        </w:r>
+                      </w:p>
+                    </w:tc>
+                    <w:tc>
+                      <w:tcPr>
+                        <w:tcW w:w="0" w:type="auto"/>
+                        <w:tcBorders>
+                          <w:top w:val="single" w:sz="6" w:space="0" w:color="auto"/>
+                          <w:left w:val="single" w:sz="6" w:space="0" w:color="auto"/>
+                          <w:bottom w:val="single" w:sz="6" w:space="0" w:color="auto"/>
+                          <w:right w:val="single" w:sz="6" w:space="0" w:color="auto"/>
+                        </w:tcBorders>
+                        <w:shd w:val="clear" w:color="auto" w:fill="22252A"/>
+                        <w:vAlign w:val="center"/>
+                        <w:hideMark/>
+                      </w:tcPr>
+                      <w:p>
+                        <w:pPr>
+                          <w:widowControl/>
+                          <w:wordWrap/>
+                          <w:autoSpaceDE/>
+                          <w:autoSpaceDN/>
+                          <w:jc w:val="center"/>
+                          <w:rPr>
+                            <w:rFonts w:eastAsiaTheme="minorHAnsi" w:cs="Segoe UI"/>
+                            <w:color w:val="CCCCCC"/>
+                            <w:kern w:val="0"/>
+                            <w:szCs w:val="20"/>
+                          </w:rPr>
+                        </w:pPr>
+                        <w:r>
+                          <w:rPr>
+                            <w:rFonts w:eastAsiaTheme="minorHAnsi" w:cs="Segoe UI"/>
+                            <w:color w:val="CCCCCC"/>
+                            <w:kern w:val="0"/>
+                            <w:szCs w:val="20"/>
+                          </w:rPr>
+                          <w:t>704.0 분 </w:t>
+                        </w:r>
+                        <w:r>
+                          <w:rPr>
+                            <w:rFonts w:eastAsiaTheme="minorHAnsi" w:cs="Segoe UI"/>
+                            <w:i/>
+                            <w:iCs/>
+                            <w:color w:val="CCCCCC"/>
+                            <w:kern w:val="0"/>
+                            <w:szCs w:val="20"/>
+                            <w:bdr w:val="single" w:sz="2" w:space="0" w:color="auto" w:frame="1"/>
+                          </w:rPr>
+                          <w:t>(약 11.7시간)</w:t>
+                        </w:r>
+                      </w:p>
+                    </w:tc>
+                    <w:tc>
+                      <w:tcPr>
+                        <w:tcW w:w="0" w:type="auto"/>
+                        <w:tcBorders>
+                          <w:top w:val="single" w:sz="6" w:space="0" w:color="auto"/>
+                          <w:left w:val="single" w:sz="6" w:space="0" w:color="auto"/>
+                          <w:bottom w:val="single" w:sz="6" w:space="0" w:color="auto"/>
+                          <w:right w:val="single" w:sz="6" w:space="0" w:color="auto"/>
+                        </w:tcBorders>
+                        <w:shd w:val="clear" w:color="auto" w:fill="22252A"/>
+                        <w:vAlign w:val="center"/>
+                        <w:hideMark/>
+                      </w:tcPr>
+                      <w:p>
+                        <w:pPr>
+                          <w:widowControl/>
+                          <w:wordWrap/>
+                          <w:autoSpaceDE/>
+                          <w:autoSpaceDN/>
+                          <w:jc w:val="center"/>
+                          <w:rPr>
+                            <w:rFonts w:eastAsiaTheme="minorHAnsi" w:cs="Segoe UI"/>
+                            <w:color w:val="CCCCCC"/>
+                            <w:kern w:val="0"/>
+                            <w:szCs w:val="20"/>
+                          </w:rPr>
+                        </w:pPr>
+                        <w:r>
+                          <w:rPr>
+                            <w:rFonts w:eastAsiaTheme="minorHAnsi" w:cs="Segoe UI"/>
+                            <w:b/>
+                            <w:bCs/>
+                            <w:color w:val="CCCCCC"/>
+                            <w:kern w:val="0"/>
+                            <w:szCs w:val="20"/>
+                            <w:bdr w:val="single" w:sz="2" w:space="0" w:color="auto" w:frame="1"/>
+                          </w:rPr>
+                          <w:t>0.49 일</w:t>
+                        </w:r>
+                      </w:p>
+                    </w:tc>
+                    <w:tc>
+                      <w:tcPr>
+                        <w:tcW w:w="0" w:type="auto"/>
+                        <w:tcBorders>
+                          <w:top w:val="single" w:sz="6" w:space="0" w:color="auto"/>
+                          <w:left w:val="single" w:sz="6" w:space="0" w:color="auto"/>
+                          <w:bottom w:val="single" w:sz="6" w:space="0" w:color="auto"/>
+                          <w:right w:val="single" w:sz="2" w:space="0" w:color="auto"/>
+                        </w:tcBorders>
+                        <w:shd w:val="clear" w:color="auto" w:fill="22252A"/>
+                        <w:vAlign w:val="center"/>
+                        <w:hideMark/>
+                      </w:tcPr>
+                      <w:p>
+                        <w:pPr>
+                          <w:widowControl/>
+                          <w:wordWrap/>
+                          <w:autoSpaceDE/>
+                          <w:autoSpaceDN/>
+                          <w:jc w:val="center"/>
+                          <w:rPr>
+                            <w:rFonts w:eastAsiaTheme="minorHAnsi" w:cs="Segoe UI"/>
+                            <w:color w:val="CCCCCC"/>
+                            <w:kern w:val="0"/>
+                            <w:szCs w:val="20"/>
+                          </w:rPr>
+                        </w:pPr>
+                        <w:r>
+                          <w:rPr>
+                            <w:rFonts w:eastAsiaTheme="minorHAnsi" w:cs="Segoe UI"/>
+                            <w:b/>
+                            <w:bCs/>
+                            <w:color w:val="CCCCCC"/>
+                            <w:kern w:val="0"/>
+                            <w:szCs w:val="20"/>
+                            <w:bdr w:val="single" w:sz="2" w:space="0" w:color="auto" w:frame="1"/>
+                          </w:rPr>
+                          <w:t>0.10 일</w:t>
+                        </w:r>
+                        <w:r>
+                          <w:rPr>
+                            <w:rFonts w:eastAsiaTheme="minorHAnsi" w:cs="Segoe UI"/>
+                            <w:color w:val="CCCCCC"/>
+                            <w:kern w:val="0"/>
+                            <w:szCs w:val="20"/>
+                          </w:rPr>
+                          <w:t> </w:t>
+                        </w:r>
+                        <w:r>
+                          <w:rPr>
+                            <w:rFonts w:eastAsiaTheme="minorHAnsi" w:cs="Segoe UI"/>
+                            <w:i/>
+                            <w:iCs/>
+                            <w:color w:val="CCCCCC"/>
+                            <w:kern w:val="0"/>
+                            <w:szCs w:val="20"/>
+                            <w:bdr w:val="single" w:sz="2" w:space="0" w:color="auto" w:frame="1"/>
+                          </w:rPr>
+                          <w:t>(약 2.4시간)</w:t>
+                        </w:r>
+                      </w:p>
+                    </w:tc>
+                  </w:tr>
+                  <w:tr>
+                    <w:trPr>
+                      <w:tblCellSpacing w:w="15" w:type="dxa"/>
+                    </w:trPr>
+                    <w:tc>
+                      <w:tcPr>
+                        <w:tcW w:w="0" w:type="auto"/>
+                        <w:tcBorders>
+                          <w:top w:val="single" w:sz="6" w:space="0" w:color="auto"/>
+                          <w:left w:val="single" w:sz="2" w:space="0" w:color="auto"/>
+                          <w:bottom w:val="single" w:sz="6" w:space="0" w:color="auto"/>
+                          <w:right w:val="single" w:sz="6" w:space="0" w:color="auto"/>
+                        </w:tcBorders>
+                        <w:shd w:val="clear" w:color="auto" w:fill="22252A"/>
+                        <w:vAlign w:val="center"/>
+                        <w:hideMark/>
+                      </w:tcPr>
+                      <w:p>
+                        <w:pPr>
+                          <w:widowControl/>
+                          <w:wordWrap/>
+                          <w:autoSpaceDE/>
+                          <w:autoSpaceDN/>
+                          <w:jc w:val="left"/>
+                          <w:rPr>
+                            <w:rFonts w:eastAsiaTheme="minorHAnsi" w:cs="Segoe UI"/>
+                            <w:color w:val="CCCCCC"/>
+                            <w:kern w:val="0"/>
+                            <w:szCs w:val="20"/>
+                          </w:rPr>
+                        </w:pPr>
+                        <w:r>
+                          <w:rPr>
+                            <w:rFonts w:eastAsiaTheme="minorHAnsi" w:cs="Segoe UI"/>
+                            <w:b/>
+                            <w:bCs/>
+                            <w:color w:val="CCCCCC"/>
+                            <w:kern w:val="0"/>
+                            <w:szCs w:val="20"/>
+                            <w:bdr w:val="single" w:sz="2" w:space="0" w:color="auto" w:frame="1"/>
+                          </w:rPr>
+                          <w:t>Qwen2.5-VL-32B</w:t>
+                        </w:r>
+                      </w:p>
+                    </w:tc>
+                    <w:tc>
+                      <w:tcPr>
+                        <w:tcW w:w="0" w:type="auto"/>
+                        <w:tcBorders>
+                          <w:top w:val="single" w:sz="6" w:space="0" w:color="auto"/>
+                          <w:left w:val="single" w:sz="6" w:space="0" w:color="auto"/>
+                          <w:bottom w:val="single" w:sz="6" w:space="0" w:color="auto"/>
+                          <w:right w:val="single" w:sz="6" w:space="0" w:color="auto"/>
+                        </w:tcBorders>
+                        <w:shd w:val="clear" w:color="auto" w:fill="22252A"/>
+                        <w:vAlign w:val="center"/>
+                        <w:hideMark/>
+                      </w:tcPr>
+                      <w:p>
+                        <w:pPr>
+                          <w:widowControl/>
+                          <w:wordWrap/>
+                          <w:autoSpaceDE/>
+                          <w:autoSpaceDN/>
+                          <w:jc w:val="center"/>
+                          <w:rPr>
+                            <w:rFonts w:eastAsiaTheme="minorHAnsi" w:cs="Segoe UI"/>
+                            <w:color w:val="CCCCCC"/>
+                            <w:kern w:val="0"/>
+                            <w:szCs w:val="20"/>
+                          </w:rPr>
+                        </w:pPr>
+                        <w:r>
+                          <w:rPr>
+                            <w:rFonts w:eastAsiaTheme="minorHAnsi" w:cs="Segoe UI"/>
+                            <w:color w:val="CCCCCC"/>
+                            <w:kern w:val="0"/>
+                            <w:szCs w:val="20"/>
+                          </w:rPr>
+                          <w:t>2,438.55 초</w:t>
+                        </w:r>
+                      </w:p>
+                    </w:tc>
+                    <w:tc>
+                      <w:tcPr>
+                        <w:tcW w:w="0" w:type="auto"/>
+                        <w:tcBorders>
+                          <w:top w:val="single" w:sz="6" w:space="0" w:color="auto"/>
+                          <w:left w:val="single" w:sz="6" w:space="0" w:color="auto"/>
+                          <w:bottom w:val="single" w:sz="6" w:space="0" w:color="auto"/>
+                          <w:right w:val="single" w:sz="6" w:space="0" w:color="auto"/>
+                        </w:tcBorders>
+                        <w:shd w:val="clear" w:color="auto" w:fill="22252A"/>
+                        <w:vAlign w:val="center"/>
+                        <w:hideMark/>
+                      </w:tcPr>
+                      <w:p>
+                        <w:pPr>
+                          <w:widowControl/>
+                          <w:wordWrap/>
+                          <w:autoSpaceDE/>
+                          <w:autoSpaceDN/>
+                          <w:jc w:val="center"/>
+                          <w:rPr>
+                            <w:rFonts w:eastAsiaTheme="minorHAnsi" w:cs="Segoe UI"/>
+                            <w:color w:val="CCCCCC"/>
+                            <w:kern w:val="0"/>
+                            <w:szCs w:val="20"/>
+                          </w:rPr>
+                        </w:pPr>
+                        <w:r>
+                          <w:rPr>
+                            <w:rFonts w:eastAsiaTheme="minorHAnsi" w:cs="Segoe UI"/>
+                            <w:color w:val="CCCCCC"/>
+                            <w:kern w:val="0"/>
+                            <w:szCs w:val="20"/>
+                          </w:rPr>
+                          <w:t>1,920 회</w:t>
+                        </w:r>
+                      </w:p>
+                    </w:tc>
+                    <w:tc>
+                      <w:tcPr>
+                        <w:tcW w:w="0" w:type="auto"/>
+                        <w:tcBorders>
+                          <w:top w:val="single" w:sz="6" w:space="0" w:color="auto"/>
+                          <w:left w:val="single" w:sz="6" w:space="0" w:color="auto"/>
+                          <w:bottom w:val="single" w:sz="6" w:space="0" w:color="auto"/>
+                          <w:right w:val="single" w:sz="6" w:space="0" w:color="auto"/>
+                        </w:tcBorders>
+                        <w:shd w:val="clear" w:color="auto" w:fill="22252A"/>
+                        <w:vAlign w:val="center"/>
+                        <w:hideMark/>
+                      </w:tcPr>
+                      <w:p>
+                        <w:pPr>
+                          <w:widowControl/>
+                          <w:wordWrap/>
+                          <w:autoSpaceDE/>
+                          <w:autoSpaceDN/>
+                          <w:jc w:val="center"/>
+                          <w:rPr>
+                            <w:rFonts w:eastAsiaTheme="minorHAnsi" w:cs="Segoe UI"/>
+                            <w:color w:val="CCCCCC"/>
+                            <w:kern w:val="0"/>
+                            <w:szCs w:val="20"/>
+                          </w:rPr>
+                        </w:pPr>
+                        <w:r>
+                          <w:rPr>
+                            <w:rFonts w:eastAsiaTheme="minorHAnsi" w:cs="Segoe UI"/>
+                            <w:color w:val="CCCCCC"/>
+                            <w:kern w:val="0"/>
+                            <w:szCs w:val="20"/>
+                          </w:rPr>
+                          <w:t>78,033.4 분 </w:t>
+                        </w:r>
+                        <w:r>
+                          <w:rPr>
+                            <w:rFonts w:eastAsiaTheme="minorHAnsi" w:cs="Segoe UI"/>
+                            <w:i/>
+                            <w:iCs/>
+                            <w:color w:val="CCCCCC"/>
+                            <w:kern w:val="0"/>
+                            <w:szCs w:val="20"/>
+                            <w:bdr w:val="single" w:sz="2" w:space="0" w:color="auto" w:frame="1"/>
+                          </w:rPr>
+                          <w:t>(1,300.6시간)</w:t>
+                        </w:r>
+                      </w:p>
+                    </w:tc>
+                    <w:tc>
+                      <w:tcPr>
+                        <w:tcW w:w="0" w:type="auto"/>
+                        <w:tcBorders>
+                          <w:top w:val="single" w:sz="6" w:space="0" w:color="auto"/>
+                          <w:left w:val="single" w:sz="6" w:space="0" w:color="auto"/>
+                          <w:bottom w:val="single" w:sz="6" w:space="0" w:color="auto"/>
+                          <w:right w:val="single" w:sz="6" w:space="0" w:color="auto"/>
+                        </w:tcBorders>
+                        <w:shd w:val="clear" w:color="auto" w:fill="22252A"/>
+                        <w:vAlign w:val="center"/>
+                        <w:hideMark/>
+                      </w:tcPr>
+                      <w:p>
+                        <w:pPr>
+                          <w:widowControl/>
+                          <w:wordWrap/>
+                          <w:autoSpaceDE/>
+                          <w:autoSpaceDN/>
+                          <w:jc w:val="center"/>
+                          <w:rPr>
+                            <w:rFonts w:eastAsiaTheme="minorHAnsi" w:cs="Segoe UI"/>
+                            <w:color w:val="CCCCCC"/>
+                            <w:kern w:val="0"/>
+                            <w:szCs w:val="20"/>
+                          </w:rPr>
+                        </w:pPr>
+                        <w:r>
+                          <w:rPr>
+                            <w:rFonts w:eastAsiaTheme="minorHAnsi" w:cs="Segoe UI"/>
+                            <w:b/>
+                            <w:bCs/>
+                            <w:color w:val="CCCCCC"/>
+                            <w:kern w:val="0"/>
+                            <w:szCs w:val="20"/>
+                            <w:bdr w:val="single" w:sz="2" w:space="0" w:color="auto" w:frame="1"/>
+                          </w:rPr>
+                          <w:t>54.19 일</w:t>
+                        </w:r>
+                      </w:p>
+                    </w:tc>
+                    <w:tc>
+                      <w:tcPr>
+                        <w:tcW w:w="0" w:type="auto"/>
+                        <w:tcBorders>
+                          <w:top w:val="single" w:sz="6" w:space="0" w:color="auto"/>
+                          <w:left w:val="single" w:sz="6" w:space="0" w:color="auto"/>
+                          <w:bottom w:val="single" w:sz="6" w:space="0" w:color="auto"/>
+                          <w:right w:val="single" w:sz="2" w:space="0" w:color="auto"/>
+                        </w:tcBorders>
+                        <w:shd w:val="clear" w:color="auto" w:fill="22252A"/>
+                        <w:vAlign w:val="center"/>
+                        <w:hideMark/>
+                      </w:tcPr>
+                      <w:p>
+                        <w:pPr>
+                          <w:widowControl/>
+                          <w:wordWrap/>
+                          <w:autoSpaceDE/>
+                          <w:autoSpaceDN/>
+                          <w:jc w:val="center"/>
+                          <w:rPr>
+                            <w:rFonts w:eastAsiaTheme="minorHAnsi" w:cs="Segoe UI"/>
+                            <w:color w:val="CCCCCC"/>
+                            <w:kern w:val="0"/>
+                            <w:szCs w:val="20"/>
+                          </w:rPr>
+                        </w:pPr>
+                        <w:r>
+                          <w:rPr>
+                            <w:rFonts w:eastAsiaTheme="minorHAnsi" w:cs="Segoe UI"/>
+                            <w:b/>
+                            <w:bCs/>
+                            <w:color w:val="CCCCCC"/>
+                            <w:kern w:val="0"/>
+                            <w:szCs w:val="20"/>
+                            <w:bdr w:val="single" w:sz="2" w:space="0" w:color="auto" w:frame="1"/>
+                          </w:rPr>
+                          <w:t>10.84 일</w:t>
+                        </w:r>
+                      </w:p>
+                    </w:tc>
+                  </w:tr>
+                  <w:tr>
+                    <w:trPr>
+                      <w:tblCellSpacing w:w="15" w:type="dxa"/>
+                    </w:trPr>
+                    <w:tc>
+                      <w:tcPr>
+                        <w:tcW w:w="0" w:type="auto"/>
+                        <w:tcBorders>
+                          <w:top w:val="single" w:sz="6" w:space="0" w:color="auto"/>
+                          <w:left w:val="single" w:sz="2" w:space="0" w:color="auto"/>
+                          <w:bottom w:val="single" w:sz="2" w:space="0" w:color="auto"/>
+                          <w:right w:val="single" w:sz="6" w:space="0" w:color="auto"/>
+                        </w:tcBorders>
+                        <w:shd w:val="clear" w:color="auto" w:fill="22252A"/>
+                        <w:vAlign w:val="center"/>
+                        <w:hideMark/>
+                      </w:tcPr>
+                      <w:p>
+                        <w:pPr>
+                          <w:widowControl/>
+                          <w:wordWrap/>
+                          <w:autoSpaceDE/>
+                          <w:autoSpaceDN/>
+                          <w:jc w:val="left"/>
+                          <w:rPr>
+                            <w:rFonts w:eastAsiaTheme="minorHAnsi" w:cs="Segoe UI"/>
+                            <w:color w:val="CCCCCC"/>
+                            <w:kern w:val="0"/>
+                            <w:szCs w:val="20"/>
+                          </w:rPr>
+                        </w:pPr>
+                        <w:r>
+                          <w:rPr>
+                            <w:rFonts w:eastAsiaTheme="minorHAnsi" w:cs="Segoe UI"/>
+                            <w:b/>
+                            <w:bCs/>
+                            <w:color w:val="CCCCCC"/>
+                            <w:kern w:val="0"/>
+                            <w:szCs w:val="20"/>
+                            <w:bdr w:val="single" w:sz="2" w:space="0" w:color="auto" w:frame="1"/>
+                          </w:rPr>
+                          <w:t>총 합계</w:t>
+                        </w:r>
+                      </w:p>
+                    </w:tc>
+                    <w:tc>
+                      <w:tcPr>
+                        <w:tcW w:w="0" w:type="auto"/>
+                        <w:tcBorders>
+                          <w:top w:val="single" w:sz="6" w:space="0" w:color="auto"/>
+                          <w:left w:val="single" w:sz="6" w:space="0" w:color="auto"/>
+                          <w:bottom w:val="single" w:sz="2" w:space="0" w:color="auto"/>
+                          <w:right w:val="single" w:sz="6" w:space="0" w:color="auto"/>
+                        </w:tcBorders>
+                        <w:shd w:val="clear" w:color="auto" w:fill="22252A"/>
+                        <w:vAlign w:val="center"/>
+                        <w:hideMark/>
+                      </w:tcPr>
+                      <w:p>
+                        <w:pPr>
+                          <w:widowControl/>
+                          <w:wordWrap/>
+                          <w:autoSpaceDE/>
+                          <w:autoSpaceDN/>
+                          <w:jc w:val="center"/>
+                          <w:rPr>
+                            <w:rFonts w:eastAsiaTheme="minorHAnsi" w:cs="Segoe UI"/>
+                            <w:color w:val="CCCCCC"/>
+                            <w:kern w:val="0"/>
+                            <w:szCs w:val="20"/>
+                          </w:rPr>
+                        </w:pPr>
+                        <w:r>
+                          <w:rPr>
+                            <w:rFonts w:eastAsiaTheme="minorHAnsi" w:cs="Segoe UI"/>
+                            <w:color w:val="CCCCCC"/>
+                            <w:kern w:val="0"/>
+                            <w:szCs w:val="20"/>
+                          </w:rPr>
+                          <w:t>-</w:t>
+                        </w:r>
+                      </w:p>
+                    </w:tc>
+                    <w:tc>
+                      <w:tcPr>
+                        <w:tcW w:w="0" w:type="auto"/>
+                        <w:tcBorders>
+                          <w:top w:val="single" w:sz="6" w:space="0" w:color="auto"/>
+                          <w:left w:val="single" w:sz="6" w:space="0" w:color="auto"/>
+                          <w:bottom w:val="single" w:sz="2" w:space="0" w:color="auto"/>
+                          <w:right w:val="single" w:sz="6" w:space="0" w:color="auto"/>
+                        </w:tcBorders>
+                        <w:shd w:val="clear" w:color="auto" w:fill="22252A"/>
+                        <w:vAlign w:val="center"/>
+                        <w:hideMark/>
+                      </w:tcPr>
+                      <w:p>
+                        <w:pPr>
+                          <w:widowControl/>
+                          <w:wordWrap/>
+                          <w:autoSpaceDE/>
+                          <w:autoSpaceDN/>
+                          <w:jc w:val="center"/>
+                          <w:rPr>
+                            <w:rFonts w:eastAsiaTheme="minorHAnsi" w:cs="Segoe UI"/>
+                            <w:color w:val="CCCCCC"/>
+                            <w:kern w:val="0"/>
+                            <w:szCs w:val="20"/>
+                          </w:rPr>
+                        </w:pPr>
+                        <w:r>
+                          <w:rPr>
+                            <w:rFonts w:eastAsiaTheme="minorHAnsi" w:cs="Segoe UI"/>
+                            <w:b/>
+                            <w:bCs/>
+                            <w:color w:val="CCCCCC"/>
+                            <w:kern w:val="0"/>
+                            <w:szCs w:val="20"/>
+                            <w:bdr w:val="single" w:sz="2" w:space="0" w:color="auto" w:frame="1"/>
+                          </w:rPr>
+                          <w:t>7,680 회</w:t>
+                        </w:r>
+                      </w:p>
+                    </w:tc>
+                    <w:tc>
+                      <w:tcPr>
+                        <w:tcW w:w="0" w:type="auto"/>
+                        <w:tcBorders>
+                          <w:top w:val="single" w:sz="6" w:space="0" w:color="auto"/>
+                          <w:left w:val="single" w:sz="6" w:space="0" w:color="auto"/>
+                          <w:bottom w:val="single" w:sz="2" w:space="0" w:color="auto"/>
+                          <w:right w:val="single" w:sz="6" w:space="0" w:color="auto"/>
+                        </w:tcBorders>
+                        <w:shd w:val="clear" w:color="auto" w:fill="22252A"/>
+                        <w:vAlign w:val="center"/>
+                        <w:hideMark/>
+                      </w:tcPr>
+                      <w:p>
+                        <w:pPr>
+                          <w:widowControl/>
+                          <w:wordWrap/>
+                          <w:autoSpaceDE/>
+                          <w:autoSpaceDN/>
+                          <w:jc w:val="center"/>
+                          <w:rPr>
+                            <w:rFonts w:eastAsiaTheme="minorHAnsi" w:cs="Segoe UI"/>
+                            <w:color w:val="CCCCCC"/>
+                            <w:kern w:val="0"/>
+                            <w:szCs w:val="20"/>
+                          </w:rPr>
+                        </w:pPr>
+                        <w:r>
+                          <w:rPr>
+                            <w:rFonts w:eastAsiaTheme="minorHAnsi" w:cs="Segoe UI"/>
+                            <w:b/>
+                            <w:bCs/>
+                            <w:color w:val="CCCCCC"/>
+                            <w:kern w:val="0"/>
+                            <w:szCs w:val="20"/>
+                            <w:bdr w:val="single" w:sz="2" w:space="0" w:color="auto" w:frame="1"/>
+                          </w:rPr>
+                          <w:t>79,711.8 분 </w:t>
+                        </w:r>
+                        <w:r>
+                          <w:rPr>
+                            <w:rFonts w:eastAsiaTheme="minorHAnsi" w:cs="Segoe UI"/>
+                            <w:b/>
+                            <w:bCs/>
+                            <w:i/>
+                            <w:iCs/>
+                            <w:color w:val="CCCCCC"/>
+                            <w:kern w:val="0"/>
+                            <w:szCs w:val="20"/>
+                            <w:bdr w:val="single" w:sz="2" w:space="0" w:color="auto" w:frame="1"/>
+                          </w:rPr>
+                          <w:t>(1,328.5시간)</w:t>
+                        </w:r>
+                      </w:p>
+                    </w:tc>
+                    <w:tc>
+                      <w:tcPr>
+                        <w:tcW w:w="0" w:type="auto"/>
+                        <w:tcBorders>
+                          <w:top w:val="single" w:sz="6" w:space="0" w:color="auto"/>
+                          <w:left w:val="single" w:sz="6" w:space="0" w:color="auto"/>
+                          <w:bottom w:val="single" w:sz="2" w:space="0" w:color="auto"/>
+                          <w:right w:val="single" w:sz="6" w:space="0" w:color="auto"/>
+                        </w:tcBorders>
+                        <w:shd w:val="clear" w:color="auto" w:fill="22252A"/>
+                        <w:vAlign w:val="center"/>
+                        <w:hideMark/>
+                      </w:tcPr>
+                      <w:p>
+                        <w:pPr>
+                          <w:widowControl/>
+                          <w:wordWrap/>
+                          <w:autoSpaceDE/>
+                          <w:autoSpaceDN/>
+                          <w:jc w:val="center"/>
+                          <w:rPr>
+                            <w:rFonts w:eastAsiaTheme="minorHAnsi" w:cs="Segoe UI"/>
+                            <w:color w:val="CCCCCC"/>
+                            <w:kern w:val="0"/>
+                            <w:szCs w:val="20"/>
+                          </w:rPr>
+                        </w:pPr>
+                        <w:r>
+                          <w:rPr>
+                            <w:rFonts w:eastAsiaTheme="minorHAnsi" w:cs="Segoe UI"/>
+                            <w:b/>
+                            <w:bCs/>
+                            <w:color w:val="CCCCCC"/>
+                            <w:kern w:val="0"/>
+                            <w:szCs w:val="20"/>
+                            <w:bdr w:val="single" w:sz="2" w:space="0" w:color="auto" w:frame="1"/>
+                          </w:rPr>
+                          <w:t>55.36 일</w:t>
+                        </w:r>
+                      </w:p>
+                    </w:tc>
+                    <w:tc>
+                      <w:tcPr>
+                        <w:tcW w:w="0" w:type="auto"/>
+                        <w:tcBorders>
+                          <w:top w:val="single" w:sz="6" w:space="0" w:color="auto"/>
+                          <w:left w:val="single" w:sz="6" w:space="0" w:color="auto"/>
+                          <w:bottom w:val="single" w:sz="2" w:space="0" w:color="auto"/>
+                          <w:right w:val="single" w:sz="2" w:space="0" w:color="auto"/>
+                        </w:tcBorders>
+                        <w:shd w:val="clear" w:color="auto" w:fill="22252A"/>
+                        <w:vAlign w:val="center"/>
+                        <w:hideMark/>
+                      </w:tcPr>
+                      <w:p>
+                        <w:pPr>
+                          <w:keepNext/>
+                          <w:widowControl/>
+                          <w:wordWrap/>
+                          <w:autoSpaceDE/>
+                          <w:autoSpaceDN/>
+                          <w:jc w:val="center"/>
+                          <w:rPr>
+                            <w:rFonts w:eastAsiaTheme="minorHAnsi" w:cs="Segoe UI"/>
+                            <w:color w:val="CCCCCC"/>
+                            <w:kern w:val="0"/>
+                            <w:szCs w:val="20"/>
+                          </w:rPr>
+                        </w:pPr>
+                        <w:r>
+                          <w:rPr>
+                            <w:rFonts w:eastAsiaTheme="minorHAnsi" w:cs="Segoe UI"/>
+                            <w:b/>
+                            <w:bCs/>
+                            <w:color w:val="CCCCCC"/>
+                            <w:kern w:val="0"/>
+                            <w:szCs w:val="20"/>
+                            <w:bdr w:val="single" w:sz="2" w:space="0" w:color="auto" w:frame="1"/>
+                          </w:rPr>
+                          <w:t>11.07 일</w:t>
+                        </w:r>
+                      </w:p>
+                    </w:tc>
+                  </w:tr>
+                </w:tbl>
+                <w:p>
+                  <w:pPr>
+                    <w:pStyle w:val="ad"/>
+                    <w:jc w:val="center"/>
+                    <w:rPr>
+                      <w:rFonts w:hint="eastAsia"/>
+                    </w:rPr>
+                  </w:pPr>
+                  <w:r>
+                    <w:t xml:space="preserve">표 </w:t>
+                  </w:r>
+                  <w:fldSimple w:instr=" SEQ 표 \* ARABIC ">
+                    <w:r>
+                      <w:rPr>
+                        <w:noProof/>
+                      </w:rPr>
+                      <w:t>1</w:t>
+                    </w:r>
+                  </w:fldSimple>
+                  <w:r>
+                    <w:rPr>
+                      <w:rFonts w:hint="eastAsia"/>
+                    </w:rPr>
+                    <w:t xml:space="preserve">. 분석 </w:t>
+                  </w:r>
+                  <w:r>
+                    <w:rPr>
+                      <w:rFonts w:hint="eastAsia"/>
+                    </w:rPr>
+                    <w:t xml:space="preserve">소요 </w:t>
+                  </w:r>
+                  <w:r>
+                    <w:rPr>
+                      <w:rFonts w:hint="eastAsia"/>
+                    </w:rPr>
+                    <w:t>시간 예상</w:t>
+                  </w:r>
+                </w:p>
               </w:tc>
             </w:tr>
             <w:tr>
@@ -654,6 +2294,7 @@
                       <w:b/>
                       <w:sz w:val="22"/>
                     </w:rPr>
+                    <w:lastRenderedPageBreak/>
                     <w:t xml:space="preserve">Research </w:t>
                   </w:r>
                   <w:proofErr w:type="gramStart"/>
@@ -748,6 +2389,7 @@
                 <w:p>
                   <w:pPr>
                     <w:rPr>
+                      <w:rFonts w:hint="eastAsia"/>
                       <w:b/>
                       <w:sz w:val="22"/>
                     </w:rPr>
@@ -759,26 +2401,6 @@
                       <w:sz w:val="22"/>
                     </w:rPr>
                     <w:t>Issues and Overall Progress</w:t>
-                  </w:r>
-                </w:p>
-                <w:p/>
-                <w:p>
-                  <w:pPr>
-                    <w:numPr>
-                      <w:ilvl w:val="0"/>
-                      <w:numId w:val="2"/>
-                    </w:numPr>
-                    <w:rPr>
-                      <w:rFonts w:ascii="맑은 고딕" w:eastAsia="맑은 고딕" w:hAnsi="맑은 고딕"/>
-                      <w:szCs w:val="20"/>
-                    </w:rPr>
-                  </w:pPr>
-                  <w:r>
-                    <w:rPr>
-                      <w:rFonts w:ascii="맑은 고딕" w:eastAsia="맑은 고딕" w:hAnsi="맑은 고딕" w:hint="eastAsia"/>
-                      <w:szCs w:val="20"/>
-                    </w:rPr>
-                    <w:t>중간연구결과에 대한 결론</w:t>
                   </w:r>
                 </w:p>
                 <w:p>
@@ -797,7 +2419,7 @@
                       <w:rFonts w:ascii="맑은 고딕" w:eastAsia="맑은 고딕" w:hAnsi="맑은 고딕" w:hint="eastAsia"/>
                       <w:szCs w:val="20"/>
                     </w:rPr>
-                    <w:t>WBS에 대한 진도분석 (%로 기술)</w:t>
+                    <w:t>중간연구결과에 대한 결론</w:t>
                   </w:r>
                 </w:p>
                 <w:p>
@@ -816,7 +2438,7 @@
                       <w:rFonts w:ascii="맑은 고딕" w:eastAsia="맑은 고딕" w:hAnsi="맑은 고딕" w:hint="eastAsia"/>
                       <w:szCs w:val="20"/>
                     </w:rPr>
-                    <w:t xml:space="preserve">진도부진 시 대책(연구목표 수정 등)을 기술할 것. </w:t>
+                    <w:t>WBS에 대한 진도분석 (%로 기술)</w:t>
                   </w:r>
                 </w:p>
                 <w:p>
@@ -830,72 +2452,154 @@
                       <w:szCs w:val="20"/>
                     </w:rPr>
                   </w:pPr>
-                  <w:proofErr w:type="spellStart"/>
                   <w:r>
                     <w:rPr>
                       <w:rFonts w:ascii="맑은 고딕" w:eastAsia="맑은 고딕" w:hAnsi="맑은 고딕" w:hint="eastAsia"/>
                       <w:szCs w:val="20"/>
                     </w:rPr>
-                    <w:t>지도교수님과의</w:t>
-                  </w:r>
-                  <w:proofErr w:type="spellEnd"/>
+                    <w:t xml:space="preserve">진도부진 시 대책(연구목표 수정 등)을 기술할 것. </w:t>
+                  </w:r>
+                </w:p>
+                <w:p>
+                  <w:pPr>
+                    <w:numPr>
+                      <w:ilvl w:val="0"/>
+                      <w:numId w:val="2"/>
+                    </w:numPr>
+                    <w:rPr>
+                      <w:rFonts w:ascii="맑은 고딕" w:eastAsia="맑은 고딕" w:hAnsi="맑은 고딕"/>
+                      <w:szCs w:val="20"/>
+                    </w:rPr>
+                  </w:pPr>
+                  <w:proofErr w:type="spellStart"/>
                   <w:r>
                     <w:rPr>
                       <w:rFonts w:ascii="맑은 고딕" w:eastAsia="맑은 고딕" w:hAnsi="맑은 고딕" w:hint="eastAsia"/>
                       <w:szCs w:val="20"/>
                     </w:rPr>
+                    <w:t>지도교수님과의</w:t>
+                  </w:r>
+                  <w:proofErr w:type="spellEnd"/>
+                  <w:r>
+                    <w:rPr>
+                      <w:rFonts w:ascii="맑은 고딕" w:eastAsia="맑은 고딕" w:hAnsi="맑은 고딕" w:hint="eastAsia"/>
+                      <w:szCs w:val="20"/>
+                    </w:rPr>
                     <w:t xml:space="preserve"> 면담결과를 반영하도록. </w:t>
                   </w:r>
                 </w:p>
                 <w:p>
-                  <w:r>
-                    <w:rPr>
-                      <w:rFonts w:hint="eastAsia"/>
-                    </w:rPr>
-                    <w:t>-환자데이터 수집을 위해 병원과 연락 시도 중에 있음</w:t>
+                  <w:pPr>
+                    <w:rPr>
+                      <w:rFonts w:ascii="맑은 고딕" w:eastAsia="맑은 고딕" w:hAnsi="맑은 고딕" w:hint="eastAsia"/>
+                      <w:sz w:val="28"/>
+                      <w:szCs w:val="28"/>
+                    </w:rPr>
+                  </w:pPr>
+                  <w:r>
+                    <w:rPr>
+                      <w:rFonts w:ascii="맑은 고딕" w:eastAsia="맑은 고딕" w:hAnsi="맑은 고딕" w:hint="eastAsia"/>
+                      <w:sz w:val="28"/>
+                      <w:szCs w:val="28"/>
+                    </w:rPr>
+                    <w:t>결론</w:t>
                   </w:r>
                 </w:p>
                 <w:p>
-                  <w:r>
-                    <w:rPr>
-                      <w:rFonts w:hint="eastAsia"/>
-                    </w:rPr>
-                    <w:lastRenderedPageBreak/>
-                    <w:t>-</w:t>
-                  </w:r>
-                  <w:r>
-                    <w:rPr>
-                      <w:rFonts w:hint="eastAsia"/>
-                    </w:rPr>
-                    <w:t xml:space="preserve">pc환경에서 </w:t>
-                  </w:r>
-                  <w:proofErr w:type="spellStart"/>
-                  <w:r>
-                    <w:rPr>
-                      <w:rFonts w:hint="eastAsia"/>
-                    </w:rPr>
-                    <w:t>vlm</w:t>
-                  </w:r>
-                  <w:proofErr w:type="spellEnd"/>
-                  <w:r>
-                    <w:rPr>
-                      <w:rFonts w:hint="eastAsia"/>
-                    </w:rPr>
-                    <w:t>이 구동 가능 한지 확인</w:t>
-                  </w:r>
-                  <w:r>
-                    <w:rPr>
-                      <w:rFonts w:hint="eastAsia"/>
-                    </w:rPr>
-                    <w:t>하였고 결과는 다음과 같음</w:t>
+                  <w:pPr>
+                    <w:pStyle w:val="a6"/>
+                    <w:numPr>
+                      <w:ilvl w:val="0"/>
+                      <w:numId w:val="3"/>
+                    </w:numPr>
+                  </w:pPr>
+                  <w:r>
+                    <w:rPr>
+                      <w:rFonts w:hint="eastAsia"/>
+                    </w:rPr>
+                    <w:t>초기 하드웨어 세팅 구축 완료</w:t>
                   </w:r>
                 </w:p>
                 <w:p>
+                  <w:pPr>
+                    <w:pStyle w:val="a6"/>
+                    <w:numPr>
+                      <w:ilvl w:val="0"/>
+                      <w:numId w:val="3"/>
+                    </w:numPr>
+                  </w:pPr>
+                  <w:proofErr w:type="spellStart"/>
+                  <w:r>
+                    <w:t>V</w:t>
+                  </w:r>
+                  <w:r>
+                    <w:rPr>
+                      <w:rFonts w:hint="eastAsia"/>
+                    </w:rPr>
+                    <w:t>lm</w:t>
+                  </w:r>
+                  <w:proofErr w:type="spellEnd"/>
+                  <w:r>
+                    <w:rPr>
+                      <w:rFonts w:hint="eastAsia"/>
+                    </w:rPr>
+                    <w:t>모델 구동확인 중</w:t>
+                  </w:r>
                   <w:r>
                     <w:rPr>
                       <w:rFonts w:hint="eastAsia"/>
                     </w:rPr>
                     <w:t>-</w:t>
+                  </w:r>
+                </w:p>
+                <w:p/>
+                <w:p>
+                  <w:pPr>
+                    <w:rPr>
+                      <w:sz w:val="24"/>
+                      <w:szCs w:val="28"/>
+                    </w:rPr>
+                  </w:pPr>
+                  <w:r>
+                    <w:rPr>
+                      <w:rFonts w:hint="eastAsia"/>
+                      <w:sz w:val="24"/>
+                      <w:szCs w:val="28"/>
+                    </w:rPr>
+                    <w:t>진행상황</w:t>
+                  </w:r>
+                </w:p>
+                <w:p>
+                  <w:pPr>
+                    <w:pStyle w:val="a6"/>
+                    <w:numPr>
+                      <w:ilvl w:val="0"/>
+                      <w:numId w:val="3"/>
+                    </w:numPr>
+                  </w:pPr>
+                  <w:r>
+                    <w:rPr>
+                      <w:rFonts w:hint="eastAsia"/>
+                    </w:rPr>
+                    <w:t>실제 데이터 수집 전 검증 단계</w:t>
+                  </w:r>
+                </w:p>
+                <w:p>
+                  <w:pPr>
+                    <w:pStyle w:val="a6"/>
+                    <w:numPr>
+                      <w:ilvl w:val="0"/>
+                      <w:numId w:val="3"/>
+                    </w:numPr>
+                    <w:rPr>
+                      <w:rFonts w:hint="eastAsia"/>
+                    </w:rPr>
+                  </w:pPr>
+                  <w:r>
+                    <w:rPr>
+                      <w:rFonts w:hint="eastAsia"/>
+                    </w:rPr>
+                    <w:t>검증 70%완료</w:t>
                   </w:r>
                 </w:p>
               </w:tc>
@@ -1200,11 +2904,127 @@
       </w:rPr>
     </w:lvl>
   </w:abstractNum>
+  <w:abstractNum w:abstractNumId="2" w15:restartNumberingAfterBreak="0">
+    <w:nsid w:val="49C84629"/>
+    <w:multiLevelType w:val="hybridMultilevel"/>
+    <w:tmpl w:val="B9708FFE"/>
+    <w:lvl w:ilvl="0" w:tplc="09BA9594">
+      <w:start w:val="2"/>
+      <w:numFmt w:val="bullet"/>
+      <w:lvlText w:val="-"/>
+      <w:lvlJc w:val="left"/>
+      <w:pPr>
+        <w:ind w:left="450" w:hanging="360"/>
+      </w:pPr>
+      <w:rPr>
+        <w:rFonts w:ascii="맑은 고딕" w:eastAsia="맑은 고딕" w:hAnsi="맑은 고딕" w:cs="Times New Roman" w:hint="eastAsia"/>
+      </w:rPr>
+    </w:lvl>
+    <w:lvl w:ilvl="1" w:tplc="04090003" w:tentative="1">
+      <w:start w:val="1"/>
+      <w:numFmt w:val="bullet"/>
+      <w:lvlText w:val=""/>
+      <w:lvlJc w:val="left"/>
+      <w:pPr>
+        <w:ind w:left="1320" w:hanging="440"/>
+      </w:pPr>
+      <w:rPr>
+        <w:rFonts w:ascii="Wingdings" w:hAnsi="Wingdings" w:hint="default"/>
+      </w:rPr>
+    </w:lvl>
+    <w:lvl w:ilvl="2" w:tplc="04090005" w:tentative="1">
+      <w:start w:val="1"/>
+      <w:numFmt w:val="bullet"/>
+      <w:lvlText w:val=""/>
+      <w:lvlJc w:val="left"/>
+      <w:pPr>
+        <w:ind w:left="1760" w:hanging="440"/>
+      </w:pPr>
+      <w:rPr>
+        <w:rFonts w:ascii="Wingdings" w:hAnsi="Wingdings" w:hint="default"/>
+      </w:rPr>
+    </w:lvl>
+    <w:lvl w:ilvl="3" w:tplc="04090001" w:tentative="1">
+      <w:start w:val="1"/>
+      <w:numFmt w:val="bullet"/>
+      <w:lvlText w:val=""/>
+      <w:lvlJc w:val="left"/>
+      <w:pPr>
+        <w:ind w:left="2200" w:hanging="440"/>
+      </w:pPr>
+      <w:rPr>
+        <w:rFonts w:ascii="Wingdings" w:hAnsi="Wingdings" w:hint="default"/>
+      </w:rPr>
+    </w:lvl>
+    <w:lvl w:ilvl="4" w:tplc="04090003" w:tentative="1">
+      <w:start w:val="1"/>
+      <w:numFmt w:val="bullet"/>
+      <w:lvlText w:val=""/>
+      <w:lvlJc w:val="left"/>
+      <w:pPr>
+        <w:ind w:left="2640" w:hanging="440"/>
+      </w:pPr>
+      <w:rPr>
+        <w:rFonts w:ascii="Wingdings" w:hAnsi="Wingdings" w:hint="default"/>
+      </w:rPr>
+    </w:lvl>
+    <w:lvl w:ilvl="5" w:tplc="04090005" w:tentative="1">
+      <w:start w:val="1"/>
+      <w:numFmt w:val="bullet"/>
+      <w:lvlText w:val=""/>
+      <w:lvlJc w:val="left"/>
+      <w:pPr>
+        <w:ind w:left="3080" w:hanging="440"/>
+      </w:pPr>
+      <w:rPr>
+        <w:rFonts w:ascii="Wingdings" w:hAnsi="Wingdings" w:hint="default"/>
+      </w:rPr>
+    </w:lvl>
+    <w:lvl w:ilvl="6" w:tplc="04090001" w:tentative="1">
+      <w:start w:val="1"/>
+      <w:numFmt w:val="bullet"/>
+      <w:lvlText w:val=""/>
+      <w:lvlJc w:val="left"/>
+      <w:pPr>
+        <w:ind w:left="3520" w:hanging="440"/>
+      </w:pPr>
+      <w:rPr>
+        <w:rFonts w:ascii="Wingdings" w:hAnsi="Wingdings" w:hint="default"/>
+      </w:rPr>
+    </w:lvl>
+    <w:lvl w:ilvl="7" w:tplc="04090003" w:tentative="1">
+      <w:start w:val="1"/>
+      <w:numFmt w:val="bullet"/>
+      <w:lvlText w:val=""/>
+      <w:lvlJc w:val="left"/>
+      <w:pPr>
+        <w:ind w:left="3960" w:hanging="440"/>
+      </w:pPr>
+      <w:rPr>
+        <w:rFonts w:ascii="Wingdings" w:hAnsi="Wingdings" w:hint="default"/>
+      </w:rPr>
+    </w:lvl>
+    <w:lvl w:ilvl="8" w:tplc="04090005" w:tentative="1">
+      <w:start w:val="1"/>
+      <w:numFmt w:val="bullet"/>
+      <w:lvlText w:val=""/>
+      <w:lvlJc w:val="left"/>
+      <w:pPr>
+        <w:ind w:left="4400" w:hanging="440"/>
+      </w:pPr>
+      <w:rPr>
+        <w:rFonts w:ascii="Wingdings" w:hAnsi="Wingdings" w:hint="default"/>
+      </w:rPr>
+    </w:lvl>
+  </w:abstractNum>
   <w:num w:numId="1" w16cid:durableId="1249341283">
     <w:abstractNumId w:val="1"/>
   </w:num>
   <w:num w:numId="2" w16cid:durableId="1907647080">
     <w:abstractNumId w:val="0"/>
+  </w:num>
+  <w:num w:numId="3" w16cid:durableId="2140300566">
+    <w:abstractNumId w:val="2"/>
   </w:num>
 </w:numbering>
 </file>
@@ -2207,6 +4027,28 @@
       <w:szCs w:val="20"/>
     </w:rPr>
   </w:style>
+  <w:style w:type="character" w:styleId="ae">
+    <w:name w:val="Strong"/>
+    <w:basedOn w:val="a0"/>
+    <w:uiPriority w:val="22"/>
+    <w:qFormat/>
+    <w:rsid w:val="00425AE6"/>
+    <w:rPr>
+      <w:b/>
+      <w:bCs/>
+    </w:rPr>
+  </w:style>
+  <w:style w:type="character" w:styleId="af">
+    <w:name w:val="Emphasis"/>
+    <w:basedOn w:val="a0"/>
+    <w:uiPriority w:val="20"/>
+    <w:qFormat/>
+    <w:rsid w:val="00425AE6"/>
+    <w:rPr>
+      <w:i/>
+      <w:iCs/>
+    </w:rPr>
+  </w:style>
 </w:styles>
 </file>
 
@@ -2493,4 +4335,16 @@
   <a:objectDefaults/>
   <a:extraClrSchemeLst/>
 </a:theme>
+</file>
+
+<file path=customXml/item1.xml><?xml version="1.0" encoding="utf-8"?>
+<b:Sources xmlns:b="http://schemas.openxmlformats.org/officeDocument/2006/bibliography" xmlns="http://schemas.openxmlformats.org/officeDocument/2006/bibliography" SelectedStyle="\APASixthEditionOfficeOnline.xsl" StyleName="APA" Version="6"/>
+</file>
+
+<file path=customXml/itemProps1.xml><?xml version="1.0" encoding="utf-8"?>
+<ds:datastoreItem xmlns:ds="http://schemas.openxmlformats.org/officeDocument/2006/customXml" ds:itemID="{8EC6BCED-A314-4CB7-893C-580B89CF2076}">
+  <ds:schemaRefs>
+    <ds:schemaRef ds:uri="http://schemas.openxmlformats.org/officeDocument/2006/bibliography"/>
+  </ds:schemaRefs>
+</ds:datastoreItem>
 </file>
--- a/capstone/기타양식/바이위클리2,3주.docx
+++ b/capstone/기타양식/바이위클리2,3주.docx
@@ -2,7 +2,13 @@
 <file path=word/document.xml><?xml version="1.0" encoding="utf-8"?>
 <w:document xmlns:wpc="http://schemas.microsoft.com/office/word/2010/wordprocessingCanvas" xmlns:cx="http://schemas.microsoft.com/office/drawing/2014/chartex" xmlns:cx1="http://schemas.microsoft.com/office/drawing/2015/9/8/chartex" xmlns:cx2="http://schemas.microsoft.com/office/drawing/2015/10/21/chartex" xmlns:cx3="http://schemas.microsoft.com/office/drawing/2016/5/9/chartex" xmlns:cx4="http://schemas.microsoft.com/office/drawing/2016/5/10/chartex" xmlns:cx5="http://schemas.microsoft.com/office/drawing/2016/5/11/chartex" xmlns:cx6="http://schemas.microsoft.com/office/drawing/2016/5/12/chartex" xmlns:cx7="http://schemas.microsoft.com/office/drawing/2016/5/13/chartex" xmlns:cx8="http://schemas.microsoft.com/office/drawing/2016/5/14/chartex" xmlns:mc="http://schemas.openxmlformats.org/markup-compatibility/2006" xmlns:aink="http://schemas.microsoft.com/office/drawing/2016/ink" xmlns:am3d="http://schemas.microsoft.com/office/drawing/2017/model3d" xmlns:o="urn:schemas-microsoft-com:office:office" xmlns:oel="http://schemas.microsoft.com/office/2019/extlst" xmlns:r="http://schemas.openxmlformats.org/officeDocument/2006/relationships" xmlns:m="http://schemas.openxmlformats.org/officeDocument/2006/math" xmlns:v="urn:schemas-microsoft-com:vml" xmlns:wp14="http://schemas.microsoft.com/office/word/2010/wordprocessingDrawing" xmlns:wp="http://schemas.openxmlformats.org/drawingml/2006/wordprocessingDrawing" xmlns:w10="urn:schemas-microsoft-com:office:word" xmlns:w="http://schemas.openxmlformats.org/wordprocessingml/2006/main" xmlns:w14="http://schemas.microsoft.com/office/word/2010/wordml" xmlns:w15="http://schemas.microsoft.com/office/word/2012/wordml" xmlns:w16cex="http://schemas.microsoft.com/office/word/2018/wordml/cex" xmlns:w16cid="http://schemas.microsoft.com/office/word/2016/wordml/cid" xmlns:w16="http://schemas.microsoft.com/office/word/2018/wordml" xmlns:w16du="http://schemas.microsoft.com/office/word/2023/wordml/word16du" xmlns:w16sdtdh="http://schemas.microsoft.com/office/word/2020/wordml/sdtdatahash" xmlns:w16sdtfl="http://schemas.microsoft.com/office/word/2024/wordml/sdtformatlock" xmlns:w16se="http://schemas.microsoft.com/office/word/2015/wordml/symex" xmlns:wpg="http://schemas.microsoft.com/office/word/2010/wordprocessingGroup" xmlns:wpi="http://schemas.microsoft.com/office/word/2010/wordprocessingInk" xmlns:wne="http://schemas.microsoft.com/office/word/2006/wordml" xmlns:wps="http://schemas.microsoft.com/office/word/2010/wordprocessingShape" mc:Ignorable="w14 w15 w16se w16cid w16 w16cex w16sdtdh w16sdtfl w16du wp14">
   <w:body>
-    <w:p/>
+    <w:p>
+      <w:pPr>
+        <w:rPr>
+          <w:rFonts w:eastAsiaTheme="minorHAnsi"/>
+        </w:rPr>
+      </w:pPr>
+    </w:p>
     <w:tbl>
       <w:tblPr>
         <w:tblW w:w="0" w:type="auto"/>
@@ -36,7 +42,7 @@
               <w:spacing w:after="288"/>
               <w:jc w:val="center"/>
               <w:rPr>
-                <w:rFonts w:ascii="맑은 고딕" w:eastAsia="맑은 고딕" w:hAnsi="맑은 고딕"/>
+                <w:rFonts w:eastAsiaTheme="minorHAnsi"/>
                 <w:b/>
                 <w:sz w:val="40"/>
                 <w:szCs w:val="40"/>
@@ -44,7 +50,7 @@
             </w:pPr>
             <w:r>
               <w:rPr>
-                <w:rFonts w:ascii="맑은 고딕" w:eastAsia="맑은 고딕" w:hAnsi="맑은 고딕" w:hint="eastAsia"/>
+                <w:rFonts w:eastAsiaTheme="minorHAnsi" w:hint="eastAsia"/>
                 <w:b/>
                 <w:sz w:val="40"/>
                 <w:szCs w:val="40"/>
@@ -67,9 +73,9 @@
               <w:tblLook w:val="04A0" w:firstRow="1" w:lastRow="0" w:firstColumn="1" w:lastColumn="0" w:noHBand="0" w:noVBand="1"/>
             </w:tblPr>
             <w:tblGrid>
-              <w:gridCol w:w="2446"/>
-              <w:gridCol w:w="552"/>
-              <w:gridCol w:w="6028"/>
+              <w:gridCol w:w="2475"/>
+              <w:gridCol w:w="562"/>
+              <w:gridCol w:w="5989"/>
             </w:tblGrid>
             <w:tr>
               <w:tc>
@@ -87,13 +93,14 @@
                 <w:p>
                   <w:pPr>
                     <w:rPr>
+                      <w:rFonts w:eastAsiaTheme="minorHAnsi"/>
                       <w:b/>
                       <w:sz w:val="22"/>
                     </w:rPr>
                   </w:pPr>
                   <w:r>
                     <w:rPr>
-                      <w:rFonts w:hint="eastAsia"/>
+                      <w:rFonts w:eastAsiaTheme="minorHAnsi" w:hint="eastAsia"/>
                       <w:b/>
                       <w:sz w:val="22"/>
                     </w:rPr>
@@ -116,12 +123,13 @@
                 <w:p>
                   <w:pPr>
                     <w:rPr>
+                      <w:rFonts w:eastAsiaTheme="minorHAnsi"/>
                       <w:b/>
                     </w:rPr>
                   </w:pPr>
                   <w:r>
                     <w:rPr>
-                      <w:rFonts w:hint="eastAsia"/>
+                      <w:rFonts w:eastAsiaTheme="minorHAnsi" w:hint="eastAsia"/>
                       <w:b/>
                     </w:rPr>
                     <w:t>:</w:t>
@@ -140,9 +148,14 @@
                   <w:hideMark/>
                 </w:tcPr>
                 <w:p>
+                  <w:pPr>
+                    <w:rPr>
+                      <w:rFonts w:eastAsiaTheme="minorHAnsi"/>
+                    </w:rPr>
+                  </w:pPr>
                   <w:r>
                     <w:rPr>
-                      <w:rFonts w:hint="eastAsia"/>
+                      <w:rFonts w:eastAsiaTheme="minorHAnsi" w:hint="eastAsia"/>
                     </w:rPr>
                     <w:t>이재용</w:t>
                   </w:r>
@@ -165,13 +178,14 @@
                 <w:p>
                   <w:pPr>
                     <w:rPr>
+                      <w:rFonts w:eastAsiaTheme="minorHAnsi"/>
                       <w:b/>
                       <w:sz w:val="22"/>
                     </w:rPr>
                   </w:pPr>
                   <w:r>
                     <w:rPr>
-                      <w:rFonts w:hint="eastAsia"/>
+                      <w:rFonts w:eastAsiaTheme="minorHAnsi" w:hint="eastAsia"/>
                       <w:b/>
                       <w:sz w:val="22"/>
                     </w:rPr>
@@ -194,12 +208,13 @@
                 <w:p>
                   <w:pPr>
                     <w:rPr>
+                      <w:rFonts w:eastAsiaTheme="minorHAnsi"/>
                       <w:b/>
                     </w:rPr>
                   </w:pPr>
                   <w:r>
                     <w:rPr>
-                      <w:rFonts w:hint="eastAsia"/>
+                      <w:rFonts w:eastAsiaTheme="minorHAnsi" w:hint="eastAsia"/>
                       <w:b/>
                     </w:rPr>
                     <w:t>:</w:t>
@@ -218,17 +233,22 @@
                   <w:hideMark/>
                 </w:tcPr>
                 <w:p>
+                  <w:pPr>
+                    <w:rPr>
+                      <w:rFonts w:eastAsiaTheme="minorHAnsi"/>
+                    </w:rPr>
+                  </w:pPr>
                   <w:proofErr w:type="spellStart"/>
                   <w:r>
                     <w:rPr>
-                      <w:rFonts w:hint="eastAsia"/>
+                      <w:rFonts w:eastAsiaTheme="minorHAnsi" w:hint="eastAsia"/>
                     </w:rPr>
                     <w:t>김재효</w:t>
                   </w:r>
                   <w:proofErr w:type="spellEnd"/>
                   <w:r>
                     <w:rPr>
-                      <w:rFonts w:hint="eastAsia"/>
+                      <w:rFonts w:eastAsiaTheme="minorHAnsi" w:hint="eastAsia"/>
                     </w:rPr>
                     <w:t xml:space="preserve">                        (signature)</w:t>
                   </w:r>
@@ -251,13 +271,14 @@
                 <w:p>
                   <w:pPr>
                     <w:rPr>
+                      <w:rFonts w:eastAsiaTheme="minorHAnsi"/>
                       <w:b/>
                       <w:sz w:val="22"/>
                     </w:rPr>
                   </w:pPr>
                   <w:r>
                     <w:rPr>
-                      <w:rFonts w:hint="eastAsia"/>
+                      <w:rFonts w:eastAsiaTheme="minorHAnsi" w:hint="eastAsia"/>
                       <w:b/>
                       <w:sz w:val="22"/>
                     </w:rPr>
@@ -280,12 +301,13 @@
                 <w:p>
                   <w:pPr>
                     <w:rPr>
+                      <w:rFonts w:eastAsiaTheme="minorHAnsi"/>
                       <w:b/>
                     </w:rPr>
                   </w:pPr>
                   <w:r>
                     <w:rPr>
-                      <w:rFonts w:hint="eastAsia"/>
+                      <w:rFonts w:eastAsiaTheme="minorHAnsi" w:hint="eastAsia"/>
                       <w:b/>
                     </w:rPr>
                     <w:t>:</w:t>
@@ -304,9 +326,14 @@
                   <w:hideMark/>
                 </w:tcPr>
                 <w:p>
+                  <w:pPr>
+                    <w:rPr>
+                      <w:rFonts w:eastAsiaTheme="minorHAnsi"/>
+                    </w:rPr>
+                  </w:pPr>
                   <w:r>
                     <w:rPr>
-                      <w:rFonts w:hint="eastAsia"/>
+                      <w:rFonts w:eastAsiaTheme="minorHAnsi" w:hint="eastAsia"/>
                     </w:rPr>
                     <w:t>Week 2~3</w:t>
                   </w:r>
@@ -329,13 +356,14 @@
                 <w:p>
                   <w:pPr>
                     <w:rPr>
+                      <w:rFonts w:eastAsiaTheme="minorHAnsi"/>
                       <w:b/>
                       <w:sz w:val="22"/>
                     </w:rPr>
                   </w:pPr>
                   <w:r>
                     <w:rPr>
-                      <w:rFonts w:hint="eastAsia"/>
+                      <w:rFonts w:eastAsiaTheme="minorHAnsi" w:hint="eastAsia"/>
                       <w:b/>
                       <w:sz w:val="22"/>
                     </w:rPr>
@@ -358,12 +386,13 @@
                 <w:p>
                   <w:pPr>
                     <w:rPr>
+                      <w:rFonts w:eastAsiaTheme="minorHAnsi"/>
                       <w:b/>
                     </w:rPr>
                   </w:pPr>
                   <w:r>
                     <w:rPr>
-                      <w:rFonts w:hint="eastAsia"/>
+                      <w:rFonts w:eastAsiaTheme="minorHAnsi" w:hint="eastAsia"/>
                       <w:b/>
                     </w:rPr>
                     <w:t>:</w:t>
@@ -382,9 +411,14 @@
                   <w:hideMark/>
                 </w:tcPr>
                 <w:p>
+                  <w:pPr>
+                    <w:rPr>
+                      <w:rFonts w:eastAsiaTheme="minorHAnsi"/>
+                    </w:rPr>
+                  </w:pPr>
                   <w:r>
                     <w:rPr>
-                      <w:rFonts w:hint="eastAsia"/>
+                      <w:rFonts w:eastAsiaTheme="minorHAnsi" w:hint="eastAsia"/>
                     </w:rPr>
                     <w:t>1.1. 세부연구주제</w:t>
                   </w:r>
@@ -406,13 +440,14 @@
                 <w:p>
                   <w:pPr>
                     <w:rPr>
+                      <w:rFonts w:eastAsiaTheme="minorHAnsi"/>
                       <w:b/>
                       <w:sz w:val="22"/>
                     </w:rPr>
                   </w:pPr>
                   <w:r>
                     <w:rPr>
-                      <w:rFonts w:hint="eastAsia"/>
+                      <w:rFonts w:eastAsiaTheme="minorHAnsi" w:hint="eastAsia"/>
                       <w:b/>
                       <w:sz w:val="22"/>
                     </w:rPr>
@@ -421,7 +456,7 @@
                   <w:proofErr w:type="spellStart"/>
                   <w:r>
                     <w:rPr>
-                      <w:rFonts w:hint="eastAsia"/>
+                      <w:rFonts w:eastAsiaTheme="minorHAnsi" w:hint="eastAsia"/>
                       <w:b/>
                       <w:sz w:val="22"/>
                     </w:rPr>
@@ -432,241 +467,114 @@
                 <w:p>
                   <w:pPr>
                     <w:rPr>
-                      <w:rFonts w:ascii="맑은 고딕" w:eastAsia="맑은 고딕" w:hAnsi="맑은 고딕"/>
+                      <w:rFonts w:eastAsiaTheme="minorHAnsi"/>
+                      <w:bCs/>
                       <w:szCs w:val="20"/>
                     </w:rPr>
                   </w:pPr>
-                  <w:proofErr w:type="spellStart"/>
                   <w:r>
                     <w:rPr>
-                      <w:rFonts w:ascii="맑은 고딕" w:eastAsia="맑은 고딕" w:hAnsi="맑은 고딕"/>
+                      <w:rFonts w:eastAsiaTheme="minorHAnsi"/>
+                      <w:bCs/>
                       <w:szCs w:val="20"/>
                     </w:rPr>
-                    <w:t>V</w:t>
-                  </w:r>
-                  <w:r>
-                    <w:rPr>
-                      <w:rFonts w:ascii="맑은 고딕" w:eastAsia="맑은 고딕" w:hAnsi="맑은 고딕" w:hint="eastAsia"/>
-                      <w:szCs w:val="20"/>
-                    </w:rPr>
-                    <w:t>lm</w:t>
-                  </w:r>
-                  <w:proofErr w:type="spellEnd"/>
-                  <w:r>
-                    <w:rPr>
-                      <w:rFonts w:ascii="맑은 고딕" w:eastAsia="맑은 고딕" w:hAnsi="맑은 고딕" w:hint="eastAsia"/>
-                      <w:szCs w:val="20"/>
-                    </w:rPr>
-                    <w:t xml:space="preserve">에 미디어파이프와 </w:t>
-                  </w:r>
-                  <w:proofErr w:type="spellStart"/>
-                  <w:r>
-                    <w:rPr>
-                      <w:rFonts w:ascii="맑은 고딕" w:eastAsia="맑은 고딕" w:hAnsi="맑은 고딕" w:hint="eastAsia"/>
-                      <w:szCs w:val="20"/>
-                    </w:rPr>
-                    <w:t>뎁스카메라를</w:t>
-                  </w:r>
-                  <w:proofErr w:type="spellEnd"/>
-                  <w:r>
-                    <w:rPr>
-                      <w:rFonts w:ascii="맑은 고딕" w:eastAsia="맑은 고딕" w:hAnsi="맑은 고딕" w:hint="eastAsia"/>
-                      <w:szCs w:val="20"/>
-                    </w:rPr>
-                    <w:t xml:space="preserve"> 통해 얻은 운동학데이터와 </w:t>
-                  </w:r>
-                  <w:r>
-                    <w:rPr>
-                      <w:rFonts w:ascii="맑은 고딕" w:eastAsia="맑은 고딕" w:hAnsi="맑은 고딕" w:hint="eastAsia"/>
-                      <w:szCs w:val="20"/>
-                    </w:rPr>
-                    <w:t>비장애인</w:t>
-                  </w:r>
-                  <w:r>
-                    <w:rPr>
-                      <w:rFonts w:ascii="맑은 고딕" w:eastAsia="맑은 고딕" w:hAnsi="맑은 고딕" w:hint="eastAsia"/>
-                      <w:szCs w:val="20"/>
-                    </w:rPr>
-                    <w:t xml:space="preserve"> 참조</w:t>
-                  </w:r>
-                  <w:r>
-                    <w:rPr>
-                      <w:rFonts w:ascii="맑은 고딕" w:eastAsia="맑은 고딕" w:hAnsi="맑은 고딕" w:hint="eastAsia"/>
-                      <w:szCs w:val="20"/>
-                    </w:rPr>
-                    <w:t xml:space="preserve"> </w:t>
-                  </w:r>
-                  <w:r>
-                    <w:rPr>
-                      <w:rFonts w:ascii="맑은 고딕" w:eastAsia="맑은 고딕" w:hAnsi="맑은 고딕" w:hint="eastAsia"/>
-                      <w:szCs w:val="20"/>
-                    </w:rPr>
-                    <w:t>등을 넣었을 시 손 부위의 기능 평가의 정확성이 상승하는가에 대한 연구</w:t>
+                    <w:t xml:space="preserve">이번 보고기간에는 선행연구를 조사하고 도달–잡기 실험의 프로토콜과 입력 피처를 설계하였다. 초기 하드웨어 세팅을 구축했으며, 현재는 실제 데이터 수집 전 예비 점검과 모델 구동 확인 단계이다. </w:t>
                   </w:r>
                 </w:p>
                 <w:p>
                   <w:pPr>
                     <w:rPr>
-                      <w:rFonts w:hint="eastAsia"/>
+                      <w:rFonts w:eastAsiaTheme="minorHAnsi"/>
+                      <w:b/>
+                      <w:sz w:val="22"/>
                     </w:rPr>
                   </w:pPr>
                   <w:r>
                     <w:rPr>
-                      <w:rFonts w:hint="eastAsia"/>
-                    </w:rPr>
-                    <w:t xml:space="preserve">우선 영상, 미디어파이프로부터 얻은 운동학데이터, 비장애인 참조를 </w:t>
+                      <w:rFonts w:eastAsiaTheme="minorHAnsi" w:hint="eastAsia"/>
+                      <w:b/>
+                      <w:sz w:val="22"/>
+                    </w:rPr>
+                    <w:t>(1)기</w:t>
                   </w:r>
                   <w:r>
                     <w:rPr>
-                      <w:rFonts w:hint="eastAsia"/>
-                    </w:rPr>
-                    <w:t xml:space="preserve">소거해가며 비교1을 실시, 영상, </w:t>
-                  </w:r>
-                  <w:proofErr w:type="spellStart"/>
-                  <w:r>
-                    <w:rPr>
-                      <w:rFonts w:hint="eastAsia"/>
-                    </w:rPr>
-                    <w:t>비장애인참조는</w:t>
-                  </w:r>
-                  <w:proofErr w:type="spellEnd"/>
-                  <w:r>
-                    <w:rPr>
-                      <w:rFonts w:hint="eastAsia"/>
-                    </w:rPr>
-                    <w:t xml:space="preserve"> 고정 운동학데이터에서 </w:t>
-                  </w:r>
-                  <w:proofErr w:type="spellStart"/>
-                  <w:r>
-                    <w:rPr>
-                      <w:rFonts w:hint="eastAsia"/>
-                    </w:rPr>
-                    <w:t>피쳐를</w:t>
-                  </w:r>
-                  <w:proofErr w:type="spellEnd"/>
-                  <w:r>
-                    <w:rPr>
-                      <w:rFonts w:hint="eastAsia"/>
-                    </w:rPr>
-                    <w:t xml:space="preserve"> 1개씩 소거해가며 비교2를 실시할 예정</w:t>
+                      <w:rFonts w:eastAsiaTheme="minorHAnsi" w:hint="eastAsia"/>
+                      <w:b/>
+                      <w:sz w:val="22"/>
+                    </w:rPr>
+                    <w:t>존 논문 조사</w:t>
                   </w:r>
                 </w:p>
                 <w:p>
                   <w:pPr>
-                    <w:keepNext/>
+                    <w:rPr>
+                      <w:rFonts w:eastAsiaTheme="minorHAnsi"/>
+                      <w:bCs/>
+                      <w:szCs w:val="20"/>
+                    </w:rPr>
                   </w:pPr>
                   <w:r>
                     <w:rPr>
-                      <w:noProof/>
-                    </w:rPr>
-                    <w:drawing>
-                      <wp:inline distT="0" distB="0" distL="0" distR="0" wp14:anchorId="11CB3564" wp14:editId="0DE4BD14">
-                        <wp:extent cx="5731510" cy="2111375"/>
-                        <wp:effectExtent l="0" t="0" r="2540" b="3175"/>
-                        <wp:docPr id="802731200" name="그림 1"/>
-                        <wp:cNvGraphicFramePr>
-                          <a:graphicFrameLocks xmlns:a="http://schemas.openxmlformats.org/drawingml/2006/main" noChangeAspect="1"/>
-                        </wp:cNvGraphicFramePr>
-                        <a:graphic xmlns:a="http://schemas.openxmlformats.org/drawingml/2006/main">
-                          <a:graphicData uri="http://schemas.openxmlformats.org/drawingml/2006/picture">
-                            <pic:pic xmlns:pic="http://schemas.openxmlformats.org/drawingml/2006/picture">
-                              <pic:nvPicPr>
-                                <pic:cNvPr id="802731200" name="그림 802731200"/>
-                                <pic:cNvPicPr/>
-                              </pic:nvPicPr>
-                              <pic:blipFill>
-                                <a:blip r:embed="rId8" cstate="print">
-                                  <a:extLst>
-                                    <a:ext uri="{28A0092B-C50C-407E-A947-70E740481C1C}">
-                                      <a14:useLocalDpi xmlns:a14="http://schemas.microsoft.com/office/drawing/2010/main" val="0"/>
-                                    </a:ext>
-                                  </a:extLst>
-                                </a:blip>
-                                <a:stretch>
-                                  <a:fillRect/>
-                                </a:stretch>
-                              </pic:blipFill>
-                              <pic:spPr>
-                                <a:xfrm>
-                                  <a:off x="0" y="0"/>
-                                  <a:ext cx="5731510" cy="2111375"/>
-                                </a:xfrm>
-                                <a:prstGeom prst="rect">
-                                  <a:avLst/>
-                                </a:prstGeom>
-                              </pic:spPr>
-                            </pic:pic>
-                          </a:graphicData>
-                        </a:graphic>
-                      </wp:inline>
-                    </w:drawing>
+                      <w:rFonts w:eastAsiaTheme="minorHAnsi"/>
+                      <w:bCs/>
+                      <w:szCs w:val="20"/>
+                    </w:rPr>
+                    <w:t xml:space="preserve">운동학 지표의 측정방법과 영상 평가 자동화 시도를 나누어 조사하였다. 시각 언어모델(VLM)은 영상과 텍스트를 함께 처리하는 사전학습 모델이며, 본 연구에서는 모델 </w:t>
                   </w:r>
-                </w:p>
-                <w:p>
-                  <w:pPr>
-                    <w:pStyle w:val="ad"/>
-                    <w:jc w:val="center"/>
-                  </w:pPr>
+                  <w:proofErr w:type="spellStart"/>
                   <w:r>
-                    <w:t xml:space="preserve">그림 </w:t>
+                    <w:rPr>
+                      <w:rFonts w:eastAsiaTheme="minorHAnsi"/>
+                      <w:bCs/>
+                      <w:szCs w:val="20"/>
+                    </w:rPr>
+                    <w:t>재학습</w:t>
                   </w:r>
-                  <w:fldSimple w:instr=" SEQ 그림 \* ARABIC ">
-                    <w:r>
-                      <w:rPr>
-                        <w:noProof/>
-                      </w:rPr>
-                      <w:t>1</w:t>
-                    </w:r>
-                  </w:fldSimple>
+                  <w:proofErr w:type="spellEnd"/>
                   <w:r>
                     <w:rPr>
-                      <w:rFonts w:hint="eastAsia"/>
-                    </w:rPr>
-                    <w:t>. 모델실행 및 출력 에시</w:t>
+                      <w:rFonts w:eastAsiaTheme="minorHAnsi"/>
+                      <w:bCs/>
+                      <w:szCs w:val="20"/>
+                    </w:rPr>
+                    <w:t xml:space="preserve"> 없이 입력 정보의 추가 효과를 비교한다.</w:t>
                   </w:r>
                 </w:p>
                 <w:tbl>
                   <w:tblPr>
-                    <w:tblW w:w="0" w:type="auto"/>
-                    <w:tblCellSpacing w:w="15" w:type="dxa"/>
+                    <w:tblW w:w="0" w:type="dxa"/>
                     <w:tblBorders>
                       <w:top w:val="single" w:sz="2" w:space="0" w:color="auto"/>
                       <w:left w:val="single" w:sz="2" w:space="0" w:color="auto"/>
                       <w:bottom w:val="single" w:sz="2" w:space="0" w:color="auto"/>
                       <w:right w:val="single" w:sz="2" w:space="0" w:color="auto"/>
                     </w:tblBorders>
-                    <w:shd w:val="clear" w:color="auto" w:fill="22252A"/>
-                    <w:tblCellMar>
-                      <w:top w:w="15" w:type="dxa"/>
-                      <w:left w:w="15" w:type="dxa"/>
-                      <w:bottom w:w="15" w:type="dxa"/>
-                      <w:right w:w="15" w:type="dxa"/>
-                    </w:tblCellMar>
+                    <w:shd w:val="clear" w:color="auto" w:fill="FFFFFF"/>
                     <w:tblLook w:val="04A0" w:firstRow="1" w:lastRow="0" w:firstColumn="1" w:lastColumn="0" w:noHBand="0" w:noVBand="1"/>
                   </w:tblPr>
                   <w:tblGrid>
-                    <w:gridCol w:w="1706"/>
-                    <w:gridCol w:w="1246"/>
-                    <w:gridCol w:w="955"/>
-                    <w:gridCol w:w="2099"/>
-                    <w:gridCol w:w="1332"/>
-                    <w:gridCol w:w="1466"/>
+                    <w:gridCol w:w="1623"/>
+                    <w:gridCol w:w="3360"/>
+                    <w:gridCol w:w="3817"/>
                   </w:tblGrid>
                   <w:tr>
-                    <w:trPr>
-                      <w:tblHeader/>
-                      <w:tblCellSpacing w:w="15" w:type="dxa"/>
-                    </w:trPr>
                     <w:tc>
                       <w:tcPr>
-                        <w:tcW w:w="0" w:type="auto"/>
+                        <w:tcW w:w="1757" w:type="dxa"/>
                         <w:tcBorders>
-                          <w:top w:val="single" w:sz="2" w:space="0" w:color="auto"/>
-                          <w:left w:val="single" w:sz="2" w:space="0" w:color="auto"/>
-                          <w:bottom w:val="single" w:sz="6" w:space="0" w:color="auto"/>
-                          <w:right w:val="single" w:sz="6" w:space="0" w:color="auto"/>
+                          <w:top w:val="single" w:sz="4" w:space="0" w:color="D9D9D9"/>
+                          <w:left w:val="single" w:sz="4" w:space="0" w:color="D9D9D9"/>
+                          <w:bottom w:val="single" w:sz="4" w:space="0" w:color="D9D9D9"/>
+                          <w:right w:val="single" w:sz="4" w:space="0" w:color="D9D9D9"/>
                         </w:tcBorders>
-                        <w:shd w:val="clear" w:color="auto" w:fill="22252A"/>
+                        <w:shd w:val="clear" w:color="auto" w:fill="E8EDF2"/>
+                        <w:tcMar>
+                          <w:top w:w="85" w:type="dxa"/>
+                          <w:left w:w="85" w:type="dxa"/>
+                          <w:bottom w:w="85" w:type="dxa"/>
+                          <w:right w:w="85" w:type="dxa"/>
+                        </w:tcMar>
                         <w:vAlign w:val="center"/>
                         <w:hideMark/>
                       </w:tcPr>
@@ -679,227 +587,42 @@
                           <w:jc w:val="left"/>
                           <w:rPr>
                             <w:rFonts w:eastAsiaTheme="minorHAnsi" w:cs="Segoe UI"/>
-                            <w:color w:val="CCCCCC"/>
-                            <w:kern w:val="0"/>
-                            <w:szCs w:val="20"/>
+                            <w:color w:val="000000"/>
+                            <w:kern w:val="0"/>
+                            <w:sz w:val="21"/>
+                            <w:szCs w:val="21"/>
                           </w:rPr>
                         </w:pPr>
                         <w:r>
                           <w:rPr>
                             <w:rFonts w:eastAsiaTheme="minorHAnsi" w:cs="Segoe UI"/>
-                            <w:color w:val="CCCCCC"/>
-                            <w:kern w:val="0"/>
-                            <w:szCs w:val="20"/>
-                          </w:rPr>
-                          <w:t>모델명</w:t>
+                            <w:b/>
+                            <w:bCs/>
+                            <w:color w:val="000000"/>
+                            <w:kern w:val="0"/>
+                            <w:sz w:val="19"/>
+                            <w:szCs w:val="19"/>
+                          </w:rPr>
+                          <w:t>검토 문헌</w:t>
                         </w:r>
                       </w:p>
                     </w:tc>
                     <w:tc>
                       <w:tcPr>
-                        <w:tcW w:w="0" w:type="auto"/>
+                        <w:tcW w:w="3742" w:type="dxa"/>
                         <w:tcBorders>
-                          <w:top w:val="single" w:sz="2" w:space="0" w:color="auto"/>
-                          <w:left w:val="single" w:sz="6" w:space="0" w:color="auto"/>
-                          <w:bottom w:val="single" w:sz="6" w:space="0" w:color="auto"/>
-                          <w:right w:val="single" w:sz="6" w:space="0" w:color="auto"/>
+                          <w:top w:val="single" w:sz="4" w:space="0" w:color="D9D9D9"/>
+                          <w:left w:val="single" w:sz="4" w:space="0" w:color="D9D9D9"/>
+                          <w:bottom w:val="single" w:sz="4" w:space="0" w:color="D9D9D9"/>
+                          <w:right w:val="single" w:sz="4" w:space="0" w:color="D9D9D9"/>
                         </w:tcBorders>
-                        <w:shd w:val="clear" w:color="auto" w:fill="22252A"/>
-                        <w:vAlign w:val="center"/>
-                        <w:hideMark/>
-                      </w:tcPr>
-                      <w:p>
-                        <w:pPr>
-                          <w:widowControl/>
-                          <w:wordWrap/>
-                          <w:autoSpaceDE/>
-                          <w:autoSpaceDN/>
-                          <w:jc w:val="center"/>
-                          <w:rPr>
-                            <w:rFonts w:eastAsiaTheme="minorHAnsi" w:cs="Segoe UI"/>
-                            <w:color w:val="CCCCCC"/>
-                            <w:kern w:val="0"/>
-                            <w:szCs w:val="20"/>
-                          </w:rPr>
-                        </w:pPr>
-                        <w:r>
-                          <w:rPr>
-                            <w:rFonts w:eastAsiaTheme="minorHAnsi" w:cs="Segoe UI"/>
-                            <w:color w:val="CCCCCC"/>
-                            <w:kern w:val="0"/>
-                            <w:szCs w:val="20"/>
-                          </w:rPr>
-                          <w:t>1회당 실측 시간</w:t>
-                        </w:r>
-                      </w:p>
-                    </w:tc>
-                    <w:tc>
-                      <w:tcPr>
-                        <w:tcW w:w="0" w:type="auto"/>
-                        <w:tcBorders>
-                          <w:top w:val="single" w:sz="2" w:space="0" w:color="auto"/>
-                          <w:left w:val="single" w:sz="6" w:space="0" w:color="auto"/>
-                          <w:bottom w:val="single" w:sz="6" w:space="0" w:color="auto"/>
-                          <w:right w:val="single" w:sz="6" w:space="0" w:color="auto"/>
-                        </w:tcBorders>
-                        <w:shd w:val="clear" w:color="auto" w:fill="22252A"/>
-                        <w:vAlign w:val="center"/>
-                        <w:hideMark/>
-                      </w:tcPr>
-                      <w:p>
-                        <w:pPr>
-                          <w:widowControl/>
-                          <w:wordWrap/>
-                          <w:autoSpaceDE/>
-                          <w:autoSpaceDN/>
-                          <w:jc w:val="center"/>
-                          <w:rPr>
-                            <w:rFonts w:eastAsiaTheme="minorHAnsi" w:cs="Segoe UI"/>
-                            <w:color w:val="CCCCCC"/>
-                            <w:kern w:val="0"/>
-                            <w:szCs w:val="20"/>
-                          </w:rPr>
-                        </w:pPr>
-                        <w:r>
-                          <w:rPr>
-                            <w:rFonts w:eastAsiaTheme="minorHAnsi" w:cs="Segoe UI"/>
-                            <w:color w:val="CCCCCC"/>
-                            <w:kern w:val="0"/>
-                            <w:szCs w:val="20"/>
-                          </w:rPr>
-                          <w:t>총 시행 횟수</w:t>
-                        </w:r>
-                      </w:p>
-                    </w:tc>
-                    <w:tc>
-                      <w:tcPr>
-                        <w:tcW w:w="0" w:type="auto"/>
-                        <w:tcBorders>
-                          <w:top w:val="single" w:sz="2" w:space="0" w:color="auto"/>
-                          <w:left w:val="single" w:sz="6" w:space="0" w:color="auto"/>
-                          <w:bottom w:val="single" w:sz="6" w:space="0" w:color="auto"/>
-                          <w:right w:val="single" w:sz="6" w:space="0" w:color="auto"/>
-                        </w:tcBorders>
-                        <w:shd w:val="clear" w:color="auto" w:fill="22252A"/>
-                        <w:vAlign w:val="center"/>
-                        <w:hideMark/>
-                      </w:tcPr>
-                      <w:p>
-                        <w:pPr>
-                          <w:widowControl/>
-                          <w:wordWrap/>
-                          <w:autoSpaceDE/>
-                          <w:autoSpaceDN/>
-                          <w:jc w:val="center"/>
-                          <w:rPr>
-                            <w:rFonts w:eastAsiaTheme="minorHAnsi" w:cs="Segoe UI"/>
-                            <w:color w:val="CCCCCC"/>
-                            <w:kern w:val="0"/>
-                            <w:szCs w:val="20"/>
-                          </w:rPr>
-                        </w:pPr>
-                        <w:r>
-                          <w:rPr>
-                            <w:rFonts w:eastAsiaTheme="minorHAnsi" w:cs="Segoe UI"/>
-                            <w:color w:val="CCCCCC"/>
-                            <w:kern w:val="0"/>
-                            <w:szCs w:val="20"/>
-                          </w:rPr>
-                          <w:t>[현재] RTX 3080 소요시간</w:t>
-                        </w:r>
-                      </w:p>
-                    </w:tc>
-                    <w:tc>
-                      <w:tcPr>
-                        <w:tcW w:w="0" w:type="auto"/>
-                        <w:tcBorders>
-                          <w:top w:val="single" w:sz="2" w:space="0" w:color="auto"/>
-                          <w:left w:val="single" w:sz="6" w:space="0" w:color="auto"/>
-                          <w:bottom w:val="single" w:sz="6" w:space="0" w:color="auto"/>
-                          <w:right w:val="single" w:sz="6" w:space="0" w:color="auto"/>
-                        </w:tcBorders>
-                        <w:shd w:val="clear" w:color="auto" w:fill="22252A"/>
-                        <w:vAlign w:val="center"/>
-                        <w:hideMark/>
-                      </w:tcPr>
-                      <w:p>
-                        <w:pPr>
-                          <w:widowControl/>
-                          <w:wordWrap/>
-                          <w:autoSpaceDE/>
-                          <w:autoSpaceDN/>
-                          <w:jc w:val="center"/>
-                          <w:rPr>
-                            <w:rFonts w:eastAsiaTheme="minorHAnsi" w:cs="Segoe UI"/>
-                            <w:color w:val="CCCCCC"/>
-                            <w:kern w:val="0"/>
-                            <w:szCs w:val="20"/>
-                          </w:rPr>
-                        </w:pPr>
-                        <w:r>
-                          <w:rPr>
-                            <w:rFonts w:eastAsiaTheme="minorHAnsi" w:cs="Segoe UI"/>
-                            <w:color w:val="CCCCCC"/>
-                            <w:kern w:val="0"/>
-                            <w:szCs w:val="20"/>
-                          </w:rPr>
-                          <w:t>[현재] RTX 3080 일수</w:t>
-                        </w:r>
-                      </w:p>
-                    </w:tc>
-                    <w:tc>
-                      <w:tcPr>
-                        <w:tcW w:w="0" w:type="auto"/>
-                        <w:tcBorders>
-                          <w:top w:val="single" w:sz="2" w:space="0" w:color="auto"/>
-                          <w:left w:val="single" w:sz="6" w:space="0" w:color="auto"/>
-                          <w:bottom w:val="single" w:sz="6" w:space="0" w:color="auto"/>
-                          <w:right w:val="single" w:sz="2" w:space="0" w:color="auto"/>
-                        </w:tcBorders>
-                        <w:shd w:val="clear" w:color="auto" w:fill="22252A"/>
-                        <w:vAlign w:val="center"/>
-                        <w:hideMark/>
-                      </w:tcPr>
-                      <w:p>
-                        <w:pPr>
-                          <w:widowControl/>
-                          <w:wordWrap/>
-                          <w:autoSpaceDE/>
-                          <w:autoSpaceDN/>
-                          <w:jc w:val="center"/>
-                          <w:rPr>
-                            <w:rFonts w:eastAsiaTheme="minorHAnsi" w:cs="Segoe UI"/>
-                            <w:color w:val="CCCCCC"/>
-                            <w:kern w:val="0"/>
-                            <w:szCs w:val="20"/>
-                          </w:rPr>
-                        </w:pPr>
-                        <w:r>
-                          <w:rPr>
-                            <w:rFonts w:eastAsiaTheme="minorHAnsi" w:cs="Segoe UI"/>
-                            <w:color w:val="CCCCCC"/>
-                            <w:kern w:val="0"/>
-                            <w:szCs w:val="20"/>
-                          </w:rPr>
-                          <w:t xml:space="preserve">[예상] RTX 5090 일수 </w:t>
-                        </w:r>
-                      </w:p>
-                    </w:tc>
-                  </w:tr>
-                  <w:tr>
-                    <w:trPr>
-                      <w:tblCellSpacing w:w="15" w:type="dxa"/>
-                    </w:trPr>
-                    <w:tc>
-                      <w:tcPr>
-                        <w:tcW w:w="0" w:type="auto"/>
-                        <w:tcBorders>
-                          <w:top w:val="single" w:sz="6" w:space="0" w:color="auto"/>
-                          <w:left w:val="single" w:sz="2" w:space="0" w:color="auto"/>
-                          <w:bottom w:val="single" w:sz="6" w:space="0" w:color="auto"/>
-                          <w:right w:val="single" w:sz="6" w:space="0" w:color="auto"/>
-                        </w:tcBorders>
-                        <w:shd w:val="clear" w:color="auto" w:fill="22252A"/>
+                        <w:shd w:val="clear" w:color="auto" w:fill="E8EDF2"/>
+                        <w:tcMar>
+                          <w:top w:w="85" w:type="dxa"/>
+                          <w:left w:w="85" w:type="dxa"/>
+                          <w:bottom w:w="85" w:type="dxa"/>
+                          <w:right w:w="85" w:type="dxa"/>
+                        </w:tcMar>
                         <w:vAlign w:val="center"/>
                         <w:hideMark/>
                       </w:tcPr>
@@ -912,9 +635,10 @@
                           <w:jc w:val="left"/>
                           <w:rPr>
                             <w:rFonts w:eastAsiaTheme="minorHAnsi" w:cs="Segoe UI"/>
-                            <w:color w:val="CCCCCC"/>
-                            <w:kern w:val="0"/>
-                            <w:szCs w:val="20"/>
+                            <w:color w:val="000000"/>
+                            <w:kern w:val="0"/>
+                            <w:sz w:val="21"/>
+                            <w:szCs w:val="21"/>
                           </w:rPr>
                         </w:pPr>
                         <w:r>
@@ -922,259 +646,31 @@
                             <w:rFonts w:eastAsiaTheme="minorHAnsi" w:cs="Segoe UI"/>
                             <w:b/>
                             <w:bCs/>
-                            <w:color w:val="CCCCCC"/>
-                            <w:kern w:val="0"/>
-                            <w:szCs w:val="20"/>
-                            <w:bdr w:val="single" w:sz="2" w:space="0" w:color="auto" w:frame="1"/>
-                          </w:rPr>
-                          <w:t>Qwen2.5-VL-3B</w:t>
+                            <w:color w:val="000000"/>
+                            <w:kern w:val="0"/>
+                            <w:sz w:val="19"/>
+                            <w:szCs w:val="19"/>
+                          </w:rPr>
+                          <w:t>확인한 내용</w:t>
                         </w:r>
                       </w:p>
                     </w:tc>
                     <w:tc>
                       <w:tcPr>
-                        <w:tcW w:w="0" w:type="auto"/>
+                        <w:tcW w:w="4139" w:type="dxa"/>
                         <w:tcBorders>
-                          <w:top w:val="single" w:sz="6" w:space="0" w:color="auto"/>
-                          <w:left w:val="single" w:sz="6" w:space="0" w:color="auto"/>
-                          <w:bottom w:val="single" w:sz="6" w:space="0" w:color="auto"/>
-                          <w:right w:val="single" w:sz="6" w:space="0" w:color="auto"/>
+                          <w:top w:val="single" w:sz="4" w:space="0" w:color="D9D9D9"/>
+                          <w:left w:val="single" w:sz="4" w:space="0" w:color="D9D9D9"/>
+                          <w:bottom w:val="single" w:sz="4" w:space="0" w:color="D9D9D9"/>
+                          <w:right w:val="single" w:sz="4" w:space="0" w:color="D9D9D9"/>
                         </w:tcBorders>
-                        <w:shd w:val="clear" w:color="auto" w:fill="22252A"/>
-                        <w:vAlign w:val="center"/>
-                        <w:hideMark/>
-                      </w:tcPr>
-                      <w:p>
-                        <w:pPr>
-                          <w:widowControl/>
-                          <w:wordWrap/>
-                          <w:autoSpaceDE/>
-                          <w:autoSpaceDN/>
-                          <w:jc w:val="center"/>
-                          <w:rPr>
-                            <w:rFonts w:eastAsiaTheme="minorHAnsi" w:cs="Segoe UI"/>
-                            <w:color w:val="CCCCCC"/>
-                            <w:kern w:val="0"/>
-                            <w:szCs w:val="20"/>
-                          </w:rPr>
-                        </w:pPr>
-                        <w:r>
-                          <w:rPr>
-                            <w:rFonts w:eastAsiaTheme="minorHAnsi" w:cs="Segoe UI"/>
-                            <w:color w:val="CCCCCC"/>
-                            <w:kern w:val="0"/>
-                            <w:szCs w:val="20"/>
-                          </w:rPr>
-                          <w:t>10.45 초</w:t>
-                        </w:r>
-                      </w:p>
-                    </w:tc>
-                    <w:tc>
-                      <w:tcPr>
-                        <w:tcW w:w="0" w:type="auto"/>
-                        <w:tcBorders>
-                          <w:top w:val="single" w:sz="6" w:space="0" w:color="auto"/>
-                          <w:left w:val="single" w:sz="6" w:space="0" w:color="auto"/>
-                          <w:bottom w:val="single" w:sz="6" w:space="0" w:color="auto"/>
-                          <w:right w:val="single" w:sz="6" w:space="0" w:color="auto"/>
-                        </w:tcBorders>
-                        <w:shd w:val="clear" w:color="auto" w:fill="22252A"/>
-                        <w:vAlign w:val="center"/>
-                        <w:hideMark/>
-                      </w:tcPr>
-                      <w:p>
-                        <w:pPr>
-                          <w:widowControl/>
-                          <w:wordWrap/>
-                          <w:autoSpaceDE/>
-                          <w:autoSpaceDN/>
-                          <w:jc w:val="center"/>
-                          <w:rPr>
-                            <w:rFonts w:eastAsiaTheme="minorHAnsi" w:cs="Segoe UI"/>
-                            <w:color w:val="CCCCCC"/>
-                            <w:kern w:val="0"/>
-                            <w:szCs w:val="20"/>
-                          </w:rPr>
-                        </w:pPr>
-                        <w:r>
-                          <w:rPr>
-                            <w:rFonts w:eastAsiaTheme="minorHAnsi" w:cs="Segoe UI"/>
-                            <w:color w:val="CCCCCC"/>
-                            <w:kern w:val="0"/>
-                            <w:szCs w:val="20"/>
-                          </w:rPr>
-                          <w:t>1,920 회</w:t>
-                        </w:r>
-                      </w:p>
-                    </w:tc>
-                    <w:tc>
-                      <w:tcPr>
-                        <w:tcW w:w="0" w:type="auto"/>
-                        <w:tcBorders>
-                          <w:top w:val="single" w:sz="6" w:space="0" w:color="auto"/>
-                          <w:left w:val="single" w:sz="6" w:space="0" w:color="auto"/>
-                          <w:bottom w:val="single" w:sz="6" w:space="0" w:color="auto"/>
-                          <w:right w:val="single" w:sz="6" w:space="0" w:color="auto"/>
-                        </w:tcBorders>
-                        <w:shd w:val="clear" w:color="auto" w:fill="22252A"/>
-                        <w:vAlign w:val="center"/>
-                        <w:hideMark/>
-                      </w:tcPr>
-                      <w:p>
-                        <w:pPr>
-                          <w:widowControl/>
-                          <w:wordWrap/>
-                          <w:autoSpaceDE/>
-                          <w:autoSpaceDN/>
-                          <w:jc w:val="center"/>
-                          <w:rPr>
-                            <w:rFonts w:eastAsiaTheme="minorHAnsi" w:cs="Segoe UI"/>
-                            <w:color w:val="CCCCCC"/>
-                            <w:kern w:val="0"/>
-                            <w:szCs w:val="20"/>
-                          </w:rPr>
-                        </w:pPr>
-                        <w:r>
-                          <w:rPr>
-                            <w:rFonts w:eastAsiaTheme="minorHAnsi" w:cs="Segoe UI"/>
-                            <w:color w:val="CCCCCC"/>
-                            <w:kern w:val="0"/>
-                            <w:szCs w:val="20"/>
-                          </w:rPr>
-                          <w:t>334.4 분 </w:t>
-                        </w:r>
-                        <w:r>
-                          <w:rPr>
-                            <w:rFonts w:eastAsiaTheme="minorHAnsi" w:cs="Segoe UI"/>
-                            <w:i/>
-                            <w:iCs/>
-                            <w:color w:val="CCCCCC"/>
-                            <w:kern w:val="0"/>
-                            <w:szCs w:val="20"/>
-                            <w:bdr w:val="single" w:sz="2" w:space="0" w:color="auto" w:frame="1"/>
-                          </w:rPr>
-                          <w:t>(약 5.6시간)</w:t>
-                        </w:r>
-                      </w:p>
-                    </w:tc>
-                    <w:tc>
-                      <w:tcPr>
-                        <w:tcW w:w="0" w:type="auto"/>
-                        <w:tcBorders>
-                          <w:top w:val="single" w:sz="6" w:space="0" w:color="auto"/>
-                          <w:left w:val="single" w:sz="6" w:space="0" w:color="auto"/>
-                          <w:bottom w:val="single" w:sz="6" w:space="0" w:color="auto"/>
-                          <w:right w:val="single" w:sz="6" w:space="0" w:color="auto"/>
-                        </w:tcBorders>
-                        <w:shd w:val="clear" w:color="auto" w:fill="22252A"/>
-                        <w:vAlign w:val="center"/>
-                        <w:hideMark/>
-                      </w:tcPr>
-                      <w:p>
-                        <w:pPr>
-                          <w:widowControl/>
-                          <w:wordWrap/>
-                          <w:autoSpaceDE/>
-                          <w:autoSpaceDN/>
-                          <w:jc w:val="center"/>
-                          <w:rPr>
-                            <w:rFonts w:eastAsiaTheme="minorHAnsi" w:cs="Segoe UI"/>
-                            <w:color w:val="CCCCCC"/>
-                            <w:kern w:val="0"/>
-                            <w:szCs w:val="20"/>
-                          </w:rPr>
-                        </w:pPr>
-                        <w:r>
-                          <w:rPr>
-                            <w:rFonts w:eastAsiaTheme="minorHAnsi" w:cs="Segoe UI"/>
-                            <w:b/>
-                            <w:bCs/>
-                            <w:color w:val="CCCCCC"/>
-                            <w:kern w:val="0"/>
-                            <w:szCs w:val="20"/>
-                            <w:bdr w:val="single" w:sz="2" w:space="0" w:color="auto" w:frame="1"/>
-                          </w:rPr>
-                          <w:t>0.23 일</w:t>
-                        </w:r>
-                      </w:p>
-                    </w:tc>
-                    <w:tc>
-                      <w:tcPr>
-                        <w:tcW w:w="0" w:type="auto"/>
-                        <w:tcBorders>
-                          <w:top w:val="single" w:sz="6" w:space="0" w:color="auto"/>
-                          <w:left w:val="single" w:sz="6" w:space="0" w:color="auto"/>
-                          <w:bottom w:val="single" w:sz="6" w:space="0" w:color="auto"/>
-                          <w:right w:val="single" w:sz="2" w:space="0" w:color="auto"/>
-                        </w:tcBorders>
-                        <w:shd w:val="clear" w:color="auto" w:fill="22252A"/>
-                        <w:vAlign w:val="center"/>
-                        <w:hideMark/>
-                      </w:tcPr>
-                      <w:p>
-                        <w:pPr>
-                          <w:widowControl/>
-                          <w:wordWrap/>
-                          <w:autoSpaceDE/>
-                          <w:autoSpaceDN/>
-                          <w:jc w:val="center"/>
-                          <w:rPr>
-                            <w:rFonts w:eastAsiaTheme="minorHAnsi" w:cs="Segoe UI"/>
-                            <w:color w:val="CCCCCC"/>
-                            <w:kern w:val="0"/>
-                            <w:szCs w:val="20"/>
-                          </w:rPr>
-                        </w:pPr>
-                        <w:r>
-                          <w:rPr>
-                            <w:rFonts w:eastAsiaTheme="minorHAnsi" w:cs="Segoe UI"/>
-                            <w:b/>
-                            <w:bCs/>
-                            <w:color w:val="CCCCCC"/>
-                            <w:kern w:val="0"/>
-                            <w:szCs w:val="20"/>
-                            <w:bdr w:val="single" w:sz="2" w:space="0" w:color="auto" w:frame="1"/>
-                          </w:rPr>
-                          <w:t>0.05 일</w:t>
-                        </w:r>
-                        <w:r>
-                          <w:rPr>
-                            <w:rFonts w:eastAsiaTheme="minorHAnsi" w:cs="Segoe UI"/>
-                            <w:color w:val="CCCCCC"/>
-                            <w:kern w:val="0"/>
-                            <w:szCs w:val="20"/>
-                          </w:rPr>
-                          <w:t> </w:t>
-                        </w:r>
-                        <w:r>
-                          <w:rPr>
-                            <w:rFonts w:eastAsiaTheme="minorHAnsi" w:cs="Segoe UI"/>
-                            <w:i/>
-                            <w:iCs/>
-                            <w:color w:val="CCCCCC"/>
-                            <w:kern w:val="0"/>
-                            <w:szCs w:val="20"/>
-                            <w:bdr w:val="single" w:sz="2" w:space="0" w:color="auto" w:frame="1"/>
-                          </w:rPr>
-                          <w:t>(약 1.1시간)</w:t>
-                        </w:r>
-                      </w:p>
-                    </w:tc>
-                  </w:tr>
-                  <w:tr>
-                    <w:trPr>
-                      <w:tblCellSpacing w:w="15" w:type="dxa"/>
-                    </w:trPr>
-                    <w:tc>
-                      <w:tcPr>
-                        <w:tcW w:w="0" w:type="auto"/>
-                        <w:tcBorders>
-                          <w:top w:val="single" w:sz="6" w:space="0" w:color="auto"/>
-                          <w:left w:val="single" w:sz="2" w:space="0" w:color="auto"/>
-                          <w:bottom w:val="single" w:sz="6" w:space="0" w:color="auto"/>
-                          <w:right w:val="single" w:sz="6" w:space="0" w:color="auto"/>
-                        </w:tcBorders>
-                        <w:shd w:val="clear" w:color="auto" w:fill="22252A"/>
+                        <w:shd w:val="clear" w:color="auto" w:fill="E8EDF2"/>
+                        <w:tcMar>
+                          <w:top w:w="85" w:type="dxa"/>
+                          <w:left w:w="85" w:type="dxa"/>
+                          <w:bottom w:w="85" w:type="dxa"/>
+                          <w:right w:w="85" w:type="dxa"/>
+                        </w:tcMar>
                         <w:vAlign w:val="center"/>
                         <w:hideMark/>
                       </w:tcPr>
@@ -1187,9 +683,10 @@
                           <w:jc w:val="left"/>
                           <w:rPr>
                             <w:rFonts w:eastAsiaTheme="minorHAnsi" w:cs="Segoe UI"/>
-                            <w:color w:val="CCCCCC"/>
-                            <w:kern w:val="0"/>
-                            <w:szCs w:val="20"/>
+                            <w:color w:val="000000"/>
+                            <w:kern w:val="0"/>
+                            <w:sz w:val="21"/>
+                            <w:szCs w:val="21"/>
                           </w:rPr>
                         </w:pPr>
                         <w:r>
@@ -1197,259 +694,33 @@
                             <w:rFonts w:eastAsiaTheme="minorHAnsi" w:cs="Segoe UI"/>
                             <w:b/>
                             <w:bCs/>
-                            <w:color w:val="CCCCCC"/>
-                            <w:kern w:val="0"/>
-                            <w:szCs w:val="20"/>
-                            <w:bdr w:val="single" w:sz="2" w:space="0" w:color="auto" w:frame="1"/>
-                          </w:rPr>
-                          <w:t>LLaVA-NeXT-Video-7B</w:t>
-                        </w:r>
-                      </w:p>
-                    </w:tc>
-                    <w:tc>
-                      <w:tcPr>
-                        <w:tcW w:w="0" w:type="auto"/>
-                        <w:tcBorders>
-                          <w:top w:val="single" w:sz="6" w:space="0" w:color="auto"/>
-                          <w:left w:val="single" w:sz="6" w:space="0" w:color="auto"/>
-                          <w:bottom w:val="single" w:sz="6" w:space="0" w:color="auto"/>
-                          <w:right w:val="single" w:sz="6" w:space="0" w:color="auto"/>
-                        </w:tcBorders>
-                        <w:shd w:val="clear" w:color="auto" w:fill="22252A"/>
-                        <w:vAlign w:val="center"/>
-                        <w:hideMark/>
-                      </w:tcPr>
-                      <w:p>
-                        <w:pPr>
-                          <w:widowControl/>
-                          <w:wordWrap/>
-                          <w:autoSpaceDE/>
-                          <w:autoSpaceDN/>
-                          <w:jc w:val="center"/>
-                          <w:rPr>
-                            <w:rFonts w:eastAsiaTheme="minorHAnsi" w:cs="Segoe UI"/>
-                            <w:color w:val="CCCCCC"/>
-                            <w:kern w:val="0"/>
-                            <w:szCs w:val="20"/>
-                          </w:rPr>
-                        </w:pPr>
-                        <w:r>
-                          <w:rPr>
-                            <w:rFonts w:eastAsiaTheme="minorHAnsi" w:cs="Segoe UI"/>
-                            <w:color w:val="CCCCCC"/>
-                            <w:kern w:val="0"/>
-                            <w:szCs w:val="20"/>
-                          </w:rPr>
-                          <w:t>20.00 초</w:t>
-                        </w:r>
-                      </w:p>
-                    </w:tc>
-                    <w:tc>
-                      <w:tcPr>
-                        <w:tcW w:w="0" w:type="auto"/>
-                        <w:tcBorders>
-                          <w:top w:val="single" w:sz="6" w:space="0" w:color="auto"/>
-                          <w:left w:val="single" w:sz="6" w:space="0" w:color="auto"/>
-                          <w:bottom w:val="single" w:sz="6" w:space="0" w:color="auto"/>
-                          <w:right w:val="single" w:sz="6" w:space="0" w:color="auto"/>
-                        </w:tcBorders>
-                        <w:shd w:val="clear" w:color="auto" w:fill="22252A"/>
-                        <w:vAlign w:val="center"/>
-                        <w:hideMark/>
-                      </w:tcPr>
-                      <w:p>
-                        <w:pPr>
-                          <w:widowControl/>
-                          <w:wordWrap/>
-                          <w:autoSpaceDE/>
-                          <w:autoSpaceDN/>
-                          <w:jc w:val="center"/>
-                          <w:rPr>
-                            <w:rFonts w:eastAsiaTheme="minorHAnsi" w:cs="Segoe UI"/>
-                            <w:color w:val="CCCCCC"/>
-                            <w:kern w:val="0"/>
-                            <w:szCs w:val="20"/>
-                          </w:rPr>
-                        </w:pPr>
-                        <w:r>
-                          <w:rPr>
-                            <w:rFonts w:eastAsiaTheme="minorHAnsi" w:cs="Segoe UI"/>
-                            <w:color w:val="CCCCCC"/>
-                            <w:kern w:val="0"/>
-                            <w:szCs w:val="20"/>
-                          </w:rPr>
-                          <w:t>1,920 회</w:t>
-                        </w:r>
-                      </w:p>
-                    </w:tc>
-                    <w:tc>
-                      <w:tcPr>
-                        <w:tcW w:w="0" w:type="auto"/>
-                        <w:tcBorders>
-                          <w:top w:val="single" w:sz="6" w:space="0" w:color="auto"/>
-                          <w:left w:val="single" w:sz="6" w:space="0" w:color="auto"/>
-                          <w:bottom w:val="single" w:sz="6" w:space="0" w:color="auto"/>
-                          <w:right w:val="single" w:sz="6" w:space="0" w:color="auto"/>
-                        </w:tcBorders>
-                        <w:shd w:val="clear" w:color="auto" w:fill="22252A"/>
-                        <w:vAlign w:val="center"/>
-                        <w:hideMark/>
-                      </w:tcPr>
-                      <w:p>
-                        <w:pPr>
-                          <w:widowControl/>
-                          <w:wordWrap/>
-                          <w:autoSpaceDE/>
-                          <w:autoSpaceDN/>
-                          <w:jc w:val="center"/>
-                          <w:rPr>
-                            <w:rFonts w:eastAsiaTheme="minorHAnsi" w:cs="Segoe UI"/>
-                            <w:color w:val="CCCCCC"/>
-                            <w:kern w:val="0"/>
-                            <w:szCs w:val="20"/>
-                          </w:rPr>
-                        </w:pPr>
-                        <w:r>
-                          <w:rPr>
-                            <w:rFonts w:eastAsiaTheme="minorHAnsi" w:cs="Segoe UI"/>
-                            <w:color w:val="CCCCCC"/>
-                            <w:kern w:val="0"/>
-                            <w:szCs w:val="20"/>
-                          </w:rPr>
-                          <w:t>640.0 분 </w:t>
-                        </w:r>
-                        <w:r>
-                          <w:rPr>
-                            <w:rFonts w:eastAsiaTheme="minorHAnsi" w:cs="Segoe UI"/>
-                            <w:i/>
-                            <w:iCs/>
-                            <w:color w:val="CCCCCC"/>
-                            <w:kern w:val="0"/>
-                            <w:szCs w:val="20"/>
-                            <w:bdr w:val="single" w:sz="2" w:space="0" w:color="auto" w:frame="1"/>
-                          </w:rPr>
-                          <w:t>(약 10.7시간)</w:t>
-                        </w:r>
-                      </w:p>
-                    </w:tc>
-                    <w:tc>
-                      <w:tcPr>
-                        <w:tcW w:w="0" w:type="auto"/>
-                        <w:tcBorders>
-                          <w:top w:val="single" w:sz="6" w:space="0" w:color="auto"/>
-                          <w:left w:val="single" w:sz="6" w:space="0" w:color="auto"/>
-                          <w:bottom w:val="single" w:sz="6" w:space="0" w:color="auto"/>
-                          <w:right w:val="single" w:sz="6" w:space="0" w:color="auto"/>
-                        </w:tcBorders>
-                        <w:shd w:val="clear" w:color="auto" w:fill="22252A"/>
-                        <w:vAlign w:val="center"/>
-                        <w:hideMark/>
-                      </w:tcPr>
-                      <w:p>
-                        <w:pPr>
-                          <w:widowControl/>
-                          <w:wordWrap/>
-                          <w:autoSpaceDE/>
-                          <w:autoSpaceDN/>
-                          <w:jc w:val="center"/>
-                          <w:rPr>
-                            <w:rFonts w:eastAsiaTheme="minorHAnsi" w:cs="Segoe UI"/>
-                            <w:color w:val="CCCCCC"/>
-                            <w:kern w:val="0"/>
-                            <w:szCs w:val="20"/>
-                          </w:rPr>
-                        </w:pPr>
-                        <w:r>
-                          <w:rPr>
-                            <w:rFonts w:eastAsiaTheme="minorHAnsi" w:cs="Segoe UI"/>
-                            <w:b/>
-                            <w:bCs/>
-                            <w:color w:val="CCCCCC"/>
-                            <w:kern w:val="0"/>
-                            <w:szCs w:val="20"/>
-                            <w:bdr w:val="single" w:sz="2" w:space="0" w:color="auto" w:frame="1"/>
-                          </w:rPr>
-                          <w:t>0.44 일</w:t>
-                        </w:r>
-                      </w:p>
-                    </w:tc>
-                    <w:tc>
-                      <w:tcPr>
-                        <w:tcW w:w="0" w:type="auto"/>
-                        <w:tcBorders>
-                          <w:top w:val="single" w:sz="6" w:space="0" w:color="auto"/>
-                          <w:left w:val="single" w:sz="6" w:space="0" w:color="auto"/>
-                          <w:bottom w:val="single" w:sz="6" w:space="0" w:color="auto"/>
-                          <w:right w:val="single" w:sz="2" w:space="0" w:color="auto"/>
-                        </w:tcBorders>
-                        <w:shd w:val="clear" w:color="auto" w:fill="22252A"/>
-                        <w:vAlign w:val="center"/>
-                        <w:hideMark/>
-                      </w:tcPr>
-                      <w:p>
-                        <w:pPr>
-                          <w:widowControl/>
-                          <w:wordWrap/>
-                          <w:autoSpaceDE/>
-                          <w:autoSpaceDN/>
-                          <w:jc w:val="center"/>
-                          <w:rPr>
-                            <w:rFonts w:eastAsiaTheme="minorHAnsi" w:cs="Segoe UI"/>
-                            <w:color w:val="CCCCCC"/>
-                            <w:kern w:val="0"/>
-                            <w:szCs w:val="20"/>
-                          </w:rPr>
-                        </w:pPr>
-                        <w:r>
-                          <w:rPr>
-                            <w:rFonts w:eastAsiaTheme="minorHAnsi" w:cs="Segoe UI"/>
-                            <w:b/>
-                            <w:bCs/>
-                            <w:color w:val="CCCCCC"/>
-                            <w:kern w:val="0"/>
-                            <w:szCs w:val="20"/>
-                            <w:bdr w:val="single" w:sz="2" w:space="0" w:color="auto" w:frame="1"/>
-                          </w:rPr>
-                          <w:t>0.09 일</w:t>
-                        </w:r>
-                        <w:r>
-                          <w:rPr>
-                            <w:rFonts w:eastAsiaTheme="minorHAnsi" w:cs="Segoe UI"/>
-                            <w:color w:val="CCCCCC"/>
-                            <w:kern w:val="0"/>
-                            <w:szCs w:val="20"/>
-                          </w:rPr>
-                          <w:t> </w:t>
-                        </w:r>
-                        <w:r>
-                          <w:rPr>
-                            <w:rFonts w:eastAsiaTheme="minorHAnsi" w:cs="Segoe UI"/>
-                            <w:i/>
-                            <w:iCs/>
-                            <w:color w:val="CCCCCC"/>
-                            <w:kern w:val="0"/>
-                            <w:szCs w:val="20"/>
-                            <w:bdr w:val="single" w:sz="2" w:space="0" w:color="auto" w:frame="1"/>
-                          </w:rPr>
-                          <w:t>(약 2.1시간)</w:t>
+                            <w:color w:val="000000"/>
+                            <w:kern w:val="0"/>
+                            <w:sz w:val="19"/>
+                            <w:szCs w:val="19"/>
+                          </w:rPr>
+                          <w:t>설계에 반영한 사항</w:t>
                         </w:r>
                       </w:p>
                     </w:tc>
                   </w:tr>
                   <w:tr>
-                    <w:trPr>
-                      <w:tblCellSpacing w:w="15" w:type="dxa"/>
-                    </w:trPr>
                     <w:tc>
                       <w:tcPr>
-                        <w:tcW w:w="0" w:type="auto"/>
+                        <w:tcW w:w="1757" w:type="dxa"/>
                         <w:tcBorders>
-                          <w:top w:val="single" w:sz="6" w:space="0" w:color="auto"/>
-                          <w:left w:val="single" w:sz="2" w:space="0" w:color="auto"/>
-                          <w:bottom w:val="single" w:sz="6" w:space="0" w:color="auto"/>
-                          <w:right w:val="single" w:sz="6" w:space="0" w:color="auto"/>
+                          <w:top w:val="single" w:sz="4" w:space="0" w:color="D9D9D9"/>
+                          <w:left w:val="single" w:sz="4" w:space="0" w:color="D9D9D9"/>
+                          <w:bottom w:val="single" w:sz="4" w:space="0" w:color="D9D9D9"/>
+                          <w:right w:val="single" w:sz="4" w:space="0" w:color="D9D9D9"/>
                         </w:tcBorders>
-                        <w:shd w:val="clear" w:color="auto" w:fill="22252A"/>
+                        <w:shd w:val="clear" w:color="auto" w:fill="FFFFFF"/>
+                        <w:tcMar>
+                          <w:top w:w="85" w:type="dxa"/>
+                          <w:left w:w="85" w:type="dxa"/>
+                          <w:bottom w:w="85" w:type="dxa"/>
+                          <w:right w:w="85" w:type="dxa"/>
+                        </w:tcMar>
                         <w:vAlign w:val="center"/>
                         <w:hideMark/>
                       </w:tcPr>
@@ -1462,269 +733,40 @@
                           <w:jc w:val="left"/>
                           <w:rPr>
                             <w:rFonts w:eastAsiaTheme="minorHAnsi" w:cs="Segoe UI"/>
-                            <w:color w:val="CCCCCC"/>
-                            <w:kern w:val="0"/>
-                            <w:szCs w:val="20"/>
+                            <w:color w:val="000000"/>
+                            <w:kern w:val="0"/>
+                            <w:sz w:val="21"/>
+                            <w:szCs w:val="21"/>
                           </w:rPr>
                         </w:pPr>
                         <w:r>
                           <w:rPr>
                             <w:rFonts w:eastAsiaTheme="minorHAnsi" w:cs="Segoe UI"/>
-                            <w:b/>
-                            <w:bCs/>
-                            <w:color w:val="CCCCCC"/>
-                            <w:kern w:val="0"/>
-                            <w:szCs w:val="20"/>
-                            <w:bdr w:val="single" w:sz="2" w:space="0" w:color="auto" w:frame="1"/>
-                          </w:rPr>
-                          <w:t>LLaVA-OneVision-7B</w:t>
+                            <w:color w:val="000000"/>
+                            <w:kern w:val="0"/>
+                            <w:sz w:val="19"/>
+                            <w:szCs w:val="19"/>
+                          </w:rPr>
+                          <w:t>Qiu 등 2022 [1]</w:t>
                         </w:r>
                       </w:p>
                     </w:tc>
                     <w:tc>
                       <w:tcPr>
-                        <w:tcW w:w="0" w:type="auto"/>
+                        <w:tcW w:w="3742" w:type="dxa"/>
                         <w:tcBorders>
-                          <w:top w:val="single" w:sz="6" w:space="0" w:color="auto"/>
-                          <w:left w:val="single" w:sz="6" w:space="0" w:color="auto"/>
-                          <w:bottom w:val="single" w:sz="6" w:space="0" w:color="auto"/>
-                          <w:right w:val="single" w:sz="6" w:space="0" w:color="auto"/>
+                          <w:top w:val="single" w:sz="4" w:space="0" w:color="D9D9D9"/>
+                          <w:left w:val="single" w:sz="4" w:space="0" w:color="D9D9D9"/>
+                          <w:bottom w:val="single" w:sz="4" w:space="0" w:color="D9D9D9"/>
+                          <w:right w:val="single" w:sz="4" w:space="0" w:color="D9D9D9"/>
                         </w:tcBorders>
-                        <w:shd w:val="clear" w:color="auto" w:fill="22252A"/>
-                        <w:vAlign w:val="center"/>
-                        <w:hideMark/>
-                      </w:tcPr>
-                      <w:p>
-                        <w:pPr>
-                          <w:widowControl/>
-                          <w:wordWrap/>
-                          <w:autoSpaceDE/>
-                          <w:autoSpaceDN/>
-                          <w:jc w:val="center"/>
-                          <w:rPr>
-                            <w:rFonts w:eastAsiaTheme="minorHAnsi" w:cs="Segoe UI"/>
-                            <w:color w:val="CCCCCC"/>
-                            <w:kern w:val="0"/>
-                            <w:szCs w:val="20"/>
-                          </w:rPr>
-                        </w:pPr>
-                        <w:r>
-                          <w:rPr>
-                            <w:rFonts w:eastAsiaTheme="minorHAnsi" w:cs="Segoe UI"/>
-                            <w:color w:val="CCCCCC"/>
-                            <w:kern w:val="0"/>
-                            <w:szCs w:val="20"/>
-                          </w:rPr>
-                          <w:t>22.00 초</w:t>
-                        </w:r>
-                      </w:p>
-                    </w:tc>
-                    <w:tc>
-                      <w:tcPr>
-                        <w:tcW w:w="0" w:type="auto"/>
-                        <w:tcBorders>
-                          <w:top w:val="single" w:sz="6" w:space="0" w:color="auto"/>
-                          <w:left w:val="single" w:sz="6" w:space="0" w:color="auto"/>
-                          <w:bottom w:val="single" w:sz="6" w:space="0" w:color="auto"/>
-                          <w:right w:val="single" w:sz="6" w:space="0" w:color="auto"/>
-                        </w:tcBorders>
-                        <w:shd w:val="clear" w:color="auto" w:fill="22252A"/>
-                        <w:vAlign w:val="center"/>
-                        <w:hideMark/>
-                      </w:tcPr>
-                      <w:p>
-                        <w:pPr>
-                          <w:widowControl/>
-                          <w:wordWrap/>
-                          <w:autoSpaceDE/>
-                          <w:autoSpaceDN/>
-                          <w:jc w:val="center"/>
-                          <w:rPr>
-                            <w:rFonts w:eastAsiaTheme="minorHAnsi" w:cs="Segoe UI"/>
-                            <w:color w:val="CCCCCC"/>
-                            <w:kern w:val="0"/>
-                            <w:szCs w:val="20"/>
-                          </w:rPr>
-                        </w:pPr>
-                        <w:r>
-                          <w:rPr>
-                            <w:rFonts w:eastAsiaTheme="minorHAnsi" w:cs="Segoe UI"/>
-                            <w:color w:val="CCCCCC"/>
-                            <w:kern w:val="0"/>
-                            <w:szCs w:val="20"/>
-                          </w:rPr>
-                          <w:t>1,920 회</w:t>
-                        </w:r>
-                      </w:p>
-                    </w:tc>
-                    <w:tc>
-                      <w:tcPr>
-                        <w:tcW w:w="0" w:type="auto"/>
-                        <w:tcBorders>
-                          <w:top w:val="single" w:sz="6" w:space="0" w:color="auto"/>
-                          <w:left w:val="single" w:sz="6" w:space="0" w:color="auto"/>
-                          <w:bottom w:val="single" w:sz="6" w:space="0" w:color="auto"/>
-                          <w:right w:val="single" w:sz="6" w:space="0" w:color="auto"/>
-                        </w:tcBorders>
-                        <w:shd w:val="clear" w:color="auto" w:fill="22252A"/>
-                        <w:vAlign w:val="center"/>
-                        <w:hideMark/>
-                      </w:tcPr>
-                      <w:p>
-                        <w:pPr>
-                          <w:widowControl/>
-                          <w:wordWrap/>
-                          <w:autoSpaceDE/>
-                          <w:autoSpaceDN/>
-                          <w:jc w:val="center"/>
-                          <w:rPr>
-                            <w:rFonts w:eastAsiaTheme="minorHAnsi" w:cs="Segoe UI"/>
-                            <w:color w:val="CCCCCC"/>
-                            <w:kern w:val="0"/>
-                            <w:szCs w:val="20"/>
-                          </w:rPr>
-                        </w:pPr>
-                        <w:r>
-                          <w:rPr>
-                            <w:rFonts w:eastAsiaTheme="minorHAnsi" w:cs="Segoe UI"/>
-                            <w:color w:val="CCCCCC"/>
-                            <w:kern w:val="0"/>
-                            <w:szCs w:val="20"/>
-                          </w:rPr>
-                          <w:t>704.0 분 </w:t>
-                        </w:r>
-                        <w:r>
-                          <w:rPr>
-                            <w:rFonts w:eastAsiaTheme="minorHAnsi" w:cs="Segoe UI"/>
-                            <w:i/>
-                            <w:iCs/>
-                            <w:color w:val="CCCCCC"/>
-                            <w:kern w:val="0"/>
-                            <w:szCs w:val="20"/>
-                            <w:bdr w:val="single" w:sz="2" w:space="0" w:color="auto" w:frame="1"/>
-                          </w:rPr>
-                          <w:t>(약 11.7시간)</w:t>
-                        </w:r>
-                      </w:p>
-                    </w:tc>
-                    <w:tc>
-                      <w:tcPr>
-                        <w:tcW w:w="0" w:type="auto"/>
-                        <w:tcBorders>
-                          <w:top w:val="single" w:sz="6" w:space="0" w:color="auto"/>
-                          <w:left w:val="single" w:sz="6" w:space="0" w:color="auto"/>
-                          <w:bottom w:val="single" w:sz="6" w:space="0" w:color="auto"/>
-                          <w:right w:val="single" w:sz="6" w:space="0" w:color="auto"/>
-                        </w:tcBorders>
-                        <w:shd w:val="clear" w:color="auto" w:fill="22252A"/>
-                        <w:vAlign w:val="center"/>
-                        <w:hideMark/>
-                      </w:tcPr>
-                      <w:p>
-                        <w:pPr>
-                          <w:widowControl/>
-                          <w:wordWrap/>
-                          <w:autoSpaceDE/>
-                          <w:autoSpaceDN/>
-                          <w:jc w:val="center"/>
-                          <w:rPr>
-                            <w:rFonts w:eastAsiaTheme="minorHAnsi" w:cs="Segoe UI"/>
-                            <w:color w:val="CCCCCC"/>
-                            <w:kern w:val="0"/>
-                            <w:szCs w:val="20"/>
-                          </w:rPr>
-                        </w:pPr>
-                        <w:r>
-                          <w:rPr>
-                            <w:rFonts w:eastAsiaTheme="minorHAnsi" w:cs="Segoe UI"/>
-                            <w:b/>
-                            <w:bCs/>
-                            <w:color w:val="CCCCCC"/>
-                            <w:kern w:val="0"/>
-                            <w:szCs w:val="20"/>
-                            <w:bdr w:val="single" w:sz="2" w:space="0" w:color="auto" w:frame="1"/>
-                          </w:rPr>
-                          <w:t>0.49 일</w:t>
-                        </w:r>
-                      </w:p>
-                    </w:tc>
-                    <w:tc>
-                      <w:tcPr>
-                        <w:tcW w:w="0" w:type="auto"/>
-                        <w:tcBorders>
-                          <w:top w:val="single" w:sz="6" w:space="0" w:color="auto"/>
-                          <w:left w:val="single" w:sz="6" w:space="0" w:color="auto"/>
-                          <w:bottom w:val="single" w:sz="6" w:space="0" w:color="auto"/>
-                          <w:right w:val="single" w:sz="2" w:space="0" w:color="auto"/>
-                        </w:tcBorders>
-                        <w:shd w:val="clear" w:color="auto" w:fill="22252A"/>
-                        <w:vAlign w:val="center"/>
-                        <w:hideMark/>
-                      </w:tcPr>
-                      <w:p>
-                        <w:pPr>
-                          <w:widowControl/>
-                          <w:wordWrap/>
-                          <w:autoSpaceDE/>
-                          <w:autoSpaceDN/>
-                          <w:jc w:val="center"/>
-                          <w:rPr>
-                            <w:rFonts w:eastAsiaTheme="minorHAnsi" w:cs="Segoe UI"/>
-                            <w:color w:val="CCCCCC"/>
-                            <w:kern w:val="0"/>
-                            <w:szCs w:val="20"/>
-                          </w:rPr>
-                        </w:pPr>
-                        <w:r>
-                          <w:rPr>
-                            <w:rFonts w:eastAsiaTheme="minorHAnsi" w:cs="Segoe UI"/>
-                            <w:b/>
-                            <w:bCs/>
-                            <w:color w:val="CCCCCC"/>
-                            <w:kern w:val="0"/>
-                            <w:szCs w:val="20"/>
-                            <w:bdr w:val="single" w:sz="2" w:space="0" w:color="auto" w:frame="1"/>
-                          </w:rPr>
-                          <w:t>0.10 일</w:t>
-                        </w:r>
-                        <w:r>
-                          <w:rPr>
-                            <w:rFonts w:eastAsiaTheme="minorHAnsi" w:cs="Segoe UI"/>
-                            <w:color w:val="CCCCCC"/>
-                            <w:kern w:val="0"/>
-                            <w:szCs w:val="20"/>
-                          </w:rPr>
-                          <w:t> </w:t>
-                        </w:r>
-                        <w:r>
-                          <w:rPr>
-                            <w:rFonts w:eastAsiaTheme="minorHAnsi" w:cs="Segoe UI"/>
-                            <w:i/>
-                            <w:iCs/>
-                            <w:color w:val="CCCCCC"/>
-                            <w:kern w:val="0"/>
-                            <w:szCs w:val="20"/>
-                            <w:bdr w:val="single" w:sz="2" w:space="0" w:color="auto" w:frame="1"/>
-                          </w:rPr>
-                          <w:t>(약 2.4시간)</w:t>
-                        </w:r>
-                      </w:p>
-                    </w:tc>
-                  </w:tr>
-                  <w:tr>
-                    <w:trPr>
-                      <w:tblCellSpacing w:w="15" w:type="dxa"/>
-                    </w:trPr>
-                    <w:tc>
-                      <w:tcPr>
-                        <w:tcW w:w="0" w:type="auto"/>
-                        <w:tcBorders>
-                          <w:top w:val="single" w:sz="6" w:space="0" w:color="auto"/>
-                          <w:left w:val="single" w:sz="2" w:space="0" w:color="auto"/>
-                          <w:bottom w:val="single" w:sz="6" w:space="0" w:color="auto"/>
-                          <w:right w:val="single" w:sz="6" w:space="0" w:color="auto"/>
-                        </w:tcBorders>
-                        <w:shd w:val="clear" w:color="auto" w:fill="22252A"/>
+                        <w:shd w:val="clear" w:color="auto" w:fill="FFFFFF"/>
+                        <w:tcMar>
+                          <w:top w:w="85" w:type="dxa"/>
+                          <w:left w:w="85" w:type="dxa"/>
+                          <w:bottom w:w="85" w:type="dxa"/>
+                          <w:right w:w="85" w:type="dxa"/>
+                        </w:tcMar>
                         <w:vAlign w:val="center"/>
                         <w:hideMark/>
                       </w:tcPr>
@@ -1737,248 +779,40 @@
                           <w:jc w:val="left"/>
                           <w:rPr>
                             <w:rFonts w:eastAsiaTheme="minorHAnsi" w:cs="Segoe UI"/>
-                            <w:color w:val="CCCCCC"/>
-                            <w:kern w:val="0"/>
-                            <w:szCs w:val="20"/>
+                            <w:color w:val="000000"/>
+                            <w:kern w:val="0"/>
+                            <w:sz w:val="21"/>
+                            <w:szCs w:val="21"/>
                           </w:rPr>
                         </w:pPr>
                         <w:r>
                           <w:rPr>
                             <w:rFonts w:eastAsiaTheme="minorHAnsi" w:cs="Segoe UI"/>
-                            <w:b/>
-                            <w:bCs/>
-                            <w:color w:val="CCCCCC"/>
-                            <w:kern w:val="0"/>
-                            <w:szCs w:val="20"/>
-                            <w:bdr w:val="single" w:sz="2" w:space="0" w:color="auto" w:frame="1"/>
-                          </w:rPr>
-                          <w:t>Qwen2.5-VL-32B</w:t>
+                            <w:color w:val="000000"/>
+                            <w:kern w:val="0"/>
+                            <w:sz w:val="19"/>
+                            <w:szCs w:val="19"/>
+                          </w:rPr>
+                          <w:t>뇌졸중 8명의 도달–잡기 운동학과 상지 Fugl-Meyer 평가를 반복 측정</w:t>
                         </w:r>
                       </w:p>
                     </w:tc>
                     <w:tc>
                       <w:tcPr>
-                        <w:tcW w:w="0" w:type="auto"/>
+                        <w:tcW w:w="4139" w:type="dxa"/>
                         <w:tcBorders>
-                          <w:top w:val="single" w:sz="6" w:space="0" w:color="auto"/>
-                          <w:left w:val="single" w:sz="6" w:space="0" w:color="auto"/>
-                          <w:bottom w:val="single" w:sz="6" w:space="0" w:color="auto"/>
-                          <w:right w:val="single" w:sz="6" w:space="0" w:color="auto"/>
+                          <w:top w:val="single" w:sz="4" w:space="0" w:color="D9D9D9"/>
+                          <w:left w:val="single" w:sz="4" w:space="0" w:color="D9D9D9"/>
+                          <w:bottom w:val="single" w:sz="4" w:space="0" w:color="D9D9D9"/>
+                          <w:right w:val="single" w:sz="4" w:space="0" w:color="D9D9D9"/>
                         </w:tcBorders>
-                        <w:shd w:val="clear" w:color="auto" w:fill="22252A"/>
-                        <w:vAlign w:val="center"/>
-                        <w:hideMark/>
-                      </w:tcPr>
-                      <w:p>
-                        <w:pPr>
-                          <w:widowControl/>
-                          <w:wordWrap/>
-                          <w:autoSpaceDE/>
-                          <w:autoSpaceDN/>
-                          <w:jc w:val="center"/>
-                          <w:rPr>
-                            <w:rFonts w:eastAsiaTheme="minorHAnsi" w:cs="Segoe UI"/>
-                            <w:color w:val="CCCCCC"/>
-                            <w:kern w:val="0"/>
-                            <w:szCs w:val="20"/>
-                          </w:rPr>
-                        </w:pPr>
-                        <w:r>
-                          <w:rPr>
-                            <w:rFonts w:eastAsiaTheme="minorHAnsi" w:cs="Segoe UI"/>
-                            <w:color w:val="CCCCCC"/>
-                            <w:kern w:val="0"/>
-                            <w:szCs w:val="20"/>
-                          </w:rPr>
-                          <w:t>2,438.55 초</w:t>
-                        </w:r>
-                      </w:p>
-                    </w:tc>
-                    <w:tc>
-                      <w:tcPr>
-                        <w:tcW w:w="0" w:type="auto"/>
-                        <w:tcBorders>
-                          <w:top w:val="single" w:sz="6" w:space="0" w:color="auto"/>
-                          <w:left w:val="single" w:sz="6" w:space="0" w:color="auto"/>
-                          <w:bottom w:val="single" w:sz="6" w:space="0" w:color="auto"/>
-                          <w:right w:val="single" w:sz="6" w:space="0" w:color="auto"/>
-                        </w:tcBorders>
-                        <w:shd w:val="clear" w:color="auto" w:fill="22252A"/>
-                        <w:vAlign w:val="center"/>
-                        <w:hideMark/>
-                      </w:tcPr>
-                      <w:p>
-                        <w:pPr>
-                          <w:widowControl/>
-                          <w:wordWrap/>
-                          <w:autoSpaceDE/>
-                          <w:autoSpaceDN/>
-                          <w:jc w:val="center"/>
-                          <w:rPr>
-                            <w:rFonts w:eastAsiaTheme="minorHAnsi" w:cs="Segoe UI"/>
-                            <w:color w:val="CCCCCC"/>
-                            <w:kern w:val="0"/>
-                            <w:szCs w:val="20"/>
-                          </w:rPr>
-                        </w:pPr>
-                        <w:r>
-                          <w:rPr>
-                            <w:rFonts w:eastAsiaTheme="minorHAnsi" w:cs="Segoe UI"/>
-                            <w:color w:val="CCCCCC"/>
-                            <w:kern w:val="0"/>
-                            <w:szCs w:val="20"/>
-                          </w:rPr>
-                          <w:t>1,920 회</w:t>
-                        </w:r>
-                      </w:p>
-                    </w:tc>
-                    <w:tc>
-                      <w:tcPr>
-                        <w:tcW w:w="0" w:type="auto"/>
-                        <w:tcBorders>
-                          <w:top w:val="single" w:sz="6" w:space="0" w:color="auto"/>
-                          <w:left w:val="single" w:sz="6" w:space="0" w:color="auto"/>
-                          <w:bottom w:val="single" w:sz="6" w:space="0" w:color="auto"/>
-                          <w:right w:val="single" w:sz="6" w:space="0" w:color="auto"/>
-                        </w:tcBorders>
-                        <w:shd w:val="clear" w:color="auto" w:fill="22252A"/>
-                        <w:vAlign w:val="center"/>
-                        <w:hideMark/>
-                      </w:tcPr>
-                      <w:p>
-                        <w:pPr>
-                          <w:widowControl/>
-                          <w:wordWrap/>
-                          <w:autoSpaceDE/>
-                          <w:autoSpaceDN/>
-                          <w:jc w:val="center"/>
-                          <w:rPr>
-                            <w:rFonts w:eastAsiaTheme="minorHAnsi" w:cs="Segoe UI"/>
-                            <w:color w:val="CCCCCC"/>
-                            <w:kern w:val="0"/>
-                            <w:szCs w:val="20"/>
-                          </w:rPr>
-                        </w:pPr>
-                        <w:r>
-                          <w:rPr>
-                            <w:rFonts w:eastAsiaTheme="minorHAnsi" w:cs="Segoe UI"/>
-                            <w:color w:val="CCCCCC"/>
-                            <w:kern w:val="0"/>
-                            <w:szCs w:val="20"/>
-                          </w:rPr>
-                          <w:t>78,033.4 분 </w:t>
-                        </w:r>
-                        <w:r>
-                          <w:rPr>
-                            <w:rFonts w:eastAsiaTheme="minorHAnsi" w:cs="Segoe UI"/>
-                            <w:i/>
-                            <w:iCs/>
-                            <w:color w:val="CCCCCC"/>
-                            <w:kern w:val="0"/>
-                            <w:szCs w:val="20"/>
-                            <w:bdr w:val="single" w:sz="2" w:space="0" w:color="auto" w:frame="1"/>
-                          </w:rPr>
-                          <w:t>(1,300.6시간)</w:t>
-                        </w:r>
-                      </w:p>
-                    </w:tc>
-                    <w:tc>
-                      <w:tcPr>
-                        <w:tcW w:w="0" w:type="auto"/>
-                        <w:tcBorders>
-                          <w:top w:val="single" w:sz="6" w:space="0" w:color="auto"/>
-                          <w:left w:val="single" w:sz="6" w:space="0" w:color="auto"/>
-                          <w:bottom w:val="single" w:sz="6" w:space="0" w:color="auto"/>
-                          <w:right w:val="single" w:sz="6" w:space="0" w:color="auto"/>
-                        </w:tcBorders>
-                        <w:shd w:val="clear" w:color="auto" w:fill="22252A"/>
-                        <w:vAlign w:val="center"/>
-                        <w:hideMark/>
-                      </w:tcPr>
-                      <w:p>
-                        <w:pPr>
-                          <w:widowControl/>
-                          <w:wordWrap/>
-                          <w:autoSpaceDE/>
-                          <w:autoSpaceDN/>
-                          <w:jc w:val="center"/>
-                          <w:rPr>
-                            <w:rFonts w:eastAsiaTheme="minorHAnsi" w:cs="Segoe UI"/>
-                            <w:color w:val="CCCCCC"/>
-                            <w:kern w:val="0"/>
-                            <w:szCs w:val="20"/>
-                          </w:rPr>
-                        </w:pPr>
-                        <w:r>
-                          <w:rPr>
-                            <w:rFonts w:eastAsiaTheme="minorHAnsi" w:cs="Segoe UI"/>
-                            <w:b/>
-                            <w:bCs/>
-                            <w:color w:val="CCCCCC"/>
-                            <w:kern w:val="0"/>
-                            <w:szCs w:val="20"/>
-                            <w:bdr w:val="single" w:sz="2" w:space="0" w:color="auto" w:frame="1"/>
-                          </w:rPr>
-                          <w:t>54.19 일</w:t>
-                        </w:r>
-                      </w:p>
-                    </w:tc>
-                    <w:tc>
-                      <w:tcPr>
-                        <w:tcW w:w="0" w:type="auto"/>
-                        <w:tcBorders>
-                          <w:top w:val="single" w:sz="6" w:space="0" w:color="auto"/>
-                          <w:left w:val="single" w:sz="6" w:space="0" w:color="auto"/>
-                          <w:bottom w:val="single" w:sz="6" w:space="0" w:color="auto"/>
-                          <w:right w:val="single" w:sz="2" w:space="0" w:color="auto"/>
-                        </w:tcBorders>
-                        <w:shd w:val="clear" w:color="auto" w:fill="22252A"/>
-                        <w:vAlign w:val="center"/>
-                        <w:hideMark/>
-                      </w:tcPr>
-                      <w:p>
-                        <w:pPr>
-                          <w:widowControl/>
-                          <w:wordWrap/>
-                          <w:autoSpaceDE/>
-                          <w:autoSpaceDN/>
-                          <w:jc w:val="center"/>
-                          <w:rPr>
-                            <w:rFonts w:eastAsiaTheme="minorHAnsi" w:cs="Segoe UI"/>
-                            <w:color w:val="CCCCCC"/>
-                            <w:kern w:val="0"/>
-                            <w:szCs w:val="20"/>
-                          </w:rPr>
-                        </w:pPr>
-                        <w:r>
-                          <w:rPr>
-                            <w:rFonts w:eastAsiaTheme="minorHAnsi" w:cs="Segoe UI"/>
-                            <w:b/>
-                            <w:bCs/>
-                            <w:color w:val="CCCCCC"/>
-                            <w:kern w:val="0"/>
-                            <w:szCs w:val="20"/>
-                            <w:bdr w:val="single" w:sz="2" w:space="0" w:color="auto" w:frame="1"/>
-                          </w:rPr>
-                          <w:t>10.84 일</w:t>
-                        </w:r>
-                      </w:p>
-                    </w:tc>
-                  </w:tr>
-                  <w:tr>
-                    <w:trPr>
-                      <w:tblCellSpacing w:w="15" w:type="dxa"/>
-                    </w:trPr>
-                    <w:tc>
-                      <w:tcPr>
-                        <w:tcW w:w="0" w:type="auto"/>
-                        <w:tcBorders>
-                          <w:top w:val="single" w:sz="6" w:space="0" w:color="auto"/>
-                          <w:left w:val="single" w:sz="2" w:space="0" w:color="auto"/>
-                          <w:bottom w:val="single" w:sz="2" w:space="0" w:color="auto"/>
-                          <w:right w:val="single" w:sz="6" w:space="0" w:color="auto"/>
-                        </w:tcBorders>
-                        <w:shd w:val="clear" w:color="auto" w:fill="22252A"/>
+                        <w:shd w:val="clear" w:color="auto" w:fill="FFFFFF"/>
+                        <w:tcMar>
+                          <w:top w:w="85" w:type="dxa"/>
+                          <w:left w:w="85" w:type="dxa"/>
+                          <w:bottom w:w="85" w:type="dxa"/>
+                          <w:right w:w="85" w:type="dxa"/>
+                        </w:tcMar>
                         <w:vAlign w:val="center"/>
                         <w:hideMark/>
                       </w:tcPr>
@@ -1991,35 +825,42 @@
                           <w:jc w:val="left"/>
                           <w:rPr>
                             <w:rFonts w:eastAsiaTheme="minorHAnsi" w:cs="Segoe UI"/>
-                            <w:color w:val="CCCCCC"/>
-                            <w:kern w:val="0"/>
-                            <w:szCs w:val="20"/>
+                            <w:color w:val="000000"/>
+                            <w:kern w:val="0"/>
+                            <w:sz w:val="21"/>
+                            <w:szCs w:val="21"/>
                           </w:rPr>
                         </w:pPr>
                         <w:r>
                           <w:rPr>
                             <w:rFonts w:eastAsiaTheme="minorHAnsi" w:cs="Segoe UI"/>
-                            <w:b/>
-                            <w:bCs/>
-                            <w:color w:val="CCCCCC"/>
-                            <w:kern w:val="0"/>
-                            <w:szCs w:val="20"/>
-                            <w:bdr w:val="single" w:sz="2" w:space="0" w:color="auto" w:frame="1"/>
-                          </w:rPr>
-                          <w:t>총 합계</w:t>
+                            <w:color w:val="000000"/>
+                            <w:kern w:val="0"/>
+                            <w:sz w:val="19"/>
+                            <w:szCs w:val="19"/>
+                          </w:rPr>
+                          <w:t>도달 시간·벌림·부드러움 관련 피처의 선정 근거로 활용</w:t>
                         </w:r>
                       </w:p>
                     </w:tc>
+                  </w:tr>
+                  <w:tr>
                     <w:tc>
                       <w:tcPr>
-                        <w:tcW w:w="0" w:type="auto"/>
+                        <w:tcW w:w="1757" w:type="dxa"/>
                         <w:tcBorders>
-                          <w:top w:val="single" w:sz="6" w:space="0" w:color="auto"/>
-                          <w:left w:val="single" w:sz="6" w:space="0" w:color="auto"/>
-                          <w:bottom w:val="single" w:sz="2" w:space="0" w:color="auto"/>
-                          <w:right w:val="single" w:sz="6" w:space="0" w:color="auto"/>
+                          <w:top w:val="single" w:sz="4" w:space="0" w:color="D9D9D9"/>
+                          <w:left w:val="single" w:sz="4" w:space="0" w:color="D9D9D9"/>
+                          <w:bottom w:val="single" w:sz="4" w:space="0" w:color="D9D9D9"/>
+                          <w:right w:val="single" w:sz="4" w:space="0" w:color="D9D9D9"/>
                         </w:tcBorders>
-                        <w:shd w:val="clear" w:color="auto" w:fill="22252A"/>
+                        <w:shd w:val="clear" w:color="auto" w:fill="FFFFFF"/>
+                        <w:tcMar>
+                          <w:top w:w="85" w:type="dxa"/>
+                          <w:left w:w="85" w:type="dxa"/>
+                          <w:bottom w:w="85" w:type="dxa"/>
+                          <w:right w:w="85" w:type="dxa"/>
+                        </w:tcMar>
                         <w:vAlign w:val="center"/>
                         <w:hideMark/>
                       </w:tcPr>
@@ -2029,35 +870,43 @@
                           <w:wordWrap/>
                           <w:autoSpaceDE/>
                           <w:autoSpaceDN/>
-                          <w:jc w:val="center"/>
-                          <w:rPr>
-                            <w:rFonts w:eastAsiaTheme="minorHAnsi" w:cs="Segoe UI"/>
-                            <w:color w:val="CCCCCC"/>
-                            <w:kern w:val="0"/>
-                            <w:szCs w:val="20"/>
+                          <w:jc w:val="left"/>
+                          <w:rPr>
+                            <w:rFonts w:eastAsiaTheme="minorHAnsi" w:cs="Segoe UI"/>
+                            <w:color w:val="000000"/>
+                            <w:kern w:val="0"/>
+                            <w:sz w:val="21"/>
+                            <w:szCs w:val="21"/>
                           </w:rPr>
                         </w:pPr>
                         <w:r>
                           <w:rPr>
                             <w:rFonts w:eastAsiaTheme="minorHAnsi" w:cs="Segoe UI"/>
-                            <w:color w:val="CCCCCC"/>
-                            <w:kern w:val="0"/>
-                            <w:szCs w:val="20"/>
-                          </w:rPr>
-                          <w:t>-</w:t>
+                            <w:color w:val="000000"/>
+                            <w:kern w:val="0"/>
+                            <w:sz w:val="19"/>
+                            <w:szCs w:val="19"/>
+                          </w:rPr>
+                          <w:t>Li 등 2026 [2]</w:t>
                         </w:r>
                       </w:p>
                     </w:tc>
                     <w:tc>
                       <w:tcPr>
-                        <w:tcW w:w="0" w:type="auto"/>
+                        <w:tcW w:w="3742" w:type="dxa"/>
                         <w:tcBorders>
-                          <w:top w:val="single" w:sz="6" w:space="0" w:color="auto"/>
-                          <w:left w:val="single" w:sz="6" w:space="0" w:color="auto"/>
-                          <w:bottom w:val="single" w:sz="2" w:space="0" w:color="auto"/>
-                          <w:right w:val="single" w:sz="6" w:space="0" w:color="auto"/>
+                          <w:top w:val="single" w:sz="4" w:space="0" w:color="D9D9D9"/>
+                          <w:left w:val="single" w:sz="4" w:space="0" w:color="D9D9D9"/>
+                          <w:bottom w:val="single" w:sz="4" w:space="0" w:color="D9D9D9"/>
+                          <w:right w:val="single" w:sz="4" w:space="0" w:color="D9D9D9"/>
                         </w:tcBorders>
-                        <w:shd w:val="clear" w:color="auto" w:fill="22252A"/>
+                        <w:shd w:val="clear" w:color="auto" w:fill="FFFFFF"/>
+                        <w:tcMar>
+                          <w:top w:w="85" w:type="dxa"/>
+                          <w:left w:w="85" w:type="dxa"/>
+                          <w:bottom w:w="85" w:type="dxa"/>
+                          <w:right w:w="85" w:type="dxa"/>
+                        </w:tcMar>
                         <w:vAlign w:val="center"/>
                         <w:hideMark/>
                       </w:tcPr>
@@ -2067,38 +916,43 @@
                           <w:wordWrap/>
                           <w:autoSpaceDE/>
                           <w:autoSpaceDN/>
-                          <w:jc w:val="center"/>
-                          <w:rPr>
-                            <w:rFonts w:eastAsiaTheme="minorHAnsi" w:cs="Segoe UI"/>
-                            <w:color w:val="CCCCCC"/>
-                            <w:kern w:val="0"/>
-                            <w:szCs w:val="20"/>
+                          <w:jc w:val="left"/>
+                          <w:rPr>
+                            <w:rFonts w:eastAsiaTheme="minorHAnsi" w:cs="Segoe UI"/>
+                            <w:color w:val="000000"/>
+                            <w:kern w:val="0"/>
+                            <w:sz w:val="21"/>
+                            <w:szCs w:val="21"/>
                           </w:rPr>
                         </w:pPr>
                         <w:r>
                           <w:rPr>
                             <w:rFonts w:eastAsiaTheme="minorHAnsi" w:cs="Segoe UI"/>
-                            <w:b/>
-                            <w:bCs/>
-                            <w:color w:val="CCCCCC"/>
-                            <w:kern w:val="0"/>
-                            <w:szCs w:val="20"/>
-                            <w:bdr w:val="single" w:sz="2" w:space="0" w:color="auto" w:frame="1"/>
-                          </w:rPr>
-                          <w:t>7,680 회</w:t>
+                            <w:color w:val="000000"/>
+                            <w:kern w:val="0"/>
+                            <w:sz w:val="19"/>
+                            <w:szCs w:val="19"/>
+                          </w:rPr>
+                          <w:t>기존 VLM의 재활 동작 인식 및 기능 평가 가능성과 한계 분석</w:t>
                         </w:r>
                       </w:p>
                     </w:tc>
                     <w:tc>
                       <w:tcPr>
-                        <w:tcW w:w="0" w:type="auto"/>
+                        <w:tcW w:w="4139" w:type="dxa"/>
                         <w:tcBorders>
-                          <w:top w:val="single" w:sz="6" w:space="0" w:color="auto"/>
-                          <w:left w:val="single" w:sz="6" w:space="0" w:color="auto"/>
-                          <w:bottom w:val="single" w:sz="2" w:space="0" w:color="auto"/>
-                          <w:right w:val="single" w:sz="6" w:space="0" w:color="auto"/>
+                          <w:top w:val="single" w:sz="4" w:space="0" w:color="D9D9D9"/>
+                          <w:left w:val="single" w:sz="4" w:space="0" w:color="D9D9D9"/>
+                          <w:bottom w:val="single" w:sz="4" w:space="0" w:color="D9D9D9"/>
+                          <w:right w:val="single" w:sz="4" w:space="0" w:color="D9D9D9"/>
                         </w:tcBorders>
-                        <w:shd w:val="clear" w:color="auto" w:fill="22252A"/>
+                        <w:shd w:val="clear" w:color="auto" w:fill="FFFFFF"/>
+                        <w:tcMar>
+                          <w:top w:w="85" w:type="dxa"/>
+                          <w:left w:w="85" w:type="dxa"/>
+                          <w:bottom w:w="85" w:type="dxa"/>
+                          <w:right w:w="85" w:type="dxa"/>
+                        </w:tcMar>
                         <w:vAlign w:val="center"/>
                         <w:hideMark/>
                       </w:tcPr>
@@ -2108,52 +962,45 @@
                           <w:wordWrap/>
                           <w:autoSpaceDE/>
                           <w:autoSpaceDN/>
-                          <w:jc w:val="center"/>
-                          <w:rPr>
-                            <w:rFonts w:eastAsiaTheme="minorHAnsi" w:cs="Segoe UI"/>
-                            <w:color w:val="CCCCCC"/>
-                            <w:kern w:val="0"/>
-                            <w:szCs w:val="20"/>
+                          <w:jc w:val="left"/>
+                          <w:rPr>
+                            <w:rFonts w:eastAsiaTheme="minorHAnsi" w:cs="Segoe UI"/>
+                            <w:color w:val="000000"/>
+                            <w:kern w:val="0"/>
+                            <w:sz w:val="21"/>
+                            <w:szCs w:val="21"/>
                           </w:rPr>
                         </w:pPr>
                         <w:r>
                           <w:rPr>
                             <w:rFonts w:eastAsiaTheme="minorHAnsi" w:cs="Segoe UI"/>
-                            <w:b/>
-                            <w:bCs/>
-                            <w:color w:val="CCCCCC"/>
-                            <w:kern w:val="0"/>
-                            <w:szCs w:val="20"/>
-                            <w:bdr w:val="single" w:sz="2" w:space="0" w:color="auto" w:frame="1"/>
-                          </w:rPr>
-                          <w:t>79,711.8 분 </w:t>
-                        </w:r>
-                        <w:r>
-                          <w:rPr>
-                            <w:rFonts w:eastAsiaTheme="minorHAnsi" w:cs="Segoe UI"/>
-                            <w:b/>
-                            <w:bCs/>
-                            <w:i/>
-                            <w:iCs/>
-                            <w:color w:val="CCCCCC"/>
-                            <w:kern w:val="0"/>
-                            <w:szCs w:val="20"/>
-                            <w:bdr w:val="single" w:sz="2" w:space="0" w:color="auto" w:frame="1"/>
-                          </w:rPr>
-                          <w:t>(1,328.5시간)</w:t>
+                            <w:color w:val="000000"/>
+                            <w:kern w:val="0"/>
+                            <w:sz w:val="19"/>
+                            <w:szCs w:val="19"/>
+                          </w:rPr>
+                          <w:t>영상만 제공하는 조건을 기준으로 외부 수치의 추가 효과 비교</w:t>
                         </w:r>
                       </w:p>
                     </w:tc>
+                  </w:tr>
+                  <w:tr>
                     <w:tc>
                       <w:tcPr>
-                        <w:tcW w:w="0" w:type="auto"/>
+                        <w:tcW w:w="1757" w:type="dxa"/>
                         <w:tcBorders>
-                          <w:top w:val="single" w:sz="6" w:space="0" w:color="auto"/>
-                          <w:left w:val="single" w:sz="6" w:space="0" w:color="auto"/>
-                          <w:bottom w:val="single" w:sz="2" w:space="0" w:color="auto"/>
-                          <w:right w:val="single" w:sz="6" w:space="0" w:color="auto"/>
+                          <w:top w:val="single" w:sz="4" w:space="0" w:color="D9D9D9"/>
+                          <w:left w:val="single" w:sz="4" w:space="0" w:color="D9D9D9"/>
+                          <w:bottom w:val="single" w:sz="4" w:space="0" w:color="D9D9D9"/>
+                          <w:right w:val="single" w:sz="4" w:space="0" w:color="D9D9D9"/>
                         </w:tcBorders>
-                        <w:shd w:val="clear" w:color="auto" w:fill="22252A"/>
+                        <w:shd w:val="clear" w:color="auto" w:fill="FFFFFF"/>
+                        <w:tcMar>
+                          <w:top w:w="85" w:type="dxa"/>
+                          <w:left w:w="85" w:type="dxa"/>
+                          <w:bottom w:w="85" w:type="dxa"/>
+                          <w:right w:w="85" w:type="dxa"/>
+                        </w:tcMar>
                         <w:vAlign w:val="center"/>
                         <w:hideMark/>
                       </w:tcPr>
@@ -2163,54 +1010,353 @@
                           <w:wordWrap/>
                           <w:autoSpaceDE/>
                           <w:autoSpaceDN/>
-                          <w:jc w:val="center"/>
-                          <w:rPr>
-                            <w:rFonts w:eastAsiaTheme="minorHAnsi" w:cs="Segoe UI"/>
-                            <w:color w:val="CCCCCC"/>
-                            <w:kern w:val="0"/>
-                            <w:szCs w:val="20"/>
+                          <w:jc w:val="left"/>
+                          <w:rPr>
+                            <w:rFonts w:eastAsiaTheme="minorHAnsi" w:cs="Segoe UI"/>
+                            <w:color w:val="000000"/>
+                            <w:kern w:val="0"/>
+                            <w:sz w:val="21"/>
+                            <w:szCs w:val="21"/>
                           </w:rPr>
                         </w:pPr>
-                        <w:r>
-                          <w:rPr>
-                            <w:rFonts w:eastAsiaTheme="minorHAnsi" w:cs="Segoe UI"/>
-                            <w:b/>
-                            <w:bCs/>
-                            <w:color w:val="CCCCCC"/>
-                            <w:kern w:val="0"/>
-                            <w:szCs w:val="20"/>
-                            <w:bdr w:val="single" w:sz="2" w:space="0" w:color="auto" w:frame="1"/>
-                          </w:rPr>
-                          <w:t>55.36 일</w:t>
+                        <w:proofErr w:type="spellStart"/>
+                        <w:r>
+                          <w:rPr>
+                            <w:rFonts w:eastAsiaTheme="minorHAnsi" w:cs="Segoe UI"/>
+                            <w:color w:val="000000"/>
+                            <w:kern w:val="0"/>
+                            <w:sz w:val="19"/>
+                            <w:szCs w:val="19"/>
+                          </w:rPr>
+                          <w:t>Cornec</w:t>
+                        </w:r>
+                        <w:proofErr w:type="spellEnd"/>
+                        <w:r>
+                          <w:rPr>
+                            <w:rFonts w:eastAsiaTheme="minorHAnsi" w:cs="Segoe UI"/>
+                            <w:color w:val="000000"/>
+                            <w:kern w:val="0"/>
+                            <w:sz w:val="19"/>
+                            <w:szCs w:val="19"/>
+                          </w:rPr>
+                          <w:t xml:space="preserve"> 등 2024 [3]</w:t>
                         </w:r>
                       </w:p>
                     </w:tc>
                     <w:tc>
                       <w:tcPr>
-                        <w:tcW w:w="0" w:type="auto"/>
+                        <w:tcW w:w="3742" w:type="dxa"/>
                         <w:tcBorders>
-                          <w:top w:val="single" w:sz="6" w:space="0" w:color="auto"/>
-                          <w:left w:val="single" w:sz="6" w:space="0" w:color="auto"/>
-                          <w:bottom w:val="single" w:sz="2" w:space="0" w:color="auto"/>
-                          <w:right w:val="single" w:sz="2" w:space="0" w:color="auto"/>
+                          <w:top w:val="single" w:sz="4" w:space="0" w:color="D9D9D9"/>
+                          <w:left w:val="single" w:sz="4" w:space="0" w:color="D9D9D9"/>
+                          <w:bottom w:val="single" w:sz="4" w:space="0" w:color="D9D9D9"/>
+                          <w:right w:val="single" w:sz="4" w:space="0" w:color="D9D9D9"/>
                         </w:tcBorders>
-                        <w:shd w:val="clear" w:color="auto" w:fill="22252A"/>
+                        <w:shd w:val="clear" w:color="auto" w:fill="FFFFFF"/>
+                        <w:tcMar>
+                          <w:top w:w="85" w:type="dxa"/>
+                          <w:left w:w="85" w:type="dxa"/>
+                          <w:bottom w:w="85" w:type="dxa"/>
+                          <w:right w:w="85" w:type="dxa"/>
+                        </w:tcMar>
                         <w:vAlign w:val="center"/>
                         <w:hideMark/>
                       </w:tcPr>
                       <w:p>
                         <w:pPr>
-                          <w:keepNext/>
                           <w:widowControl/>
                           <w:wordWrap/>
                           <w:autoSpaceDE/>
                           <w:autoSpaceDN/>
-                          <w:jc w:val="center"/>
-                          <w:rPr>
-                            <w:rFonts w:eastAsiaTheme="minorHAnsi" w:cs="Segoe UI"/>
-                            <w:color w:val="CCCCCC"/>
-                            <w:kern w:val="0"/>
-                            <w:szCs w:val="20"/>
+                          <w:jc w:val="left"/>
+                          <w:rPr>
+                            <w:rFonts w:eastAsiaTheme="minorHAnsi" w:cs="Segoe UI"/>
+                            <w:color w:val="000000"/>
+                            <w:kern w:val="0"/>
+                            <w:sz w:val="21"/>
+                            <w:szCs w:val="21"/>
+                          </w:rPr>
+                        </w:pPr>
+                        <w:r>
+                          <w:rPr>
+                            <w:rFonts w:eastAsiaTheme="minorHAnsi" w:cs="Segoe UI"/>
+                            <w:color w:val="000000"/>
+                            <w:kern w:val="0"/>
+                            <w:sz w:val="19"/>
+                            <w:szCs w:val="19"/>
+                          </w:rPr>
+                          <w:t>뇌졸중 31명의 부드러움 지표 신뢰도 및 타당도 검토</w:t>
+                        </w:r>
+                      </w:p>
+                    </w:tc>
+                    <w:tc>
+                      <w:tcPr>
+                        <w:tcW w:w="4139" w:type="dxa"/>
+                        <w:tcBorders>
+                          <w:top w:val="single" w:sz="4" w:space="0" w:color="D9D9D9"/>
+                          <w:left w:val="single" w:sz="4" w:space="0" w:color="D9D9D9"/>
+                          <w:bottom w:val="single" w:sz="4" w:space="0" w:color="D9D9D9"/>
+                          <w:right w:val="single" w:sz="4" w:space="0" w:color="D9D9D9"/>
+                        </w:tcBorders>
+                        <w:shd w:val="clear" w:color="auto" w:fill="FFFFFF"/>
+                        <w:tcMar>
+                          <w:top w:w="85" w:type="dxa"/>
+                          <w:left w:w="85" w:type="dxa"/>
+                          <w:bottom w:w="85" w:type="dxa"/>
+                          <w:right w:w="85" w:type="dxa"/>
+                        </w:tcMar>
+                        <w:vAlign w:val="center"/>
+                        <w:hideMark/>
+                      </w:tcPr>
+                      <w:p>
+                        <w:pPr>
+                          <w:widowControl/>
+                          <w:wordWrap/>
+                          <w:autoSpaceDE/>
+                          <w:autoSpaceDN/>
+                          <w:jc w:val="left"/>
+                          <w:rPr>
+                            <w:rFonts w:eastAsiaTheme="minorHAnsi" w:cs="Segoe UI"/>
+                            <w:color w:val="000000"/>
+                            <w:kern w:val="0"/>
+                            <w:sz w:val="21"/>
+                            <w:szCs w:val="21"/>
+                          </w:rPr>
+                        </w:pPr>
+                        <w:proofErr w:type="spellStart"/>
+                        <w:r>
+                          <w:rPr>
+                            <w:rFonts w:eastAsiaTheme="minorHAnsi" w:cs="Segoe UI"/>
+                            <w:color w:val="000000"/>
+                            <w:kern w:val="0"/>
+                            <w:sz w:val="19"/>
+                            <w:szCs w:val="19"/>
+                          </w:rPr>
+                          <w:t>저크</w:t>
+                        </w:r>
+                        <w:proofErr w:type="spellEnd"/>
+                        <w:r>
+                          <w:rPr>
+                            <w:rFonts w:eastAsiaTheme="minorHAnsi" w:cs="Segoe UI"/>
+                            <w:color w:val="000000"/>
+                            <w:kern w:val="0"/>
+                            <w:sz w:val="19"/>
+                            <w:szCs w:val="19"/>
+                          </w:rPr>
+                          <w:t xml:space="preserve"> 기반 피처의 노이즈·운동시간 민감도를 예비 점검 항목에 포함</w:t>
+                        </w:r>
+                      </w:p>
+                    </w:tc>
+                  </w:tr>
+                </w:tbl>
+                <w:p>
+                  <w:pPr>
+                    <w:rPr>
+                      <w:rFonts w:eastAsiaTheme="minorHAnsi"/>
+                      <w:b/>
+                      <w:bCs/>
+                      <w:sz w:val="22"/>
+                    </w:rPr>
+                  </w:pPr>
+                  <w:r>
+                    <w:rPr>
+                      <w:rFonts w:eastAsiaTheme="minorHAnsi"/>
+                      <w:b/>
+                      <w:bCs/>
+                      <w:sz w:val="22"/>
+                    </w:rPr>
+                    <w:t>조사 결과와 연구 범위</w:t>
+                  </w:r>
+                  <w:r>
+                    <w:rPr>
+                      <w:rFonts w:eastAsiaTheme="minorHAnsi"/>
+                      <w:b/>
+                      <w:bCs/>
+                      <w:sz w:val="22"/>
+                    </w:rPr>
+                    <w:t xml:space="preserve"> </w:t>
+                  </w:r>
+                </w:p>
+                <w:p>
+                  <w:pPr>
+                    <w:rPr>
+                      <w:rFonts w:eastAsiaTheme="minorHAnsi"/>
+                      <w:b/>
+                      <w:bCs/>
+                      <w:szCs w:val="20"/>
+                    </w:rPr>
+                  </w:pPr>
+                  <w:r>
+                    <w:rPr>
+                      <w:rFonts w:eastAsiaTheme="minorHAnsi"/>
+                      <w:bCs/>
+                      <w:szCs w:val="20"/>
+                    </w:rPr>
+                    <w:t>기존 운동학 지표를 활용하되, 우리 촬영 환경에서 값이 안정적으로 산출되는지는 별도로 확인하기로 하였다. 새로운 환자 유형의 발견은 주 목표에 포함하지 않고, 개인별 분포와 반복 변동은 측정자료를 이해하기 위한 기술적 분석으로 검토한다. 선행연구의 임상 점수와 본 연구용 수행점수는 구분한다</w:t>
+                  </w:r>
+                  <w:r>
+                    <w:rPr>
+                      <w:rFonts w:eastAsiaTheme="minorHAnsi"/>
+                      <w:b/>
+                      <w:bCs/>
+                      <w:szCs w:val="20"/>
+                    </w:rPr>
+                    <w:t xml:space="preserve"> </w:t>
+                  </w:r>
+                </w:p>
+                <w:p>
+                  <w:pPr>
+                    <w:rPr>
+                      <w:rFonts w:eastAsiaTheme="minorHAnsi"/>
+                      <w:b/>
+                      <w:sz w:val="22"/>
+                    </w:rPr>
+                  </w:pPr>
+                  <w:r>
+                    <w:rPr>
+                      <w:rFonts w:eastAsiaTheme="minorHAnsi" w:hint="eastAsia"/>
+                      <w:b/>
+                      <w:sz w:val="22"/>
+                    </w:rPr>
+                    <w:t>(2)</w:t>
+                  </w:r>
+                  <w:r>
+                    <w:rPr>
+                      <w:rFonts w:eastAsiaTheme="minorHAnsi" w:cs="Calibri"/>
+                      <w:b/>
+                      <w:bCs/>
+                      <w:color w:val="4F81BD"/>
+                      <w:sz w:val="26"/>
+                      <w:szCs w:val="26"/>
+                      <w:shd w:val="clear" w:color="auto" w:fill="FFFFFF"/>
+                    </w:rPr>
+                    <w:t xml:space="preserve"> </w:t>
+                  </w:r>
+                  <w:r>
+                    <w:rPr>
+                      <w:rFonts w:eastAsiaTheme="minorHAnsi"/>
+                      <w:b/>
+                      <w:bCs/>
+                      <w:sz w:val="22"/>
+                    </w:rPr>
+                    <w:t>데이터 및 실험 프로토콜 설계</w:t>
+                  </w:r>
+                </w:p>
+                <w:p>
+                  <w:pPr>
+                    <w:keepNext/>
+                    <w:rPr>
+                      <w:rFonts w:eastAsiaTheme="minorHAnsi"/>
+                      <w:bCs/>
+                      <w:szCs w:val="20"/>
+                    </w:rPr>
+                  </w:pPr>
+                  <w:r>
+                    <w:rPr>
+                      <w:rFonts w:eastAsiaTheme="minorHAnsi"/>
+                      <w:bCs/>
+                      <w:szCs w:val="20"/>
+                    </w:rPr>
+                    <w:t xml:space="preserve">색상과 깊이를 함께 얻는 RGB-D 카메라와 손 랜드마크 추적을 이용하여 손 이동 및 엄지–검지 벌림을 측정하는 절차를 정리하였다. </w:t>
+                  </w:r>
+                </w:p>
+                <w:p>
+                  <w:pPr>
+                    <w:keepNext/>
+                    <w:rPr>
+                      <w:rFonts w:eastAsiaTheme="minorHAnsi"/>
+                      <w:bCs/>
+                      <w:szCs w:val="20"/>
+                    </w:rPr>
+                  </w:pPr>
+                </w:p>
+                <w:p>
+                  <w:pPr>
+                    <w:keepNext/>
+                    <w:rPr>
+                      <w:rFonts w:eastAsiaTheme="minorHAnsi"/>
+                      <w:bCs/>
+                      <w:szCs w:val="20"/>
+                    </w:rPr>
+                  </w:pPr>
+                </w:p>
+                <w:p>
+                  <w:pPr>
+                    <w:keepNext/>
+                    <w:rPr>
+                      <w:rFonts w:eastAsiaTheme="minorHAnsi"/>
+                      <w:bCs/>
+                      <w:szCs w:val="20"/>
+                    </w:rPr>
+                  </w:pPr>
+                </w:p>
+                <w:p>
+                  <w:pPr>
+                    <w:keepNext/>
+                    <w:rPr>
+                      <w:rFonts w:eastAsiaTheme="minorHAnsi"/>
+                      <w:bCs/>
+                      <w:szCs w:val="20"/>
+                    </w:rPr>
+                  </w:pPr>
+                </w:p>
+                <w:p>
+                  <w:pPr>
+                    <w:keepNext/>
+                    <w:rPr>
+                      <w:rFonts w:eastAsiaTheme="minorHAnsi" w:hint="eastAsia"/>
+                    </w:rPr>
+                  </w:pPr>
+                </w:p>
+                <w:tbl>
+                  <w:tblPr>
+                    <w:tblW w:w="0" w:type="dxa"/>
+                    <w:tblBorders>
+                      <w:top w:val="single" w:sz="2" w:space="0" w:color="auto"/>
+                      <w:left w:val="single" w:sz="2" w:space="0" w:color="auto"/>
+                      <w:bottom w:val="single" w:sz="2" w:space="0" w:color="auto"/>
+                      <w:right w:val="single" w:sz="2" w:space="0" w:color="auto"/>
+                    </w:tblBorders>
+                    <w:shd w:val="clear" w:color="auto" w:fill="FFFFFF"/>
+                    <w:tblLook w:val="04A0" w:firstRow="1" w:lastRow="0" w:firstColumn="1" w:lastColumn="0" w:noHBand="0" w:noVBand="1"/>
+                  </w:tblPr>
+                  <w:tblGrid>
+                    <w:gridCol w:w="1630"/>
+                    <w:gridCol w:w="7170"/>
+                  </w:tblGrid>
+                  <w:tr>
+                    <w:tc>
+                      <w:tcPr>
+                        <w:tcW w:w="1757" w:type="dxa"/>
+                        <w:tcBorders>
+                          <w:top w:val="single" w:sz="4" w:space="0" w:color="D9D9D9"/>
+                          <w:left w:val="single" w:sz="4" w:space="0" w:color="D9D9D9"/>
+                          <w:bottom w:val="single" w:sz="4" w:space="0" w:color="D9D9D9"/>
+                          <w:right w:val="single" w:sz="4" w:space="0" w:color="D9D9D9"/>
+                        </w:tcBorders>
+                        <w:shd w:val="clear" w:color="auto" w:fill="E8EDF2"/>
+                        <w:tcMar>
+                          <w:top w:w="85" w:type="dxa"/>
+                          <w:left w:w="85" w:type="dxa"/>
+                          <w:bottom w:w="85" w:type="dxa"/>
+                          <w:right w:w="85" w:type="dxa"/>
+                        </w:tcMar>
+                        <w:vAlign w:val="center"/>
+                        <w:hideMark/>
+                      </w:tcPr>
+                      <w:p>
+                        <w:pPr>
+                          <w:widowControl/>
+                          <w:wordWrap/>
+                          <w:autoSpaceDE/>
+                          <w:autoSpaceDN/>
+                          <w:jc w:val="left"/>
+                          <w:rPr>
+                            <w:rFonts w:eastAsiaTheme="minorHAnsi" w:cs="Segoe UI"/>
+                            <w:color w:val="000000"/>
+                            <w:kern w:val="0"/>
+                            <w:sz w:val="21"/>
+                            <w:szCs w:val="21"/>
                           </w:rPr>
                         </w:pPr>
                         <w:r>
@@ -2218,12 +1364,437 @@
                             <w:rFonts w:eastAsiaTheme="minorHAnsi" w:cs="Segoe UI"/>
                             <w:b/>
                             <w:bCs/>
-                            <w:color w:val="CCCCCC"/>
-                            <w:kern w:val="0"/>
-                            <w:szCs w:val="20"/>
-                            <w:bdr w:val="single" w:sz="2" w:space="0" w:color="auto" w:frame="1"/>
-                          </w:rPr>
-                          <w:t>11.07 일</w:t>
+                            <w:color w:val="000000"/>
+                            <w:kern w:val="0"/>
+                            <w:sz w:val="19"/>
+                            <w:szCs w:val="19"/>
+                          </w:rPr>
+                          <w:lastRenderedPageBreak/>
+                          <w:t>단계</w:t>
+                        </w:r>
+                      </w:p>
+                    </w:tc>
+                    <w:tc>
+                      <w:tcPr>
+                        <w:tcW w:w="7880" w:type="dxa"/>
+                        <w:tcBorders>
+                          <w:top w:val="single" w:sz="4" w:space="0" w:color="D9D9D9"/>
+                          <w:left w:val="single" w:sz="4" w:space="0" w:color="D9D9D9"/>
+                          <w:bottom w:val="single" w:sz="4" w:space="0" w:color="D9D9D9"/>
+                          <w:right w:val="single" w:sz="4" w:space="0" w:color="D9D9D9"/>
+                        </w:tcBorders>
+                        <w:shd w:val="clear" w:color="auto" w:fill="E8EDF2"/>
+                        <w:tcMar>
+                          <w:top w:w="85" w:type="dxa"/>
+                          <w:left w:w="85" w:type="dxa"/>
+                          <w:bottom w:w="85" w:type="dxa"/>
+                          <w:right w:w="85" w:type="dxa"/>
+                        </w:tcMar>
+                        <w:vAlign w:val="center"/>
+                        <w:hideMark/>
+                      </w:tcPr>
+                      <w:p>
+                        <w:pPr>
+                          <w:widowControl/>
+                          <w:wordWrap/>
+                          <w:autoSpaceDE/>
+                          <w:autoSpaceDN/>
+                          <w:jc w:val="left"/>
+                          <w:rPr>
+                            <w:rFonts w:eastAsiaTheme="minorHAnsi" w:cs="Segoe UI"/>
+                            <w:color w:val="000000"/>
+                            <w:kern w:val="0"/>
+                            <w:sz w:val="21"/>
+                            <w:szCs w:val="21"/>
+                          </w:rPr>
+                        </w:pPr>
+                        <w:r>
+                          <w:rPr>
+                            <w:rFonts w:eastAsiaTheme="minorHAnsi" w:cs="Segoe UI"/>
+                            <w:b/>
+                            <w:bCs/>
+                            <w:color w:val="000000"/>
+                            <w:kern w:val="0"/>
+                            <w:sz w:val="19"/>
+                            <w:szCs w:val="19"/>
+                          </w:rPr>
+                          <w:t>설계한 동작</w:t>
+                        </w:r>
+                      </w:p>
+                    </w:tc>
+                  </w:tr>
+                  <w:tr>
+                    <w:tc>
+                      <w:tcPr>
+                        <w:tcW w:w="1757" w:type="dxa"/>
+                        <w:tcBorders>
+                          <w:top w:val="single" w:sz="4" w:space="0" w:color="D9D9D9"/>
+                          <w:left w:val="single" w:sz="4" w:space="0" w:color="D9D9D9"/>
+                          <w:bottom w:val="single" w:sz="4" w:space="0" w:color="D9D9D9"/>
+                          <w:right w:val="single" w:sz="4" w:space="0" w:color="D9D9D9"/>
+                        </w:tcBorders>
+                        <w:shd w:val="clear" w:color="auto" w:fill="FFFFFF"/>
+                        <w:tcMar>
+                          <w:top w:w="85" w:type="dxa"/>
+                          <w:left w:w="85" w:type="dxa"/>
+                          <w:bottom w:w="85" w:type="dxa"/>
+                          <w:right w:w="85" w:type="dxa"/>
+                        </w:tcMar>
+                        <w:vAlign w:val="center"/>
+                        <w:hideMark/>
+                      </w:tcPr>
+                      <w:p>
+                        <w:pPr>
+                          <w:widowControl/>
+                          <w:wordWrap/>
+                          <w:autoSpaceDE/>
+                          <w:autoSpaceDN/>
+                          <w:jc w:val="left"/>
+                          <w:rPr>
+                            <w:rFonts w:eastAsiaTheme="minorHAnsi" w:cs="Segoe UI"/>
+                            <w:color w:val="000000"/>
+                            <w:kern w:val="0"/>
+                            <w:sz w:val="21"/>
+                            <w:szCs w:val="21"/>
+                          </w:rPr>
+                        </w:pPr>
+                        <w:r>
+                          <w:rPr>
+                            <w:rFonts w:eastAsiaTheme="minorHAnsi" w:cs="Segoe UI"/>
+                            <w:color w:val="000000"/>
+                            <w:kern w:val="0"/>
+                            <w:sz w:val="19"/>
+                            <w:szCs w:val="19"/>
+                          </w:rPr>
+                          <w:t>준비</w:t>
+                        </w:r>
+                      </w:p>
+                    </w:tc>
+                    <w:tc>
+                      <w:tcPr>
+                        <w:tcW w:w="7880" w:type="dxa"/>
+                        <w:tcBorders>
+                          <w:top w:val="single" w:sz="4" w:space="0" w:color="D9D9D9"/>
+                          <w:left w:val="single" w:sz="4" w:space="0" w:color="D9D9D9"/>
+                          <w:bottom w:val="single" w:sz="4" w:space="0" w:color="D9D9D9"/>
+                          <w:right w:val="single" w:sz="4" w:space="0" w:color="D9D9D9"/>
+                        </w:tcBorders>
+                        <w:shd w:val="clear" w:color="auto" w:fill="FFFFFF"/>
+                        <w:tcMar>
+                          <w:top w:w="85" w:type="dxa"/>
+                          <w:left w:w="85" w:type="dxa"/>
+                          <w:bottom w:w="85" w:type="dxa"/>
+                          <w:right w:w="85" w:type="dxa"/>
+                        </w:tcMar>
+                        <w:vAlign w:val="center"/>
+                        <w:hideMark/>
+                      </w:tcPr>
+                      <w:p>
+                        <w:pPr>
+                          <w:widowControl/>
+                          <w:wordWrap/>
+                          <w:autoSpaceDE/>
+                          <w:autoSpaceDN/>
+                          <w:jc w:val="left"/>
+                          <w:rPr>
+                            <w:rFonts w:eastAsiaTheme="minorHAnsi" w:cs="Segoe UI"/>
+                            <w:color w:val="000000"/>
+                            <w:kern w:val="0"/>
+                            <w:sz w:val="21"/>
+                            <w:szCs w:val="21"/>
+                          </w:rPr>
+                        </w:pPr>
+                        <w:r>
+                          <w:rPr>
+                            <w:rFonts w:eastAsiaTheme="minorHAnsi" w:cs="Segoe UI"/>
+                            <w:color w:val="000000"/>
+                            <w:kern w:val="0"/>
+                            <w:sz w:val="19"/>
+                            <w:szCs w:val="19"/>
+                          </w:rPr>
+                          <w:t>물체 옆 지정 위치에 손바닥을 대고 손가락을 자연스럽게 편다. 최대 벌림을 요구하지 않는다.</w:t>
+                        </w:r>
+                      </w:p>
+                    </w:tc>
+                  </w:tr>
+                  <w:tr>
+                    <w:tc>
+                      <w:tcPr>
+                        <w:tcW w:w="1757" w:type="dxa"/>
+                        <w:tcBorders>
+                          <w:top w:val="single" w:sz="4" w:space="0" w:color="D9D9D9"/>
+                          <w:left w:val="single" w:sz="4" w:space="0" w:color="D9D9D9"/>
+                          <w:bottom w:val="single" w:sz="4" w:space="0" w:color="D9D9D9"/>
+                          <w:right w:val="single" w:sz="4" w:space="0" w:color="D9D9D9"/>
+                        </w:tcBorders>
+                        <w:shd w:val="clear" w:color="auto" w:fill="FFFFFF"/>
+                        <w:tcMar>
+                          <w:top w:w="85" w:type="dxa"/>
+                          <w:left w:w="85" w:type="dxa"/>
+                          <w:bottom w:w="85" w:type="dxa"/>
+                          <w:right w:w="85" w:type="dxa"/>
+                        </w:tcMar>
+                        <w:vAlign w:val="center"/>
+                        <w:hideMark/>
+                      </w:tcPr>
+                      <w:p>
+                        <w:pPr>
+                          <w:widowControl/>
+                          <w:wordWrap/>
+                          <w:autoSpaceDE/>
+                          <w:autoSpaceDN/>
+                          <w:jc w:val="left"/>
+                          <w:rPr>
+                            <w:rFonts w:eastAsiaTheme="minorHAnsi" w:cs="Segoe UI"/>
+                            <w:color w:val="000000"/>
+                            <w:kern w:val="0"/>
+                            <w:sz w:val="21"/>
+                            <w:szCs w:val="21"/>
+                          </w:rPr>
+                        </w:pPr>
+                        <w:r>
+                          <w:rPr>
+                            <w:rFonts w:eastAsiaTheme="minorHAnsi" w:cs="Segoe UI"/>
+                            <w:color w:val="000000"/>
+                            <w:kern w:val="0"/>
+                            <w:sz w:val="19"/>
+                            <w:szCs w:val="19"/>
+                          </w:rPr>
+                          <w:t>도달 및 잡기</w:t>
+                        </w:r>
+                      </w:p>
+                    </w:tc>
+                    <w:tc>
+                      <w:tcPr>
+                        <w:tcW w:w="7880" w:type="dxa"/>
+                        <w:tcBorders>
+                          <w:top w:val="single" w:sz="4" w:space="0" w:color="D9D9D9"/>
+                          <w:left w:val="single" w:sz="4" w:space="0" w:color="D9D9D9"/>
+                          <w:bottom w:val="single" w:sz="4" w:space="0" w:color="D9D9D9"/>
+                          <w:right w:val="single" w:sz="4" w:space="0" w:color="D9D9D9"/>
+                        </w:tcBorders>
+                        <w:shd w:val="clear" w:color="auto" w:fill="FFFFFF"/>
+                        <w:tcMar>
+                          <w:top w:w="85" w:type="dxa"/>
+                          <w:left w:w="85" w:type="dxa"/>
+                          <w:bottom w:w="85" w:type="dxa"/>
+                          <w:right w:w="85" w:type="dxa"/>
+                        </w:tcMar>
+                        <w:vAlign w:val="center"/>
+                        <w:hideMark/>
+                      </w:tcPr>
+                      <w:p>
+                        <w:pPr>
+                          <w:widowControl/>
+                          <w:wordWrap/>
+                          <w:autoSpaceDE/>
+                          <w:autoSpaceDN/>
+                          <w:jc w:val="left"/>
+                          <w:rPr>
+                            <w:rFonts w:eastAsiaTheme="minorHAnsi" w:cs="Segoe UI"/>
+                            <w:color w:val="000000"/>
+                            <w:kern w:val="0"/>
+                            <w:sz w:val="21"/>
+                            <w:szCs w:val="21"/>
+                          </w:rPr>
+                        </w:pPr>
+                        <w:r>
+                          <w:rPr>
+                            <w:rFonts w:eastAsiaTheme="minorHAnsi" w:cs="Segoe UI"/>
+                            <w:color w:val="000000"/>
+                            <w:kern w:val="0"/>
+                            <w:sz w:val="19"/>
+                            <w:szCs w:val="19"/>
+                          </w:rPr>
+                          <w:t>약 20 cm 떨어진 물체를 향해 편안한 속도로 이동하여 지정된 방식으로 잡는다.</w:t>
+                        </w:r>
+                      </w:p>
+                    </w:tc>
+                  </w:tr>
+                  <w:tr>
+                    <w:tc>
+                      <w:tcPr>
+                        <w:tcW w:w="1757" w:type="dxa"/>
+                        <w:tcBorders>
+                          <w:top w:val="single" w:sz="4" w:space="0" w:color="D9D9D9"/>
+                          <w:left w:val="single" w:sz="4" w:space="0" w:color="D9D9D9"/>
+                          <w:bottom w:val="single" w:sz="4" w:space="0" w:color="D9D9D9"/>
+                          <w:right w:val="single" w:sz="4" w:space="0" w:color="D9D9D9"/>
+                        </w:tcBorders>
+                        <w:shd w:val="clear" w:color="auto" w:fill="FFFFFF"/>
+                        <w:tcMar>
+                          <w:top w:w="85" w:type="dxa"/>
+                          <w:left w:w="85" w:type="dxa"/>
+                          <w:bottom w:w="85" w:type="dxa"/>
+                          <w:right w:w="85" w:type="dxa"/>
+                        </w:tcMar>
+                        <w:vAlign w:val="center"/>
+                        <w:hideMark/>
+                      </w:tcPr>
+                      <w:p>
+                        <w:pPr>
+                          <w:widowControl/>
+                          <w:wordWrap/>
+                          <w:autoSpaceDE/>
+                          <w:autoSpaceDN/>
+                          <w:jc w:val="left"/>
+                          <w:rPr>
+                            <w:rFonts w:eastAsiaTheme="minorHAnsi" w:cs="Segoe UI"/>
+                            <w:color w:val="000000"/>
+                            <w:kern w:val="0"/>
+                            <w:sz w:val="21"/>
+                            <w:szCs w:val="21"/>
+                          </w:rPr>
+                        </w:pPr>
+                        <w:r>
+                          <w:rPr>
+                            <w:rFonts w:eastAsiaTheme="minorHAnsi" w:cs="Segoe UI"/>
+                            <w:color w:val="000000"/>
+                            <w:kern w:val="0"/>
+                            <w:sz w:val="19"/>
+                            <w:szCs w:val="19"/>
+                          </w:rPr>
+                          <w:t>유지</w:t>
+                        </w:r>
+                      </w:p>
+                    </w:tc>
+                    <w:tc>
+                      <w:tcPr>
+                        <w:tcW w:w="7880" w:type="dxa"/>
+                        <w:tcBorders>
+                          <w:top w:val="single" w:sz="4" w:space="0" w:color="D9D9D9"/>
+                          <w:left w:val="single" w:sz="4" w:space="0" w:color="D9D9D9"/>
+                          <w:bottom w:val="single" w:sz="4" w:space="0" w:color="D9D9D9"/>
+                          <w:right w:val="single" w:sz="4" w:space="0" w:color="D9D9D9"/>
+                        </w:tcBorders>
+                        <w:shd w:val="clear" w:color="auto" w:fill="FFFFFF"/>
+                        <w:tcMar>
+                          <w:top w:w="85" w:type="dxa"/>
+                          <w:left w:w="85" w:type="dxa"/>
+                          <w:bottom w:w="85" w:type="dxa"/>
+                          <w:right w:w="85" w:type="dxa"/>
+                        </w:tcMar>
+                        <w:vAlign w:val="center"/>
+                        <w:hideMark/>
+                      </w:tcPr>
+                      <w:p>
+                        <w:pPr>
+                          <w:widowControl/>
+                          <w:wordWrap/>
+                          <w:autoSpaceDE/>
+                          <w:autoSpaceDN/>
+                          <w:jc w:val="left"/>
+                          <w:rPr>
+                            <w:rFonts w:eastAsiaTheme="minorHAnsi" w:cs="Segoe UI"/>
+                            <w:color w:val="000000"/>
+                            <w:kern w:val="0"/>
+                            <w:sz w:val="21"/>
+                            <w:szCs w:val="21"/>
+                          </w:rPr>
+                        </w:pPr>
+                        <w:r>
+                          <w:rPr>
+                            <w:rFonts w:eastAsiaTheme="minorHAnsi" w:cs="Segoe UI"/>
+                            <w:color w:val="000000"/>
+                            <w:kern w:val="0"/>
+                            <w:sz w:val="19"/>
+                            <w:szCs w:val="19"/>
+                          </w:rPr>
+                          <w:t>물체를 제자리에서 2초 유지한다. 시간 안내는 기록 가능한 신호로 관리한다.</w:t>
+                        </w:r>
+                      </w:p>
+                    </w:tc>
+                  </w:tr>
+                  <w:tr>
+                    <w:tc>
+                      <w:tcPr>
+                        <w:tcW w:w="1757" w:type="dxa"/>
+                        <w:tcBorders>
+                          <w:top w:val="single" w:sz="4" w:space="0" w:color="D9D9D9"/>
+                          <w:left w:val="single" w:sz="4" w:space="0" w:color="D9D9D9"/>
+                          <w:bottom w:val="single" w:sz="4" w:space="0" w:color="D9D9D9"/>
+                          <w:right w:val="single" w:sz="4" w:space="0" w:color="D9D9D9"/>
+                        </w:tcBorders>
+                        <w:shd w:val="clear" w:color="auto" w:fill="FFFFFF"/>
+                        <w:tcMar>
+                          <w:top w:w="85" w:type="dxa"/>
+                          <w:left w:w="85" w:type="dxa"/>
+                          <w:bottom w:w="85" w:type="dxa"/>
+                          <w:right w:w="85" w:type="dxa"/>
+                        </w:tcMar>
+                        <w:vAlign w:val="center"/>
+                        <w:hideMark/>
+                      </w:tcPr>
+                      <w:p>
+                        <w:pPr>
+                          <w:widowControl/>
+                          <w:wordWrap/>
+                          <w:autoSpaceDE/>
+                          <w:autoSpaceDN/>
+                          <w:jc w:val="left"/>
+                          <w:rPr>
+                            <w:rFonts w:eastAsiaTheme="minorHAnsi" w:cs="Segoe UI"/>
+                            <w:color w:val="000000"/>
+                            <w:kern w:val="0"/>
+                            <w:sz w:val="21"/>
+                            <w:szCs w:val="21"/>
+                          </w:rPr>
+                        </w:pPr>
+                        <w:r>
+                          <w:rPr>
+                            <w:rFonts w:eastAsiaTheme="minorHAnsi" w:cs="Segoe UI"/>
+                            <w:color w:val="000000"/>
+                            <w:kern w:val="0"/>
+                            <w:sz w:val="19"/>
+                            <w:szCs w:val="19"/>
+                          </w:rPr>
+                          <w:t>해제 및 복귀</w:t>
+                        </w:r>
+                      </w:p>
+                    </w:tc>
+                    <w:tc>
+                      <w:tcPr>
+                        <w:tcW w:w="7880" w:type="dxa"/>
+                        <w:tcBorders>
+                          <w:top w:val="single" w:sz="4" w:space="0" w:color="D9D9D9"/>
+                          <w:left w:val="single" w:sz="4" w:space="0" w:color="D9D9D9"/>
+                          <w:bottom w:val="single" w:sz="4" w:space="0" w:color="D9D9D9"/>
+                          <w:right w:val="single" w:sz="4" w:space="0" w:color="D9D9D9"/>
+                        </w:tcBorders>
+                        <w:shd w:val="clear" w:color="auto" w:fill="FFFFFF"/>
+                        <w:tcMar>
+                          <w:top w:w="85" w:type="dxa"/>
+                          <w:left w:w="85" w:type="dxa"/>
+                          <w:bottom w:w="85" w:type="dxa"/>
+                          <w:right w:w="85" w:type="dxa"/>
+                        </w:tcMar>
+                        <w:vAlign w:val="center"/>
+                        <w:hideMark/>
+                      </w:tcPr>
+                      <w:p>
+                        <w:pPr>
+                          <w:widowControl/>
+                          <w:wordWrap/>
+                          <w:autoSpaceDE/>
+                          <w:autoSpaceDN/>
+                          <w:jc w:val="left"/>
+                          <w:rPr>
+                            <w:rFonts w:eastAsiaTheme="minorHAnsi" w:cs="Segoe UI"/>
+                            <w:color w:val="000000"/>
+                            <w:kern w:val="0"/>
+                            <w:sz w:val="21"/>
+                            <w:szCs w:val="21"/>
+                          </w:rPr>
+                        </w:pPr>
+                        <w:r>
+                          <w:rPr>
+                            <w:rFonts w:eastAsiaTheme="minorHAnsi" w:cs="Segoe UI"/>
+                            <w:color w:val="000000"/>
+                            <w:kern w:val="0"/>
+                            <w:sz w:val="19"/>
+                            <w:szCs w:val="19"/>
+                          </w:rPr>
+                          <w:t>물체를 놓은 뒤 손만 초기 위치로 돌아온다. 본 설계안에는 물체 들어 올리기를 포함하지 않는다.</w:t>
                         </w:r>
                       </w:p>
                     </w:tc>
@@ -2234,38 +1805,9 @@
                     <w:pStyle w:val="ad"/>
                     <w:jc w:val="center"/>
                     <w:rPr>
-                      <w:rFonts w:hint="eastAsia"/>
+                      <w:rFonts w:eastAsiaTheme="minorHAnsi"/>
                     </w:rPr>
                   </w:pPr>
-                  <w:r>
-                    <w:t xml:space="preserve">표 </w:t>
-                  </w:r>
-                  <w:fldSimple w:instr=" SEQ 표 \* ARABIC ">
-                    <w:r>
-                      <w:rPr>
-                        <w:noProof/>
-                      </w:rPr>
-                      <w:t>1</w:t>
-                    </w:r>
-                  </w:fldSimple>
-                  <w:r>
-                    <w:rPr>
-                      <w:rFonts w:hint="eastAsia"/>
-                    </w:rPr>
-                    <w:t xml:space="preserve">. 분석 </w:t>
-                  </w:r>
-                  <w:r>
-                    <w:rPr>
-                      <w:rFonts w:hint="eastAsia"/>
-                    </w:rPr>
-                    <w:t xml:space="preserve">소요 </w:t>
-                  </w:r>
-                  <w:r>
-                    <w:rPr>
-                      <w:rFonts w:hint="eastAsia"/>
-                    </w:rPr>
-                    <w:t>시간 예상</w:t>
-                  </w:r>
                 </w:p>
               </w:tc>
             </w:tr>
@@ -2284,43 +1826,980 @@
                 <w:p>
                   <w:pPr>
                     <w:rPr>
+                      <w:rFonts w:eastAsiaTheme="minorHAnsi"/>
+                      <w:b/>
+                      <w:bCs/>
+                      <w:sz w:val="22"/>
+                    </w:rPr>
+                  </w:pPr>
+                  <w:r>
+                    <w:rPr>
+                      <w:rFonts w:eastAsiaTheme="minorHAnsi" w:hint="eastAsia"/>
                       <w:b/>
                       <w:sz w:val="22"/>
                     </w:rPr>
+                    <w:lastRenderedPageBreak/>
+                    <w:t>(</w:t>
+                  </w:r>
+                  <w:r>
+                    <w:rPr>
+                      <w:rFonts w:eastAsiaTheme="minorHAnsi" w:hint="eastAsia"/>
+                      <w:b/>
+                      <w:sz w:val="22"/>
+                    </w:rPr>
+                    <w:t>3</w:t>
+                  </w:r>
+                  <w:r>
+                    <w:rPr>
+                      <w:rFonts w:eastAsiaTheme="minorHAnsi" w:hint="eastAsia"/>
+                      <w:b/>
+                      <w:sz w:val="22"/>
+                    </w:rPr>
+                    <w:t>)</w:t>
+                  </w:r>
+                  <w:r>
+                    <w:rPr>
+                      <w:rFonts w:eastAsiaTheme="minorHAnsi" w:cs="Calibri"/>
+                      <w:b/>
+                      <w:bCs/>
+                      <w:color w:val="4F81BD"/>
+                      <w:sz w:val="26"/>
+                      <w:szCs w:val="26"/>
+                      <w:shd w:val="clear" w:color="auto" w:fill="FFFFFF"/>
+                    </w:rPr>
+                    <w:t xml:space="preserve"> </w:t>
+                  </w:r>
+                  <w:r>
+                    <w:rPr>
+                      <w:rFonts w:eastAsiaTheme="minorHAnsi"/>
+                      <w:b/>
+                      <w:bCs/>
+                      <w:sz w:val="22"/>
+                    </w:rPr>
+                    <w:t xml:space="preserve">핵심 운동학 피처 </w:t>
+                  </w:r>
+                  <w:proofErr w:type="spellStart"/>
+                  <w:r>
+                    <w:rPr>
+                      <w:rFonts w:eastAsiaTheme="minorHAnsi"/>
+                      <w:b/>
+                      <w:bCs/>
+                      <w:sz w:val="22"/>
+                    </w:rPr>
+                    <w:t>선정안</w:t>
+                  </w:r>
+                  <w:proofErr w:type="spellEnd"/>
+                </w:p>
+                <w:tbl>
+                  <w:tblPr>
+                    <w:tblW w:w="0" w:type="dxa"/>
+                    <w:tblBorders>
+                      <w:top w:val="single" w:sz="2" w:space="0" w:color="auto"/>
+                      <w:left w:val="single" w:sz="2" w:space="0" w:color="auto"/>
+                      <w:bottom w:val="single" w:sz="2" w:space="0" w:color="auto"/>
+                      <w:right w:val="single" w:sz="2" w:space="0" w:color="auto"/>
+                    </w:tblBorders>
+                    <w:shd w:val="clear" w:color="auto" w:fill="FFFFFF"/>
+                    <w:tblLook w:val="04A0" w:firstRow="1" w:lastRow="0" w:firstColumn="1" w:lastColumn="0" w:noHBand="0" w:noVBand="1"/>
+                  </w:tblPr>
+                  <w:tblGrid>
+                    <w:gridCol w:w="2075"/>
+                    <w:gridCol w:w="3170"/>
+                    <w:gridCol w:w="3555"/>
+                  </w:tblGrid>
+                  <w:tr>
+                    <w:tc>
+                      <w:tcPr>
+                        <w:tcW w:w="2268" w:type="dxa"/>
+                        <w:tcBorders>
+                          <w:top w:val="single" w:sz="4" w:space="0" w:color="D9D9D9"/>
+                          <w:left w:val="single" w:sz="4" w:space="0" w:color="D9D9D9"/>
+                          <w:bottom w:val="single" w:sz="4" w:space="0" w:color="D9D9D9"/>
+                          <w:right w:val="single" w:sz="4" w:space="0" w:color="D9D9D9"/>
+                        </w:tcBorders>
+                        <w:shd w:val="clear" w:color="auto" w:fill="E8EDF2"/>
+                        <w:tcMar>
+                          <w:top w:w="85" w:type="dxa"/>
+                          <w:left w:w="85" w:type="dxa"/>
+                          <w:bottom w:w="85" w:type="dxa"/>
+                          <w:right w:w="85" w:type="dxa"/>
+                        </w:tcMar>
+                        <w:vAlign w:val="center"/>
+                        <w:hideMark/>
+                      </w:tcPr>
+                      <w:p>
+                        <w:pPr>
+                          <w:widowControl/>
+                          <w:wordWrap/>
+                          <w:autoSpaceDE/>
+                          <w:autoSpaceDN/>
+                          <w:jc w:val="left"/>
+                          <w:rPr>
+                            <w:rFonts w:eastAsiaTheme="minorHAnsi" w:cs="Segoe UI"/>
+                            <w:color w:val="000000"/>
+                            <w:kern w:val="0"/>
+                            <w:sz w:val="21"/>
+                            <w:szCs w:val="21"/>
+                          </w:rPr>
+                        </w:pPr>
+                        <w:r>
+                          <w:rPr>
+                            <w:rFonts w:eastAsiaTheme="minorHAnsi" w:cs="Segoe UI"/>
+                            <w:b/>
+                            <w:bCs/>
+                            <w:color w:val="000000"/>
+                            <w:kern w:val="0"/>
+                            <w:sz w:val="19"/>
+                            <w:szCs w:val="19"/>
+                          </w:rPr>
+                          <w:t>피처</w:t>
+                        </w:r>
+                      </w:p>
+                    </w:tc>
+                    <w:tc>
+                      <w:tcPr>
+                        <w:tcW w:w="3515" w:type="dxa"/>
+                        <w:tcBorders>
+                          <w:top w:val="single" w:sz="4" w:space="0" w:color="D9D9D9"/>
+                          <w:left w:val="single" w:sz="4" w:space="0" w:color="D9D9D9"/>
+                          <w:bottom w:val="single" w:sz="4" w:space="0" w:color="D9D9D9"/>
+                          <w:right w:val="single" w:sz="4" w:space="0" w:color="D9D9D9"/>
+                        </w:tcBorders>
+                        <w:shd w:val="clear" w:color="auto" w:fill="E8EDF2"/>
+                        <w:tcMar>
+                          <w:top w:w="85" w:type="dxa"/>
+                          <w:left w:w="85" w:type="dxa"/>
+                          <w:bottom w:w="85" w:type="dxa"/>
+                          <w:right w:w="85" w:type="dxa"/>
+                        </w:tcMar>
+                        <w:vAlign w:val="center"/>
+                        <w:hideMark/>
+                      </w:tcPr>
+                      <w:p>
+                        <w:pPr>
+                          <w:widowControl/>
+                          <w:wordWrap/>
+                          <w:autoSpaceDE/>
+                          <w:autoSpaceDN/>
+                          <w:jc w:val="left"/>
+                          <w:rPr>
+                            <w:rFonts w:eastAsiaTheme="minorHAnsi" w:cs="Segoe UI"/>
+                            <w:color w:val="000000"/>
+                            <w:kern w:val="0"/>
+                            <w:sz w:val="21"/>
+                            <w:szCs w:val="21"/>
+                          </w:rPr>
+                        </w:pPr>
+                        <w:r>
+                          <w:rPr>
+                            <w:rFonts w:eastAsiaTheme="minorHAnsi" w:cs="Segoe UI"/>
+                            <w:b/>
+                            <w:bCs/>
+                            <w:color w:val="000000"/>
+                            <w:kern w:val="0"/>
+                            <w:sz w:val="19"/>
+                            <w:szCs w:val="19"/>
+                          </w:rPr>
+                          <w:t>의미</w:t>
+                        </w:r>
+                      </w:p>
+                    </w:tc>
+                    <w:tc>
+                      <w:tcPr>
+                        <w:tcW w:w="3855" w:type="dxa"/>
+                        <w:tcBorders>
+                          <w:top w:val="single" w:sz="4" w:space="0" w:color="D9D9D9"/>
+                          <w:left w:val="single" w:sz="4" w:space="0" w:color="D9D9D9"/>
+                          <w:bottom w:val="single" w:sz="4" w:space="0" w:color="D9D9D9"/>
+                          <w:right w:val="single" w:sz="4" w:space="0" w:color="D9D9D9"/>
+                        </w:tcBorders>
+                        <w:shd w:val="clear" w:color="auto" w:fill="E8EDF2"/>
+                        <w:tcMar>
+                          <w:top w:w="85" w:type="dxa"/>
+                          <w:left w:w="85" w:type="dxa"/>
+                          <w:bottom w:w="85" w:type="dxa"/>
+                          <w:right w:w="85" w:type="dxa"/>
+                        </w:tcMar>
+                        <w:vAlign w:val="center"/>
+                        <w:hideMark/>
+                      </w:tcPr>
+                      <w:p>
+                        <w:pPr>
+                          <w:widowControl/>
+                          <w:wordWrap/>
+                          <w:autoSpaceDE/>
+                          <w:autoSpaceDN/>
+                          <w:jc w:val="left"/>
+                          <w:rPr>
+                            <w:rFonts w:eastAsiaTheme="minorHAnsi" w:cs="Segoe UI"/>
+                            <w:color w:val="000000"/>
+                            <w:kern w:val="0"/>
+                            <w:sz w:val="21"/>
+                            <w:szCs w:val="21"/>
+                          </w:rPr>
+                        </w:pPr>
+                        <w:r>
+                          <w:rPr>
+                            <w:rFonts w:eastAsiaTheme="minorHAnsi" w:cs="Segoe UI"/>
+                            <w:b/>
+                            <w:bCs/>
+                            <w:color w:val="000000"/>
+                            <w:kern w:val="0"/>
+                            <w:sz w:val="19"/>
+                            <w:szCs w:val="19"/>
+                          </w:rPr>
+                          <w:t>다음 단계의 점검 사항</w:t>
+                        </w:r>
+                      </w:p>
+                    </w:tc>
+                  </w:tr>
+                  <w:tr>
+                    <w:tc>
+                      <w:tcPr>
+                        <w:tcW w:w="2268" w:type="dxa"/>
+                        <w:tcBorders>
+                          <w:top w:val="single" w:sz="4" w:space="0" w:color="D9D9D9"/>
+                          <w:left w:val="single" w:sz="4" w:space="0" w:color="D9D9D9"/>
+                          <w:bottom w:val="single" w:sz="4" w:space="0" w:color="D9D9D9"/>
+                          <w:right w:val="single" w:sz="4" w:space="0" w:color="D9D9D9"/>
+                        </w:tcBorders>
+                        <w:shd w:val="clear" w:color="auto" w:fill="FFFFFF"/>
+                        <w:tcMar>
+                          <w:top w:w="85" w:type="dxa"/>
+                          <w:left w:w="85" w:type="dxa"/>
+                          <w:bottom w:w="85" w:type="dxa"/>
+                          <w:right w:w="85" w:type="dxa"/>
+                        </w:tcMar>
+                        <w:vAlign w:val="center"/>
+                        <w:hideMark/>
+                      </w:tcPr>
+                      <w:p>
+                        <w:pPr>
+                          <w:widowControl/>
+                          <w:wordWrap/>
+                          <w:autoSpaceDE/>
+                          <w:autoSpaceDN/>
+                          <w:jc w:val="left"/>
+                          <w:rPr>
+                            <w:rFonts w:eastAsiaTheme="minorHAnsi" w:cs="Segoe UI"/>
+                            <w:color w:val="000000"/>
+                            <w:kern w:val="0"/>
+                            <w:sz w:val="21"/>
+                            <w:szCs w:val="21"/>
+                          </w:rPr>
+                        </w:pPr>
+                        <w:r>
+                          <w:rPr>
+                            <w:rFonts w:eastAsiaTheme="minorHAnsi" w:cs="Segoe UI"/>
+                            <w:color w:val="000000"/>
+                            <w:kern w:val="0"/>
+                            <w:sz w:val="19"/>
+                            <w:szCs w:val="19"/>
+                          </w:rPr>
+                          <w:t>TAPV</w:t>
+                        </w:r>
+                        <w:r>
+                          <w:rPr>
+                            <w:rFonts w:eastAsiaTheme="minorHAnsi" w:cs="Segoe UI"/>
+                            <w:color w:val="000000"/>
+                            <w:kern w:val="0"/>
+                            <w:sz w:val="19"/>
+                            <w:szCs w:val="19"/>
+                          </w:rPr>
+                          <w:br/>
+                          <w:t>최대 속도 이후 시간</w:t>
+                        </w:r>
+                      </w:p>
+                    </w:tc>
+                    <w:tc>
+                      <w:tcPr>
+                        <w:tcW w:w="3515" w:type="dxa"/>
+                        <w:tcBorders>
+                          <w:top w:val="single" w:sz="4" w:space="0" w:color="D9D9D9"/>
+                          <w:left w:val="single" w:sz="4" w:space="0" w:color="D9D9D9"/>
+                          <w:bottom w:val="single" w:sz="4" w:space="0" w:color="D9D9D9"/>
+                          <w:right w:val="single" w:sz="4" w:space="0" w:color="D9D9D9"/>
+                        </w:tcBorders>
+                        <w:shd w:val="clear" w:color="auto" w:fill="FFFFFF"/>
+                        <w:tcMar>
+                          <w:top w:w="85" w:type="dxa"/>
+                          <w:left w:w="85" w:type="dxa"/>
+                          <w:bottom w:w="85" w:type="dxa"/>
+                          <w:right w:w="85" w:type="dxa"/>
+                        </w:tcMar>
+                        <w:vAlign w:val="center"/>
+                        <w:hideMark/>
+                      </w:tcPr>
+                      <w:p>
+                        <w:pPr>
+                          <w:widowControl/>
+                          <w:wordWrap/>
+                          <w:autoSpaceDE/>
+                          <w:autoSpaceDN/>
+                          <w:jc w:val="left"/>
+                          <w:rPr>
+                            <w:rFonts w:eastAsiaTheme="minorHAnsi" w:cs="Segoe UI"/>
+                            <w:color w:val="000000"/>
+                            <w:kern w:val="0"/>
+                            <w:sz w:val="21"/>
+                            <w:szCs w:val="21"/>
+                          </w:rPr>
+                        </w:pPr>
+                        <w:r>
+                          <w:rPr>
+                            <w:rFonts w:eastAsiaTheme="minorHAnsi" w:cs="Segoe UI"/>
+                            <w:color w:val="000000"/>
+                            <w:kern w:val="0"/>
+                            <w:sz w:val="19"/>
+                            <w:szCs w:val="19"/>
+                          </w:rPr>
+                          <w:t>최대 손 속도 발생부터 도달 종료까지의 시간</w:t>
+                        </w:r>
+                      </w:p>
+                    </w:tc>
+                    <w:tc>
+                      <w:tcPr>
+                        <w:tcW w:w="3855" w:type="dxa"/>
+                        <w:tcBorders>
+                          <w:top w:val="single" w:sz="4" w:space="0" w:color="D9D9D9"/>
+                          <w:left w:val="single" w:sz="4" w:space="0" w:color="D9D9D9"/>
+                          <w:bottom w:val="single" w:sz="4" w:space="0" w:color="D9D9D9"/>
+                          <w:right w:val="single" w:sz="4" w:space="0" w:color="D9D9D9"/>
+                        </w:tcBorders>
+                        <w:shd w:val="clear" w:color="auto" w:fill="FFFFFF"/>
+                        <w:tcMar>
+                          <w:top w:w="85" w:type="dxa"/>
+                          <w:left w:w="85" w:type="dxa"/>
+                          <w:bottom w:w="85" w:type="dxa"/>
+                          <w:right w:w="85" w:type="dxa"/>
+                        </w:tcMar>
+                        <w:vAlign w:val="center"/>
+                        <w:hideMark/>
+                      </w:tcPr>
+                      <w:p>
+                        <w:pPr>
+                          <w:widowControl/>
+                          <w:wordWrap/>
+                          <w:autoSpaceDE/>
+                          <w:autoSpaceDN/>
+                          <w:jc w:val="left"/>
+                          <w:rPr>
+                            <w:rFonts w:eastAsiaTheme="minorHAnsi" w:cs="Segoe UI"/>
+                            <w:color w:val="000000"/>
+                            <w:kern w:val="0"/>
+                            <w:sz w:val="21"/>
+                            <w:szCs w:val="21"/>
+                          </w:rPr>
+                        </w:pPr>
+                        <w:r>
+                          <w:rPr>
+                            <w:rFonts w:eastAsiaTheme="minorHAnsi" w:cs="Segoe UI"/>
+                            <w:color w:val="000000"/>
+                            <w:kern w:val="0"/>
+                            <w:sz w:val="19"/>
+                            <w:szCs w:val="19"/>
+                          </w:rPr>
+                          <w:t xml:space="preserve">순수 감속시간으로 단정하지 않고 </w:t>
+                        </w:r>
+                        <w:proofErr w:type="spellStart"/>
+                        <w:r>
+                          <w:rPr>
+                            <w:rFonts w:eastAsiaTheme="minorHAnsi" w:cs="Segoe UI"/>
+                            <w:color w:val="000000"/>
+                            <w:kern w:val="0"/>
+                            <w:sz w:val="19"/>
+                            <w:szCs w:val="19"/>
+                          </w:rPr>
+                          <w:t>재가속</w:t>
+                        </w:r>
+                        <w:proofErr w:type="spellEnd"/>
+                        <w:r>
+                          <w:rPr>
+                            <w:rFonts w:eastAsiaTheme="minorHAnsi" w:cs="Segoe UI"/>
+                            <w:color w:val="000000"/>
+                            <w:kern w:val="0"/>
+                            <w:sz w:val="19"/>
+                            <w:szCs w:val="19"/>
+                          </w:rPr>
+                          <w:t>·정지 포함 여부 확인</w:t>
+                        </w:r>
+                      </w:p>
+                    </w:tc>
+                  </w:tr>
+                  <w:tr>
+                    <w:tc>
+                      <w:tcPr>
+                        <w:tcW w:w="2268" w:type="dxa"/>
+                        <w:tcBorders>
+                          <w:top w:val="single" w:sz="4" w:space="0" w:color="D9D9D9"/>
+                          <w:left w:val="single" w:sz="4" w:space="0" w:color="D9D9D9"/>
+                          <w:bottom w:val="single" w:sz="4" w:space="0" w:color="D9D9D9"/>
+                          <w:right w:val="single" w:sz="4" w:space="0" w:color="D9D9D9"/>
+                        </w:tcBorders>
+                        <w:shd w:val="clear" w:color="auto" w:fill="FFFFFF"/>
+                        <w:tcMar>
+                          <w:top w:w="85" w:type="dxa"/>
+                          <w:left w:w="85" w:type="dxa"/>
+                          <w:bottom w:w="85" w:type="dxa"/>
+                          <w:right w:w="85" w:type="dxa"/>
+                        </w:tcMar>
+                        <w:vAlign w:val="center"/>
+                        <w:hideMark/>
+                      </w:tcPr>
+                      <w:p>
+                        <w:pPr>
+                          <w:widowControl/>
+                          <w:wordWrap/>
+                          <w:autoSpaceDE/>
+                          <w:autoSpaceDN/>
+                          <w:jc w:val="left"/>
+                          <w:rPr>
+                            <w:rFonts w:eastAsiaTheme="minorHAnsi" w:cs="Segoe UI"/>
+                            <w:color w:val="000000"/>
+                            <w:kern w:val="0"/>
+                            <w:sz w:val="21"/>
+                            <w:szCs w:val="21"/>
+                          </w:rPr>
+                        </w:pPr>
+                        <w:proofErr w:type="spellStart"/>
+                        <w:r>
+                          <w:rPr>
+                            <w:rFonts w:eastAsiaTheme="minorHAnsi" w:cs="Segoe UI"/>
+                            <w:color w:val="000000"/>
+                            <w:kern w:val="0"/>
+                            <w:sz w:val="19"/>
+                            <w:szCs w:val="19"/>
+                          </w:rPr>
+                          <w:t>PAp</w:t>
+                        </w:r>
+                        <w:proofErr w:type="spellEnd"/>
+                        <w:r>
+                          <w:rPr>
+                            <w:rFonts w:eastAsiaTheme="minorHAnsi" w:cs="Segoe UI"/>
+                            <w:color w:val="000000"/>
+                            <w:kern w:val="0"/>
+                            <w:sz w:val="19"/>
+                            <w:szCs w:val="19"/>
+                          </w:rPr>
+                          <w:br/>
+                          <w:t>최대 벌림 거리</w:t>
+                        </w:r>
+                      </w:p>
+                    </w:tc>
+                    <w:tc>
+                      <w:tcPr>
+                        <w:tcW w:w="3515" w:type="dxa"/>
+                        <w:tcBorders>
+                          <w:top w:val="single" w:sz="4" w:space="0" w:color="D9D9D9"/>
+                          <w:left w:val="single" w:sz="4" w:space="0" w:color="D9D9D9"/>
+                          <w:bottom w:val="single" w:sz="4" w:space="0" w:color="D9D9D9"/>
+                          <w:right w:val="single" w:sz="4" w:space="0" w:color="D9D9D9"/>
+                        </w:tcBorders>
+                        <w:shd w:val="clear" w:color="auto" w:fill="FFFFFF"/>
+                        <w:tcMar>
+                          <w:top w:w="85" w:type="dxa"/>
+                          <w:left w:w="85" w:type="dxa"/>
+                          <w:bottom w:w="85" w:type="dxa"/>
+                          <w:right w:w="85" w:type="dxa"/>
+                        </w:tcMar>
+                        <w:vAlign w:val="center"/>
+                        <w:hideMark/>
+                      </w:tcPr>
+                      <w:p>
+                        <w:pPr>
+                          <w:widowControl/>
+                          <w:wordWrap/>
+                          <w:autoSpaceDE/>
+                          <w:autoSpaceDN/>
+                          <w:jc w:val="left"/>
+                          <w:rPr>
+                            <w:rFonts w:eastAsiaTheme="minorHAnsi" w:cs="Segoe UI"/>
+                            <w:color w:val="000000"/>
+                            <w:kern w:val="0"/>
+                            <w:sz w:val="21"/>
+                            <w:szCs w:val="21"/>
+                          </w:rPr>
+                        </w:pPr>
+                        <w:r>
+                          <w:rPr>
+                            <w:rFonts w:eastAsiaTheme="minorHAnsi" w:cs="Segoe UI"/>
+                            <w:color w:val="000000"/>
+                            <w:kern w:val="0"/>
+                            <w:sz w:val="19"/>
+                            <w:szCs w:val="19"/>
+                          </w:rPr>
+                          <w:t>도달 중 엄지 끝과 검지 끝 사이의 최대 거리</w:t>
+                        </w:r>
+                      </w:p>
+                    </w:tc>
+                    <w:tc>
+                      <w:tcPr>
+                        <w:tcW w:w="3855" w:type="dxa"/>
+                        <w:tcBorders>
+                          <w:top w:val="single" w:sz="4" w:space="0" w:color="D9D9D9"/>
+                          <w:left w:val="single" w:sz="4" w:space="0" w:color="D9D9D9"/>
+                          <w:bottom w:val="single" w:sz="4" w:space="0" w:color="D9D9D9"/>
+                          <w:right w:val="single" w:sz="4" w:space="0" w:color="D9D9D9"/>
+                        </w:tcBorders>
+                        <w:shd w:val="clear" w:color="auto" w:fill="FFFFFF"/>
+                        <w:tcMar>
+                          <w:top w:w="85" w:type="dxa"/>
+                          <w:left w:w="85" w:type="dxa"/>
+                          <w:bottom w:w="85" w:type="dxa"/>
+                          <w:right w:w="85" w:type="dxa"/>
+                        </w:tcMar>
+                        <w:vAlign w:val="center"/>
+                        <w:hideMark/>
+                      </w:tcPr>
+                      <w:p>
+                        <w:pPr>
+                          <w:widowControl/>
+                          <w:wordWrap/>
+                          <w:autoSpaceDE/>
+                          <w:autoSpaceDN/>
+                          <w:jc w:val="left"/>
+                          <w:rPr>
+                            <w:rFonts w:eastAsiaTheme="minorHAnsi" w:cs="Segoe UI"/>
+                            <w:color w:val="000000"/>
+                            <w:kern w:val="0"/>
+                            <w:sz w:val="21"/>
+                            <w:szCs w:val="21"/>
+                          </w:rPr>
+                        </w:pPr>
+                        <w:r>
+                          <w:rPr>
+                            <w:rFonts w:eastAsiaTheme="minorHAnsi" w:cs="Segoe UI"/>
+                            <w:color w:val="000000"/>
+                            <w:kern w:val="0"/>
+                            <w:sz w:val="19"/>
+                            <w:szCs w:val="19"/>
+                          </w:rPr>
+                          <w:t>깊이 결측, 물체·손 크기 및 시작 자세 영향 확인</w:t>
+                        </w:r>
+                      </w:p>
+                    </w:tc>
+                  </w:tr>
+                  <w:tr>
+                    <w:tc>
+                      <w:tcPr>
+                        <w:tcW w:w="2268" w:type="dxa"/>
+                        <w:tcBorders>
+                          <w:top w:val="single" w:sz="4" w:space="0" w:color="D9D9D9"/>
+                          <w:left w:val="single" w:sz="4" w:space="0" w:color="D9D9D9"/>
+                          <w:bottom w:val="single" w:sz="4" w:space="0" w:color="D9D9D9"/>
+                          <w:right w:val="single" w:sz="4" w:space="0" w:color="D9D9D9"/>
+                        </w:tcBorders>
+                        <w:shd w:val="clear" w:color="auto" w:fill="FFFFFF"/>
+                        <w:tcMar>
+                          <w:top w:w="85" w:type="dxa"/>
+                          <w:left w:w="85" w:type="dxa"/>
+                          <w:bottom w:w="85" w:type="dxa"/>
+                          <w:right w:w="85" w:type="dxa"/>
+                        </w:tcMar>
+                        <w:vAlign w:val="center"/>
+                        <w:hideMark/>
+                      </w:tcPr>
+                      <w:p>
+                        <w:pPr>
+                          <w:widowControl/>
+                          <w:wordWrap/>
+                          <w:autoSpaceDE/>
+                          <w:autoSpaceDN/>
+                          <w:jc w:val="left"/>
+                          <w:rPr>
+                            <w:rFonts w:eastAsiaTheme="minorHAnsi" w:cs="Segoe UI"/>
+                            <w:color w:val="000000"/>
+                            <w:kern w:val="0"/>
+                            <w:sz w:val="21"/>
+                            <w:szCs w:val="21"/>
+                          </w:rPr>
+                        </w:pPr>
+                        <w:r>
+                          <w:rPr>
+                            <w:rFonts w:eastAsiaTheme="minorHAnsi" w:cs="Segoe UI"/>
+                            <w:color w:val="000000"/>
+                            <w:kern w:val="0"/>
+                            <w:sz w:val="19"/>
+                            <w:szCs w:val="19"/>
+                          </w:rPr>
+                          <w:t>RTS</w:t>
+                        </w:r>
+                        <w:r>
+                          <w:rPr>
+                            <w:rFonts w:eastAsiaTheme="minorHAnsi" w:cs="Segoe UI"/>
+                            <w:color w:val="000000"/>
+                            <w:kern w:val="0"/>
+                            <w:sz w:val="19"/>
+                            <w:szCs w:val="19"/>
+                          </w:rPr>
+                          <w:br/>
+                          <w:t>도달 궤적 부드러움</w:t>
+                        </w:r>
+                      </w:p>
+                    </w:tc>
+                    <w:tc>
+                      <w:tcPr>
+                        <w:tcW w:w="3515" w:type="dxa"/>
+                        <w:tcBorders>
+                          <w:top w:val="single" w:sz="4" w:space="0" w:color="D9D9D9"/>
+                          <w:left w:val="single" w:sz="4" w:space="0" w:color="D9D9D9"/>
+                          <w:bottom w:val="single" w:sz="4" w:space="0" w:color="D9D9D9"/>
+                          <w:right w:val="single" w:sz="4" w:space="0" w:color="D9D9D9"/>
+                        </w:tcBorders>
+                        <w:shd w:val="clear" w:color="auto" w:fill="FFFFFF"/>
+                        <w:tcMar>
+                          <w:top w:w="85" w:type="dxa"/>
+                          <w:left w:w="85" w:type="dxa"/>
+                          <w:bottom w:w="85" w:type="dxa"/>
+                          <w:right w:w="85" w:type="dxa"/>
+                        </w:tcMar>
+                        <w:vAlign w:val="center"/>
+                        <w:hideMark/>
+                      </w:tcPr>
+                      <w:p>
+                        <w:pPr>
+                          <w:widowControl/>
+                          <w:wordWrap/>
+                          <w:autoSpaceDE/>
+                          <w:autoSpaceDN/>
+                          <w:jc w:val="left"/>
+                          <w:rPr>
+                            <w:rFonts w:eastAsiaTheme="minorHAnsi" w:cs="Segoe UI"/>
+                            <w:color w:val="000000"/>
+                            <w:kern w:val="0"/>
+                            <w:sz w:val="21"/>
+                            <w:szCs w:val="21"/>
+                          </w:rPr>
+                        </w:pPr>
+                        <w:r>
+                          <w:rPr>
+                            <w:rFonts w:eastAsiaTheme="minorHAnsi" w:cs="Segoe UI"/>
+                            <w:color w:val="000000"/>
+                            <w:kern w:val="0"/>
+                            <w:sz w:val="19"/>
+                            <w:szCs w:val="19"/>
+                          </w:rPr>
+                          <w:t xml:space="preserve">로그 </w:t>
+                        </w:r>
+                        <w:proofErr w:type="spellStart"/>
+                        <w:r>
+                          <w:rPr>
+                            <w:rFonts w:eastAsiaTheme="minorHAnsi" w:cs="Segoe UI"/>
+                            <w:color w:val="000000"/>
+                            <w:kern w:val="0"/>
+                            <w:sz w:val="19"/>
+                            <w:szCs w:val="19"/>
+                          </w:rPr>
+                          <w:t>무차원</w:t>
+                        </w:r>
+                        <w:proofErr w:type="spellEnd"/>
+                        <w:r>
+                          <w:rPr>
+                            <w:rFonts w:eastAsiaTheme="minorHAnsi" w:cs="Segoe UI"/>
+                            <w:color w:val="000000"/>
+                            <w:kern w:val="0"/>
+                            <w:sz w:val="19"/>
+                            <w:szCs w:val="19"/>
+                          </w:rPr>
+                          <w:t xml:space="preserve"> </w:t>
+                        </w:r>
+                        <w:proofErr w:type="spellStart"/>
+                        <w:r>
+                          <w:rPr>
+                            <w:rFonts w:eastAsiaTheme="minorHAnsi" w:cs="Segoe UI"/>
+                            <w:color w:val="000000"/>
+                            <w:kern w:val="0"/>
+                            <w:sz w:val="19"/>
+                            <w:szCs w:val="19"/>
+                          </w:rPr>
+                          <w:t>저크</w:t>
+                        </w:r>
+                        <w:proofErr w:type="spellEnd"/>
+                        <w:r>
+                          <w:rPr>
+                            <w:rFonts w:eastAsiaTheme="minorHAnsi" w:cs="Segoe UI"/>
+                            <w:color w:val="000000"/>
+                            <w:kern w:val="0"/>
+                            <w:sz w:val="19"/>
+                            <w:szCs w:val="19"/>
+                          </w:rPr>
+                          <w:t xml:space="preserve"> 기반 부드러움 지표 후보</w:t>
+                        </w:r>
+                      </w:p>
+                    </w:tc>
+                    <w:tc>
+                      <w:tcPr>
+                        <w:tcW w:w="3855" w:type="dxa"/>
+                        <w:tcBorders>
+                          <w:top w:val="single" w:sz="4" w:space="0" w:color="D9D9D9"/>
+                          <w:left w:val="single" w:sz="4" w:space="0" w:color="D9D9D9"/>
+                          <w:bottom w:val="single" w:sz="4" w:space="0" w:color="D9D9D9"/>
+                          <w:right w:val="single" w:sz="4" w:space="0" w:color="D9D9D9"/>
+                        </w:tcBorders>
+                        <w:shd w:val="clear" w:color="auto" w:fill="FFFFFF"/>
+                        <w:tcMar>
+                          <w:top w:w="85" w:type="dxa"/>
+                          <w:left w:w="85" w:type="dxa"/>
+                          <w:bottom w:w="85" w:type="dxa"/>
+                          <w:right w:w="85" w:type="dxa"/>
+                        </w:tcMar>
+                        <w:vAlign w:val="center"/>
+                        <w:hideMark/>
+                      </w:tcPr>
+                      <w:p>
+                        <w:pPr>
+                          <w:widowControl/>
+                          <w:wordWrap/>
+                          <w:autoSpaceDE/>
+                          <w:autoSpaceDN/>
+                          <w:jc w:val="left"/>
+                          <w:rPr>
+                            <w:rFonts w:eastAsiaTheme="minorHAnsi" w:cs="Segoe UI"/>
+                            <w:color w:val="000000"/>
+                            <w:kern w:val="0"/>
+                            <w:sz w:val="21"/>
+                            <w:szCs w:val="21"/>
+                          </w:rPr>
+                        </w:pPr>
+                        <w:r>
+                          <w:rPr>
+                            <w:rFonts w:eastAsiaTheme="minorHAnsi" w:cs="Segoe UI"/>
+                            <w:color w:val="000000"/>
+                            <w:kern w:val="0"/>
+                            <w:sz w:val="19"/>
+                            <w:szCs w:val="19"/>
+                          </w:rPr>
+                          <w:t>계산식·부호·필터를 명시하고 노이즈 민감도 확인</w:t>
+                        </w:r>
+                      </w:p>
+                    </w:tc>
+                  </w:tr>
+                  <w:tr>
+                    <w:tc>
+                      <w:tcPr>
+                        <w:tcW w:w="2268" w:type="dxa"/>
+                        <w:tcBorders>
+                          <w:top w:val="single" w:sz="4" w:space="0" w:color="D9D9D9"/>
+                          <w:left w:val="single" w:sz="4" w:space="0" w:color="D9D9D9"/>
+                          <w:bottom w:val="single" w:sz="4" w:space="0" w:color="D9D9D9"/>
+                          <w:right w:val="single" w:sz="4" w:space="0" w:color="D9D9D9"/>
+                        </w:tcBorders>
+                        <w:shd w:val="clear" w:color="auto" w:fill="FFFFFF"/>
+                        <w:tcMar>
+                          <w:top w:w="85" w:type="dxa"/>
+                          <w:left w:w="85" w:type="dxa"/>
+                          <w:bottom w:w="85" w:type="dxa"/>
+                          <w:right w:w="85" w:type="dxa"/>
+                        </w:tcMar>
+                        <w:vAlign w:val="center"/>
+                        <w:hideMark/>
+                      </w:tcPr>
+                      <w:p>
+                        <w:pPr>
+                          <w:widowControl/>
+                          <w:wordWrap/>
+                          <w:autoSpaceDE/>
+                          <w:autoSpaceDN/>
+                          <w:jc w:val="left"/>
+                          <w:rPr>
+                            <w:rFonts w:eastAsiaTheme="minorHAnsi" w:cs="Segoe UI"/>
+                            <w:color w:val="000000"/>
+                            <w:kern w:val="0"/>
+                            <w:sz w:val="21"/>
+                            <w:szCs w:val="21"/>
+                          </w:rPr>
+                        </w:pPr>
+                        <w:proofErr w:type="spellStart"/>
+                        <w:r>
+                          <w:rPr>
+                            <w:rFonts w:eastAsiaTheme="minorHAnsi" w:cs="Segoe UI"/>
+                            <w:color w:val="000000"/>
+                            <w:kern w:val="0"/>
+                            <w:sz w:val="19"/>
+                            <w:szCs w:val="19"/>
+                          </w:rPr>
+                          <w:t>TPAp</w:t>
+                        </w:r>
+                        <w:proofErr w:type="spellEnd"/>
+                        <w:r>
+                          <w:rPr>
+                            <w:rFonts w:eastAsiaTheme="minorHAnsi" w:cs="Segoe UI"/>
+                            <w:color w:val="000000"/>
+                            <w:kern w:val="0"/>
+                            <w:sz w:val="19"/>
+                            <w:szCs w:val="19"/>
+                          </w:rPr>
+                          <w:br/>
+                          <w:t>최대 벌림 도달 시간</w:t>
+                        </w:r>
+                      </w:p>
+                    </w:tc>
+                    <w:tc>
+                      <w:tcPr>
+                        <w:tcW w:w="3515" w:type="dxa"/>
+                        <w:tcBorders>
+                          <w:top w:val="single" w:sz="4" w:space="0" w:color="D9D9D9"/>
+                          <w:left w:val="single" w:sz="4" w:space="0" w:color="D9D9D9"/>
+                          <w:bottom w:val="single" w:sz="4" w:space="0" w:color="D9D9D9"/>
+                          <w:right w:val="single" w:sz="4" w:space="0" w:color="D9D9D9"/>
+                        </w:tcBorders>
+                        <w:shd w:val="clear" w:color="auto" w:fill="FFFFFF"/>
+                        <w:tcMar>
+                          <w:top w:w="85" w:type="dxa"/>
+                          <w:left w:w="85" w:type="dxa"/>
+                          <w:bottom w:w="85" w:type="dxa"/>
+                          <w:right w:w="85" w:type="dxa"/>
+                        </w:tcMar>
+                        <w:vAlign w:val="center"/>
+                        <w:hideMark/>
+                      </w:tcPr>
+                      <w:p>
+                        <w:pPr>
+                          <w:widowControl/>
+                          <w:wordWrap/>
+                          <w:autoSpaceDE/>
+                          <w:autoSpaceDN/>
+                          <w:jc w:val="left"/>
+                          <w:rPr>
+                            <w:rFonts w:eastAsiaTheme="minorHAnsi" w:cs="Segoe UI"/>
+                            <w:color w:val="000000"/>
+                            <w:kern w:val="0"/>
+                            <w:sz w:val="21"/>
+                            <w:szCs w:val="21"/>
+                          </w:rPr>
+                        </w:pPr>
+                        <w:r>
+                          <w:rPr>
+                            <w:rFonts w:eastAsiaTheme="minorHAnsi" w:cs="Segoe UI"/>
+                            <w:color w:val="000000"/>
+                            <w:kern w:val="0"/>
+                            <w:sz w:val="19"/>
+                            <w:szCs w:val="19"/>
+                          </w:rPr>
+                          <w:t>동작 시작부터 최대 벌림 시점까지의 시간</w:t>
+                        </w:r>
+                      </w:p>
+                    </w:tc>
+                    <w:tc>
+                      <w:tcPr>
+                        <w:tcW w:w="3855" w:type="dxa"/>
+                        <w:tcBorders>
+                          <w:top w:val="single" w:sz="4" w:space="0" w:color="D9D9D9"/>
+                          <w:left w:val="single" w:sz="4" w:space="0" w:color="D9D9D9"/>
+                          <w:bottom w:val="single" w:sz="4" w:space="0" w:color="D9D9D9"/>
+                          <w:right w:val="single" w:sz="4" w:space="0" w:color="D9D9D9"/>
+                        </w:tcBorders>
+                        <w:shd w:val="clear" w:color="auto" w:fill="FFFFFF"/>
+                        <w:tcMar>
+                          <w:top w:w="85" w:type="dxa"/>
+                          <w:left w:w="85" w:type="dxa"/>
+                          <w:bottom w:w="85" w:type="dxa"/>
+                          <w:right w:w="85" w:type="dxa"/>
+                        </w:tcMar>
+                        <w:vAlign w:val="center"/>
+                        <w:hideMark/>
+                      </w:tcPr>
+                      <w:p>
+                        <w:pPr>
+                          <w:widowControl/>
+                          <w:wordWrap/>
+                          <w:autoSpaceDE/>
+                          <w:autoSpaceDN/>
+                          <w:jc w:val="left"/>
+                          <w:rPr>
+                            <w:rFonts w:eastAsiaTheme="minorHAnsi" w:cs="Segoe UI"/>
+                            <w:color w:val="000000"/>
+                            <w:kern w:val="0"/>
+                            <w:sz w:val="21"/>
+                            <w:szCs w:val="21"/>
+                          </w:rPr>
+                        </w:pPr>
+                        <w:r>
+                          <w:rPr>
+                            <w:rFonts w:eastAsiaTheme="minorHAnsi" w:cs="Segoe UI"/>
+                            <w:color w:val="000000"/>
+                            <w:kern w:val="0"/>
+                            <w:sz w:val="19"/>
+                            <w:szCs w:val="19"/>
+                          </w:rPr>
+                          <w:t>시작 시 최대값 발생과 이벤트 검출 오류 확인</w:t>
+                        </w:r>
+                      </w:p>
+                    </w:tc>
+                  </w:tr>
+                </w:tbl>
+                <w:p>
+                  <w:pPr>
+                    <w:rPr>
+                      <w:rFonts w:eastAsiaTheme="minorHAnsi"/>
+                      <w:bCs/>
+                      <w:szCs w:val="20"/>
+                    </w:rPr>
                   </w:pPr>
                   <w:r>
                     <w:rPr>
-                      <w:rFonts w:hint="eastAsia"/>
+                      <w:rFonts w:eastAsiaTheme="minorHAnsi"/>
+                      <w:bCs/>
+                      <w:szCs w:val="20"/>
+                    </w:rPr>
+                    <w:t xml:space="preserve">핵심 피처는 도달 구간에서 산출하고 유지·복귀 구간과 구분한다. </w:t>
+                  </w:r>
+                </w:p>
+                <w:p>
+                  <w:pPr>
+                    <w:rPr>
+                      <w:rFonts w:eastAsiaTheme="minorHAnsi" w:hint="eastAsia"/>
                       <w:b/>
-                      <w:sz w:val="22"/>
-                    </w:rPr>
-                    <w:lastRenderedPageBreak/>
+                      <w:bCs/>
+                      <w:szCs w:val="20"/>
+                    </w:rPr>
+                  </w:pPr>
+                </w:p>
+                <w:p>
+                  <w:pPr>
+                    <w:rPr>
+                      <w:rFonts w:eastAsiaTheme="minorHAnsi"/>
+                      <w:b/>
+                      <w:sz w:val="24"/>
+                      <w:szCs w:val="24"/>
+                    </w:rPr>
+                  </w:pPr>
+                  <w:r>
+                    <w:rPr>
+                      <w:rFonts w:eastAsiaTheme="minorHAnsi" w:hint="eastAsia"/>
+                      <w:b/>
+                      <w:sz w:val="24"/>
+                      <w:szCs w:val="24"/>
+                    </w:rPr>
                     <w:t xml:space="preserve">Research </w:t>
                   </w:r>
                   <w:proofErr w:type="gramStart"/>
                   <w:r>
                     <w:rPr>
-                      <w:rFonts w:hint="eastAsia"/>
+                      <w:rFonts w:eastAsiaTheme="minorHAnsi" w:hint="eastAsia"/>
                       <w:b/>
-                      <w:sz w:val="22"/>
+                      <w:sz w:val="24"/>
+                      <w:szCs w:val="24"/>
                     </w:rPr>
                     <w:t>Items in</w:t>
                   </w:r>
                   <w:proofErr w:type="gramEnd"/>
                   <w:r>
                     <w:rPr>
-                      <w:rFonts w:hint="eastAsia"/>
+                      <w:rFonts w:eastAsiaTheme="minorHAnsi" w:hint="eastAsia"/>
                       <w:b/>
-                      <w:sz w:val="22"/>
+                      <w:sz w:val="24"/>
+                      <w:szCs w:val="24"/>
                     </w:rPr>
                     <w:t xml:space="preserve"> Next </w:t>
                   </w:r>
                   <w:proofErr w:type="spellStart"/>
                   <w:r>
                     <w:rPr>
-                      <w:rFonts w:hint="eastAsia"/>
+                      <w:rFonts w:eastAsiaTheme="minorHAnsi" w:hint="eastAsia"/>
                       <w:b/>
-                      <w:sz w:val="22"/>
+                      <w:sz w:val="24"/>
+                      <w:szCs w:val="24"/>
                     </w:rPr>
                     <w:t>Biweek</w:t>
                   </w:r>
@@ -2329,45 +2808,493 @@
                 <w:p>
                   <w:pPr>
                     <w:rPr>
-                      <w:b/>
+                      <w:rFonts w:eastAsiaTheme="minorHAnsi"/>
+                      <w:bCs/>
+                      <w:szCs w:val="20"/>
                     </w:rPr>
                   </w:pPr>
                   <w:r>
                     <w:rPr>
-                      <w:rFonts w:hint="eastAsia"/>
-                      <w:b/>
-                    </w:rPr>
-                    <w:t>-병원과의 의논 결과에 따라 환자대상 데이터 수집</w:t>
+                      <w:rFonts w:eastAsiaTheme="minorHAnsi"/>
+                      <w:bCs/>
+                      <w:szCs w:val="20"/>
+                    </w:rPr>
+                    <w:t>다음 보고기간에는 비장애인 예비 촬영으로 프로토콜의 실행 가능성을 확인하고, 동일 입력에서 모델이 정상적으로 응답하는지 점검한다. 아래 내용은 수행 예정이며, 결과는 다음 보고서에 실제 측정값으로 제시한다.</w:t>
                   </w:r>
                 </w:p>
+                <w:tbl>
+                  <w:tblPr>
+                    <w:tblW w:w="0" w:type="dxa"/>
+                    <w:tblBorders>
+                      <w:top w:val="single" w:sz="2" w:space="0" w:color="auto"/>
+                      <w:left w:val="single" w:sz="2" w:space="0" w:color="auto"/>
+                      <w:bottom w:val="single" w:sz="2" w:space="0" w:color="auto"/>
+                      <w:right w:val="single" w:sz="2" w:space="0" w:color="auto"/>
+                    </w:tblBorders>
+                    <w:shd w:val="clear" w:color="auto" w:fill="FFFFFF"/>
+                    <w:tblLook w:val="04A0" w:firstRow="1" w:lastRow="0" w:firstColumn="1" w:lastColumn="0" w:noHBand="0" w:noVBand="1"/>
+                  </w:tblPr>
+                  <w:tblGrid>
+                    <w:gridCol w:w="1853"/>
+                    <w:gridCol w:w="3697"/>
+                    <w:gridCol w:w="3250"/>
+                  </w:tblGrid>
+                  <w:tr>
+                    <w:tc>
+                      <w:tcPr>
+                        <w:tcW w:w="1984" w:type="dxa"/>
+                        <w:tcBorders>
+                          <w:top w:val="single" w:sz="4" w:space="0" w:color="D9D9D9"/>
+                          <w:left w:val="single" w:sz="4" w:space="0" w:color="D9D9D9"/>
+                          <w:bottom w:val="single" w:sz="4" w:space="0" w:color="D9D9D9"/>
+                          <w:right w:val="single" w:sz="4" w:space="0" w:color="D9D9D9"/>
+                        </w:tcBorders>
+                        <w:shd w:val="clear" w:color="auto" w:fill="E8EDF2"/>
+                        <w:tcMar>
+                          <w:top w:w="85" w:type="dxa"/>
+                          <w:left w:w="85" w:type="dxa"/>
+                          <w:bottom w:w="85" w:type="dxa"/>
+                          <w:right w:w="85" w:type="dxa"/>
+                        </w:tcMar>
+                        <w:vAlign w:val="center"/>
+                        <w:hideMark/>
+                      </w:tcPr>
+                      <w:p>
+                        <w:pPr>
+                          <w:widowControl/>
+                          <w:wordWrap/>
+                          <w:autoSpaceDE/>
+                          <w:autoSpaceDN/>
+                          <w:jc w:val="left"/>
+                          <w:rPr>
+                            <w:rFonts w:eastAsiaTheme="minorHAnsi" w:cs="Segoe UI"/>
+                            <w:color w:val="000000"/>
+                            <w:kern w:val="0"/>
+                            <w:sz w:val="21"/>
+                            <w:szCs w:val="21"/>
+                          </w:rPr>
+                        </w:pPr>
+                        <w:r>
+                          <w:rPr>
+                            <w:rFonts w:eastAsiaTheme="minorHAnsi" w:cs="Segoe UI"/>
+                            <w:b/>
+                            <w:bCs/>
+                            <w:color w:val="000000"/>
+                            <w:kern w:val="0"/>
+                            <w:sz w:val="19"/>
+                            <w:szCs w:val="19"/>
+                          </w:rPr>
+                          <w:t>계획</w:t>
+                        </w:r>
+                      </w:p>
+                    </w:tc>
+                    <w:tc>
+                      <w:tcPr>
+                        <w:tcW w:w="4082" w:type="dxa"/>
+                        <w:tcBorders>
+                          <w:top w:val="single" w:sz="4" w:space="0" w:color="D9D9D9"/>
+                          <w:left w:val="single" w:sz="4" w:space="0" w:color="D9D9D9"/>
+                          <w:bottom w:val="single" w:sz="4" w:space="0" w:color="D9D9D9"/>
+                          <w:right w:val="single" w:sz="4" w:space="0" w:color="D9D9D9"/>
+                        </w:tcBorders>
+                        <w:shd w:val="clear" w:color="auto" w:fill="E8EDF2"/>
+                        <w:tcMar>
+                          <w:top w:w="85" w:type="dxa"/>
+                          <w:left w:w="85" w:type="dxa"/>
+                          <w:bottom w:w="85" w:type="dxa"/>
+                          <w:right w:w="85" w:type="dxa"/>
+                        </w:tcMar>
+                        <w:vAlign w:val="center"/>
+                        <w:hideMark/>
+                      </w:tcPr>
+                      <w:p>
+                        <w:pPr>
+                          <w:widowControl/>
+                          <w:wordWrap/>
+                          <w:autoSpaceDE/>
+                          <w:autoSpaceDN/>
+                          <w:jc w:val="left"/>
+                          <w:rPr>
+                            <w:rFonts w:eastAsiaTheme="minorHAnsi" w:cs="Segoe UI"/>
+                            <w:color w:val="000000"/>
+                            <w:kern w:val="0"/>
+                            <w:sz w:val="21"/>
+                            <w:szCs w:val="21"/>
+                          </w:rPr>
+                        </w:pPr>
+                        <w:r>
+                          <w:rPr>
+                            <w:rFonts w:eastAsiaTheme="minorHAnsi" w:cs="Segoe UI"/>
+                            <w:b/>
+                            <w:bCs/>
+                            <w:color w:val="000000"/>
+                            <w:kern w:val="0"/>
+                            <w:sz w:val="19"/>
+                            <w:szCs w:val="19"/>
+                          </w:rPr>
+                          <w:t>수행 내용</w:t>
+                        </w:r>
+                      </w:p>
+                    </w:tc>
+                    <w:tc>
+                      <w:tcPr>
+                        <w:tcW w:w="3572" w:type="dxa"/>
+                        <w:tcBorders>
+                          <w:top w:val="single" w:sz="4" w:space="0" w:color="D9D9D9"/>
+                          <w:left w:val="single" w:sz="4" w:space="0" w:color="D9D9D9"/>
+                          <w:bottom w:val="single" w:sz="4" w:space="0" w:color="D9D9D9"/>
+                          <w:right w:val="single" w:sz="4" w:space="0" w:color="D9D9D9"/>
+                        </w:tcBorders>
+                        <w:shd w:val="clear" w:color="auto" w:fill="E8EDF2"/>
+                        <w:tcMar>
+                          <w:top w:w="85" w:type="dxa"/>
+                          <w:left w:w="85" w:type="dxa"/>
+                          <w:bottom w:w="85" w:type="dxa"/>
+                          <w:right w:w="85" w:type="dxa"/>
+                        </w:tcMar>
+                        <w:vAlign w:val="center"/>
+                        <w:hideMark/>
+                      </w:tcPr>
+                      <w:p>
+                        <w:pPr>
+                          <w:widowControl/>
+                          <w:wordWrap/>
+                          <w:autoSpaceDE/>
+                          <w:autoSpaceDN/>
+                          <w:jc w:val="left"/>
+                          <w:rPr>
+                            <w:rFonts w:eastAsiaTheme="minorHAnsi" w:cs="Segoe UI"/>
+                            <w:color w:val="000000"/>
+                            <w:kern w:val="0"/>
+                            <w:sz w:val="21"/>
+                            <w:szCs w:val="21"/>
+                          </w:rPr>
+                        </w:pPr>
+                        <w:r>
+                          <w:rPr>
+                            <w:rFonts w:eastAsiaTheme="minorHAnsi" w:cs="Segoe UI"/>
+                            <w:b/>
+                            <w:bCs/>
+                            <w:color w:val="000000"/>
+                            <w:kern w:val="0"/>
+                            <w:sz w:val="19"/>
+                            <w:szCs w:val="19"/>
+                          </w:rPr>
+                          <w:t>확보할 결과물</w:t>
+                        </w:r>
+                      </w:p>
+                    </w:tc>
+                  </w:tr>
+                  <w:tr>
+                    <w:tc>
+                      <w:tcPr>
+                        <w:tcW w:w="1984" w:type="dxa"/>
+                        <w:tcBorders>
+                          <w:top w:val="single" w:sz="4" w:space="0" w:color="D9D9D9"/>
+                          <w:left w:val="single" w:sz="4" w:space="0" w:color="D9D9D9"/>
+                          <w:bottom w:val="single" w:sz="4" w:space="0" w:color="D9D9D9"/>
+                          <w:right w:val="single" w:sz="4" w:space="0" w:color="D9D9D9"/>
+                        </w:tcBorders>
+                        <w:shd w:val="clear" w:color="auto" w:fill="FFFFFF"/>
+                        <w:tcMar>
+                          <w:top w:w="85" w:type="dxa"/>
+                          <w:left w:w="85" w:type="dxa"/>
+                          <w:bottom w:w="85" w:type="dxa"/>
+                          <w:right w:w="85" w:type="dxa"/>
+                        </w:tcMar>
+                        <w:vAlign w:val="center"/>
+                        <w:hideMark/>
+                      </w:tcPr>
+                      <w:p>
+                        <w:pPr>
+                          <w:widowControl/>
+                          <w:wordWrap/>
+                          <w:autoSpaceDE/>
+                          <w:autoSpaceDN/>
+                          <w:jc w:val="left"/>
+                          <w:rPr>
+                            <w:rFonts w:eastAsiaTheme="minorHAnsi" w:cs="Segoe UI"/>
+                            <w:color w:val="000000"/>
+                            <w:kern w:val="0"/>
+                            <w:sz w:val="21"/>
+                            <w:szCs w:val="21"/>
+                          </w:rPr>
+                        </w:pPr>
+                        <w:r>
+                          <w:rPr>
+                            <w:rFonts w:eastAsiaTheme="minorHAnsi" w:cs="Segoe UI"/>
+                            <w:color w:val="000000"/>
+                            <w:kern w:val="0"/>
+                            <w:sz w:val="19"/>
+                            <w:szCs w:val="19"/>
+                          </w:rPr>
+                          <w:t>프로토콜 파일럿 테스트</w:t>
+                        </w:r>
+                      </w:p>
+                    </w:tc>
+                    <w:tc>
+                      <w:tcPr>
+                        <w:tcW w:w="4082" w:type="dxa"/>
+                        <w:tcBorders>
+                          <w:top w:val="single" w:sz="4" w:space="0" w:color="D9D9D9"/>
+                          <w:left w:val="single" w:sz="4" w:space="0" w:color="D9D9D9"/>
+                          <w:bottom w:val="single" w:sz="4" w:space="0" w:color="D9D9D9"/>
+                          <w:right w:val="single" w:sz="4" w:space="0" w:color="D9D9D9"/>
+                        </w:tcBorders>
+                        <w:shd w:val="clear" w:color="auto" w:fill="FFFFFF"/>
+                        <w:tcMar>
+                          <w:top w:w="85" w:type="dxa"/>
+                          <w:left w:w="85" w:type="dxa"/>
+                          <w:bottom w:w="85" w:type="dxa"/>
+                          <w:right w:w="85" w:type="dxa"/>
+                        </w:tcMar>
+                        <w:vAlign w:val="center"/>
+                        <w:hideMark/>
+                      </w:tcPr>
+                      <w:p>
+                        <w:pPr>
+                          <w:widowControl/>
+                          <w:wordWrap/>
+                          <w:autoSpaceDE/>
+                          <w:autoSpaceDN/>
+                          <w:jc w:val="left"/>
+                          <w:rPr>
+                            <w:rFonts w:eastAsiaTheme="minorHAnsi" w:cs="Segoe UI"/>
+                            <w:color w:val="000000"/>
+                            <w:kern w:val="0"/>
+                            <w:sz w:val="21"/>
+                            <w:szCs w:val="21"/>
+                          </w:rPr>
+                        </w:pPr>
+                        <w:r>
+                          <w:rPr>
+                            <w:rFonts w:eastAsiaTheme="minorHAnsi" w:cs="Segoe UI"/>
+                            <w:color w:val="000000"/>
+                            <w:kern w:val="0"/>
+                            <w:sz w:val="19"/>
+                            <w:szCs w:val="19"/>
+                          </w:rPr>
+                          <w:t>시작 자세·약 20 cm 배치·2초 유지 신호·복귀 동작을 반복 촬영</w:t>
+                        </w:r>
+                      </w:p>
+                    </w:tc>
+                    <w:tc>
+                      <w:tcPr>
+                        <w:tcW w:w="3572" w:type="dxa"/>
+                        <w:tcBorders>
+                          <w:top w:val="single" w:sz="4" w:space="0" w:color="D9D9D9"/>
+                          <w:left w:val="single" w:sz="4" w:space="0" w:color="D9D9D9"/>
+                          <w:bottom w:val="single" w:sz="4" w:space="0" w:color="D9D9D9"/>
+                          <w:right w:val="single" w:sz="4" w:space="0" w:color="D9D9D9"/>
+                        </w:tcBorders>
+                        <w:shd w:val="clear" w:color="auto" w:fill="FFFFFF"/>
+                        <w:tcMar>
+                          <w:top w:w="85" w:type="dxa"/>
+                          <w:left w:w="85" w:type="dxa"/>
+                          <w:bottom w:w="85" w:type="dxa"/>
+                          <w:right w:w="85" w:type="dxa"/>
+                        </w:tcMar>
+                        <w:vAlign w:val="center"/>
+                        <w:hideMark/>
+                      </w:tcPr>
+                      <w:p>
+                        <w:pPr>
+                          <w:widowControl/>
+                          <w:wordWrap/>
+                          <w:autoSpaceDE/>
+                          <w:autoSpaceDN/>
+                          <w:jc w:val="left"/>
+                          <w:rPr>
+                            <w:rFonts w:eastAsiaTheme="minorHAnsi" w:cs="Segoe UI"/>
+                            <w:color w:val="000000"/>
+                            <w:kern w:val="0"/>
+                            <w:sz w:val="21"/>
+                            <w:szCs w:val="21"/>
+                          </w:rPr>
+                        </w:pPr>
+                        <w:r>
+                          <w:rPr>
+                            <w:rFonts w:eastAsiaTheme="minorHAnsi" w:cs="Segoe UI"/>
+                            <w:color w:val="000000"/>
+                            <w:kern w:val="0"/>
+                            <w:sz w:val="19"/>
+                            <w:szCs w:val="19"/>
+                          </w:rPr>
+                          <w:t>배치 사진, 지침 수정사항, 촬영 실패 사례</w:t>
+                        </w:r>
+                      </w:p>
+                    </w:tc>
+                  </w:tr>
+                  <w:tr>
+                    <w:tc>
+                      <w:tcPr>
+                        <w:tcW w:w="1984" w:type="dxa"/>
+                        <w:tcBorders>
+                          <w:top w:val="single" w:sz="4" w:space="0" w:color="D9D9D9"/>
+                          <w:left w:val="single" w:sz="4" w:space="0" w:color="D9D9D9"/>
+                          <w:bottom w:val="single" w:sz="4" w:space="0" w:color="D9D9D9"/>
+                          <w:right w:val="single" w:sz="4" w:space="0" w:color="D9D9D9"/>
+                        </w:tcBorders>
+                        <w:shd w:val="clear" w:color="auto" w:fill="FFFFFF"/>
+                        <w:tcMar>
+                          <w:top w:w="85" w:type="dxa"/>
+                          <w:left w:w="85" w:type="dxa"/>
+                          <w:bottom w:w="85" w:type="dxa"/>
+                          <w:right w:w="85" w:type="dxa"/>
+                        </w:tcMar>
+                        <w:vAlign w:val="center"/>
+                        <w:hideMark/>
+                      </w:tcPr>
+                      <w:p>
+                        <w:pPr>
+                          <w:widowControl/>
+                          <w:wordWrap/>
+                          <w:autoSpaceDE/>
+                          <w:autoSpaceDN/>
+                          <w:jc w:val="left"/>
+                          <w:rPr>
+                            <w:rFonts w:eastAsiaTheme="minorHAnsi" w:cs="Segoe UI"/>
+                            <w:color w:val="000000"/>
+                            <w:kern w:val="0"/>
+                            <w:sz w:val="21"/>
+                            <w:szCs w:val="21"/>
+                          </w:rPr>
+                        </w:pPr>
+                        <w:r>
+                          <w:rPr>
+                            <w:rFonts w:eastAsiaTheme="minorHAnsi" w:cs="Segoe UI"/>
+                            <w:color w:val="000000"/>
+                            <w:kern w:val="0"/>
+                            <w:sz w:val="19"/>
+                            <w:szCs w:val="19"/>
+                          </w:rPr>
+                          <w:t>피처 산출 점검</w:t>
+                        </w:r>
+                      </w:p>
+                    </w:tc>
+                    <w:tc>
+                      <w:tcPr>
+                        <w:tcW w:w="4082" w:type="dxa"/>
+                        <w:tcBorders>
+                          <w:top w:val="single" w:sz="4" w:space="0" w:color="D9D9D9"/>
+                          <w:left w:val="single" w:sz="4" w:space="0" w:color="D9D9D9"/>
+                          <w:bottom w:val="single" w:sz="4" w:space="0" w:color="D9D9D9"/>
+                          <w:right w:val="single" w:sz="4" w:space="0" w:color="D9D9D9"/>
+                        </w:tcBorders>
+                        <w:shd w:val="clear" w:color="auto" w:fill="FFFFFF"/>
+                        <w:tcMar>
+                          <w:top w:w="85" w:type="dxa"/>
+                          <w:left w:w="85" w:type="dxa"/>
+                          <w:bottom w:w="85" w:type="dxa"/>
+                          <w:right w:w="85" w:type="dxa"/>
+                        </w:tcMar>
+                        <w:vAlign w:val="center"/>
+                        <w:hideMark/>
+                      </w:tcPr>
+                      <w:p>
+                        <w:pPr>
+                          <w:widowControl/>
+                          <w:wordWrap/>
+                          <w:autoSpaceDE/>
+                          <w:autoSpaceDN/>
+                          <w:jc w:val="left"/>
+                          <w:rPr>
+                            <w:rFonts w:eastAsiaTheme="minorHAnsi" w:cs="Segoe UI"/>
+                            <w:color w:val="000000"/>
+                            <w:kern w:val="0"/>
+                            <w:sz w:val="21"/>
+                            <w:szCs w:val="21"/>
+                          </w:rPr>
+                        </w:pPr>
+                        <w:r>
+                          <w:rPr>
+                            <w:rFonts w:eastAsiaTheme="minorHAnsi" w:cs="Segoe UI"/>
+                            <w:color w:val="000000"/>
+                            <w:kern w:val="0"/>
+                            <w:sz w:val="19"/>
+                            <w:szCs w:val="19"/>
+                          </w:rPr>
+                          <w:t>3차원 좌표와 속도·벌림 곡선을 확인하고 시작·종료 검출을 영상과 대조</w:t>
+                        </w:r>
+                      </w:p>
+                    </w:tc>
+                    <w:tc>
+                      <w:tcPr>
+                        <w:tcW w:w="3572" w:type="dxa"/>
+                        <w:tcBorders>
+                          <w:top w:val="single" w:sz="4" w:space="0" w:color="D9D9D9"/>
+                          <w:left w:val="single" w:sz="4" w:space="0" w:color="D9D9D9"/>
+                          <w:bottom w:val="single" w:sz="4" w:space="0" w:color="D9D9D9"/>
+                          <w:right w:val="single" w:sz="4" w:space="0" w:color="D9D9D9"/>
+                        </w:tcBorders>
+                        <w:shd w:val="clear" w:color="auto" w:fill="FFFFFF"/>
+                        <w:tcMar>
+                          <w:top w:w="85" w:type="dxa"/>
+                          <w:left w:w="85" w:type="dxa"/>
+                          <w:bottom w:w="85" w:type="dxa"/>
+                          <w:right w:w="85" w:type="dxa"/>
+                        </w:tcMar>
+                        <w:vAlign w:val="center"/>
+                        <w:hideMark/>
+                      </w:tcPr>
+                      <w:p>
+                        <w:pPr>
+                          <w:widowControl/>
+                          <w:wordWrap/>
+                          <w:autoSpaceDE/>
+                          <w:autoSpaceDN/>
+                          <w:jc w:val="left"/>
+                          <w:rPr>
+                            <w:rFonts w:eastAsiaTheme="minorHAnsi" w:cs="Segoe UI"/>
+                            <w:color w:val="000000"/>
+                            <w:kern w:val="0"/>
+                            <w:sz w:val="21"/>
+                            <w:szCs w:val="21"/>
+                          </w:rPr>
+                        </w:pPr>
+                        <w:r>
+                          <w:rPr>
+                            <w:rFonts w:eastAsiaTheme="minorHAnsi" w:cs="Segoe UI"/>
+                            <w:color w:val="000000"/>
+                            <w:kern w:val="0"/>
+                            <w:sz w:val="19"/>
+                            <w:szCs w:val="19"/>
+                          </w:rPr>
+                          <w:t xml:space="preserve">대표 시계열, </w:t>
+                        </w:r>
+                        <w:proofErr w:type="spellStart"/>
+                        <w:r>
+                          <w:rPr>
+                            <w:rFonts w:eastAsiaTheme="minorHAnsi" w:cs="Segoe UI"/>
+                            <w:color w:val="000000"/>
+                            <w:kern w:val="0"/>
+                            <w:sz w:val="19"/>
+                            <w:szCs w:val="19"/>
+                          </w:rPr>
+                          <w:t>결측률</w:t>
+                        </w:r>
+                        <w:proofErr w:type="spellEnd"/>
+                        <w:r>
+                          <w:rPr>
+                            <w:rFonts w:eastAsiaTheme="minorHAnsi" w:cs="Segoe UI"/>
+                            <w:color w:val="000000"/>
+                            <w:kern w:val="0"/>
+                            <w:sz w:val="19"/>
+                            <w:szCs w:val="19"/>
+                          </w:rPr>
+                          <w:t>, 이벤트 시간 오차 및 반복 변동</w:t>
+                        </w:r>
+                      </w:p>
+                    </w:tc>
+                  </w:tr>
+                </w:tbl>
                 <w:p>
                   <w:pPr>
                     <w:rPr>
+                      <w:rFonts w:eastAsiaTheme="minorHAnsi"/>
                       <w:b/>
                     </w:rPr>
                   </w:pPr>
-                  <w:r>
-                    <w:rPr>
-                      <w:rFonts w:hint="eastAsia"/>
-                      <w:b/>
-                    </w:rPr>
-                    <w:t>-비장애인 데이터 수집</w:t>
-                  </w:r>
-                </w:p>
-                <w:p>
-                  <w:pPr>
-                    <w:rPr>
-                      <w:rFonts w:hint="eastAsia"/>
-                      <w:b/>
-                    </w:rPr>
-                  </w:pPr>
-                  <w:r>
-                    <w:rPr>
-                      <w:rFonts w:hint="eastAsia"/>
-                      <w:b/>
-                    </w:rPr>
-                    <w:t>-실제 실행환경에서 모델의 처리속도 확인</w:t>
-                  </w:r>
                 </w:p>
               </w:tc>
             </w:tr>
@@ -2389,120 +3316,19 @@
                 <w:p>
                   <w:pPr>
                     <w:rPr>
-                      <w:rFonts w:hint="eastAsia"/>
+                      <w:rFonts w:eastAsiaTheme="minorHAnsi"/>
                       <w:b/>
                       <w:sz w:val="22"/>
                     </w:rPr>
                   </w:pPr>
                   <w:r>
                     <w:rPr>
-                      <w:rFonts w:hint="eastAsia"/>
+                      <w:rFonts w:eastAsiaTheme="minorHAnsi" w:hint="eastAsia"/>
                       <w:b/>
                       <w:sz w:val="22"/>
                     </w:rPr>
+                    <w:lastRenderedPageBreak/>
                     <w:t>Issues and Overall Progress</w:t>
-                  </w:r>
-                </w:p>
-                <w:p>
-                  <w:pPr>
-                    <w:numPr>
-                      <w:ilvl w:val="0"/>
-                      <w:numId w:val="2"/>
-                    </w:numPr>
-                    <w:rPr>
-                      <w:rFonts w:ascii="맑은 고딕" w:eastAsia="맑은 고딕" w:hAnsi="맑은 고딕"/>
-                      <w:szCs w:val="20"/>
-                    </w:rPr>
-                  </w:pPr>
-                  <w:r>
-                    <w:rPr>
-                      <w:rFonts w:ascii="맑은 고딕" w:eastAsia="맑은 고딕" w:hAnsi="맑은 고딕" w:hint="eastAsia"/>
-                      <w:szCs w:val="20"/>
-                    </w:rPr>
-                    <w:t>중간연구결과에 대한 결론</w:t>
-                  </w:r>
-                </w:p>
-                <w:p>
-                  <w:pPr>
-                    <w:numPr>
-                      <w:ilvl w:val="0"/>
-                      <w:numId w:val="2"/>
-                    </w:numPr>
-                    <w:rPr>
-                      <w:rFonts w:ascii="맑은 고딕" w:eastAsia="맑은 고딕" w:hAnsi="맑은 고딕"/>
-                      <w:szCs w:val="20"/>
-                    </w:rPr>
-                  </w:pPr>
-                  <w:r>
-                    <w:rPr>
-                      <w:rFonts w:ascii="맑은 고딕" w:eastAsia="맑은 고딕" w:hAnsi="맑은 고딕" w:hint="eastAsia"/>
-                      <w:szCs w:val="20"/>
-                    </w:rPr>
-                    <w:t>WBS에 대한 진도분석 (%로 기술)</w:t>
-                  </w:r>
-                </w:p>
-                <w:p>
-                  <w:pPr>
-                    <w:numPr>
-                      <w:ilvl w:val="0"/>
-                      <w:numId w:val="2"/>
-                    </w:numPr>
-                    <w:rPr>
-                      <w:rFonts w:ascii="맑은 고딕" w:eastAsia="맑은 고딕" w:hAnsi="맑은 고딕"/>
-                      <w:szCs w:val="20"/>
-                    </w:rPr>
-                  </w:pPr>
-                  <w:r>
-                    <w:rPr>
-                      <w:rFonts w:ascii="맑은 고딕" w:eastAsia="맑은 고딕" w:hAnsi="맑은 고딕" w:hint="eastAsia"/>
-                      <w:szCs w:val="20"/>
-                    </w:rPr>
-                    <w:t xml:space="preserve">진도부진 시 대책(연구목표 수정 등)을 기술할 것. </w:t>
-                  </w:r>
-                </w:p>
-                <w:p>
-                  <w:pPr>
-                    <w:numPr>
-                      <w:ilvl w:val="0"/>
-                      <w:numId w:val="2"/>
-                    </w:numPr>
-                    <w:rPr>
-                      <w:rFonts w:ascii="맑은 고딕" w:eastAsia="맑은 고딕" w:hAnsi="맑은 고딕"/>
-                      <w:szCs w:val="20"/>
-                    </w:rPr>
-                  </w:pPr>
-                  <w:proofErr w:type="spellStart"/>
-                  <w:r>
-                    <w:rPr>
-                      <w:rFonts w:ascii="맑은 고딕" w:eastAsia="맑은 고딕" w:hAnsi="맑은 고딕" w:hint="eastAsia"/>
-                      <w:szCs w:val="20"/>
-                    </w:rPr>
-                    <w:t>지도교수님과의</w:t>
-                  </w:r>
-                  <w:proofErr w:type="spellEnd"/>
-                  <w:r>
-                    <w:rPr>
-                      <w:rFonts w:ascii="맑은 고딕" w:eastAsia="맑은 고딕" w:hAnsi="맑은 고딕" w:hint="eastAsia"/>
-                      <w:szCs w:val="20"/>
-                    </w:rPr>
-                    <w:t xml:space="preserve"> 면담결과를 반영하도록. </w:t>
-                  </w:r>
-                </w:p>
-                <w:p>
-                  <w:pPr>
-                    <w:rPr>
-                      <w:rFonts w:ascii="맑은 고딕" w:eastAsia="맑은 고딕" w:hAnsi="맑은 고딕" w:hint="eastAsia"/>
-                      <w:sz w:val="28"/>
-                      <w:szCs w:val="28"/>
-                    </w:rPr>
-                  </w:pPr>
-                  <w:r>
-                    <w:rPr>
-                      <w:rFonts w:ascii="맑은 고딕" w:eastAsia="맑은 고딕" w:hAnsi="맑은 고딕" w:hint="eastAsia"/>
-                      <w:sz w:val="28"/>
-                      <w:szCs w:val="28"/>
-                    </w:rPr>
-                    <w:t>결론</w:t>
                   </w:r>
                 </w:p>
                 <w:p>
@@ -2512,14 +3338,2043 @@
                       <w:ilvl w:val="0"/>
                       <w:numId w:val="3"/>
                     </w:numPr>
+                    <w:rPr>
+                      <w:rFonts w:eastAsiaTheme="minorHAnsi"/>
+                    </w:rPr>
                   </w:pPr>
                   <w:r>
                     <w:rPr>
-                      <w:rFonts w:hint="eastAsia"/>
-                    </w:rPr>
-                    <w:t>초기 하드웨어 세팅 구축 완료</w:t>
+                      <w:rFonts w:eastAsiaTheme="minorHAnsi"/>
+                      <w:b/>
+                      <w:bCs/>
+                      <w:sz w:val="28"/>
+                      <w:szCs w:val="28"/>
+                    </w:rPr>
+                    <w:t>지도교수 면담 결과</w:t>
                   </w:r>
                 </w:p>
+                <w:p>
+                  <w:pPr>
+                    <w:pStyle w:val="a6"/>
+                    <w:ind w:left="450"/>
+                    <w:rPr>
+                      <w:rFonts w:eastAsiaTheme="minorHAnsi" w:hint="eastAsia"/>
+                    </w:rPr>
+                  </w:pPr>
+                </w:p>
+                <w:tbl>
+                  <w:tblPr>
+                    <w:tblW w:w="0" w:type="dxa"/>
+                    <w:tblBorders>
+                      <w:top w:val="single" w:sz="2" w:space="0" w:color="auto"/>
+                      <w:left w:val="single" w:sz="2" w:space="0" w:color="auto"/>
+                      <w:bottom w:val="single" w:sz="2" w:space="0" w:color="auto"/>
+                      <w:right w:val="single" w:sz="2" w:space="0" w:color="auto"/>
+                    </w:tblBorders>
+                    <w:shd w:val="clear" w:color="auto" w:fill="FFFFFF"/>
+                    <w:tblLook w:val="04A0" w:firstRow="1" w:lastRow="0" w:firstColumn="1" w:lastColumn="0" w:noHBand="0" w:noVBand="1"/>
+                  </w:tblPr>
+                  <w:tblGrid>
+                    <w:gridCol w:w="3617"/>
+                    <w:gridCol w:w="5183"/>
+                  </w:tblGrid>
+                  <w:tr>
+                    <w:tc>
+                      <w:tcPr>
+                        <w:tcW w:w="3969" w:type="dxa"/>
+                        <w:tcBorders>
+                          <w:top w:val="single" w:sz="4" w:space="0" w:color="D9D9D9"/>
+                          <w:left w:val="single" w:sz="4" w:space="0" w:color="D9D9D9"/>
+                          <w:bottom w:val="single" w:sz="4" w:space="0" w:color="D9D9D9"/>
+                          <w:right w:val="single" w:sz="4" w:space="0" w:color="D9D9D9"/>
+                        </w:tcBorders>
+                        <w:shd w:val="clear" w:color="auto" w:fill="E8EDF2"/>
+                        <w:tcMar>
+                          <w:top w:w="85" w:type="dxa"/>
+                          <w:left w:w="85" w:type="dxa"/>
+                          <w:bottom w:w="85" w:type="dxa"/>
+                          <w:right w:w="85" w:type="dxa"/>
+                        </w:tcMar>
+                        <w:vAlign w:val="center"/>
+                        <w:hideMark/>
+                      </w:tcPr>
+                      <w:p>
+                        <w:pPr>
+                          <w:widowControl/>
+                          <w:wordWrap/>
+                          <w:autoSpaceDE/>
+                          <w:autoSpaceDN/>
+                          <w:jc w:val="left"/>
+                          <w:rPr>
+                            <w:rFonts w:ascii="Noto Sans CJK KR" w:eastAsia="굴림" w:hAnsi="Noto Sans CJK KR" w:cs="Segoe UI"/>
+                            <w:color w:val="000000"/>
+                            <w:kern w:val="0"/>
+                            <w:sz w:val="21"/>
+                            <w:szCs w:val="21"/>
+                          </w:rPr>
+                        </w:pPr>
+                        <w:r>
+                          <w:rPr>
+                            <w:rFonts w:ascii="Cambria" w:eastAsia="굴림" w:hAnsi="Cambria" w:cs="Segoe UI"/>
+                            <w:b/>
+                            <w:bCs/>
+                            <w:color w:val="000000"/>
+                            <w:kern w:val="0"/>
+                            <w:sz w:val="19"/>
+                            <w:szCs w:val="19"/>
+                          </w:rPr>
+                          <w:t>면담에서</w:t>
+                        </w:r>
+                        <w:r>
+                          <w:rPr>
+                            <w:rFonts w:ascii="Cambria" w:eastAsia="굴림" w:hAnsi="Cambria" w:cs="Segoe UI"/>
+                            <w:b/>
+                            <w:bCs/>
+                            <w:color w:val="000000"/>
+                            <w:kern w:val="0"/>
+                            <w:sz w:val="19"/>
+                            <w:szCs w:val="19"/>
+                          </w:rPr>
+                          <w:t xml:space="preserve"> </w:t>
+                        </w:r>
+                        <w:r>
+                          <w:rPr>
+                            <w:rFonts w:ascii="Cambria" w:eastAsia="굴림" w:hAnsi="Cambria" w:cs="Segoe UI"/>
+                            <w:b/>
+                            <w:bCs/>
+                            <w:color w:val="000000"/>
+                            <w:kern w:val="0"/>
+                            <w:sz w:val="19"/>
+                            <w:szCs w:val="19"/>
+                          </w:rPr>
+                          <w:t>제기된</w:t>
+                        </w:r>
+                        <w:r>
+                          <w:rPr>
+                            <w:rFonts w:ascii="Cambria" w:eastAsia="굴림" w:hAnsi="Cambria" w:cs="Segoe UI"/>
+                            <w:b/>
+                            <w:bCs/>
+                            <w:color w:val="000000"/>
+                            <w:kern w:val="0"/>
+                            <w:sz w:val="19"/>
+                            <w:szCs w:val="19"/>
+                          </w:rPr>
+                          <w:t xml:space="preserve"> </w:t>
+                        </w:r>
+                        <w:r>
+                          <w:rPr>
+                            <w:rFonts w:ascii="Cambria" w:eastAsia="굴림" w:hAnsi="Cambria" w:cs="Segoe UI"/>
+                            <w:b/>
+                            <w:bCs/>
+                            <w:color w:val="000000"/>
+                            <w:kern w:val="0"/>
+                            <w:sz w:val="19"/>
+                            <w:szCs w:val="19"/>
+                          </w:rPr>
+                          <w:t>사항</w:t>
+                        </w:r>
+                      </w:p>
+                    </w:tc>
+                    <w:tc>
+                      <w:tcPr>
+                        <w:tcW w:w="5669" w:type="dxa"/>
+                        <w:tcBorders>
+                          <w:top w:val="single" w:sz="4" w:space="0" w:color="D9D9D9"/>
+                          <w:left w:val="single" w:sz="4" w:space="0" w:color="D9D9D9"/>
+                          <w:bottom w:val="single" w:sz="4" w:space="0" w:color="D9D9D9"/>
+                          <w:right w:val="single" w:sz="4" w:space="0" w:color="D9D9D9"/>
+                        </w:tcBorders>
+                        <w:shd w:val="clear" w:color="auto" w:fill="E8EDF2"/>
+                        <w:tcMar>
+                          <w:top w:w="85" w:type="dxa"/>
+                          <w:left w:w="85" w:type="dxa"/>
+                          <w:bottom w:w="85" w:type="dxa"/>
+                          <w:right w:w="85" w:type="dxa"/>
+                        </w:tcMar>
+                        <w:vAlign w:val="center"/>
+                        <w:hideMark/>
+                      </w:tcPr>
+                      <w:p>
+                        <w:pPr>
+                          <w:widowControl/>
+                          <w:wordWrap/>
+                          <w:autoSpaceDE/>
+                          <w:autoSpaceDN/>
+                          <w:jc w:val="left"/>
+                          <w:rPr>
+                            <w:rFonts w:ascii="Noto Sans CJK KR" w:eastAsia="굴림" w:hAnsi="Noto Sans CJK KR" w:cs="Segoe UI"/>
+                            <w:color w:val="000000"/>
+                            <w:kern w:val="0"/>
+                            <w:sz w:val="21"/>
+                            <w:szCs w:val="21"/>
+                          </w:rPr>
+                        </w:pPr>
+                        <w:r>
+                          <w:rPr>
+                            <w:rFonts w:ascii="Cambria" w:eastAsia="굴림" w:hAnsi="Cambria" w:cs="Segoe UI"/>
+                            <w:b/>
+                            <w:bCs/>
+                            <w:color w:val="000000"/>
+                            <w:kern w:val="0"/>
+                            <w:sz w:val="19"/>
+                            <w:szCs w:val="19"/>
+                          </w:rPr>
+                          <w:t>대응</w:t>
+                        </w:r>
+                        <w:r>
+                          <w:rPr>
+                            <w:rFonts w:ascii="Cambria" w:eastAsia="굴림" w:hAnsi="Cambria" w:cs="Segoe UI"/>
+                            <w:b/>
+                            <w:bCs/>
+                            <w:color w:val="000000"/>
+                            <w:kern w:val="0"/>
+                            <w:sz w:val="19"/>
+                            <w:szCs w:val="19"/>
+                          </w:rPr>
+                          <w:t xml:space="preserve"> </w:t>
+                        </w:r>
+                        <w:r>
+                          <w:rPr>
+                            <w:rFonts w:ascii="Cambria" w:eastAsia="굴림" w:hAnsi="Cambria" w:cs="Segoe UI"/>
+                            <w:b/>
+                            <w:bCs/>
+                            <w:color w:val="000000"/>
+                            <w:kern w:val="0"/>
+                            <w:sz w:val="19"/>
+                            <w:szCs w:val="19"/>
+                          </w:rPr>
+                          <w:t>및</w:t>
+                        </w:r>
+                        <w:r>
+                          <w:rPr>
+                            <w:rFonts w:ascii="Cambria" w:eastAsia="굴림" w:hAnsi="Cambria" w:cs="Segoe UI"/>
+                            <w:b/>
+                            <w:bCs/>
+                            <w:color w:val="000000"/>
+                            <w:kern w:val="0"/>
+                            <w:sz w:val="19"/>
+                            <w:szCs w:val="19"/>
+                          </w:rPr>
+                          <w:t xml:space="preserve"> </w:t>
+                        </w:r>
+                        <w:r>
+                          <w:rPr>
+                            <w:rFonts w:ascii="Cambria" w:eastAsia="굴림" w:hAnsi="Cambria" w:cs="Segoe UI"/>
+                            <w:b/>
+                            <w:bCs/>
+                            <w:color w:val="000000"/>
+                            <w:kern w:val="0"/>
+                            <w:sz w:val="19"/>
+                            <w:szCs w:val="19"/>
+                          </w:rPr>
+                          <w:t>후속</w:t>
+                        </w:r>
+                        <w:r>
+                          <w:rPr>
+                            <w:rFonts w:ascii="Cambria" w:eastAsia="굴림" w:hAnsi="Cambria" w:cs="Segoe UI"/>
+                            <w:b/>
+                            <w:bCs/>
+                            <w:color w:val="000000"/>
+                            <w:kern w:val="0"/>
+                            <w:sz w:val="19"/>
+                            <w:szCs w:val="19"/>
+                          </w:rPr>
+                          <w:t xml:space="preserve"> </w:t>
+                        </w:r>
+                        <w:r>
+                          <w:rPr>
+                            <w:rFonts w:ascii="Cambria" w:eastAsia="굴림" w:hAnsi="Cambria" w:cs="Segoe UI"/>
+                            <w:b/>
+                            <w:bCs/>
+                            <w:color w:val="000000"/>
+                            <w:kern w:val="0"/>
+                            <w:sz w:val="19"/>
+                            <w:szCs w:val="19"/>
+                          </w:rPr>
+                          <w:t>확인</w:t>
+                        </w:r>
+                      </w:p>
+                    </w:tc>
+                  </w:tr>
+                  <w:tr>
+                    <w:tc>
+                      <w:tcPr>
+                        <w:tcW w:w="3969" w:type="dxa"/>
+                        <w:tcBorders>
+                          <w:top w:val="single" w:sz="4" w:space="0" w:color="D9D9D9"/>
+                          <w:left w:val="single" w:sz="4" w:space="0" w:color="D9D9D9"/>
+                          <w:bottom w:val="single" w:sz="4" w:space="0" w:color="D9D9D9"/>
+                          <w:right w:val="single" w:sz="4" w:space="0" w:color="D9D9D9"/>
+                        </w:tcBorders>
+                        <w:shd w:val="clear" w:color="auto" w:fill="FFFFFF"/>
+                        <w:tcMar>
+                          <w:top w:w="85" w:type="dxa"/>
+                          <w:left w:w="85" w:type="dxa"/>
+                          <w:bottom w:w="85" w:type="dxa"/>
+                          <w:right w:w="85" w:type="dxa"/>
+                        </w:tcMar>
+                        <w:vAlign w:val="center"/>
+                        <w:hideMark/>
+                      </w:tcPr>
+                      <w:p>
+                        <w:pPr>
+                          <w:widowControl/>
+                          <w:wordWrap/>
+                          <w:autoSpaceDE/>
+                          <w:autoSpaceDN/>
+                          <w:jc w:val="left"/>
+                          <w:rPr>
+                            <w:rFonts w:ascii="Noto Sans CJK KR" w:eastAsia="굴림" w:hAnsi="Noto Sans CJK KR" w:cs="Segoe UI"/>
+                            <w:color w:val="000000"/>
+                            <w:kern w:val="0"/>
+                            <w:sz w:val="21"/>
+                            <w:szCs w:val="21"/>
+                          </w:rPr>
+                        </w:pPr>
+                        <w:r>
+                          <w:rPr>
+                            <w:rFonts w:ascii="Cambria" w:eastAsia="굴림" w:hAnsi="Cambria" w:cs="Segoe UI"/>
+                            <w:color w:val="000000"/>
+                            <w:kern w:val="0"/>
+                            <w:sz w:val="19"/>
+                            <w:szCs w:val="19"/>
+                          </w:rPr>
+                          <w:t>기존</w:t>
+                        </w:r>
+                        <w:r>
+                          <w:rPr>
+                            <w:rFonts w:ascii="Cambria" w:eastAsia="굴림" w:hAnsi="Cambria" w:cs="Segoe UI"/>
+                            <w:color w:val="000000"/>
+                            <w:kern w:val="0"/>
+                            <w:sz w:val="19"/>
+                            <w:szCs w:val="19"/>
+                          </w:rPr>
+                          <w:t xml:space="preserve"> </w:t>
+                        </w:r>
+                        <w:r>
+                          <w:rPr>
+                            <w:rFonts w:ascii="Cambria" w:eastAsia="굴림" w:hAnsi="Cambria" w:cs="Segoe UI"/>
+                            <w:color w:val="000000"/>
+                            <w:kern w:val="0"/>
+                            <w:sz w:val="19"/>
+                            <w:szCs w:val="19"/>
+                          </w:rPr>
+                          <w:t>모델과</w:t>
+                        </w:r>
+                        <w:r>
+                          <w:rPr>
+                            <w:rFonts w:ascii="Cambria" w:eastAsia="굴림" w:hAnsi="Cambria" w:cs="Segoe UI"/>
+                            <w:color w:val="000000"/>
+                            <w:kern w:val="0"/>
+                            <w:sz w:val="19"/>
+                            <w:szCs w:val="19"/>
+                          </w:rPr>
+                          <w:t xml:space="preserve"> </w:t>
+                        </w:r>
+                        <w:r>
+                          <w:rPr>
+                            <w:rFonts w:ascii="Cambria" w:eastAsia="굴림" w:hAnsi="Cambria" w:cs="Segoe UI"/>
+                            <w:color w:val="000000"/>
+                            <w:kern w:val="0"/>
+                            <w:sz w:val="19"/>
+                            <w:szCs w:val="19"/>
+                          </w:rPr>
+                          <w:t>지표의</w:t>
+                        </w:r>
+                        <w:r>
+                          <w:rPr>
+                            <w:rFonts w:ascii="Cambria" w:eastAsia="굴림" w:hAnsi="Cambria" w:cs="Segoe UI"/>
+                            <w:color w:val="000000"/>
+                            <w:kern w:val="0"/>
+                            <w:sz w:val="19"/>
+                            <w:szCs w:val="19"/>
+                          </w:rPr>
+                          <w:t xml:space="preserve"> </w:t>
+                        </w:r>
+                        <w:r>
+                          <w:rPr>
+                            <w:rFonts w:ascii="Cambria" w:eastAsia="굴림" w:hAnsi="Cambria" w:cs="Segoe UI"/>
+                            <w:color w:val="000000"/>
+                            <w:kern w:val="0"/>
+                            <w:sz w:val="19"/>
+                            <w:szCs w:val="19"/>
+                          </w:rPr>
+                          <w:t>결합에서</w:t>
+                        </w:r>
+                        <w:r>
+                          <w:rPr>
+                            <w:rFonts w:ascii="Cambria" w:eastAsia="굴림" w:hAnsi="Cambria" w:cs="Segoe UI"/>
+                            <w:color w:val="000000"/>
+                            <w:kern w:val="0"/>
+                            <w:sz w:val="19"/>
+                            <w:szCs w:val="19"/>
+                          </w:rPr>
+                          <w:t xml:space="preserve"> </w:t>
+                        </w:r>
+                        <w:r>
+                          <w:rPr>
+                            <w:rFonts w:ascii="Cambria" w:eastAsia="굴림" w:hAnsi="Cambria" w:cs="Segoe UI"/>
+                            <w:color w:val="000000"/>
+                            <w:kern w:val="0"/>
+                            <w:sz w:val="19"/>
+                            <w:szCs w:val="19"/>
+                          </w:rPr>
+                          <w:t>무엇이</w:t>
+                        </w:r>
+                        <w:r>
+                          <w:rPr>
+                            <w:rFonts w:ascii="Cambria" w:eastAsia="굴림" w:hAnsi="Cambria" w:cs="Segoe UI"/>
+                            <w:color w:val="000000"/>
+                            <w:kern w:val="0"/>
+                            <w:sz w:val="19"/>
+                            <w:szCs w:val="19"/>
+                          </w:rPr>
+                          <w:t xml:space="preserve"> </w:t>
+                        </w:r>
+                        <w:r>
+                          <w:rPr>
+                            <w:rFonts w:ascii="Cambria" w:eastAsia="굴림" w:hAnsi="Cambria" w:cs="Segoe UI"/>
+                            <w:color w:val="000000"/>
+                            <w:kern w:val="0"/>
+                            <w:sz w:val="19"/>
+                            <w:szCs w:val="19"/>
+                          </w:rPr>
+                          <w:t>개선되는지</w:t>
+                        </w:r>
+                        <w:r>
+                          <w:rPr>
+                            <w:rFonts w:ascii="Cambria" w:eastAsia="굴림" w:hAnsi="Cambria" w:cs="Segoe UI"/>
+                            <w:color w:val="000000"/>
+                            <w:kern w:val="0"/>
+                            <w:sz w:val="19"/>
+                            <w:szCs w:val="19"/>
+                          </w:rPr>
+                          <w:t xml:space="preserve"> </w:t>
+                        </w:r>
+                        <w:r>
+                          <w:rPr>
+                            <w:rFonts w:ascii="Cambria" w:eastAsia="굴림" w:hAnsi="Cambria" w:cs="Segoe UI"/>
+                            <w:color w:val="000000"/>
+                            <w:kern w:val="0"/>
+                            <w:sz w:val="19"/>
+                            <w:szCs w:val="19"/>
+                          </w:rPr>
+                          <w:t>불명확</w:t>
+                        </w:r>
+                      </w:p>
+                    </w:tc>
+                    <w:tc>
+                      <w:tcPr>
+                        <w:tcW w:w="5669" w:type="dxa"/>
+                        <w:tcBorders>
+                          <w:top w:val="single" w:sz="4" w:space="0" w:color="D9D9D9"/>
+                          <w:left w:val="single" w:sz="4" w:space="0" w:color="D9D9D9"/>
+                          <w:bottom w:val="single" w:sz="4" w:space="0" w:color="D9D9D9"/>
+                          <w:right w:val="single" w:sz="4" w:space="0" w:color="D9D9D9"/>
+                        </w:tcBorders>
+                        <w:shd w:val="clear" w:color="auto" w:fill="FFFFFF"/>
+                        <w:tcMar>
+                          <w:top w:w="85" w:type="dxa"/>
+                          <w:left w:w="85" w:type="dxa"/>
+                          <w:bottom w:w="85" w:type="dxa"/>
+                          <w:right w:w="85" w:type="dxa"/>
+                        </w:tcMar>
+                        <w:vAlign w:val="center"/>
+                        <w:hideMark/>
+                      </w:tcPr>
+                      <w:p>
+                        <w:pPr>
+                          <w:widowControl/>
+                          <w:wordWrap/>
+                          <w:autoSpaceDE/>
+                          <w:autoSpaceDN/>
+                          <w:jc w:val="left"/>
+                          <w:rPr>
+                            <w:rFonts w:ascii="Noto Sans CJK KR" w:eastAsia="굴림" w:hAnsi="Noto Sans CJK KR" w:cs="Segoe UI"/>
+                            <w:color w:val="000000"/>
+                            <w:kern w:val="0"/>
+                            <w:sz w:val="21"/>
+                            <w:szCs w:val="21"/>
+                          </w:rPr>
+                        </w:pPr>
+                        <w:r>
+                          <w:rPr>
+                            <w:rFonts w:ascii="Cambria" w:eastAsia="굴림" w:hAnsi="Cambria" w:cs="Segoe UI"/>
+                            <w:color w:val="000000"/>
+                            <w:kern w:val="0"/>
+                            <w:sz w:val="19"/>
+                            <w:szCs w:val="19"/>
+                          </w:rPr>
+                          <w:t>입력</w:t>
+                        </w:r>
+                        <w:r>
+                          <w:rPr>
+                            <w:rFonts w:ascii="Cambria" w:eastAsia="굴림" w:hAnsi="Cambria" w:cs="Segoe UI"/>
+                            <w:color w:val="000000"/>
+                            <w:kern w:val="0"/>
+                            <w:sz w:val="19"/>
+                            <w:szCs w:val="19"/>
+                          </w:rPr>
+                          <w:t xml:space="preserve"> </w:t>
+                        </w:r>
+                        <w:r>
+                          <w:rPr>
+                            <w:rFonts w:ascii="Cambria" w:eastAsia="굴림" w:hAnsi="Cambria" w:cs="Segoe UI"/>
+                            <w:color w:val="000000"/>
+                            <w:kern w:val="0"/>
+                            <w:sz w:val="19"/>
+                            <w:szCs w:val="19"/>
+                          </w:rPr>
+                          <w:t>정보</w:t>
+                        </w:r>
+                        <w:r>
+                          <w:rPr>
+                            <w:rFonts w:ascii="Cambria" w:eastAsia="굴림" w:hAnsi="Cambria" w:cs="Segoe UI"/>
+                            <w:color w:val="000000"/>
+                            <w:kern w:val="0"/>
+                            <w:sz w:val="19"/>
+                            <w:szCs w:val="19"/>
+                          </w:rPr>
+                          <w:t xml:space="preserve"> </w:t>
+                        </w:r>
+                        <w:r>
+                          <w:rPr>
+                            <w:rFonts w:ascii="Cambria" w:eastAsia="굴림" w:hAnsi="Cambria" w:cs="Segoe UI"/>
+                            <w:color w:val="000000"/>
+                            <w:kern w:val="0"/>
+                            <w:sz w:val="19"/>
+                            <w:szCs w:val="19"/>
+                          </w:rPr>
+                          <w:t>추가에</w:t>
+                        </w:r>
+                        <w:r>
+                          <w:rPr>
+                            <w:rFonts w:ascii="Cambria" w:eastAsia="굴림" w:hAnsi="Cambria" w:cs="Segoe UI"/>
+                            <w:color w:val="000000"/>
+                            <w:kern w:val="0"/>
+                            <w:sz w:val="19"/>
+                            <w:szCs w:val="19"/>
+                          </w:rPr>
+                          <w:t xml:space="preserve"> </w:t>
+                        </w:r>
+                        <w:r>
+                          <w:rPr>
+                            <w:rFonts w:ascii="Cambria" w:eastAsia="굴림" w:hAnsi="Cambria" w:cs="Segoe UI"/>
+                            <w:color w:val="000000"/>
+                            <w:kern w:val="0"/>
+                            <w:sz w:val="19"/>
+                            <w:szCs w:val="19"/>
+                          </w:rPr>
+                          <w:t>따른</w:t>
+                        </w:r>
+                        <w:r>
+                          <w:rPr>
+                            <w:rFonts w:ascii="Cambria" w:eastAsia="굴림" w:hAnsi="Cambria" w:cs="Segoe UI"/>
+                            <w:color w:val="000000"/>
+                            <w:kern w:val="0"/>
+                            <w:sz w:val="19"/>
+                            <w:szCs w:val="19"/>
+                          </w:rPr>
+                          <w:t xml:space="preserve"> </w:t>
+                        </w:r>
+                        <w:r>
+                          <w:rPr>
+                            <w:rFonts w:ascii="Cambria" w:eastAsia="굴림" w:hAnsi="Cambria" w:cs="Segoe UI"/>
+                            <w:color w:val="000000"/>
+                            <w:kern w:val="0"/>
+                            <w:sz w:val="19"/>
+                            <w:szCs w:val="19"/>
+                          </w:rPr>
+                          <w:t>전문가</w:t>
+                        </w:r>
+                        <w:r>
+                          <w:rPr>
+                            <w:rFonts w:ascii="Cambria" w:eastAsia="굴림" w:hAnsi="Cambria" w:cs="Segoe UI"/>
+                            <w:color w:val="000000"/>
+                            <w:kern w:val="0"/>
+                            <w:sz w:val="19"/>
+                            <w:szCs w:val="19"/>
+                          </w:rPr>
+                          <w:t xml:space="preserve"> </w:t>
+                        </w:r>
+                        <w:r>
+                          <w:rPr>
+                            <w:rFonts w:ascii="Cambria" w:eastAsia="굴림" w:hAnsi="Cambria" w:cs="Segoe UI"/>
+                            <w:color w:val="000000"/>
+                            <w:kern w:val="0"/>
+                            <w:sz w:val="19"/>
+                            <w:szCs w:val="19"/>
+                          </w:rPr>
+                          <w:t>판정</w:t>
+                        </w:r>
+                        <w:r>
+                          <w:rPr>
+                            <w:rFonts w:ascii="Cambria" w:eastAsia="굴림" w:hAnsi="Cambria" w:cs="Segoe UI"/>
+                            <w:color w:val="000000"/>
+                            <w:kern w:val="0"/>
+                            <w:sz w:val="19"/>
+                            <w:szCs w:val="19"/>
+                          </w:rPr>
+                          <w:t xml:space="preserve"> </w:t>
+                        </w:r>
+                        <w:r>
+                          <w:rPr>
+                            <w:rFonts w:ascii="Cambria" w:eastAsia="굴림" w:hAnsi="Cambria" w:cs="Segoe UI"/>
+                            <w:color w:val="000000"/>
+                            <w:kern w:val="0"/>
+                            <w:sz w:val="19"/>
+                            <w:szCs w:val="19"/>
+                          </w:rPr>
+                          <w:t>오차와</w:t>
+                        </w:r>
+                        <w:r>
+                          <w:rPr>
+                            <w:rFonts w:ascii="Cambria" w:eastAsia="굴림" w:hAnsi="Cambria" w:cs="Segoe UI"/>
+                            <w:color w:val="000000"/>
+                            <w:kern w:val="0"/>
+                            <w:sz w:val="19"/>
+                            <w:szCs w:val="19"/>
+                          </w:rPr>
+                          <w:t xml:space="preserve"> </w:t>
+                        </w:r>
+                        <w:r>
+                          <w:rPr>
+                            <w:rFonts w:ascii="Cambria" w:eastAsia="굴림" w:hAnsi="Cambria" w:cs="Segoe UI"/>
+                            <w:color w:val="000000"/>
+                            <w:kern w:val="0"/>
+                            <w:sz w:val="19"/>
+                            <w:szCs w:val="19"/>
+                          </w:rPr>
+                          <w:t>단계별</w:t>
+                        </w:r>
+                        <w:r>
+                          <w:rPr>
+                            <w:rFonts w:ascii="Cambria" w:eastAsia="굴림" w:hAnsi="Cambria" w:cs="Segoe UI"/>
+                            <w:color w:val="000000"/>
+                            <w:kern w:val="0"/>
+                            <w:sz w:val="19"/>
+                            <w:szCs w:val="19"/>
+                          </w:rPr>
+                          <w:t xml:space="preserve"> </w:t>
+                        </w:r>
+                        <w:r>
+                          <w:rPr>
+                            <w:rFonts w:ascii="Cambria" w:eastAsia="굴림" w:hAnsi="Cambria" w:cs="Segoe UI"/>
+                            <w:color w:val="000000"/>
+                            <w:kern w:val="0"/>
+                            <w:sz w:val="19"/>
+                            <w:szCs w:val="19"/>
+                          </w:rPr>
+                          <w:t>오류</w:t>
+                        </w:r>
+                        <w:r>
+                          <w:rPr>
+                            <w:rFonts w:ascii="Cambria" w:eastAsia="굴림" w:hAnsi="Cambria" w:cs="Segoe UI"/>
+                            <w:color w:val="000000"/>
+                            <w:kern w:val="0"/>
+                            <w:sz w:val="19"/>
+                            <w:szCs w:val="19"/>
+                          </w:rPr>
+                          <w:t xml:space="preserve"> </w:t>
+                        </w:r>
+                        <w:r>
+                          <w:rPr>
+                            <w:rFonts w:ascii="Cambria" w:eastAsia="굴림" w:hAnsi="Cambria" w:cs="Segoe UI"/>
+                            <w:color w:val="000000"/>
+                            <w:kern w:val="0"/>
+                            <w:sz w:val="19"/>
+                            <w:szCs w:val="19"/>
+                          </w:rPr>
+                          <w:t>변화를</w:t>
+                        </w:r>
+                        <w:r>
+                          <w:rPr>
+                            <w:rFonts w:ascii="Cambria" w:eastAsia="굴림" w:hAnsi="Cambria" w:cs="Segoe UI"/>
+                            <w:color w:val="000000"/>
+                            <w:kern w:val="0"/>
+                            <w:sz w:val="19"/>
+                            <w:szCs w:val="19"/>
+                          </w:rPr>
+                          <w:t xml:space="preserve"> </w:t>
+                        </w:r>
+                        <w:r>
+                          <w:rPr>
+                            <w:rFonts w:ascii="Cambria" w:eastAsia="굴림" w:hAnsi="Cambria" w:cs="Segoe UI"/>
+                            <w:color w:val="000000"/>
+                            <w:kern w:val="0"/>
+                            <w:sz w:val="19"/>
+                            <w:szCs w:val="19"/>
+                          </w:rPr>
+                          <w:t>주</w:t>
+                        </w:r>
+                        <w:r>
+                          <w:rPr>
+                            <w:rFonts w:ascii="Cambria" w:eastAsia="굴림" w:hAnsi="Cambria" w:cs="Segoe UI"/>
+                            <w:color w:val="000000"/>
+                            <w:kern w:val="0"/>
+                            <w:sz w:val="19"/>
+                            <w:szCs w:val="19"/>
+                          </w:rPr>
+                          <w:t xml:space="preserve"> </w:t>
+                        </w:r>
+                        <w:r>
+                          <w:rPr>
+                            <w:rFonts w:ascii="Cambria" w:eastAsia="굴림" w:hAnsi="Cambria" w:cs="Segoe UI"/>
+                            <w:color w:val="000000"/>
+                            <w:kern w:val="0"/>
+                            <w:sz w:val="19"/>
+                            <w:szCs w:val="19"/>
+                          </w:rPr>
+                          <w:t>평가로</w:t>
+                        </w:r>
+                        <w:r>
+                          <w:rPr>
+                            <w:rFonts w:ascii="Cambria" w:eastAsia="굴림" w:hAnsi="Cambria" w:cs="Segoe UI"/>
+                            <w:color w:val="000000"/>
+                            <w:kern w:val="0"/>
+                            <w:sz w:val="19"/>
+                            <w:szCs w:val="19"/>
+                          </w:rPr>
+                          <w:t xml:space="preserve"> </w:t>
+                        </w:r>
+                        <w:r>
+                          <w:rPr>
+                            <w:rFonts w:ascii="Cambria" w:eastAsia="굴림" w:hAnsi="Cambria" w:cs="Segoe UI"/>
+                            <w:color w:val="000000"/>
+                            <w:kern w:val="0"/>
+                            <w:sz w:val="19"/>
+                            <w:szCs w:val="19"/>
+                          </w:rPr>
+                          <w:t>구체화</w:t>
+                        </w:r>
+                      </w:p>
+                    </w:tc>
+                  </w:tr>
+                  <w:tr>
+                    <w:tc>
+                      <w:tcPr>
+                        <w:tcW w:w="3969" w:type="dxa"/>
+                        <w:tcBorders>
+                          <w:top w:val="single" w:sz="4" w:space="0" w:color="D9D9D9"/>
+                          <w:left w:val="single" w:sz="4" w:space="0" w:color="D9D9D9"/>
+                          <w:bottom w:val="single" w:sz="4" w:space="0" w:color="D9D9D9"/>
+                          <w:right w:val="single" w:sz="4" w:space="0" w:color="D9D9D9"/>
+                        </w:tcBorders>
+                        <w:shd w:val="clear" w:color="auto" w:fill="FFFFFF"/>
+                        <w:tcMar>
+                          <w:top w:w="85" w:type="dxa"/>
+                          <w:left w:w="85" w:type="dxa"/>
+                          <w:bottom w:w="85" w:type="dxa"/>
+                          <w:right w:w="85" w:type="dxa"/>
+                        </w:tcMar>
+                        <w:vAlign w:val="center"/>
+                        <w:hideMark/>
+                      </w:tcPr>
+                      <w:p>
+                        <w:pPr>
+                          <w:widowControl/>
+                          <w:wordWrap/>
+                          <w:autoSpaceDE/>
+                          <w:autoSpaceDN/>
+                          <w:jc w:val="left"/>
+                          <w:rPr>
+                            <w:rFonts w:ascii="Noto Sans CJK KR" w:eastAsia="굴림" w:hAnsi="Noto Sans CJK KR" w:cs="Segoe UI"/>
+                            <w:color w:val="000000"/>
+                            <w:kern w:val="0"/>
+                            <w:sz w:val="21"/>
+                            <w:szCs w:val="21"/>
+                          </w:rPr>
+                        </w:pPr>
+                        <w:r>
+                          <w:rPr>
+                            <w:rFonts w:ascii="Cambria" w:eastAsia="굴림" w:hAnsi="Cambria" w:cs="Segoe UI"/>
+                            <w:color w:val="000000"/>
+                            <w:kern w:val="0"/>
+                            <w:sz w:val="19"/>
+                            <w:szCs w:val="19"/>
+                          </w:rPr>
+                          <w:t>제한된</w:t>
+                        </w:r>
+                        <w:r>
+                          <w:rPr>
+                            <w:rFonts w:ascii="Cambria" w:eastAsia="굴림" w:hAnsi="Cambria" w:cs="Segoe UI"/>
+                            <w:color w:val="000000"/>
+                            <w:kern w:val="0"/>
+                            <w:sz w:val="19"/>
+                            <w:szCs w:val="19"/>
+                          </w:rPr>
+                          <w:t xml:space="preserve"> </w:t>
+                        </w:r>
+                        <w:r>
+                          <w:rPr>
+                            <w:rFonts w:ascii="Cambria" w:eastAsia="굴림" w:hAnsi="Cambria" w:cs="Segoe UI"/>
+                            <w:color w:val="000000"/>
+                            <w:kern w:val="0"/>
+                            <w:sz w:val="19"/>
+                            <w:szCs w:val="19"/>
+                          </w:rPr>
+                          <w:t>행동</w:t>
+                        </w:r>
+                        <w:r>
+                          <w:rPr>
+                            <w:rFonts w:ascii="Cambria" w:eastAsia="굴림" w:hAnsi="Cambria" w:cs="Segoe UI"/>
+                            <w:color w:val="000000"/>
+                            <w:kern w:val="0"/>
+                            <w:sz w:val="19"/>
+                            <w:szCs w:val="19"/>
+                          </w:rPr>
+                          <w:t xml:space="preserve"> </w:t>
+                        </w:r>
+                        <w:r>
+                          <w:rPr>
+                            <w:rFonts w:ascii="Cambria" w:eastAsia="굴림" w:hAnsi="Cambria" w:cs="Segoe UI"/>
+                            <w:color w:val="000000"/>
+                            <w:kern w:val="0"/>
+                            <w:sz w:val="19"/>
+                            <w:szCs w:val="19"/>
+                          </w:rPr>
+                          <w:t>과제의</w:t>
+                        </w:r>
+                        <w:r>
+                          <w:rPr>
+                            <w:rFonts w:ascii="Cambria" w:eastAsia="굴림" w:hAnsi="Cambria" w:cs="Segoe UI"/>
+                            <w:color w:val="000000"/>
+                            <w:kern w:val="0"/>
+                            <w:sz w:val="19"/>
+                            <w:szCs w:val="19"/>
+                          </w:rPr>
+                          <w:t xml:space="preserve"> </w:t>
+                        </w:r>
+                        <w:r>
+                          <w:rPr>
+                            <w:rFonts w:ascii="Cambria" w:eastAsia="굴림" w:hAnsi="Cambria" w:cs="Segoe UI"/>
+                            <w:color w:val="000000"/>
+                            <w:kern w:val="0"/>
+                            <w:sz w:val="19"/>
+                            <w:szCs w:val="19"/>
+                          </w:rPr>
+                          <w:t>선정</w:t>
+                        </w:r>
+                        <w:r>
+                          <w:rPr>
+                            <w:rFonts w:ascii="Cambria" w:eastAsia="굴림" w:hAnsi="Cambria" w:cs="Segoe UI"/>
+                            <w:color w:val="000000"/>
+                            <w:kern w:val="0"/>
+                            <w:sz w:val="19"/>
+                            <w:szCs w:val="19"/>
+                          </w:rPr>
+                          <w:t xml:space="preserve"> </w:t>
+                        </w:r>
+                        <w:r>
+                          <w:rPr>
+                            <w:rFonts w:ascii="Cambria" w:eastAsia="굴림" w:hAnsi="Cambria" w:cs="Segoe UI"/>
+                            <w:color w:val="000000"/>
+                            <w:kern w:val="0"/>
+                            <w:sz w:val="19"/>
+                            <w:szCs w:val="19"/>
+                          </w:rPr>
+                          <w:t>근거</w:t>
+                        </w:r>
+                        <w:r>
+                          <w:rPr>
+                            <w:rFonts w:ascii="Cambria" w:eastAsia="굴림" w:hAnsi="Cambria" w:cs="Segoe UI"/>
+                            <w:color w:val="000000"/>
+                            <w:kern w:val="0"/>
+                            <w:sz w:val="19"/>
+                            <w:szCs w:val="19"/>
+                          </w:rPr>
+                          <w:t xml:space="preserve"> </w:t>
+                        </w:r>
+                        <w:r>
+                          <w:rPr>
+                            <w:rFonts w:ascii="Cambria" w:eastAsia="굴림" w:hAnsi="Cambria" w:cs="Segoe UI"/>
+                            <w:color w:val="000000"/>
+                            <w:kern w:val="0"/>
+                            <w:sz w:val="19"/>
+                            <w:szCs w:val="19"/>
+                          </w:rPr>
+                          <w:t>보완</w:t>
+                        </w:r>
+                        <w:r>
+                          <w:rPr>
+                            <w:rFonts w:ascii="Cambria" w:eastAsia="굴림" w:hAnsi="Cambria" w:cs="Segoe UI"/>
+                            <w:color w:val="000000"/>
+                            <w:kern w:val="0"/>
+                            <w:sz w:val="19"/>
+                            <w:szCs w:val="19"/>
+                          </w:rPr>
+                          <w:t xml:space="preserve"> </w:t>
+                        </w:r>
+                        <w:r>
+                          <w:rPr>
+                            <w:rFonts w:ascii="Cambria" w:eastAsia="굴림" w:hAnsi="Cambria" w:cs="Segoe UI"/>
+                            <w:color w:val="000000"/>
+                            <w:kern w:val="0"/>
+                            <w:sz w:val="19"/>
+                            <w:szCs w:val="19"/>
+                          </w:rPr>
+                          <w:t>필요</w:t>
+                        </w:r>
+                      </w:p>
+                    </w:tc>
+                    <w:tc>
+                      <w:tcPr>
+                        <w:tcW w:w="5669" w:type="dxa"/>
+                        <w:tcBorders>
+                          <w:top w:val="single" w:sz="4" w:space="0" w:color="D9D9D9"/>
+                          <w:left w:val="single" w:sz="4" w:space="0" w:color="D9D9D9"/>
+                          <w:bottom w:val="single" w:sz="4" w:space="0" w:color="D9D9D9"/>
+                          <w:right w:val="single" w:sz="4" w:space="0" w:color="D9D9D9"/>
+                        </w:tcBorders>
+                        <w:shd w:val="clear" w:color="auto" w:fill="FFFFFF"/>
+                        <w:tcMar>
+                          <w:top w:w="85" w:type="dxa"/>
+                          <w:left w:w="85" w:type="dxa"/>
+                          <w:bottom w:w="85" w:type="dxa"/>
+                          <w:right w:w="85" w:type="dxa"/>
+                        </w:tcMar>
+                        <w:vAlign w:val="center"/>
+                        <w:hideMark/>
+                      </w:tcPr>
+                      <w:p>
+                        <w:pPr>
+                          <w:widowControl/>
+                          <w:wordWrap/>
+                          <w:autoSpaceDE/>
+                          <w:autoSpaceDN/>
+                          <w:jc w:val="left"/>
+                          <w:rPr>
+                            <w:rFonts w:ascii="Noto Sans CJK KR" w:eastAsia="굴림" w:hAnsi="Noto Sans CJK KR" w:cs="Segoe UI"/>
+                            <w:color w:val="000000"/>
+                            <w:kern w:val="0"/>
+                            <w:sz w:val="21"/>
+                            <w:szCs w:val="21"/>
+                          </w:rPr>
+                        </w:pPr>
+                        <w:r>
+                          <w:rPr>
+                            <w:rFonts w:ascii="Cambria" w:eastAsia="굴림" w:hAnsi="Cambria" w:cs="Segoe UI"/>
+                            <w:color w:val="000000"/>
+                            <w:kern w:val="0"/>
+                            <w:sz w:val="19"/>
+                            <w:szCs w:val="19"/>
+                          </w:rPr>
+                          <w:t>각</w:t>
+                        </w:r>
+                        <w:r>
+                          <w:rPr>
+                            <w:rFonts w:ascii="Cambria" w:eastAsia="굴림" w:hAnsi="Cambria" w:cs="Segoe UI"/>
+                            <w:color w:val="000000"/>
+                            <w:kern w:val="0"/>
+                            <w:sz w:val="19"/>
+                            <w:szCs w:val="19"/>
+                          </w:rPr>
+                          <w:t xml:space="preserve"> </w:t>
+                        </w:r>
+                        <w:r>
+                          <w:rPr>
+                            <w:rFonts w:ascii="Cambria" w:eastAsia="굴림" w:hAnsi="Cambria" w:cs="Segoe UI"/>
+                            <w:color w:val="000000"/>
+                            <w:kern w:val="0"/>
+                            <w:sz w:val="19"/>
+                            <w:szCs w:val="19"/>
+                          </w:rPr>
+                          <w:t>과제가</w:t>
+                        </w:r>
+                        <w:r>
+                          <w:rPr>
+                            <w:rFonts w:ascii="Cambria" w:eastAsia="굴림" w:hAnsi="Cambria" w:cs="Segoe UI"/>
+                            <w:color w:val="000000"/>
+                            <w:kern w:val="0"/>
+                            <w:sz w:val="19"/>
+                            <w:szCs w:val="19"/>
+                          </w:rPr>
+                          <w:t xml:space="preserve"> </w:t>
+                        </w:r>
+                        <w:r>
+                          <w:rPr>
+                            <w:rFonts w:ascii="Cambria" w:eastAsia="굴림" w:hAnsi="Cambria" w:cs="Segoe UI"/>
+                            <w:color w:val="000000"/>
+                            <w:kern w:val="0"/>
+                            <w:sz w:val="19"/>
+                            <w:szCs w:val="19"/>
+                          </w:rPr>
+                          <w:t>관찰하는</w:t>
+                        </w:r>
+                        <w:r>
+                          <w:rPr>
+                            <w:rFonts w:ascii="Cambria" w:eastAsia="굴림" w:hAnsi="Cambria" w:cs="Segoe UI"/>
+                            <w:color w:val="000000"/>
+                            <w:kern w:val="0"/>
+                            <w:sz w:val="19"/>
+                            <w:szCs w:val="19"/>
+                          </w:rPr>
+                          <w:t xml:space="preserve"> </w:t>
+                        </w:r>
+                        <w:r>
+                          <w:rPr>
+                            <w:rFonts w:ascii="Cambria" w:eastAsia="굴림" w:hAnsi="Cambria" w:cs="Segoe UI"/>
+                            <w:color w:val="000000"/>
+                            <w:kern w:val="0"/>
+                            <w:sz w:val="19"/>
+                            <w:szCs w:val="19"/>
+                          </w:rPr>
+                          <w:t>기능과</w:t>
+                        </w:r>
+                        <w:r>
+                          <w:rPr>
+                            <w:rFonts w:ascii="Cambria" w:eastAsia="굴림" w:hAnsi="Cambria" w:cs="Segoe UI"/>
+                            <w:color w:val="000000"/>
+                            <w:kern w:val="0"/>
+                            <w:sz w:val="19"/>
+                            <w:szCs w:val="19"/>
+                          </w:rPr>
+                          <w:t xml:space="preserve"> </w:t>
+                        </w:r>
+                        <w:r>
+                          <w:rPr>
+                            <w:rFonts w:ascii="Cambria" w:eastAsia="굴림" w:hAnsi="Cambria" w:cs="Segoe UI"/>
+                            <w:color w:val="000000"/>
+                            <w:kern w:val="0"/>
+                            <w:sz w:val="19"/>
+                            <w:szCs w:val="19"/>
+                          </w:rPr>
+                          <w:t>네</w:t>
+                        </w:r>
+                        <w:r>
+                          <w:rPr>
+                            <w:rFonts w:ascii="Cambria" w:eastAsia="굴림" w:hAnsi="Cambria" w:cs="Segoe UI"/>
+                            <w:color w:val="000000"/>
+                            <w:kern w:val="0"/>
+                            <w:sz w:val="19"/>
+                            <w:szCs w:val="19"/>
+                          </w:rPr>
+                          <w:t xml:space="preserve"> </w:t>
+                        </w:r>
+                        <w:r>
+                          <w:rPr>
+                            <w:rFonts w:ascii="Cambria" w:eastAsia="굴림" w:hAnsi="Cambria" w:cs="Segoe UI"/>
+                            <w:color w:val="000000"/>
+                            <w:kern w:val="0"/>
+                            <w:sz w:val="19"/>
+                            <w:szCs w:val="19"/>
+                          </w:rPr>
+                          <w:t>피처의</w:t>
+                        </w:r>
+                        <w:r>
+                          <w:rPr>
+                            <w:rFonts w:ascii="Cambria" w:eastAsia="굴림" w:hAnsi="Cambria" w:cs="Segoe UI"/>
+                            <w:color w:val="000000"/>
+                            <w:kern w:val="0"/>
+                            <w:sz w:val="19"/>
+                            <w:szCs w:val="19"/>
+                          </w:rPr>
+                          <w:t xml:space="preserve"> </w:t>
+                        </w:r>
+                        <w:r>
+                          <w:rPr>
+                            <w:rFonts w:ascii="Cambria" w:eastAsia="굴림" w:hAnsi="Cambria" w:cs="Segoe UI"/>
+                            <w:color w:val="000000"/>
+                            <w:kern w:val="0"/>
+                            <w:sz w:val="19"/>
+                            <w:szCs w:val="19"/>
+                          </w:rPr>
+                          <w:t>연결을</w:t>
+                        </w:r>
+                        <w:r>
+                          <w:rPr>
+                            <w:rFonts w:ascii="Cambria" w:eastAsia="굴림" w:hAnsi="Cambria" w:cs="Segoe UI"/>
+                            <w:color w:val="000000"/>
+                            <w:kern w:val="0"/>
+                            <w:sz w:val="19"/>
+                            <w:szCs w:val="19"/>
+                          </w:rPr>
+                          <w:t xml:space="preserve"> </w:t>
+                        </w:r>
+                        <w:r>
+                          <w:rPr>
+                            <w:rFonts w:ascii="Cambria" w:eastAsia="굴림" w:hAnsi="Cambria" w:cs="Segoe UI"/>
+                            <w:color w:val="000000"/>
+                            <w:kern w:val="0"/>
+                            <w:sz w:val="19"/>
+                            <w:szCs w:val="19"/>
+                          </w:rPr>
+                          <w:t>설명하고</w:t>
+                        </w:r>
+                        <w:r>
+                          <w:rPr>
+                            <w:rFonts w:ascii="Cambria" w:eastAsia="굴림" w:hAnsi="Cambria" w:cs="Segoe UI"/>
+                            <w:color w:val="000000"/>
+                            <w:kern w:val="0"/>
+                            <w:sz w:val="19"/>
+                            <w:szCs w:val="19"/>
+                          </w:rPr>
+                          <w:t xml:space="preserve"> </w:t>
+                        </w:r>
+                        <w:r>
+                          <w:rPr>
+                            <w:rFonts w:ascii="Cambria" w:eastAsia="굴림" w:hAnsi="Cambria" w:cs="Segoe UI"/>
+                            <w:color w:val="000000"/>
+                            <w:kern w:val="0"/>
+                            <w:sz w:val="19"/>
+                            <w:szCs w:val="19"/>
+                          </w:rPr>
+                          <w:t>과제</w:t>
+                        </w:r>
+                        <w:r>
+                          <w:rPr>
+                            <w:rFonts w:ascii="Cambria" w:eastAsia="굴림" w:hAnsi="Cambria" w:cs="Segoe UI"/>
+                            <w:color w:val="000000"/>
+                            <w:kern w:val="0"/>
+                            <w:sz w:val="19"/>
+                            <w:szCs w:val="19"/>
+                          </w:rPr>
+                          <w:t xml:space="preserve"> </w:t>
+                        </w:r>
+                        <w:r>
+                          <w:rPr>
+                            <w:rFonts w:ascii="Cambria" w:eastAsia="굴림" w:hAnsi="Cambria" w:cs="Segoe UI"/>
+                            <w:color w:val="000000"/>
+                            <w:kern w:val="0"/>
+                            <w:sz w:val="19"/>
+                            <w:szCs w:val="19"/>
+                          </w:rPr>
+                          <w:t>범위</w:t>
+                        </w:r>
+                        <w:r>
+                          <w:rPr>
+                            <w:rFonts w:ascii="Cambria" w:eastAsia="굴림" w:hAnsi="Cambria" w:cs="Segoe UI"/>
+                            <w:color w:val="000000"/>
+                            <w:kern w:val="0"/>
+                            <w:sz w:val="19"/>
+                            <w:szCs w:val="19"/>
+                          </w:rPr>
+                          <w:t xml:space="preserve"> </w:t>
+                        </w:r>
+                        <w:r>
+                          <w:rPr>
+                            <w:rFonts w:ascii="Cambria" w:eastAsia="굴림" w:hAnsi="Cambria" w:cs="Segoe UI"/>
+                            <w:color w:val="000000"/>
+                            <w:kern w:val="0"/>
+                            <w:sz w:val="19"/>
+                            <w:szCs w:val="19"/>
+                          </w:rPr>
+                          <w:t>협의</w:t>
+                        </w:r>
+                      </w:p>
+                    </w:tc>
+                  </w:tr>
+                  <w:tr>
+                    <w:tc>
+                      <w:tcPr>
+                        <w:tcW w:w="3969" w:type="dxa"/>
+                        <w:tcBorders>
+                          <w:top w:val="single" w:sz="4" w:space="0" w:color="D9D9D9"/>
+                          <w:left w:val="single" w:sz="4" w:space="0" w:color="D9D9D9"/>
+                          <w:bottom w:val="single" w:sz="4" w:space="0" w:color="D9D9D9"/>
+                          <w:right w:val="single" w:sz="4" w:space="0" w:color="D9D9D9"/>
+                        </w:tcBorders>
+                        <w:shd w:val="clear" w:color="auto" w:fill="FFFFFF"/>
+                        <w:tcMar>
+                          <w:top w:w="85" w:type="dxa"/>
+                          <w:left w:w="85" w:type="dxa"/>
+                          <w:bottom w:w="85" w:type="dxa"/>
+                          <w:right w:w="85" w:type="dxa"/>
+                        </w:tcMar>
+                        <w:vAlign w:val="center"/>
+                        <w:hideMark/>
+                      </w:tcPr>
+                      <w:p>
+                        <w:pPr>
+                          <w:widowControl/>
+                          <w:wordWrap/>
+                          <w:autoSpaceDE/>
+                          <w:autoSpaceDN/>
+                          <w:jc w:val="left"/>
+                          <w:rPr>
+                            <w:rFonts w:ascii="Noto Sans CJK KR" w:eastAsia="굴림" w:hAnsi="Noto Sans CJK KR" w:cs="Segoe UI"/>
+                            <w:color w:val="000000"/>
+                            <w:kern w:val="0"/>
+                            <w:sz w:val="21"/>
+                            <w:szCs w:val="21"/>
+                          </w:rPr>
+                        </w:pPr>
+                        <w:r>
+                          <w:rPr>
+                            <w:rFonts w:ascii="Cambria" w:eastAsia="굴림" w:hAnsi="Cambria" w:cs="Segoe UI"/>
+                            <w:color w:val="000000"/>
+                            <w:kern w:val="0"/>
+                            <w:sz w:val="19"/>
+                            <w:szCs w:val="19"/>
+                          </w:rPr>
+                          <w:t>당기는</w:t>
+                        </w:r>
+                        <w:r>
+                          <w:rPr>
+                            <w:rFonts w:ascii="Cambria" w:eastAsia="굴림" w:hAnsi="Cambria" w:cs="Segoe UI"/>
+                            <w:color w:val="000000"/>
+                            <w:kern w:val="0"/>
+                            <w:sz w:val="19"/>
+                            <w:szCs w:val="19"/>
+                          </w:rPr>
+                          <w:t xml:space="preserve"> </w:t>
+                        </w:r>
+                        <w:r>
+                          <w:rPr>
+                            <w:rFonts w:ascii="Cambria" w:eastAsia="굴림" w:hAnsi="Cambria" w:cs="Segoe UI"/>
+                            <w:color w:val="000000"/>
+                            <w:kern w:val="0"/>
+                            <w:sz w:val="19"/>
+                            <w:szCs w:val="19"/>
+                          </w:rPr>
+                          <w:t>저항</w:t>
+                        </w:r>
+                        <w:r>
+                          <w:rPr>
+                            <w:rFonts w:ascii="Cambria" w:eastAsia="굴림" w:hAnsi="Cambria" w:cs="Segoe UI"/>
+                            <w:color w:val="000000"/>
+                            <w:kern w:val="0"/>
+                            <w:sz w:val="19"/>
+                            <w:szCs w:val="19"/>
+                          </w:rPr>
+                          <w:t xml:space="preserve"> </w:t>
+                        </w:r>
+                        <w:r>
+                          <w:rPr>
+                            <w:rFonts w:ascii="Cambria" w:eastAsia="굴림" w:hAnsi="Cambria" w:cs="Segoe UI"/>
+                            <w:color w:val="000000"/>
+                            <w:kern w:val="0"/>
+                            <w:sz w:val="19"/>
+                            <w:szCs w:val="19"/>
+                          </w:rPr>
+                          <w:t>등</w:t>
+                        </w:r>
+                        <w:r>
+                          <w:rPr>
+                            <w:rFonts w:ascii="Cambria" w:eastAsia="굴림" w:hAnsi="Cambria" w:cs="Segoe UI"/>
+                            <w:color w:val="000000"/>
+                            <w:kern w:val="0"/>
+                            <w:sz w:val="19"/>
+                            <w:szCs w:val="19"/>
+                          </w:rPr>
+                          <w:t xml:space="preserve"> </w:t>
+                        </w:r>
+                        <w:r>
+                          <w:rPr>
+                            <w:rFonts w:ascii="Cambria" w:eastAsia="굴림" w:hAnsi="Cambria" w:cs="Segoe UI"/>
+                            <w:color w:val="000000"/>
+                            <w:kern w:val="0"/>
+                            <w:sz w:val="19"/>
+                            <w:szCs w:val="19"/>
+                          </w:rPr>
+                          <w:t>힘과</w:t>
+                        </w:r>
+                        <w:r>
+                          <w:rPr>
+                            <w:rFonts w:ascii="Cambria" w:eastAsia="굴림" w:hAnsi="Cambria" w:cs="Segoe UI"/>
+                            <w:color w:val="000000"/>
+                            <w:kern w:val="0"/>
+                            <w:sz w:val="19"/>
+                            <w:szCs w:val="19"/>
+                          </w:rPr>
+                          <w:t xml:space="preserve"> </w:t>
+                        </w:r>
+                        <w:r>
+                          <w:rPr>
+                            <w:rFonts w:ascii="Cambria" w:eastAsia="굴림" w:hAnsi="Cambria" w:cs="Segoe UI"/>
+                            <w:color w:val="000000"/>
+                            <w:kern w:val="0"/>
+                            <w:sz w:val="19"/>
+                            <w:szCs w:val="19"/>
+                          </w:rPr>
+                          <w:t>관련된</w:t>
+                        </w:r>
+                        <w:r>
+                          <w:rPr>
+                            <w:rFonts w:ascii="Cambria" w:eastAsia="굴림" w:hAnsi="Cambria" w:cs="Segoe UI"/>
+                            <w:color w:val="000000"/>
+                            <w:kern w:val="0"/>
+                            <w:sz w:val="19"/>
+                            <w:szCs w:val="19"/>
+                          </w:rPr>
+                          <w:t xml:space="preserve"> </w:t>
+                        </w:r>
+                        <w:r>
+                          <w:rPr>
+                            <w:rFonts w:ascii="Cambria" w:eastAsia="굴림" w:hAnsi="Cambria" w:cs="Segoe UI"/>
+                            <w:color w:val="000000"/>
+                            <w:kern w:val="0"/>
+                            <w:sz w:val="19"/>
+                            <w:szCs w:val="19"/>
+                          </w:rPr>
+                          <w:t>평가</w:t>
+                        </w:r>
+                        <w:r>
+                          <w:rPr>
+                            <w:rFonts w:ascii="Cambria" w:eastAsia="굴림" w:hAnsi="Cambria" w:cs="Segoe UI"/>
+                            <w:color w:val="000000"/>
+                            <w:kern w:val="0"/>
+                            <w:sz w:val="19"/>
+                            <w:szCs w:val="19"/>
+                          </w:rPr>
+                          <w:t xml:space="preserve"> </w:t>
+                        </w:r>
+                        <w:r>
+                          <w:rPr>
+                            <w:rFonts w:ascii="Cambria" w:eastAsia="굴림" w:hAnsi="Cambria" w:cs="Segoe UI"/>
+                            <w:color w:val="000000"/>
+                            <w:kern w:val="0"/>
+                            <w:sz w:val="19"/>
+                            <w:szCs w:val="19"/>
+                          </w:rPr>
+                          <w:t>가능성</w:t>
+                        </w:r>
+                        <w:r>
+                          <w:rPr>
+                            <w:rFonts w:ascii="Cambria" w:eastAsia="굴림" w:hAnsi="Cambria" w:cs="Segoe UI"/>
+                            <w:color w:val="000000"/>
+                            <w:kern w:val="0"/>
+                            <w:sz w:val="19"/>
+                            <w:szCs w:val="19"/>
+                          </w:rPr>
+                          <w:t xml:space="preserve"> </w:t>
+                        </w:r>
+                        <w:r>
+                          <w:rPr>
+                            <w:rFonts w:ascii="Cambria" w:eastAsia="굴림" w:hAnsi="Cambria" w:cs="Segoe UI"/>
+                            <w:color w:val="000000"/>
+                            <w:kern w:val="0"/>
+                            <w:sz w:val="19"/>
+                            <w:szCs w:val="19"/>
+                          </w:rPr>
+                          <w:t>검토</w:t>
+                        </w:r>
+                      </w:p>
+                    </w:tc>
+                    <w:tc>
+                      <w:tcPr>
+                        <w:tcW w:w="5669" w:type="dxa"/>
+                        <w:tcBorders>
+                          <w:top w:val="single" w:sz="4" w:space="0" w:color="D9D9D9"/>
+                          <w:left w:val="single" w:sz="4" w:space="0" w:color="D9D9D9"/>
+                          <w:bottom w:val="single" w:sz="4" w:space="0" w:color="D9D9D9"/>
+                          <w:right w:val="single" w:sz="4" w:space="0" w:color="D9D9D9"/>
+                        </w:tcBorders>
+                        <w:shd w:val="clear" w:color="auto" w:fill="FFFFFF"/>
+                        <w:tcMar>
+                          <w:top w:w="85" w:type="dxa"/>
+                          <w:left w:w="85" w:type="dxa"/>
+                          <w:bottom w:w="85" w:type="dxa"/>
+                          <w:right w:w="85" w:type="dxa"/>
+                        </w:tcMar>
+                        <w:vAlign w:val="center"/>
+                        <w:hideMark/>
+                      </w:tcPr>
+                      <w:p>
+                        <w:pPr>
+                          <w:widowControl/>
+                          <w:wordWrap/>
+                          <w:autoSpaceDE/>
+                          <w:autoSpaceDN/>
+                          <w:jc w:val="left"/>
+                          <w:rPr>
+                            <w:rFonts w:ascii="Noto Sans CJK KR" w:eastAsia="굴림" w:hAnsi="Noto Sans CJK KR" w:cs="Segoe UI"/>
+                            <w:color w:val="000000"/>
+                            <w:kern w:val="0"/>
+                            <w:sz w:val="21"/>
+                            <w:szCs w:val="21"/>
+                          </w:rPr>
+                        </w:pPr>
+                        <w:r>
+                          <w:rPr>
+                            <w:rFonts w:ascii="Cambria" w:eastAsia="굴림" w:hAnsi="Cambria" w:cs="Segoe UI"/>
+                            <w:color w:val="000000"/>
+                            <w:kern w:val="0"/>
+                            <w:sz w:val="19"/>
+                            <w:szCs w:val="19"/>
+                          </w:rPr>
+                          <w:t>현재</w:t>
+                        </w:r>
+                        <w:r>
+                          <w:rPr>
+                            <w:rFonts w:ascii="Cambria" w:eastAsia="굴림" w:hAnsi="Cambria" w:cs="Segoe UI"/>
+                            <w:color w:val="000000"/>
+                            <w:kern w:val="0"/>
+                            <w:sz w:val="19"/>
+                            <w:szCs w:val="19"/>
+                          </w:rPr>
+                          <w:t xml:space="preserve"> </w:t>
+                        </w:r>
+                        <w:r>
+                          <w:rPr>
+                            <w:rFonts w:ascii="Cambria" w:eastAsia="굴림" w:hAnsi="Cambria" w:cs="Segoe UI"/>
+                            <w:color w:val="000000"/>
+                            <w:kern w:val="0"/>
+                            <w:sz w:val="19"/>
+                            <w:szCs w:val="19"/>
+                          </w:rPr>
+                          <w:t>영상</w:t>
+                        </w:r>
+                        <w:r>
+                          <w:rPr>
+                            <w:rFonts w:ascii="Cambria" w:eastAsia="굴림" w:hAnsi="Cambria" w:cs="Segoe UI"/>
+                            <w:color w:val="000000"/>
+                            <w:kern w:val="0"/>
+                            <w:sz w:val="19"/>
+                            <w:szCs w:val="19"/>
+                          </w:rPr>
+                          <w:t>·</w:t>
+                        </w:r>
+                        <w:r>
+                          <w:rPr>
+                            <w:rFonts w:ascii="Cambria" w:eastAsia="굴림" w:hAnsi="Cambria" w:cs="Segoe UI"/>
+                            <w:color w:val="000000"/>
+                            <w:kern w:val="0"/>
+                            <w:sz w:val="19"/>
+                            <w:szCs w:val="19"/>
+                          </w:rPr>
+                          <w:t>운동학만으로</w:t>
+                        </w:r>
+                        <w:r>
+                          <w:rPr>
+                            <w:rFonts w:ascii="Cambria" w:eastAsia="굴림" w:hAnsi="Cambria" w:cs="Segoe UI"/>
+                            <w:color w:val="000000"/>
+                            <w:kern w:val="0"/>
+                            <w:sz w:val="19"/>
+                            <w:szCs w:val="19"/>
+                          </w:rPr>
+                          <w:t xml:space="preserve"> </w:t>
+                        </w:r>
+                        <w:r>
+                          <w:rPr>
+                            <w:rFonts w:ascii="Cambria" w:eastAsia="굴림" w:hAnsi="Cambria" w:cs="Segoe UI"/>
+                            <w:color w:val="000000"/>
+                            <w:kern w:val="0"/>
+                            <w:sz w:val="19"/>
+                            <w:szCs w:val="19"/>
+                          </w:rPr>
+                          <w:t>힘을</w:t>
+                        </w:r>
+                        <w:r>
+                          <w:rPr>
+                            <w:rFonts w:ascii="Cambria" w:eastAsia="굴림" w:hAnsi="Cambria" w:cs="Segoe UI"/>
+                            <w:color w:val="000000"/>
+                            <w:kern w:val="0"/>
+                            <w:sz w:val="19"/>
+                            <w:szCs w:val="19"/>
+                          </w:rPr>
+                          <w:t xml:space="preserve"> </w:t>
+                        </w:r>
+                        <w:r>
+                          <w:rPr>
+                            <w:rFonts w:ascii="Cambria" w:eastAsia="굴림" w:hAnsi="Cambria" w:cs="Segoe UI"/>
+                            <w:color w:val="000000"/>
+                            <w:kern w:val="0"/>
+                            <w:sz w:val="19"/>
+                            <w:szCs w:val="19"/>
+                          </w:rPr>
+                          <w:t>직접</w:t>
+                        </w:r>
+                        <w:r>
+                          <w:rPr>
+                            <w:rFonts w:ascii="Cambria" w:eastAsia="굴림" w:hAnsi="Cambria" w:cs="Segoe UI"/>
+                            <w:color w:val="000000"/>
+                            <w:kern w:val="0"/>
+                            <w:sz w:val="19"/>
+                            <w:szCs w:val="19"/>
+                          </w:rPr>
+                          <w:t xml:space="preserve"> </w:t>
+                        </w:r>
+                        <w:r>
+                          <w:rPr>
+                            <w:rFonts w:ascii="Cambria" w:eastAsia="굴림" w:hAnsi="Cambria" w:cs="Segoe UI"/>
+                            <w:color w:val="000000"/>
+                            <w:kern w:val="0"/>
+                            <w:sz w:val="19"/>
+                            <w:szCs w:val="19"/>
+                          </w:rPr>
+                          <w:t>평가할</w:t>
+                        </w:r>
+                        <w:r>
+                          <w:rPr>
+                            <w:rFonts w:ascii="Cambria" w:eastAsia="굴림" w:hAnsi="Cambria" w:cs="Segoe UI"/>
+                            <w:color w:val="000000"/>
+                            <w:kern w:val="0"/>
+                            <w:sz w:val="19"/>
+                            <w:szCs w:val="19"/>
+                          </w:rPr>
+                          <w:t xml:space="preserve"> </w:t>
+                        </w:r>
+                        <w:r>
+                          <w:rPr>
+                            <w:rFonts w:ascii="Cambria" w:eastAsia="굴림" w:hAnsi="Cambria" w:cs="Segoe UI"/>
+                            <w:color w:val="000000"/>
+                            <w:kern w:val="0"/>
+                            <w:sz w:val="19"/>
+                            <w:szCs w:val="19"/>
+                          </w:rPr>
+                          <w:t>수</w:t>
+                        </w:r>
+                        <w:r>
+                          <w:rPr>
+                            <w:rFonts w:ascii="Cambria" w:eastAsia="굴림" w:hAnsi="Cambria" w:cs="Segoe UI"/>
+                            <w:color w:val="000000"/>
+                            <w:kern w:val="0"/>
+                            <w:sz w:val="19"/>
+                            <w:szCs w:val="19"/>
+                          </w:rPr>
+                          <w:t xml:space="preserve"> </w:t>
+                        </w:r>
+                        <w:r>
+                          <w:rPr>
+                            <w:rFonts w:ascii="Cambria" w:eastAsia="굴림" w:hAnsi="Cambria" w:cs="Segoe UI"/>
+                            <w:color w:val="000000"/>
+                            <w:kern w:val="0"/>
+                            <w:sz w:val="19"/>
+                            <w:szCs w:val="19"/>
+                          </w:rPr>
+                          <w:t>없으므로</w:t>
+                        </w:r>
+                        <w:r>
+                          <w:rPr>
+                            <w:rFonts w:ascii="Cambria" w:eastAsia="굴림" w:hAnsi="Cambria" w:cs="Segoe UI"/>
+                            <w:color w:val="000000"/>
+                            <w:kern w:val="0"/>
+                            <w:sz w:val="19"/>
+                            <w:szCs w:val="19"/>
+                          </w:rPr>
+                          <w:t xml:space="preserve"> </w:t>
+                        </w:r>
+                        <w:r>
+                          <w:rPr>
+                            <w:rFonts w:ascii="Cambria" w:eastAsia="굴림" w:hAnsi="Cambria" w:cs="Segoe UI"/>
+                            <w:color w:val="000000"/>
+                            <w:kern w:val="0"/>
+                            <w:sz w:val="19"/>
+                            <w:szCs w:val="19"/>
+                          </w:rPr>
+                          <w:t>별도</w:t>
+                        </w:r>
+                        <w:r>
+                          <w:rPr>
+                            <w:rFonts w:ascii="Cambria" w:eastAsia="굴림" w:hAnsi="Cambria" w:cs="Segoe UI"/>
+                            <w:color w:val="000000"/>
+                            <w:kern w:val="0"/>
+                            <w:sz w:val="19"/>
+                            <w:szCs w:val="19"/>
+                          </w:rPr>
+                          <w:t xml:space="preserve"> </w:t>
+                        </w:r>
+                        <w:r>
+                          <w:rPr>
+                            <w:rFonts w:ascii="Cambria" w:eastAsia="굴림" w:hAnsi="Cambria" w:cs="Segoe UI"/>
+                            <w:color w:val="000000"/>
+                            <w:kern w:val="0"/>
+                            <w:sz w:val="19"/>
+                            <w:szCs w:val="19"/>
+                          </w:rPr>
+                          <w:t>측정</w:t>
+                        </w:r>
+                        <w:r>
+                          <w:rPr>
+                            <w:rFonts w:ascii="Cambria" w:eastAsia="굴림" w:hAnsi="Cambria" w:cs="Segoe UI"/>
+                            <w:color w:val="000000"/>
+                            <w:kern w:val="0"/>
+                            <w:sz w:val="19"/>
+                            <w:szCs w:val="19"/>
+                          </w:rPr>
+                          <w:t xml:space="preserve"> </w:t>
+                        </w:r>
+                        <w:r>
+                          <w:rPr>
+                            <w:rFonts w:ascii="Cambria" w:eastAsia="굴림" w:hAnsi="Cambria" w:cs="Segoe UI"/>
+                            <w:color w:val="000000"/>
+                            <w:kern w:val="0"/>
+                            <w:sz w:val="19"/>
+                            <w:szCs w:val="19"/>
+                          </w:rPr>
+                          <w:t>필요성과</w:t>
+                        </w:r>
+                        <w:r>
+                          <w:rPr>
+                            <w:rFonts w:ascii="Cambria" w:eastAsia="굴림" w:hAnsi="Cambria" w:cs="Segoe UI"/>
+                            <w:color w:val="000000"/>
+                            <w:kern w:val="0"/>
+                            <w:sz w:val="19"/>
+                            <w:szCs w:val="19"/>
+                          </w:rPr>
+                          <w:t xml:space="preserve"> </w:t>
+                        </w:r>
+                        <w:r>
+                          <w:rPr>
+                            <w:rFonts w:ascii="Cambria" w:eastAsia="굴림" w:hAnsi="Cambria" w:cs="Segoe UI"/>
+                            <w:color w:val="000000"/>
+                            <w:kern w:val="0"/>
+                            <w:sz w:val="19"/>
+                            <w:szCs w:val="19"/>
+                          </w:rPr>
+                          <w:t>필수</w:t>
+                        </w:r>
+                        <w:r>
+                          <w:rPr>
+                            <w:rFonts w:ascii="Cambria" w:eastAsia="굴림" w:hAnsi="Cambria" w:cs="Segoe UI"/>
+                            <w:color w:val="000000"/>
+                            <w:kern w:val="0"/>
+                            <w:sz w:val="19"/>
+                            <w:szCs w:val="19"/>
+                          </w:rPr>
+                          <w:t xml:space="preserve"> </w:t>
+                        </w:r>
+                        <w:r>
+                          <w:rPr>
+                            <w:rFonts w:ascii="Cambria" w:eastAsia="굴림" w:hAnsi="Cambria" w:cs="Segoe UI"/>
+                            <w:color w:val="000000"/>
+                            <w:kern w:val="0"/>
+                            <w:sz w:val="19"/>
+                            <w:szCs w:val="19"/>
+                          </w:rPr>
+                          <w:t>포함</w:t>
+                        </w:r>
+                        <w:r>
+                          <w:rPr>
+                            <w:rFonts w:ascii="Cambria" w:eastAsia="굴림" w:hAnsi="Cambria" w:cs="Segoe UI"/>
+                            <w:color w:val="000000"/>
+                            <w:kern w:val="0"/>
+                            <w:sz w:val="19"/>
+                            <w:szCs w:val="19"/>
+                          </w:rPr>
+                          <w:t xml:space="preserve"> </w:t>
+                        </w:r>
+                        <w:r>
+                          <w:rPr>
+                            <w:rFonts w:ascii="Cambria" w:eastAsia="굴림" w:hAnsi="Cambria" w:cs="Segoe UI"/>
+                            <w:color w:val="000000"/>
+                            <w:kern w:val="0"/>
+                            <w:sz w:val="19"/>
+                            <w:szCs w:val="19"/>
+                          </w:rPr>
+                          <w:t>여부</w:t>
+                        </w:r>
+                        <w:r>
+                          <w:rPr>
+                            <w:rFonts w:ascii="Cambria" w:eastAsia="굴림" w:hAnsi="Cambria" w:cs="Segoe UI"/>
+                            <w:color w:val="000000"/>
+                            <w:kern w:val="0"/>
+                            <w:sz w:val="19"/>
+                            <w:szCs w:val="19"/>
+                          </w:rPr>
+                          <w:t xml:space="preserve"> </w:t>
+                        </w:r>
+                        <w:r>
+                          <w:rPr>
+                            <w:rFonts w:ascii="Cambria" w:eastAsia="굴림" w:hAnsi="Cambria" w:cs="Segoe UI"/>
+                            <w:color w:val="000000"/>
+                            <w:kern w:val="0"/>
+                            <w:sz w:val="19"/>
+                            <w:szCs w:val="19"/>
+                          </w:rPr>
+                          <w:t>확인</w:t>
+                        </w:r>
+                      </w:p>
+                    </w:tc>
+                  </w:tr>
+                  <w:tr>
+                    <w:tc>
+                      <w:tcPr>
+                        <w:tcW w:w="3969" w:type="dxa"/>
+                        <w:tcBorders>
+                          <w:top w:val="single" w:sz="4" w:space="0" w:color="D9D9D9"/>
+                          <w:left w:val="single" w:sz="4" w:space="0" w:color="D9D9D9"/>
+                          <w:bottom w:val="single" w:sz="4" w:space="0" w:color="D9D9D9"/>
+                          <w:right w:val="single" w:sz="4" w:space="0" w:color="D9D9D9"/>
+                        </w:tcBorders>
+                        <w:shd w:val="clear" w:color="auto" w:fill="FFFFFF"/>
+                        <w:tcMar>
+                          <w:top w:w="85" w:type="dxa"/>
+                          <w:left w:w="85" w:type="dxa"/>
+                          <w:bottom w:w="85" w:type="dxa"/>
+                          <w:right w:w="85" w:type="dxa"/>
+                        </w:tcMar>
+                        <w:vAlign w:val="center"/>
+                        <w:hideMark/>
+                      </w:tcPr>
+                      <w:p>
+                        <w:pPr>
+                          <w:widowControl/>
+                          <w:wordWrap/>
+                          <w:autoSpaceDE/>
+                          <w:autoSpaceDN/>
+                          <w:jc w:val="left"/>
+                          <w:rPr>
+                            <w:rFonts w:ascii="Noto Sans CJK KR" w:eastAsia="굴림" w:hAnsi="Noto Sans CJK KR" w:cs="Segoe UI"/>
+                            <w:color w:val="000000"/>
+                            <w:kern w:val="0"/>
+                            <w:sz w:val="21"/>
+                            <w:szCs w:val="21"/>
+                          </w:rPr>
+                        </w:pPr>
+                        <w:r>
+                          <w:rPr>
+                            <w:rFonts w:ascii="Cambria" w:eastAsia="굴림" w:hAnsi="Cambria" w:cs="Segoe UI"/>
+                            <w:color w:val="000000"/>
+                            <w:kern w:val="0"/>
+                            <w:sz w:val="19"/>
+                            <w:szCs w:val="19"/>
+                          </w:rPr>
+                          <w:t>환자와</w:t>
+                        </w:r>
+                        <w:r>
+                          <w:rPr>
+                            <w:rFonts w:ascii="Cambria" w:eastAsia="굴림" w:hAnsi="Cambria" w:cs="Segoe UI"/>
+                            <w:color w:val="000000"/>
+                            <w:kern w:val="0"/>
+                            <w:sz w:val="19"/>
+                            <w:szCs w:val="19"/>
+                          </w:rPr>
+                          <w:t xml:space="preserve"> </w:t>
+                        </w:r>
+                        <w:r>
+                          <w:rPr>
+                            <w:rFonts w:ascii="Cambria" w:eastAsia="굴림" w:hAnsi="Cambria" w:cs="Segoe UI"/>
+                            <w:color w:val="000000"/>
+                            <w:kern w:val="0"/>
+                            <w:sz w:val="19"/>
+                            <w:szCs w:val="19"/>
+                          </w:rPr>
+                          <w:t>비장애인의</w:t>
+                        </w:r>
+                        <w:r>
+                          <w:rPr>
+                            <w:rFonts w:ascii="Cambria" w:eastAsia="굴림" w:hAnsi="Cambria" w:cs="Segoe UI"/>
+                            <w:color w:val="000000"/>
+                            <w:kern w:val="0"/>
+                            <w:sz w:val="19"/>
+                            <w:szCs w:val="19"/>
+                          </w:rPr>
+                          <w:t xml:space="preserve"> </w:t>
+                        </w:r>
+                        <w:r>
+                          <w:rPr>
+                            <w:rFonts w:ascii="Cambria" w:eastAsia="굴림" w:hAnsi="Cambria" w:cs="Segoe UI"/>
+                            <w:color w:val="000000"/>
+                            <w:kern w:val="0"/>
+                            <w:sz w:val="19"/>
+                            <w:szCs w:val="19"/>
+                          </w:rPr>
+                          <w:t>개인별</w:t>
+                        </w:r>
+                        <w:r>
+                          <w:rPr>
+                            <w:rFonts w:ascii="Cambria" w:eastAsia="굴림" w:hAnsi="Cambria" w:cs="Segoe UI"/>
+                            <w:color w:val="000000"/>
+                            <w:kern w:val="0"/>
+                            <w:sz w:val="19"/>
+                            <w:szCs w:val="19"/>
+                          </w:rPr>
+                          <w:t xml:space="preserve"> </w:t>
+                        </w:r>
+                        <w:r>
+                          <w:rPr>
+                            <w:rFonts w:ascii="Cambria" w:eastAsia="굴림" w:hAnsi="Cambria" w:cs="Segoe UI"/>
+                            <w:color w:val="000000"/>
+                            <w:kern w:val="0"/>
+                            <w:sz w:val="19"/>
+                            <w:szCs w:val="19"/>
+                          </w:rPr>
+                          <w:t>특성</w:t>
+                        </w:r>
+                        <w:r>
+                          <w:rPr>
+                            <w:rFonts w:ascii="Cambria" w:eastAsia="굴림" w:hAnsi="Cambria" w:cs="Segoe UI"/>
+                            <w:color w:val="000000"/>
+                            <w:kern w:val="0"/>
+                            <w:sz w:val="19"/>
+                            <w:szCs w:val="19"/>
+                          </w:rPr>
+                          <w:t xml:space="preserve"> </w:t>
+                        </w:r>
+                        <w:r>
+                          <w:rPr>
+                            <w:rFonts w:ascii="Cambria" w:eastAsia="굴림" w:hAnsi="Cambria" w:cs="Segoe UI"/>
+                            <w:color w:val="000000"/>
+                            <w:kern w:val="0"/>
+                            <w:sz w:val="19"/>
+                            <w:szCs w:val="19"/>
+                          </w:rPr>
+                          <w:t>분석</w:t>
+                        </w:r>
+                        <w:r>
+                          <w:rPr>
+                            <w:rFonts w:ascii="Cambria" w:eastAsia="굴림" w:hAnsi="Cambria" w:cs="Segoe UI"/>
+                            <w:color w:val="000000"/>
+                            <w:kern w:val="0"/>
+                            <w:sz w:val="19"/>
+                            <w:szCs w:val="19"/>
+                          </w:rPr>
+                          <w:t xml:space="preserve"> </w:t>
+                        </w:r>
+                        <w:r>
+                          <w:rPr>
+                            <w:rFonts w:ascii="Cambria" w:eastAsia="굴림" w:hAnsi="Cambria" w:cs="Segoe UI"/>
+                            <w:color w:val="000000"/>
+                            <w:kern w:val="0"/>
+                            <w:sz w:val="19"/>
+                            <w:szCs w:val="19"/>
+                          </w:rPr>
+                          <w:t>제안</w:t>
+                        </w:r>
+                      </w:p>
+                    </w:tc>
+                    <w:tc>
+                      <w:tcPr>
+                        <w:tcW w:w="5669" w:type="dxa"/>
+                        <w:tcBorders>
+                          <w:top w:val="single" w:sz="4" w:space="0" w:color="D9D9D9"/>
+                          <w:left w:val="single" w:sz="4" w:space="0" w:color="D9D9D9"/>
+                          <w:bottom w:val="single" w:sz="4" w:space="0" w:color="D9D9D9"/>
+                          <w:right w:val="single" w:sz="4" w:space="0" w:color="D9D9D9"/>
+                        </w:tcBorders>
+                        <w:shd w:val="clear" w:color="auto" w:fill="FFFFFF"/>
+                        <w:tcMar>
+                          <w:top w:w="85" w:type="dxa"/>
+                          <w:left w:w="85" w:type="dxa"/>
+                          <w:bottom w:w="85" w:type="dxa"/>
+                          <w:right w:w="85" w:type="dxa"/>
+                        </w:tcMar>
+                        <w:vAlign w:val="center"/>
+                        <w:hideMark/>
+                      </w:tcPr>
+                      <w:p>
+                        <w:pPr>
+                          <w:widowControl/>
+                          <w:wordWrap/>
+                          <w:autoSpaceDE/>
+                          <w:autoSpaceDN/>
+                          <w:jc w:val="left"/>
+                          <w:rPr>
+                            <w:rFonts w:ascii="Noto Sans CJK KR" w:eastAsia="굴림" w:hAnsi="Noto Sans CJK KR" w:cs="Segoe UI"/>
+                            <w:color w:val="000000"/>
+                            <w:kern w:val="0"/>
+                            <w:sz w:val="21"/>
+                            <w:szCs w:val="21"/>
+                          </w:rPr>
+                        </w:pPr>
+                        <w:r>
+                          <w:rPr>
+                            <w:rFonts w:ascii="Cambria" w:eastAsia="굴림" w:hAnsi="Cambria" w:cs="Segoe UI"/>
+                            <w:color w:val="000000"/>
+                            <w:kern w:val="0"/>
+                            <w:sz w:val="19"/>
+                            <w:szCs w:val="19"/>
+                          </w:rPr>
+                          <w:t>개인별</w:t>
+                        </w:r>
+                        <w:r>
+                          <w:rPr>
+                            <w:rFonts w:ascii="Cambria" w:eastAsia="굴림" w:hAnsi="Cambria" w:cs="Segoe UI"/>
+                            <w:color w:val="000000"/>
+                            <w:kern w:val="0"/>
+                            <w:sz w:val="19"/>
+                            <w:szCs w:val="19"/>
+                          </w:rPr>
+                          <w:t xml:space="preserve"> </w:t>
+                        </w:r>
+                        <w:proofErr w:type="spellStart"/>
+                        <w:r>
+                          <w:rPr>
+                            <w:rFonts w:ascii="Cambria" w:eastAsia="굴림" w:hAnsi="Cambria" w:cs="Segoe UI"/>
+                            <w:color w:val="000000"/>
+                            <w:kern w:val="0"/>
+                            <w:sz w:val="19"/>
+                            <w:szCs w:val="19"/>
+                          </w:rPr>
+                          <w:t>대표값</w:t>
+                        </w:r>
+                        <w:proofErr w:type="spellEnd"/>
+                        <w:r>
+                          <w:rPr>
+                            <w:rFonts w:ascii="Cambria" w:eastAsia="굴림" w:hAnsi="Cambria" w:cs="Segoe UI"/>
+                            <w:color w:val="000000"/>
+                            <w:kern w:val="0"/>
+                            <w:sz w:val="19"/>
+                            <w:szCs w:val="19"/>
+                          </w:rPr>
+                          <w:t>·</w:t>
+                        </w:r>
+                        <w:r>
+                          <w:rPr>
+                            <w:rFonts w:ascii="Cambria" w:eastAsia="굴림" w:hAnsi="Cambria" w:cs="Segoe UI"/>
+                            <w:color w:val="000000"/>
+                            <w:kern w:val="0"/>
+                            <w:sz w:val="19"/>
+                            <w:szCs w:val="19"/>
+                          </w:rPr>
+                          <w:t>반복</w:t>
+                        </w:r>
+                        <w:r>
+                          <w:rPr>
+                            <w:rFonts w:ascii="Cambria" w:eastAsia="굴림" w:hAnsi="Cambria" w:cs="Segoe UI"/>
+                            <w:color w:val="000000"/>
+                            <w:kern w:val="0"/>
+                            <w:sz w:val="19"/>
+                            <w:szCs w:val="19"/>
+                          </w:rPr>
+                          <w:t xml:space="preserve"> </w:t>
+                        </w:r>
+                        <w:r>
+                          <w:rPr>
+                            <w:rFonts w:ascii="Cambria" w:eastAsia="굴림" w:hAnsi="Cambria" w:cs="Segoe UI"/>
+                            <w:color w:val="000000"/>
+                            <w:kern w:val="0"/>
+                            <w:sz w:val="19"/>
+                            <w:szCs w:val="19"/>
+                          </w:rPr>
+                          <w:t>변동의</w:t>
+                        </w:r>
+                        <w:r>
+                          <w:rPr>
+                            <w:rFonts w:ascii="Cambria" w:eastAsia="굴림" w:hAnsi="Cambria" w:cs="Segoe UI"/>
+                            <w:color w:val="000000"/>
+                            <w:kern w:val="0"/>
+                            <w:sz w:val="19"/>
+                            <w:szCs w:val="19"/>
+                          </w:rPr>
+                          <w:t xml:space="preserve"> </w:t>
+                        </w:r>
+                        <w:r>
+                          <w:rPr>
+                            <w:rFonts w:ascii="Cambria" w:eastAsia="굴림" w:hAnsi="Cambria" w:cs="Segoe UI"/>
+                            <w:color w:val="000000"/>
+                            <w:kern w:val="0"/>
+                            <w:sz w:val="19"/>
+                            <w:szCs w:val="19"/>
+                          </w:rPr>
+                          <w:t>기술적</w:t>
+                        </w:r>
+                        <w:r>
+                          <w:rPr>
+                            <w:rFonts w:ascii="Cambria" w:eastAsia="굴림" w:hAnsi="Cambria" w:cs="Segoe UI"/>
+                            <w:color w:val="000000"/>
+                            <w:kern w:val="0"/>
+                            <w:sz w:val="19"/>
+                            <w:szCs w:val="19"/>
+                          </w:rPr>
+                          <w:t xml:space="preserve"> </w:t>
+                        </w:r>
+                        <w:r>
+                          <w:rPr>
+                            <w:rFonts w:ascii="Cambria" w:eastAsia="굴림" w:hAnsi="Cambria" w:cs="Segoe UI"/>
+                            <w:color w:val="000000"/>
+                            <w:kern w:val="0"/>
+                            <w:sz w:val="19"/>
+                            <w:szCs w:val="19"/>
+                          </w:rPr>
+                          <w:t>분석을</w:t>
+                        </w:r>
+                        <w:r>
+                          <w:rPr>
+                            <w:rFonts w:ascii="Cambria" w:eastAsia="굴림" w:hAnsi="Cambria" w:cs="Segoe UI"/>
+                            <w:color w:val="000000"/>
+                            <w:kern w:val="0"/>
+                            <w:sz w:val="19"/>
+                            <w:szCs w:val="19"/>
+                          </w:rPr>
+                          <w:t xml:space="preserve"> </w:t>
+                        </w:r>
+                        <w:r>
+                          <w:rPr>
+                            <w:rFonts w:ascii="Cambria" w:eastAsia="굴림" w:hAnsi="Cambria" w:cs="Segoe UI"/>
+                            <w:color w:val="000000"/>
+                            <w:kern w:val="0"/>
+                            <w:sz w:val="19"/>
+                            <w:szCs w:val="19"/>
+                          </w:rPr>
+                          <w:t>검토하되</w:t>
+                        </w:r>
+                        <w:r>
+                          <w:rPr>
+                            <w:rFonts w:ascii="Cambria" w:eastAsia="굴림" w:hAnsi="Cambria" w:cs="Segoe UI"/>
+                            <w:color w:val="000000"/>
+                            <w:kern w:val="0"/>
+                            <w:sz w:val="19"/>
+                            <w:szCs w:val="19"/>
+                          </w:rPr>
+                          <w:t xml:space="preserve"> </w:t>
+                        </w:r>
+                        <w:r>
+                          <w:rPr>
+                            <w:rFonts w:ascii="Cambria" w:eastAsia="굴림" w:hAnsi="Cambria" w:cs="Segoe UI"/>
+                            <w:color w:val="000000"/>
+                            <w:kern w:val="0"/>
+                            <w:sz w:val="19"/>
+                            <w:szCs w:val="19"/>
+                          </w:rPr>
+                          <w:t>새로운</w:t>
+                        </w:r>
+                        <w:r>
+                          <w:rPr>
+                            <w:rFonts w:ascii="Cambria" w:eastAsia="굴림" w:hAnsi="Cambria" w:cs="Segoe UI"/>
+                            <w:color w:val="000000"/>
+                            <w:kern w:val="0"/>
+                            <w:sz w:val="19"/>
+                            <w:szCs w:val="19"/>
+                          </w:rPr>
+                          <w:t xml:space="preserve"> </w:t>
+                        </w:r>
+                        <w:r>
+                          <w:rPr>
+                            <w:rFonts w:ascii="Cambria" w:eastAsia="굴림" w:hAnsi="Cambria" w:cs="Segoe UI"/>
+                            <w:color w:val="000000"/>
+                            <w:kern w:val="0"/>
+                            <w:sz w:val="19"/>
+                            <w:szCs w:val="19"/>
+                          </w:rPr>
+                          <w:t>유형</w:t>
+                        </w:r>
+                        <w:r>
+                          <w:rPr>
+                            <w:rFonts w:ascii="Cambria" w:eastAsia="굴림" w:hAnsi="Cambria" w:cs="Segoe UI"/>
+                            <w:color w:val="000000"/>
+                            <w:kern w:val="0"/>
+                            <w:sz w:val="19"/>
+                            <w:szCs w:val="19"/>
+                          </w:rPr>
+                          <w:t xml:space="preserve"> </w:t>
+                        </w:r>
+                        <w:r>
+                          <w:rPr>
+                            <w:rFonts w:ascii="Cambria" w:eastAsia="굴림" w:hAnsi="Cambria" w:cs="Segoe UI"/>
+                            <w:color w:val="000000"/>
+                            <w:kern w:val="0"/>
+                            <w:sz w:val="19"/>
+                            <w:szCs w:val="19"/>
+                          </w:rPr>
+                          <w:t>발견과</w:t>
+                        </w:r>
+                        <w:r>
+                          <w:rPr>
+                            <w:rFonts w:ascii="Cambria" w:eastAsia="굴림" w:hAnsi="Cambria" w:cs="Segoe UI"/>
+                            <w:color w:val="000000"/>
+                            <w:kern w:val="0"/>
+                            <w:sz w:val="19"/>
+                            <w:szCs w:val="19"/>
+                          </w:rPr>
+                          <w:t xml:space="preserve"> </w:t>
+                        </w:r>
+                        <w:r>
+                          <w:rPr>
+                            <w:rFonts w:ascii="Cambria" w:eastAsia="굴림" w:hAnsi="Cambria" w:cs="Segoe UI"/>
+                            <w:color w:val="000000"/>
+                            <w:kern w:val="0"/>
+                            <w:sz w:val="19"/>
+                            <w:szCs w:val="19"/>
+                          </w:rPr>
+                          <w:t>구분</w:t>
+                        </w:r>
+                      </w:p>
+                    </w:tc>
+                  </w:tr>
+                </w:tbl>
                 <w:p>
                   <w:pPr>
                     <w:pStyle w:val="a6"/>
@@ -2527,79 +5382,1268 @@
                       <w:ilvl w:val="0"/>
                       <w:numId w:val="3"/>
                     </w:numPr>
-                  </w:pPr>
-                  <w:proofErr w:type="spellStart"/>
-                  <w:r>
-                    <w:t>V</w:t>
-                  </w:r>
-                  <w:r>
-                    <w:rPr>
-                      <w:rFonts w:hint="eastAsia"/>
-                    </w:rPr>
-                    <w:t>lm</w:t>
-                  </w:r>
-                  <w:proofErr w:type="spellEnd"/>
-                  <w:r>
-                    <w:rPr>
-                      <w:rFonts w:hint="eastAsia"/>
-                    </w:rPr>
-                    <w:t>모델 구동확인 중</w:t>
-                  </w:r>
-                  <w:r>
-                    <w:rPr>
-                      <w:rFonts w:hint="eastAsia"/>
-                    </w:rPr>
-                    <w:t>-</w:t>
-                  </w:r>
-                </w:p>
-                <w:p/>
-                <w:p>
-                  <w:pPr>
-                    <w:rPr>
-                      <w:sz w:val="24"/>
-                      <w:szCs w:val="28"/>
+                    <w:jc w:val="both"/>
+                    <w:rPr>
+                      <w:rFonts w:eastAsiaTheme="minorHAnsi"/>
                     </w:rPr>
                   </w:pPr>
                   <w:r>
                     <w:rPr>
-                      <w:rFonts w:hint="eastAsia"/>
-                      <w:sz w:val="24"/>
+                      <w:rFonts w:eastAsiaTheme="minorHAnsi" w:hint="eastAsia"/>
+                      <w:b/>
+                      <w:bCs/>
+                      <w:sz w:val="28"/>
                       <w:szCs w:val="28"/>
                     </w:rPr>
-                    <w:t>진행상황</w:t>
+                    <w:t>진행도와 중간 결론</w:t>
                   </w:r>
                 </w:p>
                 <w:p>
                   <w:pPr>
                     <w:pStyle w:val="a6"/>
-                    <w:numPr>
-                      <w:ilvl w:val="0"/>
-                      <w:numId w:val="3"/>
-                    </w:numPr>
+                    <w:ind w:left="450"/>
+                    <w:jc w:val="both"/>
+                    <w:rPr>
+                      <w:rFonts w:eastAsiaTheme="minorHAnsi" w:hint="eastAsia"/>
+                    </w:rPr>
                   </w:pPr>
-                  <w:r>
-                    <w:rPr>
-                      <w:rFonts w:hint="eastAsia"/>
-                    </w:rPr>
-                    <w:t>실제 데이터 수집 전 검증 단계</w:t>
-                  </w:r>
                 </w:p>
+                <w:tbl>
+                  <w:tblPr>
+                    <w:tblW w:w="8800" w:type="dxa"/>
+                    <w:tblBorders>
+                      <w:top w:val="single" w:sz="2" w:space="0" w:color="auto"/>
+                      <w:left w:val="single" w:sz="2" w:space="0" w:color="auto"/>
+                      <w:bottom w:val="single" w:sz="2" w:space="0" w:color="auto"/>
+                      <w:right w:val="single" w:sz="2" w:space="0" w:color="auto"/>
+                    </w:tblBorders>
+                    <w:shd w:val="clear" w:color="auto" w:fill="FFFFFF"/>
+                    <w:tblLook w:val="04A0" w:firstRow="1" w:lastRow="0" w:firstColumn="1" w:lastColumn="0" w:noHBand="0" w:noVBand="1"/>
+                  </w:tblPr>
+                  <w:tblGrid>
+                    <w:gridCol w:w="2321"/>
+                    <w:gridCol w:w="6479"/>
+                  </w:tblGrid>
+                  <w:tr>
+                    <w:tc>
+                      <w:tcPr>
+                        <w:tcW w:w="2321" w:type="dxa"/>
+                        <w:tcBorders>
+                          <w:top w:val="single" w:sz="4" w:space="0" w:color="D9D9D9"/>
+                          <w:left w:val="single" w:sz="4" w:space="0" w:color="D9D9D9"/>
+                          <w:bottom w:val="single" w:sz="4" w:space="0" w:color="D9D9D9"/>
+                          <w:right w:val="single" w:sz="4" w:space="0" w:color="D9D9D9"/>
+                        </w:tcBorders>
+                        <w:shd w:val="clear" w:color="auto" w:fill="E8EDF2"/>
+                        <w:tcMar>
+                          <w:top w:w="85" w:type="dxa"/>
+                          <w:left w:w="85" w:type="dxa"/>
+                          <w:bottom w:w="85" w:type="dxa"/>
+                          <w:right w:w="85" w:type="dxa"/>
+                        </w:tcMar>
+                        <w:vAlign w:val="center"/>
+                        <w:hideMark/>
+                      </w:tcPr>
+                      <w:p>
+                        <w:pPr>
+                          <w:widowControl/>
+                          <w:wordWrap/>
+                          <w:autoSpaceDE/>
+                          <w:autoSpaceDN/>
+                          <w:jc w:val="left"/>
+                          <w:rPr>
+                            <w:rFonts w:ascii="Noto Sans CJK KR" w:eastAsia="굴림" w:hAnsi="Noto Sans CJK KR" w:cs="Segoe UI"/>
+                            <w:color w:val="000000"/>
+                            <w:kern w:val="0"/>
+                            <w:sz w:val="21"/>
+                            <w:szCs w:val="21"/>
+                          </w:rPr>
+                        </w:pPr>
+                        <w:r>
+                          <w:rPr>
+                            <w:rFonts w:ascii="Cambria" w:eastAsia="굴림" w:hAnsi="Cambria" w:cs="Segoe UI"/>
+                            <w:b/>
+                            <w:bCs/>
+                            <w:color w:val="000000"/>
+                            <w:kern w:val="0"/>
+                            <w:sz w:val="19"/>
+                            <w:szCs w:val="19"/>
+                          </w:rPr>
+                          <w:t>항목</w:t>
+                        </w:r>
+                      </w:p>
+                    </w:tc>
+                    <w:tc>
+                      <w:tcPr>
+                        <w:tcW w:w="6479" w:type="dxa"/>
+                        <w:tcBorders>
+                          <w:top w:val="single" w:sz="4" w:space="0" w:color="D9D9D9"/>
+                          <w:left w:val="single" w:sz="4" w:space="0" w:color="D9D9D9"/>
+                          <w:bottom w:val="single" w:sz="4" w:space="0" w:color="D9D9D9"/>
+                          <w:right w:val="single" w:sz="4" w:space="0" w:color="D9D9D9"/>
+                        </w:tcBorders>
+                        <w:shd w:val="clear" w:color="auto" w:fill="E8EDF2"/>
+                        <w:tcMar>
+                          <w:top w:w="85" w:type="dxa"/>
+                          <w:left w:w="85" w:type="dxa"/>
+                          <w:bottom w:w="85" w:type="dxa"/>
+                          <w:right w:w="85" w:type="dxa"/>
+                        </w:tcMar>
+                        <w:vAlign w:val="center"/>
+                        <w:hideMark/>
+                      </w:tcPr>
+                      <w:p>
+                        <w:pPr>
+                          <w:widowControl/>
+                          <w:wordWrap/>
+                          <w:autoSpaceDE/>
+                          <w:autoSpaceDN/>
+                          <w:jc w:val="left"/>
+                          <w:rPr>
+                            <w:rFonts w:ascii="Noto Sans CJK KR" w:eastAsia="굴림" w:hAnsi="Noto Sans CJK KR" w:cs="Segoe UI"/>
+                            <w:color w:val="000000"/>
+                            <w:kern w:val="0"/>
+                            <w:sz w:val="21"/>
+                            <w:szCs w:val="21"/>
+                          </w:rPr>
+                        </w:pPr>
+                        <w:r>
+                          <w:rPr>
+                            <w:rFonts w:ascii="Cambria" w:eastAsia="굴림" w:hAnsi="Cambria" w:cs="Segoe UI"/>
+                            <w:b/>
+                            <w:bCs/>
+                            <w:color w:val="000000"/>
+                            <w:kern w:val="0"/>
+                            <w:sz w:val="19"/>
+                            <w:szCs w:val="19"/>
+                          </w:rPr>
+                          <w:t>현재</w:t>
+                        </w:r>
+                        <w:r>
+                          <w:rPr>
+                            <w:rFonts w:ascii="Cambria" w:eastAsia="굴림" w:hAnsi="Cambria" w:cs="Segoe UI"/>
+                            <w:b/>
+                            <w:bCs/>
+                            <w:color w:val="000000"/>
+                            <w:kern w:val="0"/>
+                            <w:sz w:val="19"/>
+                            <w:szCs w:val="19"/>
+                          </w:rPr>
+                          <w:t xml:space="preserve"> </w:t>
+                        </w:r>
+                        <w:r>
+                          <w:rPr>
+                            <w:rFonts w:ascii="Cambria" w:eastAsia="굴림" w:hAnsi="Cambria" w:cs="Segoe UI"/>
+                            <w:b/>
+                            <w:bCs/>
+                            <w:color w:val="000000"/>
+                            <w:kern w:val="0"/>
+                            <w:sz w:val="19"/>
+                            <w:szCs w:val="19"/>
+                          </w:rPr>
+                          <w:t>상태</w:t>
+                        </w:r>
+                      </w:p>
+                    </w:tc>
+                  </w:tr>
+                  <w:tr>
+                    <w:tc>
+                      <w:tcPr>
+                        <w:tcW w:w="2321" w:type="dxa"/>
+                        <w:tcBorders>
+                          <w:top w:val="single" w:sz="4" w:space="0" w:color="D9D9D9"/>
+                          <w:left w:val="single" w:sz="4" w:space="0" w:color="D9D9D9"/>
+                          <w:bottom w:val="single" w:sz="4" w:space="0" w:color="D9D9D9"/>
+                          <w:right w:val="single" w:sz="4" w:space="0" w:color="D9D9D9"/>
+                        </w:tcBorders>
+                        <w:shd w:val="clear" w:color="auto" w:fill="FFFFFF"/>
+                        <w:tcMar>
+                          <w:top w:w="85" w:type="dxa"/>
+                          <w:left w:w="85" w:type="dxa"/>
+                          <w:bottom w:w="85" w:type="dxa"/>
+                          <w:right w:w="85" w:type="dxa"/>
+                        </w:tcMar>
+                        <w:vAlign w:val="center"/>
+                        <w:hideMark/>
+                      </w:tcPr>
+                      <w:p>
+                        <w:pPr>
+                          <w:widowControl/>
+                          <w:wordWrap/>
+                          <w:autoSpaceDE/>
+                          <w:autoSpaceDN/>
+                          <w:jc w:val="left"/>
+                          <w:rPr>
+                            <w:rFonts w:ascii="Noto Sans CJK KR" w:eastAsia="굴림" w:hAnsi="Noto Sans CJK KR" w:cs="Segoe UI"/>
+                            <w:color w:val="000000"/>
+                            <w:kern w:val="0"/>
+                            <w:sz w:val="21"/>
+                            <w:szCs w:val="21"/>
+                          </w:rPr>
+                        </w:pPr>
+                        <w:r>
+                          <w:rPr>
+                            <w:rFonts w:ascii="Cambria" w:eastAsia="굴림" w:hAnsi="Cambria" w:cs="Segoe UI"/>
+                            <w:color w:val="000000"/>
+                            <w:kern w:val="0"/>
+                            <w:sz w:val="19"/>
+                            <w:szCs w:val="19"/>
+                          </w:rPr>
+                          <w:t>선행연구</w:t>
+                        </w:r>
+                        <w:r>
+                          <w:rPr>
+                            <w:rFonts w:ascii="Cambria" w:eastAsia="굴림" w:hAnsi="Cambria" w:cs="Segoe UI"/>
+                            <w:color w:val="000000"/>
+                            <w:kern w:val="0"/>
+                            <w:sz w:val="19"/>
+                            <w:szCs w:val="19"/>
+                          </w:rPr>
+                          <w:t xml:space="preserve"> </w:t>
+                        </w:r>
+                        <w:r>
+                          <w:rPr>
+                            <w:rFonts w:ascii="Cambria" w:eastAsia="굴림" w:hAnsi="Cambria" w:cs="Segoe UI"/>
+                            <w:color w:val="000000"/>
+                            <w:kern w:val="0"/>
+                            <w:sz w:val="19"/>
+                            <w:szCs w:val="19"/>
+                          </w:rPr>
+                          <w:t>조사</w:t>
+                        </w:r>
+                        <w:r>
+                          <w:rPr>
+                            <w:rFonts w:ascii="Cambria" w:eastAsia="굴림" w:hAnsi="Cambria" w:cs="Segoe UI"/>
+                            <w:color w:val="000000"/>
+                            <w:kern w:val="0"/>
+                            <w:sz w:val="19"/>
+                            <w:szCs w:val="19"/>
+                          </w:rPr>
+                          <w:t xml:space="preserve"> </w:t>
+                        </w:r>
+                        <w:r>
+                          <w:rPr>
+                            <w:rFonts w:ascii="Cambria" w:eastAsia="굴림" w:hAnsi="Cambria" w:cs="Segoe UI"/>
+                            <w:color w:val="000000"/>
+                            <w:kern w:val="0"/>
+                            <w:sz w:val="19"/>
+                            <w:szCs w:val="19"/>
+                          </w:rPr>
+                          <w:t>및</w:t>
+                        </w:r>
+                        <w:r>
+                          <w:rPr>
+                            <w:rFonts w:ascii="Cambria" w:eastAsia="굴림" w:hAnsi="Cambria" w:cs="Segoe UI"/>
+                            <w:color w:val="000000"/>
+                            <w:kern w:val="0"/>
+                            <w:sz w:val="19"/>
+                            <w:szCs w:val="19"/>
+                          </w:rPr>
+                          <w:t xml:space="preserve"> </w:t>
+                        </w:r>
+                        <w:r>
+                          <w:rPr>
+                            <w:rFonts w:ascii="Cambria" w:eastAsia="굴림" w:hAnsi="Cambria" w:cs="Segoe UI"/>
+                            <w:color w:val="000000"/>
+                            <w:kern w:val="0"/>
+                            <w:sz w:val="19"/>
+                            <w:szCs w:val="19"/>
+                          </w:rPr>
+                          <w:t>프로토콜</w:t>
+                        </w:r>
+                      </w:p>
+                    </w:tc>
+                    <w:tc>
+                      <w:tcPr>
+                        <w:tcW w:w="6479" w:type="dxa"/>
+                        <w:tcBorders>
+                          <w:top w:val="single" w:sz="4" w:space="0" w:color="D9D9D9"/>
+                          <w:left w:val="single" w:sz="4" w:space="0" w:color="D9D9D9"/>
+                          <w:bottom w:val="single" w:sz="4" w:space="0" w:color="D9D9D9"/>
+                          <w:right w:val="single" w:sz="4" w:space="0" w:color="D9D9D9"/>
+                        </w:tcBorders>
+                        <w:shd w:val="clear" w:color="auto" w:fill="FFFFFF"/>
+                        <w:tcMar>
+                          <w:top w:w="85" w:type="dxa"/>
+                          <w:left w:w="85" w:type="dxa"/>
+                          <w:bottom w:w="85" w:type="dxa"/>
+                          <w:right w:w="85" w:type="dxa"/>
+                        </w:tcMar>
+                        <w:vAlign w:val="center"/>
+                        <w:hideMark/>
+                      </w:tcPr>
+                      <w:p>
+                        <w:pPr>
+                          <w:widowControl/>
+                          <w:wordWrap/>
+                          <w:autoSpaceDE/>
+                          <w:autoSpaceDN/>
+                          <w:jc w:val="left"/>
+                          <w:rPr>
+                            <w:rFonts w:ascii="Noto Sans CJK KR" w:eastAsia="굴림" w:hAnsi="Noto Sans CJK KR" w:cs="Segoe UI"/>
+                            <w:color w:val="000000"/>
+                            <w:kern w:val="0"/>
+                            <w:sz w:val="21"/>
+                            <w:szCs w:val="21"/>
+                          </w:rPr>
+                        </w:pPr>
+                        <w:r>
+                          <w:rPr>
+                            <w:rFonts w:ascii="Cambria" w:eastAsia="굴림" w:hAnsi="Cambria" w:cs="Segoe UI"/>
+                            <w:color w:val="000000"/>
+                            <w:kern w:val="0"/>
+                            <w:sz w:val="19"/>
+                            <w:szCs w:val="19"/>
+                          </w:rPr>
+                          <w:t>주요</w:t>
+                        </w:r>
+                        <w:r>
+                          <w:rPr>
+                            <w:rFonts w:ascii="Cambria" w:eastAsia="굴림" w:hAnsi="Cambria" w:cs="Segoe UI"/>
+                            <w:color w:val="000000"/>
+                            <w:kern w:val="0"/>
+                            <w:sz w:val="19"/>
+                            <w:szCs w:val="19"/>
+                          </w:rPr>
+                          <w:t xml:space="preserve"> </w:t>
+                        </w:r>
+                        <w:r>
+                          <w:rPr>
+                            <w:rFonts w:ascii="Cambria" w:eastAsia="굴림" w:hAnsi="Cambria" w:cs="Segoe UI"/>
+                            <w:color w:val="000000"/>
+                            <w:kern w:val="0"/>
+                            <w:sz w:val="19"/>
+                            <w:szCs w:val="19"/>
+                          </w:rPr>
+                          <w:t>문헌</w:t>
+                        </w:r>
+                        <w:r>
+                          <w:rPr>
+                            <w:rFonts w:ascii="Cambria" w:eastAsia="굴림" w:hAnsi="Cambria" w:cs="Segoe UI"/>
+                            <w:color w:val="000000"/>
+                            <w:kern w:val="0"/>
+                            <w:sz w:val="19"/>
+                            <w:szCs w:val="19"/>
+                          </w:rPr>
+                          <w:t xml:space="preserve"> </w:t>
+                        </w:r>
+                        <w:r>
+                          <w:rPr>
+                            <w:rFonts w:ascii="Cambria" w:eastAsia="굴림" w:hAnsi="Cambria" w:cs="Segoe UI"/>
+                            <w:color w:val="000000"/>
+                            <w:kern w:val="0"/>
+                            <w:sz w:val="19"/>
+                            <w:szCs w:val="19"/>
+                          </w:rPr>
+                          <w:t>검토와</w:t>
+                        </w:r>
+                        <w:r>
+                          <w:rPr>
+                            <w:rFonts w:ascii="Cambria" w:eastAsia="굴림" w:hAnsi="Cambria" w:cs="Segoe UI"/>
+                            <w:color w:val="000000"/>
+                            <w:kern w:val="0"/>
+                            <w:sz w:val="19"/>
+                            <w:szCs w:val="19"/>
+                          </w:rPr>
+                          <w:t xml:space="preserve"> </w:t>
+                        </w:r>
+                        <w:r>
+                          <w:rPr>
+                            <w:rFonts w:ascii="Cambria" w:eastAsia="굴림" w:hAnsi="Cambria" w:cs="Segoe UI"/>
+                            <w:color w:val="000000"/>
+                            <w:kern w:val="0"/>
+                            <w:sz w:val="19"/>
+                            <w:szCs w:val="19"/>
+                          </w:rPr>
+                          <w:t>프로토콜</w:t>
+                        </w:r>
+                        <w:r>
+                          <w:rPr>
+                            <w:rFonts w:ascii="Cambria" w:eastAsia="굴림" w:hAnsi="Cambria" w:cs="Segoe UI"/>
+                            <w:color w:val="000000"/>
+                            <w:kern w:val="0"/>
+                            <w:sz w:val="19"/>
+                            <w:szCs w:val="19"/>
+                          </w:rPr>
+                          <w:t xml:space="preserve"> </w:t>
+                        </w:r>
+                        <w:r>
+                          <w:rPr>
+                            <w:rFonts w:ascii="Cambria" w:eastAsia="굴림" w:hAnsi="Cambria" w:cs="Segoe UI"/>
+                            <w:color w:val="000000"/>
+                            <w:kern w:val="0"/>
+                            <w:sz w:val="19"/>
+                            <w:szCs w:val="19"/>
+                          </w:rPr>
+                          <w:t>개정안</w:t>
+                        </w:r>
+                        <w:r>
+                          <w:rPr>
+                            <w:rFonts w:ascii="Cambria" w:eastAsia="굴림" w:hAnsi="Cambria" w:cs="Segoe UI"/>
+                            <w:color w:val="000000"/>
+                            <w:kern w:val="0"/>
+                            <w:sz w:val="19"/>
+                            <w:szCs w:val="19"/>
+                          </w:rPr>
+                          <w:t xml:space="preserve"> </w:t>
+                        </w:r>
+                        <w:r>
+                          <w:rPr>
+                            <w:rFonts w:ascii="Cambria" w:eastAsia="굴림" w:hAnsi="Cambria" w:cs="Segoe UI"/>
+                            <w:color w:val="000000"/>
+                            <w:kern w:val="0"/>
+                            <w:sz w:val="19"/>
+                            <w:szCs w:val="19"/>
+                          </w:rPr>
+                          <w:t>작성</w:t>
+                        </w:r>
+                        <w:r>
+                          <w:rPr>
+                            <w:rFonts w:ascii="Cambria" w:eastAsia="굴림" w:hAnsi="Cambria" w:cs="Segoe UI"/>
+                            <w:color w:val="000000"/>
+                            <w:kern w:val="0"/>
+                            <w:sz w:val="19"/>
+                            <w:szCs w:val="19"/>
+                          </w:rPr>
+                          <w:t xml:space="preserve">. </w:t>
+                        </w:r>
+                        <w:r>
+                          <w:rPr>
+                            <w:rFonts w:ascii="Cambria" w:eastAsia="굴림" w:hAnsi="Cambria" w:cs="Segoe UI"/>
+                            <w:color w:val="000000"/>
+                            <w:kern w:val="0"/>
+                            <w:sz w:val="19"/>
+                            <w:szCs w:val="19"/>
+                          </w:rPr>
+                          <w:t>세부</w:t>
+                        </w:r>
+                        <w:r>
+                          <w:rPr>
+                            <w:rFonts w:ascii="Cambria" w:eastAsia="굴림" w:hAnsi="Cambria" w:cs="Segoe UI"/>
+                            <w:color w:val="000000"/>
+                            <w:kern w:val="0"/>
+                            <w:sz w:val="19"/>
+                            <w:szCs w:val="19"/>
+                          </w:rPr>
+                          <w:t xml:space="preserve"> </w:t>
+                        </w:r>
+                        <w:r>
+                          <w:rPr>
+                            <w:rFonts w:ascii="Cambria" w:eastAsia="굴림" w:hAnsi="Cambria" w:cs="Segoe UI"/>
+                            <w:color w:val="000000"/>
+                            <w:kern w:val="0"/>
+                            <w:sz w:val="19"/>
+                            <w:szCs w:val="19"/>
+                          </w:rPr>
+                          <w:t>측정</w:t>
+                        </w:r>
+                        <w:r>
+                          <w:rPr>
+                            <w:rFonts w:ascii="Cambria" w:eastAsia="굴림" w:hAnsi="Cambria" w:cs="Segoe UI"/>
+                            <w:color w:val="000000"/>
+                            <w:kern w:val="0"/>
+                            <w:sz w:val="19"/>
+                            <w:szCs w:val="19"/>
+                          </w:rPr>
+                          <w:t xml:space="preserve"> </w:t>
+                        </w:r>
+                        <w:r>
+                          <w:rPr>
+                            <w:rFonts w:ascii="Cambria" w:eastAsia="굴림" w:hAnsi="Cambria" w:cs="Segoe UI"/>
+                            <w:color w:val="000000"/>
+                            <w:kern w:val="0"/>
+                            <w:sz w:val="19"/>
+                            <w:szCs w:val="19"/>
+                          </w:rPr>
+                          <w:t>기준은</w:t>
+                        </w:r>
+                        <w:r>
+                          <w:rPr>
+                            <w:rFonts w:ascii="Cambria" w:eastAsia="굴림" w:hAnsi="Cambria" w:cs="Segoe UI"/>
+                            <w:color w:val="000000"/>
+                            <w:kern w:val="0"/>
+                            <w:sz w:val="19"/>
+                            <w:szCs w:val="19"/>
+                          </w:rPr>
+                          <w:t xml:space="preserve"> </w:t>
+                        </w:r>
+                        <w:r>
+                          <w:rPr>
+                            <w:rFonts w:ascii="Cambria" w:eastAsia="굴림" w:hAnsi="Cambria" w:cs="Segoe UI"/>
+                            <w:color w:val="000000"/>
+                            <w:kern w:val="0"/>
+                            <w:sz w:val="19"/>
+                            <w:szCs w:val="19"/>
+                          </w:rPr>
+                          <w:t>예비</w:t>
+                        </w:r>
+                        <w:r>
+                          <w:rPr>
+                            <w:rFonts w:ascii="Cambria" w:eastAsia="굴림" w:hAnsi="Cambria" w:cs="Segoe UI"/>
+                            <w:color w:val="000000"/>
+                            <w:kern w:val="0"/>
+                            <w:sz w:val="19"/>
+                            <w:szCs w:val="19"/>
+                          </w:rPr>
+                          <w:t xml:space="preserve"> </w:t>
+                        </w:r>
+                        <w:r>
+                          <w:rPr>
+                            <w:rFonts w:ascii="Cambria" w:eastAsia="굴림" w:hAnsi="Cambria" w:cs="Segoe UI"/>
+                            <w:color w:val="000000"/>
+                            <w:kern w:val="0"/>
+                            <w:sz w:val="19"/>
+                            <w:szCs w:val="19"/>
+                          </w:rPr>
+                          <w:t>점검</w:t>
+                        </w:r>
+                        <w:r>
+                          <w:rPr>
+                            <w:rFonts w:ascii="Cambria" w:eastAsia="굴림" w:hAnsi="Cambria" w:cs="Segoe UI"/>
+                            <w:color w:val="000000"/>
+                            <w:kern w:val="0"/>
+                            <w:sz w:val="19"/>
+                            <w:szCs w:val="19"/>
+                          </w:rPr>
+                          <w:t xml:space="preserve"> </w:t>
+                        </w:r>
+                        <w:r>
+                          <w:rPr>
+                            <w:rFonts w:ascii="Cambria" w:eastAsia="굴림" w:hAnsi="Cambria" w:cs="Segoe UI"/>
+                            <w:color w:val="000000"/>
+                            <w:kern w:val="0"/>
+                            <w:sz w:val="19"/>
+                            <w:szCs w:val="19"/>
+                          </w:rPr>
+                          <w:t>예정</w:t>
+                        </w:r>
+                      </w:p>
+                    </w:tc>
+                  </w:tr>
+                  <w:tr>
+                    <w:tc>
+                      <w:tcPr>
+                        <w:tcW w:w="2321" w:type="dxa"/>
+                        <w:tcBorders>
+                          <w:top w:val="single" w:sz="4" w:space="0" w:color="D9D9D9"/>
+                          <w:left w:val="single" w:sz="4" w:space="0" w:color="D9D9D9"/>
+                          <w:bottom w:val="single" w:sz="4" w:space="0" w:color="D9D9D9"/>
+                          <w:right w:val="single" w:sz="4" w:space="0" w:color="D9D9D9"/>
+                        </w:tcBorders>
+                        <w:shd w:val="clear" w:color="auto" w:fill="FFFFFF"/>
+                        <w:tcMar>
+                          <w:top w:w="85" w:type="dxa"/>
+                          <w:left w:w="85" w:type="dxa"/>
+                          <w:bottom w:w="85" w:type="dxa"/>
+                          <w:right w:w="85" w:type="dxa"/>
+                        </w:tcMar>
+                        <w:vAlign w:val="center"/>
+                        <w:hideMark/>
+                      </w:tcPr>
+                      <w:p>
+                        <w:pPr>
+                          <w:widowControl/>
+                          <w:wordWrap/>
+                          <w:autoSpaceDE/>
+                          <w:autoSpaceDN/>
+                          <w:jc w:val="left"/>
+                          <w:rPr>
+                            <w:rFonts w:ascii="Noto Sans CJK KR" w:eastAsia="굴림" w:hAnsi="Noto Sans CJK KR" w:cs="Segoe UI"/>
+                            <w:color w:val="000000"/>
+                            <w:kern w:val="0"/>
+                            <w:sz w:val="21"/>
+                            <w:szCs w:val="21"/>
+                          </w:rPr>
+                        </w:pPr>
+                        <w:r>
+                          <w:rPr>
+                            <w:rFonts w:ascii="Cambria" w:eastAsia="굴림" w:hAnsi="Cambria" w:cs="Segoe UI"/>
+                            <w:color w:val="000000"/>
+                            <w:kern w:val="0"/>
+                            <w:sz w:val="19"/>
+                            <w:szCs w:val="19"/>
+                          </w:rPr>
+                          <w:t>초기</w:t>
+                        </w:r>
+                        <w:r>
+                          <w:rPr>
+                            <w:rFonts w:ascii="Cambria" w:eastAsia="굴림" w:hAnsi="Cambria" w:cs="Segoe UI"/>
+                            <w:color w:val="000000"/>
+                            <w:kern w:val="0"/>
+                            <w:sz w:val="19"/>
+                            <w:szCs w:val="19"/>
+                          </w:rPr>
+                          <w:t xml:space="preserve"> </w:t>
+                        </w:r>
+                        <w:r>
+                          <w:rPr>
+                            <w:rFonts w:ascii="Cambria" w:eastAsia="굴림" w:hAnsi="Cambria" w:cs="Segoe UI"/>
+                            <w:color w:val="000000"/>
+                            <w:kern w:val="0"/>
+                            <w:sz w:val="19"/>
+                            <w:szCs w:val="19"/>
+                          </w:rPr>
+                          <w:t>하드웨어</w:t>
+                        </w:r>
+                        <w:r>
+                          <w:rPr>
+                            <w:rFonts w:ascii="Cambria" w:eastAsia="굴림" w:hAnsi="Cambria" w:cs="Segoe UI"/>
+                            <w:color w:val="000000"/>
+                            <w:kern w:val="0"/>
+                            <w:sz w:val="19"/>
+                            <w:szCs w:val="19"/>
+                          </w:rPr>
+                          <w:t xml:space="preserve"> </w:t>
+                        </w:r>
+                        <w:r>
+                          <w:rPr>
+                            <w:rFonts w:ascii="Cambria" w:eastAsia="굴림" w:hAnsi="Cambria" w:cs="Segoe UI"/>
+                            <w:color w:val="000000"/>
+                            <w:kern w:val="0"/>
+                            <w:sz w:val="19"/>
+                            <w:szCs w:val="19"/>
+                          </w:rPr>
+                          <w:t>세팅</w:t>
+                        </w:r>
+                      </w:p>
+                    </w:tc>
+                    <w:tc>
+                      <w:tcPr>
+                        <w:tcW w:w="6479" w:type="dxa"/>
+                        <w:tcBorders>
+                          <w:top w:val="single" w:sz="4" w:space="0" w:color="D9D9D9"/>
+                          <w:left w:val="single" w:sz="4" w:space="0" w:color="D9D9D9"/>
+                          <w:bottom w:val="single" w:sz="4" w:space="0" w:color="D9D9D9"/>
+                          <w:right w:val="single" w:sz="4" w:space="0" w:color="D9D9D9"/>
+                        </w:tcBorders>
+                        <w:shd w:val="clear" w:color="auto" w:fill="FFFFFF"/>
+                        <w:tcMar>
+                          <w:top w:w="85" w:type="dxa"/>
+                          <w:left w:w="85" w:type="dxa"/>
+                          <w:bottom w:w="85" w:type="dxa"/>
+                          <w:right w:w="85" w:type="dxa"/>
+                        </w:tcMar>
+                        <w:vAlign w:val="center"/>
+                        <w:hideMark/>
+                      </w:tcPr>
+                      <w:p>
+                        <w:pPr>
+                          <w:widowControl/>
+                          <w:wordWrap/>
+                          <w:autoSpaceDE/>
+                          <w:autoSpaceDN/>
+                          <w:jc w:val="left"/>
+                          <w:rPr>
+                            <w:rFonts w:ascii="Noto Sans CJK KR" w:eastAsia="굴림" w:hAnsi="Noto Sans CJK KR" w:cs="Segoe UI"/>
+                            <w:color w:val="000000"/>
+                            <w:kern w:val="0"/>
+                            <w:sz w:val="21"/>
+                            <w:szCs w:val="21"/>
+                          </w:rPr>
+                        </w:pPr>
+                        <w:r>
+                          <w:rPr>
+                            <w:rFonts w:ascii="Cambria" w:eastAsia="굴림" w:hAnsi="Cambria" w:cs="Segoe UI"/>
+                            <w:color w:val="000000"/>
+                            <w:kern w:val="0"/>
+                            <w:sz w:val="19"/>
+                            <w:szCs w:val="19"/>
+                          </w:rPr>
+                          <w:t>구축</w:t>
+                        </w:r>
+                        <w:r>
+                          <w:rPr>
+                            <w:rFonts w:ascii="Cambria" w:eastAsia="굴림" w:hAnsi="Cambria" w:cs="Segoe UI"/>
+                            <w:color w:val="000000"/>
+                            <w:kern w:val="0"/>
+                            <w:sz w:val="19"/>
+                            <w:szCs w:val="19"/>
+                          </w:rPr>
+                          <w:t xml:space="preserve"> </w:t>
+                        </w:r>
+                        <w:r>
+                          <w:rPr>
+                            <w:rFonts w:ascii="Cambria" w:eastAsia="굴림" w:hAnsi="Cambria" w:cs="Segoe UI"/>
+                            <w:color w:val="000000"/>
+                            <w:kern w:val="0"/>
+                            <w:sz w:val="19"/>
+                            <w:szCs w:val="19"/>
+                          </w:rPr>
+                          <w:t>완료</w:t>
+                        </w:r>
+                      </w:p>
+                    </w:tc>
+                  </w:tr>
+                  <w:tr>
+                    <w:tc>
+                      <w:tcPr>
+                        <w:tcW w:w="2321" w:type="dxa"/>
+                        <w:tcBorders>
+                          <w:top w:val="single" w:sz="4" w:space="0" w:color="D9D9D9"/>
+                          <w:left w:val="single" w:sz="4" w:space="0" w:color="D9D9D9"/>
+                          <w:bottom w:val="single" w:sz="4" w:space="0" w:color="D9D9D9"/>
+                          <w:right w:val="single" w:sz="4" w:space="0" w:color="D9D9D9"/>
+                        </w:tcBorders>
+                        <w:shd w:val="clear" w:color="auto" w:fill="FFFFFF"/>
+                        <w:tcMar>
+                          <w:top w:w="85" w:type="dxa"/>
+                          <w:left w:w="85" w:type="dxa"/>
+                          <w:bottom w:w="85" w:type="dxa"/>
+                          <w:right w:w="85" w:type="dxa"/>
+                        </w:tcMar>
+                        <w:vAlign w:val="center"/>
+                        <w:hideMark/>
+                      </w:tcPr>
+                      <w:p>
+                        <w:pPr>
+                          <w:widowControl/>
+                          <w:wordWrap/>
+                          <w:autoSpaceDE/>
+                          <w:autoSpaceDN/>
+                          <w:jc w:val="left"/>
+                          <w:rPr>
+                            <w:rFonts w:ascii="Noto Sans CJK KR" w:eastAsia="굴림" w:hAnsi="Noto Sans CJK KR" w:cs="Segoe UI"/>
+                            <w:color w:val="000000"/>
+                            <w:kern w:val="0"/>
+                            <w:sz w:val="21"/>
+                            <w:szCs w:val="21"/>
+                          </w:rPr>
+                        </w:pPr>
+                        <w:r>
+                          <w:rPr>
+                            <w:rFonts w:ascii="Cambria" w:eastAsia="굴림" w:hAnsi="Cambria" w:cs="Segoe UI"/>
+                            <w:color w:val="000000"/>
+                            <w:kern w:val="0"/>
+                            <w:sz w:val="19"/>
+                            <w:szCs w:val="19"/>
+                          </w:rPr>
+                          <w:t xml:space="preserve">VLM </w:t>
+                        </w:r>
+                        <w:r>
+                          <w:rPr>
+                            <w:rFonts w:ascii="Cambria" w:eastAsia="굴림" w:hAnsi="Cambria" w:cs="Segoe UI"/>
+                            <w:color w:val="000000"/>
+                            <w:kern w:val="0"/>
+                            <w:sz w:val="19"/>
+                            <w:szCs w:val="19"/>
+                          </w:rPr>
+                          <w:t>구동</w:t>
+                        </w:r>
+                      </w:p>
+                    </w:tc>
+                    <w:tc>
+                      <w:tcPr>
+                        <w:tcW w:w="6479" w:type="dxa"/>
+                        <w:tcBorders>
+                          <w:top w:val="single" w:sz="4" w:space="0" w:color="D9D9D9"/>
+                          <w:left w:val="single" w:sz="4" w:space="0" w:color="D9D9D9"/>
+                          <w:bottom w:val="single" w:sz="4" w:space="0" w:color="D9D9D9"/>
+                          <w:right w:val="single" w:sz="4" w:space="0" w:color="D9D9D9"/>
+                        </w:tcBorders>
+                        <w:shd w:val="clear" w:color="auto" w:fill="FFFFFF"/>
+                        <w:tcMar>
+                          <w:top w:w="85" w:type="dxa"/>
+                          <w:left w:w="85" w:type="dxa"/>
+                          <w:bottom w:w="85" w:type="dxa"/>
+                          <w:right w:w="85" w:type="dxa"/>
+                        </w:tcMar>
+                        <w:vAlign w:val="center"/>
+                        <w:hideMark/>
+                      </w:tcPr>
+                      <w:p>
+                        <w:pPr>
+                          <w:widowControl/>
+                          <w:wordWrap/>
+                          <w:autoSpaceDE/>
+                          <w:autoSpaceDN/>
+                          <w:jc w:val="left"/>
+                          <w:rPr>
+                            <w:rFonts w:ascii="Noto Sans CJK KR" w:eastAsia="굴림" w:hAnsi="Noto Sans CJK KR" w:cs="Segoe UI"/>
+                            <w:color w:val="000000"/>
+                            <w:kern w:val="0"/>
+                            <w:sz w:val="21"/>
+                            <w:szCs w:val="21"/>
+                          </w:rPr>
+                        </w:pPr>
+                        <w:r>
+                          <w:rPr>
+                            <w:rFonts w:ascii="Cambria" w:eastAsia="굴림" w:hAnsi="Cambria" w:cs="Segoe UI" w:hint="eastAsia"/>
+                            <w:color w:val="000000"/>
+                            <w:kern w:val="0"/>
+                            <w:sz w:val="19"/>
+                            <w:szCs w:val="19"/>
+                          </w:rPr>
+                          <w:t>다음주에</w:t>
+                        </w:r>
+                        <w:r>
+                          <w:rPr>
+                            <w:rFonts w:ascii="Cambria" w:eastAsia="굴림" w:hAnsi="Cambria" w:cs="Segoe UI" w:hint="eastAsia"/>
+                            <w:color w:val="000000"/>
+                            <w:kern w:val="0"/>
+                            <w:sz w:val="19"/>
+                            <w:szCs w:val="19"/>
+                          </w:rPr>
+                          <w:t xml:space="preserve"> </w:t>
+                        </w:r>
+                        <w:r>
+                          <w:rPr>
+                            <w:rFonts w:ascii="Cambria" w:eastAsia="굴림" w:hAnsi="Cambria" w:cs="Segoe UI" w:hint="eastAsia"/>
+                            <w:color w:val="000000"/>
+                            <w:kern w:val="0"/>
+                            <w:sz w:val="19"/>
+                            <w:szCs w:val="19"/>
+                          </w:rPr>
+                          <w:t>확인</w:t>
+                        </w:r>
+                        <w:r>
+                          <w:rPr>
+                            <w:rFonts w:ascii="Cambria" w:eastAsia="굴림" w:hAnsi="Cambria" w:cs="Segoe UI" w:hint="eastAsia"/>
+                            <w:color w:val="000000"/>
+                            <w:kern w:val="0"/>
+                            <w:sz w:val="19"/>
+                            <w:szCs w:val="19"/>
+                          </w:rPr>
+                          <w:t xml:space="preserve"> </w:t>
+                        </w:r>
+                        <w:r>
+                          <w:rPr>
+                            <w:rFonts w:ascii="Cambria" w:eastAsia="굴림" w:hAnsi="Cambria" w:cs="Segoe UI" w:hint="eastAsia"/>
+                            <w:color w:val="000000"/>
+                            <w:kern w:val="0"/>
+                            <w:sz w:val="19"/>
+                            <w:szCs w:val="19"/>
+                          </w:rPr>
+                          <w:t>예정</w:t>
+                        </w:r>
+                      </w:p>
+                    </w:tc>
+                  </w:tr>
+                  <w:tr>
+                    <w:tc>
+                      <w:tcPr>
+                        <w:tcW w:w="2321" w:type="dxa"/>
+                        <w:tcBorders>
+                          <w:top w:val="single" w:sz="4" w:space="0" w:color="D9D9D9"/>
+                          <w:left w:val="single" w:sz="4" w:space="0" w:color="D9D9D9"/>
+                          <w:bottom w:val="single" w:sz="4" w:space="0" w:color="D9D9D9"/>
+                          <w:right w:val="single" w:sz="4" w:space="0" w:color="D9D9D9"/>
+                        </w:tcBorders>
+                        <w:shd w:val="clear" w:color="auto" w:fill="FFFFFF"/>
+                        <w:tcMar>
+                          <w:top w:w="85" w:type="dxa"/>
+                          <w:left w:w="85" w:type="dxa"/>
+                          <w:bottom w:w="85" w:type="dxa"/>
+                          <w:right w:w="85" w:type="dxa"/>
+                        </w:tcMar>
+                        <w:vAlign w:val="center"/>
+                        <w:hideMark/>
+                      </w:tcPr>
+                      <w:p>
+                        <w:pPr>
+                          <w:widowControl/>
+                          <w:wordWrap/>
+                          <w:autoSpaceDE/>
+                          <w:autoSpaceDN/>
+                          <w:jc w:val="left"/>
+                          <w:rPr>
+                            <w:rFonts w:ascii="Noto Sans CJK KR" w:eastAsia="굴림" w:hAnsi="Noto Sans CJK KR" w:cs="Segoe UI"/>
+                            <w:color w:val="000000"/>
+                            <w:kern w:val="0"/>
+                            <w:sz w:val="21"/>
+                            <w:szCs w:val="21"/>
+                          </w:rPr>
+                        </w:pPr>
+                        <w:r>
+                          <w:rPr>
+                            <w:rFonts w:ascii="Cambria" w:eastAsia="굴림" w:hAnsi="Cambria" w:cs="Segoe UI"/>
+                            <w:color w:val="000000"/>
+                            <w:kern w:val="0"/>
+                            <w:sz w:val="19"/>
+                            <w:szCs w:val="19"/>
+                          </w:rPr>
+                          <w:t>데이터</w:t>
+                        </w:r>
+                        <w:r>
+                          <w:rPr>
+                            <w:rFonts w:ascii="Cambria" w:eastAsia="굴림" w:hAnsi="Cambria" w:cs="Segoe UI"/>
+                            <w:color w:val="000000"/>
+                            <w:kern w:val="0"/>
+                            <w:sz w:val="19"/>
+                            <w:szCs w:val="19"/>
+                          </w:rPr>
+                          <w:t xml:space="preserve"> </w:t>
+                        </w:r>
+                        <w:r>
+                          <w:rPr>
+                            <w:rFonts w:ascii="Cambria" w:eastAsia="굴림" w:hAnsi="Cambria" w:cs="Segoe UI"/>
+                            <w:color w:val="000000"/>
+                            <w:kern w:val="0"/>
+                            <w:sz w:val="19"/>
+                            <w:szCs w:val="19"/>
+                          </w:rPr>
+                          <w:t>수집</w:t>
+                        </w:r>
+                        <w:r>
+                          <w:rPr>
+                            <w:rFonts w:ascii="Cambria" w:eastAsia="굴림" w:hAnsi="Cambria" w:cs="Segoe UI"/>
+                            <w:color w:val="000000"/>
+                            <w:kern w:val="0"/>
+                            <w:sz w:val="19"/>
+                            <w:szCs w:val="19"/>
+                          </w:rPr>
+                          <w:t xml:space="preserve"> </w:t>
+                        </w:r>
+                        <w:r>
+                          <w:rPr>
+                            <w:rFonts w:ascii="Cambria" w:eastAsia="굴림" w:hAnsi="Cambria" w:cs="Segoe UI"/>
+                            <w:color w:val="000000"/>
+                            <w:kern w:val="0"/>
+                            <w:sz w:val="19"/>
+                            <w:szCs w:val="19"/>
+                          </w:rPr>
+                          <w:t>및</w:t>
+                        </w:r>
+                        <w:r>
+                          <w:rPr>
+                            <w:rFonts w:ascii="Cambria" w:eastAsia="굴림" w:hAnsi="Cambria" w:cs="Segoe UI"/>
+                            <w:color w:val="000000"/>
+                            <w:kern w:val="0"/>
+                            <w:sz w:val="19"/>
+                            <w:szCs w:val="19"/>
+                          </w:rPr>
+                          <w:t xml:space="preserve"> </w:t>
+                        </w:r>
+                        <w:r>
+                          <w:rPr>
+                            <w:rFonts w:ascii="Cambria" w:eastAsia="굴림" w:hAnsi="Cambria" w:cs="Segoe UI"/>
+                            <w:color w:val="000000"/>
+                            <w:kern w:val="0"/>
+                            <w:sz w:val="19"/>
+                            <w:szCs w:val="19"/>
+                          </w:rPr>
+                          <w:t>성능</w:t>
+                        </w:r>
+                        <w:r>
+                          <w:rPr>
+                            <w:rFonts w:ascii="Cambria" w:eastAsia="굴림" w:hAnsi="Cambria" w:cs="Segoe UI"/>
+                            <w:color w:val="000000"/>
+                            <w:kern w:val="0"/>
+                            <w:sz w:val="19"/>
+                            <w:szCs w:val="19"/>
+                          </w:rPr>
+                          <w:t xml:space="preserve"> </w:t>
+                        </w:r>
+                        <w:r>
+                          <w:rPr>
+                            <w:rFonts w:ascii="Cambria" w:eastAsia="굴림" w:hAnsi="Cambria" w:cs="Segoe UI"/>
+                            <w:color w:val="000000"/>
+                            <w:kern w:val="0"/>
+                            <w:sz w:val="19"/>
+                            <w:szCs w:val="19"/>
+                          </w:rPr>
+                          <w:t>평가</w:t>
+                        </w:r>
+                      </w:p>
+                    </w:tc>
+                    <w:tc>
+                      <w:tcPr>
+                        <w:tcW w:w="6479" w:type="dxa"/>
+                        <w:tcBorders>
+                          <w:top w:val="single" w:sz="4" w:space="0" w:color="D9D9D9"/>
+                          <w:left w:val="single" w:sz="4" w:space="0" w:color="D9D9D9"/>
+                          <w:bottom w:val="single" w:sz="4" w:space="0" w:color="D9D9D9"/>
+                          <w:right w:val="single" w:sz="4" w:space="0" w:color="D9D9D9"/>
+                        </w:tcBorders>
+                        <w:shd w:val="clear" w:color="auto" w:fill="FFFFFF"/>
+                        <w:tcMar>
+                          <w:top w:w="85" w:type="dxa"/>
+                          <w:left w:w="85" w:type="dxa"/>
+                          <w:bottom w:w="85" w:type="dxa"/>
+                          <w:right w:w="85" w:type="dxa"/>
+                        </w:tcMar>
+                        <w:vAlign w:val="center"/>
+                        <w:hideMark/>
+                      </w:tcPr>
+                      <w:p>
+                        <w:pPr>
+                          <w:widowControl/>
+                          <w:wordWrap/>
+                          <w:autoSpaceDE/>
+                          <w:autoSpaceDN/>
+                          <w:jc w:val="left"/>
+                          <w:rPr>
+                            <w:rFonts w:ascii="Noto Sans CJK KR" w:eastAsia="굴림" w:hAnsi="Noto Sans CJK KR" w:cs="Segoe UI"/>
+                            <w:color w:val="000000"/>
+                            <w:kern w:val="0"/>
+                            <w:sz w:val="21"/>
+                            <w:szCs w:val="21"/>
+                          </w:rPr>
+                        </w:pPr>
+                        <w:r>
+                          <w:rPr>
+                            <w:rFonts w:ascii="Cambria" w:eastAsia="굴림" w:hAnsi="Cambria" w:cs="Segoe UI"/>
+                            <w:color w:val="000000"/>
+                            <w:kern w:val="0"/>
+                            <w:sz w:val="19"/>
+                            <w:szCs w:val="19"/>
+                          </w:rPr>
+                          <w:t>실제</w:t>
+                        </w:r>
+                        <w:r>
+                          <w:rPr>
+                            <w:rFonts w:ascii="Cambria" w:eastAsia="굴림" w:hAnsi="Cambria" w:cs="Segoe UI"/>
+                            <w:color w:val="000000"/>
+                            <w:kern w:val="0"/>
+                            <w:sz w:val="19"/>
+                            <w:szCs w:val="19"/>
+                          </w:rPr>
+                          <w:t xml:space="preserve"> </w:t>
+                        </w:r>
+                        <w:r>
+                          <w:rPr>
+                            <w:rFonts w:ascii="Cambria" w:eastAsia="굴림" w:hAnsi="Cambria" w:cs="Segoe UI"/>
+                            <w:color w:val="000000"/>
+                            <w:kern w:val="0"/>
+                            <w:sz w:val="19"/>
+                            <w:szCs w:val="19"/>
+                          </w:rPr>
+                          <w:t>데이터</w:t>
+                        </w:r>
+                        <w:r>
+                          <w:rPr>
+                            <w:rFonts w:ascii="Cambria" w:eastAsia="굴림" w:hAnsi="Cambria" w:cs="Segoe UI"/>
+                            <w:color w:val="000000"/>
+                            <w:kern w:val="0"/>
+                            <w:sz w:val="19"/>
+                            <w:szCs w:val="19"/>
+                          </w:rPr>
+                          <w:t xml:space="preserve"> </w:t>
+                        </w:r>
+                        <w:r>
+                          <w:rPr>
+                            <w:rFonts w:ascii="Cambria" w:eastAsia="굴림" w:hAnsi="Cambria" w:cs="Segoe UI"/>
+                            <w:color w:val="000000"/>
+                            <w:kern w:val="0"/>
+                            <w:sz w:val="19"/>
+                            <w:szCs w:val="19"/>
+                          </w:rPr>
+                          <w:t>수집</w:t>
+                        </w:r>
+                        <w:r>
+                          <w:rPr>
+                            <w:rFonts w:ascii="Cambria" w:eastAsia="굴림" w:hAnsi="Cambria" w:cs="Segoe UI"/>
+                            <w:color w:val="000000"/>
+                            <w:kern w:val="0"/>
+                            <w:sz w:val="19"/>
+                            <w:szCs w:val="19"/>
+                          </w:rPr>
+                          <w:t xml:space="preserve"> </w:t>
+                        </w:r>
+                        <w:r>
+                          <w:rPr>
+                            <w:rFonts w:ascii="Cambria" w:eastAsia="굴림" w:hAnsi="Cambria" w:cs="Segoe UI"/>
+                            <w:color w:val="000000"/>
+                            <w:kern w:val="0"/>
+                            <w:sz w:val="19"/>
+                            <w:szCs w:val="19"/>
+                          </w:rPr>
+                          <w:t>전</w:t>
+                        </w:r>
+                        <w:r>
+                          <w:rPr>
+                            <w:rFonts w:ascii="Cambria" w:eastAsia="굴림" w:hAnsi="Cambria" w:cs="Segoe UI"/>
+                            <w:color w:val="000000"/>
+                            <w:kern w:val="0"/>
+                            <w:sz w:val="19"/>
+                            <w:szCs w:val="19"/>
+                          </w:rPr>
+                          <w:t xml:space="preserve"> </w:t>
+                        </w:r>
+                        <w:r>
+                          <w:rPr>
+                            <w:rFonts w:ascii="Cambria" w:eastAsia="굴림" w:hAnsi="Cambria" w:cs="Segoe UI"/>
+                            <w:color w:val="000000"/>
+                            <w:kern w:val="0"/>
+                            <w:sz w:val="19"/>
+                            <w:szCs w:val="19"/>
+                          </w:rPr>
+                          <w:t>예비</w:t>
+                        </w:r>
+                        <w:r>
+                          <w:rPr>
+                            <w:rFonts w:ascii="Cambria" w:eastAsia="굴림" w:hAnsi="Cambria" w:cs="Segoe UI"/>
+                            <w:color w:val="000000"/>
+                            <w:kern w:val="0"/>
+                            <w:sz w:val="19"/>
+                            <w:szCs w:val="19"/>
+                          </w:rPr>
+                          <w:t xml:space="preserve"> </w:t>
+                        </w:r>
+                        <w:r>
+                          <w:rPr>
+                            <w:rFonts w:ascii="Cambria" w:eastAsia="굴림" w:hAnsi="Cambria" w:cs="Segoe UI"/>
+                            <w:color w:val="000000"/>
+                            <w:kern w:val="0"/>
+                            <w:sz w:val="19"/>
+                            <w:szCs w:val="19"/>
+                          </w:rPr>
+                          <w:t>점검</w:t>
+                        </w:r>
+                        <w:r>
+                          <w:rPr>
+                            <w:rFonts w:ascii="Cambria" w:eastAsia="굴림" w:hAnsi="Cambria" w:cs="Segoe UI"/>
+                            <w:color w:val="000000"/>
+                            <w:kern w:val="0"/>
+                            <w:sz w:val="19"/>
+                            <w:szCs w:val="19"/>
+                          </w:rPr>
+                          <w:t xml:space="preserve"> </w:t>
+                        </w:r>
+                        <w:r>
+                          <w:rPr>
+                            <w:rFonts w:ascii="Cambria" w:eastAsia="굴림" w:hAnsi="Cambria" w:cs="Segoe UI"/>
+                            <w:color w:val="000000"/>
+                            <w:kern w:val="0"/>
+                            <w:sz w:val="19"/>
+                            <w:szCs w:val="19"/>
+                          </w:rPr>
+                          <w:t>단계</w:t>
+                        </w:r>
+                        <w:r>
+                          <w:rPr>
+                            <w:rFonts w:ascii="Cambria" w:eastAsia="굴림" w:hAnsi="Cambria" w:cs="Segoe UI"/>
+                            <w:color w:val="000000"/>
+                            <w:kern w:val="0"/>
+                            <w:sz w:val="19"/>
+                            <w:szCs w:val="19"/>
+                          </w:rPr>
+                          <w:t xml:space="preserve">. </w:t>
+                        </w:r>
+                        <w:r>
+                          <w:rPr>
+                            <w:rFonts w:ascii="Cambria" w:eastAsia="굴림" w:hAnsi="Cambria" w:cs="Segoe UI"/>
+                            <w:color w:val="000000"/>
+                            <w:kern w:val="0"/>
+                            <w:sz w:val="19"/>
+                            <w:szCs w:val="19"/>
+                          </w:rPr>
+                          <w:t>정량</w:t>
+                        </w:r>
+                        <w:r>
+                          <w:rPr>
+                            <w:rFonts w:ascii="Cambria" w:eastAsia="굴림" w:hAnsi="Cambria" w:cs="Segoe UI"/>
+                            <w:color w:val="000000"/>
+                            <w:kern w:val="0"/>
+                            <w:sz w:val="19"/>
+                            <w:szCs w:val="19"/>
+                          </w:rPr>
+                          <w:t xml:space="preserve"> </w:t>
+                        </w:r>
+                        <w:r>
+                          <w:rPr>
+                            <w:rFonts w:ascii="Cambria" w:eastAsia="굴림" w:hAnsi="Cambria" w:cs="Segoe UI"/>
+                            <w:color w:val="000000"/>
+                            <w:kern w:val="0"/>
+                            <w:sz w:val="19"/>
+                            <w:szCs w:val="19"/>
+                          </w:rPr>
+                          <w:t>성능</w:t>
+                        </w:r>
+                        <w:r>
+                          <w:rPr>
+                            <w:rFonts w:ascii="Cambria" w:eastAsia="굴림" w:hAnsi="Cambria" w:cs="Segoe UI"/>
+                            <w:color w:val="000000"/>
+                            <w:kern w:val="0"/>
+                            <w:sz w:val="19"/>
+                            <w:szCs w:val="19"/>
+                          </w:rPr>
+                          <w:t xml:space="preserve"> </w:t>
+                        </w:r>
+                        <w:r>
+                          <w:rPr>
+                            <w:rFonts w:ascii="Cambria" w:eastAsia="굴림" w:hAnsi="Cambria" w:cs="Segoe UI"/>
+                            <w:color w:val="000000"/>
+                            <w:kern w:val="0"/>
+                            <w:sz w:val="19"/>
+                            <w:szCs w:val="19"/>
+                          </w:rPr>
+                          <w:t>결과</w:t>
+                        </w:r>
+                        <w:r>
+                          <w:rPr>
+                            <w:rFonts w:ascii="Cambria" w:eastAsia="굴림" w:hAnsi="Cambria" w:cs="Segoe UI"/>
+                            <w:color w:val="000000"/>
+                            <w:kern w:val="0"/>
+                            <w:sz w:val="19"/>
+                            <w:szCs w:val="19"/>
+                          </w:rPr>
+                          <w:t xml:space="preserve"> </w:t>
+                        </w:r>
+                        <w:r>
+                          <w:rPr>
+                            <w:rFonts w:ascii="Cambria" w:eastAsia="굴림" w:hAnsi="Cambria" w:cs="Segoe UI"/>
+                            <w:color w:val="000000"/>
+                            <w:kern w:val="0"/>
+                            <w:sz w:val="19"/>
+                            <w:szCs w:val="19"/>
+                          </w:rPr>
+                          <w:t>미확보</w:t>
+                        </w:r>
+                      </w:p>
+                    </w:tc>
+                  </w:tr>
+                </w:tbl>
                 <w:p>
                   <w:pPr>
                     <w:pStyle w:val="a6"/>
-                    <w:numPr>
-                      <w:ilvl w:val="0"/>
-                      <w:numId w:val="3"/>
-                    </w:numPr>
-                    <w:rPr>
-                      <w:rFonts w:hint="eastAsia"/>
+                    <w:ind w:left="450"/>
+                    <w:rPr>
+                      <w:rFonts w:eastAsiaTheme="minorHAnsi" w:hint="eastAsia"/>
                     </w:rPr>
                   </w:pPr>
                   <w:r>
                     <w:rPr>
-                      <w:rFonts w:hint="eastAsia"/>
-                    </w:rPr>
-                    <w:t>검증 70%완료</w:t>
+                      <w:rFonts w:eastAsiaTheme="minorHAnsi"/>
+                    </w:rPr>
+                    <w:t xml:space="preserve">현재 성과는 연구 질문과 프로토콜의 </w:t>
+                  </w:r>
+                  <w:r>
+                    <w:rPr>
+                      <w:rFonts w:eastAsiaTheme="minorHAnsi" w:hint="eastAsia"/>
+                    </w:rPr>
+                    <w:t xml:space="preserve">대략적인 </w:t>
+                  </w:r>
+                  <w:r>
+                    <w:rPr>
+                      <w:rFonts w:eastAsiaTheme="minorHAnsi" w:hint="eastAsia"/>
+                    </w:rPr>
+                    <w:t>설정</w:t>
+                  </w:r>
+                  <w:r>
+                    <w:rPr>
+                      <w:rFonts w:eastAsiaTheme="minorHAnsi"/>
+                    </w:rPr>
+                    <w:t xml:space="preserve">이다. </w:t>
+                  </w:r>
+                  <w:r>
+                    <w:rPr>
+                      <w:rFonts w:eastAsiaTheme="minorHAnsi" w:hint="eastAsia"/>
+                    </w:rPr>
+                    <w:t xml:space="preserve">세부적인 부분들과 근거들에 대한 조사는 다음 주에 </w:t>
+                  </w:r>
+                  <w:proofErr w:type="gramStart"/>
+                  <w:r>
+                    <w:rPr>
+                      <w:rFonts w:eastAsiaTheme="minorHAnsi" w:hint="eastAsia"/>
+                    </w:rPr>
+                    <w:t>진행 할</w:t>
+                  </w:r>
+                  <w:proofErr w:type="gramEnd"/>
+                  <w:r>
+                    <w:rPr>
+                      <w:rFonts w:eastAsiaTheme="minorHAnsi" w:hint="eastAsia"/>
+                    </w:rPr>
+                    <w:t xml:space="preserve"> 예정이다. </w:t>
                   </w:r>
                 </w:p>
               </w:tc>
@@ -2610,7 +6654,7 @@
               <w:spacing w:after="288"/>
               <w:jc w:val="center"/>
               <w:rPr>
-                <w:rFonts w:ascii="맑은 고딕" w:eastAsia="맑은 고딕" w:hAnsi="맑은 고딕"/>
+                <w:rFonts w:eastAsiaTheme="minorHAnsi"/>
                 <w:b/>
                 <w:sz w:val="40"/>
                 <w:szCs w:val="40"/>
@@ -2623,11 +6667,314 @@
     <w:p>
       <w:pPr>
         <w:rPr>
+          <w:rFonts w:eastAsiaTheme="minorHAnsi"/>
+          <w:b/>
+          <w:bCs/>
           <w:color w:val="000000"/>
+          <w:sz w:val="28"/>
+          <w:szCs w:val="32"/>
         </w:rPr>
       </w:pPr>
+      <w:r>
+        <w:rPr>
+          <w:rFonts w:eastAsiaTheme="minorHAnsi" w:hint="eastAsia"/>
+          <w:b/>
+          <w:bCs/>
+          <w:color w:val="000000"/>
+          <w:sz w:val="28"/>
+          <w:szCs w:val="32"/>
+        </w:rPr>
+        <w:lastRenderedPageBreak/>
+        <w:t>참고문헌</w:t>
+      </w:r>
     </w:p>
-    <w:p/>
+    <w:p>
+      <w:pPr>
+        <w:rPr>
+          <w:rFonts w:eastAsiaTheme="minorHAnsi"/>
+        </w:rPr>
+      </w:pPr>
+      <w:r>
+        <w:rPr>
+          <w:rFonts w:eastAsiaTheme="minorHAnsi" w:hint="eastAsia"/>
+        </w:rPr>
+        <w:t>[</w:t>
+      </w:r>
+      <w:proofErr w:type="gramStart"/>
+      <w:r>
+        <w:rPr>
+          <w:rFonts w:eastAsiaTheme="minorHAnsi" w:hint="eastAsia"/>
+        </w:rPr>
+        <w:t>1]</w:t>
+      </w:r>
+      <w:proofErr w:type="spellStart"/>
+      <w:r>
+        <w:rPr>
+          <w:rFonts w:eastAsiaTheme="minorHAnsi"/>
+        </w:rPr>
+        <w:t>Cornec</w:t>
+      </w:r>
+      <w:proofErr w:type="spellEnd"/>
+      <w:proofErr w:type="gramEnd"/>
+      <w:r>
+        <w:rPr>
+          <w:rFonts w:eastAsiaTheme="minorHAnsi"/>
+        </w:rPr>
+        <w:t xml:space="preserve">, G., </w:t>
+      </w:r>
+      <w:proofErr w:type="spellStart"/>
+      <w:r>
+        <w:rPr>
+          <w:rFonts w:eastAsiaTheme="minorHAnsi"/>
+        </w:rPr>
+        <w:t>Lempereur</w:t>
+      </w:r>
+      <w:proofErr w:type="spellEnd"/>
+      <w:r>
+        <w:rPr>
+          <w:rFonts w:eastAsiaTheme="minorHAnsi"/>
+        </w:rPr>
+        <w:t xml:space="preserve">, M., Mensah-Gourmel, J., Robertson, J., </w:t>
+      </w:r>
+      <w:proofErr w:type="spellStart"/>
+      <w:r>
+        <w:rPr>
+          <w:rFonts w:eastAsiaTheme="minorHAnsi"/>
+        </w:rPr>
+        <w:t>Miramand</w:t>
+      </w:r>
+      <w:proofErr w:type="spellEnd"/>
+      <w:r>
+        <w:rPr>
+          <w:rFonts w:eastAsiaTheme="minorHAnsi"/>
+        </w:rPr>
+        <w:t xml:space="preserve">, L., </w:t>
+      </w:r>
+      <w:proofErr w:type="spellStart"/>
+      <w:r>
+        <w:rPr>
+          <w:rFonts w:eastAsiaTheme="minorHAnsi"/>
+        </w:rPr>
+        <w:t>Medee</w:t>
+      </w:r>
+      <w:proofErr w:type="spellEnd"/>
+      <w:r>
+        <w:rPr>
+          <w:rFonts w:eastAsiaTheme="minorHAnsi"/>
+        </w:rPr>
+        <w:t xml:space="preserve">, B., Bellaiche, S., Gross, R., </w:t>
+      </w:r>
+      <w:proofErr w:type="spellStart"/>
+      <w:r>
+        <w:rPr>
+          <w:rFonts w:eastAsiaTheme="minorHAnsi"/>
+        </w:rPr>
+        <w:t>Gracies</w:t>
+      </w:r>
+      <w:proofErr w:type="spellEnd"/>
+      <w:r>
+        <w:rPr>
+          <w:rFonts w:eastAsiaTheme="minorHAnsi"/>
+        </w:rPr>
+        <w:t xml:space="preserve">, J.-M., Remy-Neris, O., &amp; Bayle, N. (2024). Measurement properties of movement smoothness metrics for upper limb reaching movements in people with moderate to severe subacute stroke. </w:t>
+      </w:r>
+      <w:r>
+        <w:rPr>
+          <w:rFonts w:eastAsiaTheme="minorHAnsi"/>
+          <w:i/>
+          <w:iCs/>
+        </w:rPr>
+        <w:t xml:space="preserve">Journal of </w:t>
+      </w:r>
+      <w:proofErr w:type="spellStart"/>
+      <w:r>
+        <w:rPr>
+          <w:rFonts w:eastAsiaTheme="minorHAnsi"/>
+          <w:i/>
+          <w:iCs/>
+        </w:rPr>
+        <w:t>NeuroEngineering</w:t>
+      </w:r>
+      <w:proofErr w:type="spellEnd"/>
+      <w:r>
+        <w:rPr>
+          <w:rFonts w:eastAsiaTheme="minorHAnsi"/>
+          <w:i/>
+          <w:iCs/>
+        </w:rPr>
+        <w:t xml:space="preserve"> and Rehabilitation, 21</w:t>
+      </w:r>
+      <w:r>
+        <w:rPr>
+          <w:rFonts w:eastAsiaTheme="minorHAnsi"/>
+        </w:rPr>
+        <w:t>, Article 90. https://doi.org/10.1186/s12984-024-01382-1</w:t>
+      </w:r>
+    </w:p>
+    <w:p>
+      <w:pPr>
+        <w:rPr>
+          <w:rFonts w:eastAsiaTheme="minorHAnsi"/>
+        </w:rPr>
+      </w:pPr>
+      <w:r>
+        <w:rPr>
+          <w:rFonts w:eastAsiaTheme="minorHAnsi" w:hint="eastAsia"/>
+        </w:rPr>
+        <w:t>[</w:t>
+      </w:r>
+      <w:proofErr w:type="gramStart"/>
+      <w:r>
+        <w:rPr>
+          <w:rFonts w:eastAsiaTheme="minorHAnsi" w:hint="eastAsia"/>
+        </w:rPr>
+        <w:t>2]</w:t>
+      </w:r>
+      <w:r>
+        <w:rPr>
+          <w:rFonts w:eastAsiaTheme="minorHAnsi"/>
+        </w:rPr>
+        <w:t>Li</w:t>
+      </w:r>
+      <w:proofErr w:type="gramEnd"/>
+      <w:r>
+        <w:rPr>
+          <w:rFonts w:eastAsiaTheme="minorHAnsi"/>
+        </w:rPr>
+        <w:t xml:space="preserve">, V., Kamalakannan, N., </w:t>
+      </w:r>
+      <w:proofErr w:type="spellStart"/>
+      <w:r>
+        <w:rPr>
+          <w:rFonts w:eastAsiaTheme="minorHAnsi"/>
+        </w:rPr>
+        <w:t>Parnandi</w:t>
+      </w:r>
+      <w:proofErr w:type="spellEnd"/>
+      <w:r>
+        <w:rPr>
+          <w:rFonts w:eastAsiaTheme="minorHAnsi"/>
+        </w:rPr>
+        <w:t xml:space="preserve">, A., </w:t>
+      </w:r>
+      <w:proofErr w:type="spellStart"/>
+      <w:r>
+        <w:rPr>
+          <w:rFonts w:eastAsiaTheme="minorHAnsi"/>
+        </w:rPr>
+        <w:t>Schambra</w:t>
+      </w:r>
+      <w:proofErr w:type="spellEnd"/>
+      <w:r>
+        <w:rPr>
+          <w:rFonts w:eastAsiaTheme="minorHAnsi"/>
+        </w:rPr>
+        <w:t xml:space="preserve">, H., &amp; Fernandez-Granda, C. (2026). Vision-language models for human motion understanding: Lessons from stroke rehabilitation. </w:t>
+      </w:r>
+      <w:r>
+        <w:rPr>
+          <w:rFonts w:eastAsiaTheme="minorHAnsi"/>
+          <w:i/>
+          <w:iCs/>
+        </w:rPr>
+        <w:t>PLOS Digital Health, 5</w:t>
+      </w:r>
+      <w:r>
+        <w:rPr>
+          <w:rFonts w:eastAsiaTheme="minorHAnsi"/>
+        </w:rPr>
+        <w:t>(7), Article e0001506. https://doi.org/10.1371/journal.pdig.0001506</w:t>
+      </w:r>
+    </w:p>
+    <w:p>
+      <w:pPr>
+        <w:rPr>
+          <w:rFonts w:eastAsiaTheme="minorHAnsi" w:hint="eastAsia"/>
+        </w:rPr>
+      </w:pPr>
+      <w:r>
+        <w:rPr>
+          <w:rFonts w:eastAsiaTheme="minorHAnsi" w:hint="eastAsia"/>
+        </w:rPr>
+        <w:t>[</w:t>
+      </w:r>
+      <w:proofErr w:type="gramStart"/>
+      <w:r>
+        <w:rPr>
+          <w:rFonts w:eastAsiaTheme="minorHAnsi" w:hint="eastAsia"/>
+        </w:rPr>
+        <w:t>3]</w:t>
+      </w:r>
+      <w:r>
+        <w:rPr>
+          <w:rFonts w:eastAsiaTheme="minorHAnsi"/>
+        </w:rPr>
+        <w:t>Qiu</w:t>
+      </w:r>
+      <w:proofErr w:type="gramEnd"/>
+      <w:r>
+        <w:rPr>
+          <w:rFonts w:eastAsiaTheme="minorHAnsi"/>
+        </w:rPr>
+        <w:t xml:space="preserve">, Q., Fluet, G. G., Patel, J., Iyer, S., Karunakaran, K., Kaplan, E., </w:t>
+      </w:r>
+      <w:proofErr w:type="spellStart"/>
+      <w:r>
+        <w:rPr>
+          <w:rFonts w:eastAsiaTheme="minorHAnsi"/>
+        </w:rPr>
+        <w:t>Tunik</w:t>
+      </w:r>
+      <w:proofErr w:type="spellEnd"/>
+      <w:r>
+        <w:rPr>
+          <w:rFonts w:eastAsiaTheme="minorHAnsi"/>
+        </w:rPr>
+        <w:t xml:space="preserve">, E., Nolan, K. J., Merians, A. S., </w:t>
+      </w:r>
+      <w:proofErr w:type="spellStart"/>
+      <w:r>
+        <w:rPr>
+          <w:rFonts w:eastAsiaTheme="minorHAnsi"/>
+        </w:rPr>
+        <w:t>Yarossi</w:t>
+      </w:r>
+      <w:proofErr w:type="spellEnd"/>
+      <w:r>
+        <w:rPr>
+          <w:rFonts w:eastAsiaTheme="minorHAnsi"/>
+        </w:rPr>
+        <w:t xml:space="preserve">, M., &amp; Adamovich, S. V. (2022). Evaluation of changes in kinematic measures of </w:t>
+      </w:r>
+      <w:proofErr w:type="gramStart"/>
+      <w:r>
+        <w:rPr>
+          <w:rFonts w:eastAsiaTheme="minorHAnsi"/>
+        </w:rPr>
+        <w:t>three dimensional</w:t>
+      </w:r>
+      <w:proofErr w:type="gramEnd"/>
+      <w:r>
+        <w:rPr>
+          <w:rFonts w:eastAsiaTheme="minorHAnsi"/>
+        </w:rPr>
+        <w:t xml:space="preserve"> reach to grasp movements in the early subacute period of recovery from stroke. In </w:t>
+      </w:r>
+      <w:r>
+        <w:rPr>
+          <w:rFonts w:eastAsiaTheme="minorHAnsi"/>
+          <w:i/>
+          <w:iCs/>
+        </w:rPr>
+        <w:t>2022 44th Annual International Conference of the IEEE Engineering in Medicine &amp; Biology Society (EMBC)</w:t>
+      </w:r>
+      <w:r>
+        <w:rPr>
+          <w:rFonts w:eastAsiaTheme="minorHAnsi"/>
+        </w:rPr>
+        <w:t xml:space="preserve"> (pp. 5107–5110). IEEE. https://doi.org/10.1109/EMBC48229.2022.9871891</w:t>
+      </w:r>
+    </w:p>
     <w:sectPr>
       <w:pgSz w:w="11906" w:h="16838"/>
       <w:pgMar w:top="1701" w:right="1440" w:bottom="1440" w:left="1440" w:header="851" w:footer="992" w:gutter="0"/>
@@ -3428,7 +7775,7 @@
   <w:style w:type="paragraph" w:default="1" w:styleId="a">
     <w:name w:val="Normal"/>
     <w:qFormat/>
-    <w:rsid w:val="00BE00AE"/>
+    <w:rsid w:val="00B9753D"/>
     <w:pPr>
       <w:widowControl w:val="0"/>
       <w:wordWrap w:val="0"/>
@@ -3638,7 +7985,6 @@
   <w:style w:type="character" w:default="1" w:styleId="a0">
     <w:name w:val="Default Paragraph Font"/>
     <w:uiPriority w:val="1"/>
-    <w:semiHidden/>
     <w:unhideWhenUsed/>
   </w:style>
   <w:style w:type="table" w:default="1" w:styleId="a1">
@@ -4049,6 +8395,28 @@
       <w:iCs/>
     </w:rPr>
   </w:style>
+  <w:style w:type="paragraph" w:styleId="af0">
+    <w:name w:val="Normal (Web)"/>
+    <w:basedOn w:val="a"/>
+    <w:uiPriority w:val="99"/>
+    <w:semiHidden/>
+    <w:unhideWhenUsed/>
+    <w:rsid w:val="00570B52"/>
+    <w:pPr>
+      <w:widowControl/>
+      <w:wordWrap/>
+      <w:autoSpaceDE/>
+      <w:autoSpaceDN/>
+      <w:spacing w:before="100" w:beforeAutospacing="1" w:after="100" w:afterAutospacing="1"/>
+      <w:jc w:val="left"/>
+    </w:pPr>
+    <w:rPr>
+      <w:rFonts w:ascii="굴림" w:eastAsia="굴림" w:hAnsi="굴림" w:cs="굴림"/>
+      <w:kern w:val="0"/>
+      <w:sz w:val="24"/>
+      <w:szCs w:val="24"/>
+    </w:rPr>
+  </w:style>
 </w:styles>
 </file>
 
